--- a/data_mining/839/hw2.docx
+++ b/data_mining/839/hw2.docx
@@ -33,6 +33,796 @@
         <w:t>work #2</w:t>
       </w:r>
     </w:p>
+    <w:tbl>
+      <w:tblPr>
+        <w:tblStyle w:val="TableGrid"/>
+        <w:tblW w:w="0" w:type="auto"/>
+        <w:tblLook w:val="04A0" w:firstRow="1" w:lastRow="0" w:firstColumn="1" w:lastColumn="0" w:noHBand="0" w:noVBand="1"/>
+      </w:tblPr>
+      <w:tblGrid>
+        <w:gridCol w:w="1802"/>
+        <w:gridCol w:w="1802"/>
+        <w:gridCol w:w="1802"/>
+        <w:gridCol w:w="1802"/>
+        <w:gridCol w:w="1802"/>
+      </w:tblGrid>
+      <w:tr>
+        <w:tc>
+          <w:tcPr>
+            <w:tcW w:w="1802" w:type="dxa"/>
+          </w:tcPr>
+          <w:p>
+            <w:pPr>
+              <w:rPr>
+                <w:lang w:val="en-US"/>
+              </w:rPr>
+            </w:pPr>
+          </w:p>
+        </w:tc>
+        <w:tc>
+          <w:tcPr>
+            <w:tcW w:w="1802" w:type="dxa"/>
+          </w:tcPr>
+          <w:p>
+            <w:pPr>
+              <w:jc w:val="center"/>
+              <w:rPr>
+                <w:lang w:val="en-US"/>
+              </w:rPr>
+            </w:pPr>
+            <w:r>
+              <w:rPr>
+                <w:lang w:val="en-US"/>
+              </w:rPr>
+              <w:t>Wind</w:t>
+            </w:r>
+          </w:p>
+        </w:tc>
+        <w:tc>
+          <w:tcPr>
+            <w:tcW w:w="1802" w:type="dxa"/>
+          </w:tcPr>
+          <w:p>
+            <w:pPr>
+              <w:jc w:val="center"/>
+              <w:rPr>
+                <w:lang w:val="en-US"/>
+              </w:rPr>
+            </w:pPr>
+            <w:r>
+              <w:rPr>
+                <w:lang w:val="en-US"/>
+              </w:rPr>
+              <w:t>Humidity</w:t>
+            </w:r>
+          </w:p>
+        </w:tc>
+        <w:tc>
+          <w:tcPr>
+            <w:tcW w:w="1802" w:type="dxa"/>
+          </w:tcPr>
+          <w:p>
+            <w:pPr>
+              <w:jc w:val="center"/>
+              <w:rPr>
+                <w:lang w:val="en-US"/>
+              </w:rPr>
+            </w:pPr>
+            <w:r>
+              <w:rPr>
+                <w:lang w:val="en-US"/>
+              </w:rPr>
+              <w:t>Temperature</w:t>
+            </w:r>
+          </w:p>
+        </w:tc>
+        <w:tc>
+          <w:tcPr>
+            <w:tcW w:w="1802" w:type="dxa"/>
+          </w:tcPr>
+          <w:p>
+            <w:pPr>
+              <w:jc w:val="center"/>
+              <w:rPr>
+                <w:lang w:val="en-US"/>
+              </w:rPr>
+            </w:pPr>
+            <w:r>
+              <w:rPr>
+                <w:lang w:val="en-US"/>
+              </w:rPr>
+              <w:t>Trip</w:t>
+            </w:r>
+          </w:p>
+        </w:tc>
+      </w:tr>
+      <w:tr>
+        <w:tc>
+          <w:tcPr>
+            <w:tcW w:w="1802" w:type="dxa"/>
+          </w:tcPr>
+          <w:p>
+            <w:pPr>
+              <w:rPr>
+                <w:lang w:val="en-US"/>
+              </w:rPr>
+            </w:pPr>
+            <w:r>
+              <w:rPr>
+                <w:lang w:val="en-US"/>
+              </w:rPr>
+              <w:t>1</w:t>
+            </w:r>
+          </w:p>
+        </w:tc>
+        <w:tc>
+          <w:tcPr>
+            <w:tcW w:w="1802" w:type="dxa"/>
+          </w:tcPr>
+          <w:p>
+            <w:pPr>
+              <w:jc w:val="center"/>
+              <w:rPr>
+                <w:lang w:val="en-US"/>
+              </w:rPr>
+            </w:pPr>
+            <w:r>
+              <w:rPr>
+                <w:lang w:val="en-US"/>
+              </w:rPr>
+              <w:t>?</w:t>
+            </w:r>
+          </w:p>
+        </w:tc>
+        <w:tc>
+          <w:tcPr>
+            <w:tcW w:w="1802" w:type="dxa"/>
+          </w:tcPr>
+          <w:p>
+            <w:pPr>
+              <w:jc w:val="center"/>
+              <w:rPr>
+                <w:lang w:val="en-US"/>
+              </w:rPr>
+            </w:pPr>
+            <w:r>
+              <w:rPr>
+                <w:lang w:val="en-US"/>
+              </w:rPr>
+              <w:t>high</w:t>
+            </w:r>
+          </w:p>
+        </w:tc>
+        <w:tc>
+          <w:tcPr>
+            <w:tcW w:w="1802" w:type="dxa"/>
+          </w:tcPr>
+          <w:p>
+            <w:pPr>
+              <w:jc w:val="center"/>
+              <w:rPr>
+                <w:lang w:val="en-US"/>
+              </w:rPr>
+            </w:pPr>
+            <w:r>
+              <w:rPr>
+                <w:lang w:val="en-US"/>
+              </w:rPr>
+              <w:t>low</w:t>
+            </w:r>
+          </w:p>
+        </w:tc>
+        <w:tc>
+          <w:tcPr>
+            <w:tcW w:w="1802" w:type="dxa"/>
+          </w:tcPr>
+          <w:p>
+            <w:pPr>
+              <w:jc w:val="center"/>
+              <w:rPr>
+                <w:lang w:val="en-US"/>
+              </w:rPr>
+            </w:pPr>
+            <w:r>
+              <w:rPr>
+                <w:lang w:val="en-US"/>
+              </w:rPr>
+              <w:t>no</w:t>
+            </w:r>
+          </w:p>
+        </w:tc>
+      </w:tr>
+      <w:tr>
+        <w:tc>
+          <w:tcPr>
+            <w:tcW w:w="1802" w:type="dxa"/>
+          </w:tcPr>
+          <w:p>
+            <w:pPr>
+              <w:rPr>
+                <w:lang w:val="en-US"/>
+              </w:rPr>
+            </w:pPr>
+            <w:r>
+              <w:rPr>
+                <w:lang w:val="en-US"/>
+              </w:rPr>
+              <w:t>2</w:t>
+            </w:r>
+          </w:p>
+        </w:tc>
+        <w:tc>
+          <w:tcPr>
+            <w:tcW w:w="1802" w:type="dxa"/>
+          </w:tcPr>
+          <w:p>
+            <w:pPr>
+              <w:jc w:val="center"/>
+              <w:rPr>
+                <w:lang w:val="en-US"/>
+              </w:rPr>
+            </w:pPr>
+            <w:r>
+              <w:rPr>
+                <w:lang w:val="en-US"/>
+              </w:rPr>
+              <w:t>low</w:t>
+            </w:r>
+          </w:p>
+        </w:tc>
+        <w:tc>
+          <w:tcPr>
+            <w:tcW w:w="1802" w:type="dxa"/>
+          </w:tcPr>
+          <w:p>
+            <w:pPr>
+              <w:jc w:val="center"/>
+              <w:rPr>
+                <w:lang w:val="en-US"/>
+              </w:rPr>
+            </w:pPr>
+            <w:r>
+              <w:rPr>
+                <w:lang w:val="en-US"/>
+              </w:rPr>
+              <w:t>*</w:t>
+            </w:r>
+          </w:p>
+        </w:tc>
+        <w:tc>
+          <w:tcPr>
+            <w:tcW w:w="1802" w:type="dxa"/>
+          </w:tcPr>
+          <w:p>
+            <w:pPr>
+              <w:jc w:val="center"/>
+              <w:rPr>
+                <w:lang w:val="en-US"/>
+              </w:rPr>
+            </w:pPr>
+            <w:r>
+              <w:rPr>
+                <w:lang w:val="en-US"/>
+              </w:rPr>
+              <w:t>-</w:t>
+            </w:r>
+          </w:p>
+        </w:tc>
+        <w:tc>
+          <w:tcPr>
+            <w:tcW w:w="1802" w:type="dxa"/>
+          </w:tcPr>
+          <w:p>
+            <w:pPr>
+              <w:jc w:val="center"/>
+              <w:rPr>
+                <w:lang w:val="en-US"/>
+              </w:rPr>
+            </w:pPr>
+            <w:r>
+              <w:rPr>
+                <w:lang w:val="en-US"/>
+              </w:rPr>
+              <w:t>yes</w:t>
+            </w:r>
+          </w:p>
+        </w:tc>
+      </w:tr>
+      <w:tr>
+        <w:tc>
+          <w:tcPr>
+            <w:tcW w:w="1802" w:type="dxa"/>
+          </w:tcPr>
+          <w:p>
+            <w:pPr>
+              <w:rPr>
+                <w:lang w:val="en-US"/>
+              </w:rPr>
+            </w:pPr>
+            <w:r>
+              <w:rPr>
+                <w:lang w:val="en-US"/>
+              </w:rPr>
+              <w:t>3</w:t>
+            </w:r>
+          </w:p>
+        </w:tc>
+        <w:tc>
+          <w:tcPr>
+            <w:tcW w:w="1802" w:type="dxa"/>
+          </w:tcPr>
+          <w:p>
+            <w:pPr>
+              <w:jc w:val="center"/>
+              <w:rPr>
+                <w:lang w:val="en-US"/>
+              </w:rPr>
+            </w:pPr>
+            <w:r>
+              <w:rPr>
+                <w:lang w:val="en-US"/>
+              </w:rPr>
+              <w:t>*</w:t>
+            </w:r>
+          </w:p>
+        </w:tc>
+        <w:tc>
+          <w:tcPr>
+            <w:tcW w:w="1802" w:type="dxa"/>
+          </w:tcPr>
+          <w:p>
+            <w:pPr>
+              <w:jc w:val="center"/>
+              <w:rPr>
+                <w:lang w:val="en-US"/>
+              </w:rPr>
+            </w:pPr>
+            <w:r>
+              <w:rPr>
+                <w:lang w:val="en-US"/>
+              </w:rPr>
+              <w:t>low</w:t>
+            </w:r>
+          </w:p>
+        </w:tc>
+        <w:tc>
+          <w:tcPr>
+            <w:tcW w:w="1802" w:type="dxa"/>
+          </w:tcPr>
+          <w:p>
+            <w:pPr>
+              <w:jc w:val="center"/>
+              <w:rPr>
+                <w:lang w:val="en-US"/>
+              </w:rPr>
+            </w:pPr>
+            <w:r>
+              <w:rPr>
+                <w:lang w:val="en-US"/>
+              </w:rPr>
+              <w:t>?</w:t>
+            </w:r>
+          </w:p>
+        </w:tc>
+        <w:tc>
+          <w:tcPr>
+            <w:tcW w:w="1802" w:type="dxa"/>
+          </w:tcPr>
+          <w:p>
+            <w:pPr>
+              <w:jc w:val="center"/>
+              <w:rPr>
+                <w:lang w:val="en-US"/>
+              </w:rPr>
+            </w:pPr>
+            <w:r>
+              <w:rPr>
+                <w:lang w:val="en-US"/>
+              </w:rPr>
+              <w:t>yes</w:t>
+            </w:r>
+          </w:p>
+        </w:tc>
+      </w:tr>
+      <w:tr>
+        <w:tc>
+          <w:tcPr>
+            <w:tcW w:w="1802" w:type="dxa"/>
+          </w:tcPr>
+          <w:p>
+            <w:pPr>
+              <w:rPr>
+                <w:lang w:val="en-US"/>
+              </w:rPr>
+            </w:pPr>
+            <w:r>
+              <w:rPr>
+                <w:lang w:val="en-US"/>
+              </w:rPr>
+              <w:t>4</w:t>
+            </w:r>
+          </w:p>
+        </w:tc>
+        <w:tc>
+          <w:tcPr>
+            <w:tcW w:w="1802" w:type="dxa"/>
+          </w:tcPr>
+          <w:p>
+            <w:pPr>
+              <w:jc w:val="center"/>
+              <w:rPr>
+                <w:lang w:val="en-US"/>
+              </w:rPr>
+            </w:pPr>
+            <w:r>
+              <w:rPr>
+                <w:lang w:val="en-US"/>
+              </w:rPr>
+              <w:t>low</w:t>
+            </w:r>
+          </w:p>
+        </w:tc>
+        <w:tc>
+          <w:tcPr>
+            <w:tcW w:w="1802" w:type="dxa"/>
+          </w:tcPr>
+          <w:p>
+            <w:pPr>
+              <w:jc w:val="center"/>
+              <w:rPr>
+                <w:lang w:val="en-US"/>
+              </w:rPr>
+            </w:pPr>
+            <w:r>
+              <w:rPr>
+                <w:lang w:val="en-US"/>
+              </w:rPr>
+              <w:t>-</w:t>
+            </w:r>
+          </w:p>
+        </w:tc>
+        <w:tc>
+          <w:tcPr>
+            <w:tcW w:w="1802" w:type="dxa"/>
+          </w:tcPr>
+          <w:p>
+            <w:pPr>
+              <w:jc w:val="center"/>
+              <w:rPr>
+                <w:lang w:val="en-US"/>
+              </w:rPr>
+            </w:pPr>
+            <w:r>
+              <w:rPr>
+                <w:lang w:val="en-US"/>
+              </w:rPr>
+              <w:t>high</w:t>
+            </w:r>
+          </w:p>
+        </w:tc>
+        <w:tc>
+          <w:tcPr>
+            <w:tcW w:w="1802" w:type="dxa"/>
+          </w:tcPr>
+          <w:p>
+            <w:pPr>
+              <w:jc w:val="center"/>
+              <w:rPr>
+                <w:lang w:val="en-US"/>
+              </w:rPr>
+            </w:pPr>
+            <w:r>
+              <w:rPr>
+                <w:lang w:val="en-US"/>
+              </w:rPr>
+              <w:t>yes</w:t>
+            </w:r>
+          </w:p>
+        </w:tc>
+      </w:tr>
+      <w:tr>
+        <w:tc>
+          <w:tcPr>
+            <w:tcW w:w="1802" w:type="dxa"/>
+          </w:tcPr>
+          <w:p>
+            <w:pPr>
+              <w:rPr>
+                <w:lang w:val="en-US"/>
+              </w:rPr>
+            </w:pPr>
+            <w:r>
+              <w:rPr>
+                <w:lang w:val="en-US"/>
+              </w:rPr>
+              <w:t>5</w:t>
+            </w:r>
+          </w:p>
+        </w:tc>
+        <w:tc>
+          <w:tcPr>
+            <w:tcW w:w="1802" w:type="dxa"/>
+          </w:tcPr>
+          <w:p>
+            <w:pPr>
+              <w:jc w:val="center"/>
+              <w:rPr>
+                <w:lang w:val="en-US"/>
+              </w:rPr>
+            </w:pPr>
+            <w:r>
+              <w:rPr>
+                <w:lang w:val="en-US"/>
+              </w:rPr>
+              <w:t>high</w:t>
+            </w:r>
+          </w:p>
+        </w:tc>
+        <w:tc>
+          <w:tcPr>
+            <w:tcW w:w="1802" w:type="dxa"/>
+          </w:tcPr>
+          <w:p>
+            <w:pPr>
+              <w:jc w:val="center"/>
+              <w:rPr>
+                <w:lang w:val="en-US"/>
+              </w:rPr>
+            </w:pPr>
+            <w:r>
+              <w:rPr>
+                <w:lang w:val="en-US"/>
+              </w:rPr>
+              <w:t>high</w:t>
+            </w:r>
+          </w:p>
+        </w:tc>
+        <w:tc>
+          <w:tcPr>
+            <w:tcW w:w="1802" w:type="dxa"/>
+          </w:tcPr>
+          <w:p>
+            <w:pPr>
+              <w:jc w:val="center"/>
+              <w:rPr>
+                <w:lang w:val="en-US"/>
+              </w:rPr>
+            </w:pPr>
+            <w:r>
+              <w:rPr>
+                <w:lang w:val="en-US"/>
+              </w:rPr>
+              <w:t>low</w:t>
+            </w:r>
+          </w:p>
+        </w:tc>
+        <w:tc>
+          <w:tcPr>
+            <w:tcW w:w="1802" w:type="dxa"/>
+          </w:tcPr>
+          <w:p>
+            <w:pPr>
+              <w:jc w:val="center"/>
+              <w:rPr>
+                <w:lang w:val="en-US"/>
+              </w:rPr>
+            </w:pPr>
+            <w:r>
+              <w:rPr>
+                <w:lang w:val="en-US"/>
+              </w:rPr>
+              <w:t>no</w:t>
+            </w:r>
+          </w:p>
+        </w:tc>
+      </w:tr>
+      <w:tr>
+        <w:tc>
+          <w:tcPr>
+            <w:tcW w:w="1802" w:type="dxa"/>
+          </w:tcPr>
+          <w:p>
+            <w:pPr>
+              <w:rPr>
+                <w:lang w:val="en-US"/>
+              </w:rPr>
+            </w:pPr>
+            <w:r>
+              <w:rPr>
+                <w:lang w:val="en-US"/>
+              </w:rPr>
+              <w:t>6</w:t>
+            </w:r>
+          </w:p>
+        </w:tc>
+        <w:tc>
+          <w:tcPr>
+            <w:tcW w:w="1802" w:type="dxa"/>
+          </w:tcPr>
+          <w:p>
+            <w:pPr>
+              <w:jc w:val="center"/>
+              <w:rPr>
+                <w:lang w:val="en-US"/>
+              </w:rPr>
+            </w:pPr>
+            <w:r>
+              <w:rPr>
+                <w:lang w:val="en-US"/>
+              </w:rPr>
+              <w:t>-</w:t>
+            </w:r>
+          </w:p>
+        </w:tc>
+        <w:tc>
+          <w:tcPr>
+            <w:tcW w:w="1802" w:type="dxa"/>
+          </w:tcPr>
+          <w:p>
+            <w:pPr>
+              <w:jc w:val="center"/>
+              <w:rPr>
+                <w:lang w:val="en-US"/>
+              </w:rPr>
+            </w:pPr>
+            <w:r>
+              <w:rPr>
+                <w:lang w:val="en-US"/>
+              </w:rPr>
+              <w:t>low</w:t>
+            </w:r>
+          </w:p>
+        </w:tc>
+        <w:tc>
+          <w:tcPr>
+            <w:tcW w:w="1802" w:type="dxa"/>
+          </w:tcPr>
+          <w:p>
+            <w:pPr>
+              <w:jc w:val="center"/>
+              <w:rPr>
+                <w:lang w:val="en-US"/>
+              </w:rPr>
+            </w:pPr>
+            <w:r>
+              <w:rPr>
+                <w:lang w:val="en-US"/>
+              </w:rPr>
+              <w:t>?</w:t>
+            </w:r>
+          </w:p>
+        </w:tc>
+        <w:tc>
+          <w:tcPr>
+            <w:tcW w:w="1802" w:type="dxa"/>
+          </w:tcPr>
+          <w:p>
+            <w:pPr>
+              <w:jc w:val="center"/>
+              <w:rPr>
+                <w:lang w:val="en-US"/>
+              </w:rPr>
+            </w:pPr>
+            <w:r>
+              <w:rPr>
+                <w:lang w:val="en-US"/>
+              </w:rPr>
+              <w:t>no</w:t>
+            </w:r>
+          </w:p>
+        </w:tc>
+      </w:tr>
+      <w:tr>
+        <w:tc>
+          <w:tcPr>
+            <w:tcW w:w="1802" w:type="dxa"/>
+          </w:tcPr>
+          <w:p>
+            <w:pPr>
+              <w:rPr>
+                <w:lang w:val="en-US"/>
+              </w:rPr>
+            </w:pPr>
+            <w:r>
+              <w:rPr>
+                <w:lang w:val="en-US"/>
+              </w:rPr>
+              <w:t>7</w:t>
+            </w:r>
+          </w:p>
+        </w:tc>
+        <w:tc>
+          <w:tcPr>
+            <w:tcW w:w="1802" w:type="dxa"/>
+          </w:tcPr>
+          <w:p>
+            <w:pPr>
+              <w:jc w:val="center"/>
+              <w:rPr>
+                <w:lang w:val="en-US"/>
+              </w:rPr>
+            </w:pPr>
+            <w:r>
+              <w:rPr>
+                <w:lang w:val="en-US"/>
+              </w:rPr>
+              <w:t>high</w:t>
+            </w:r>
+          </w:p>
+        </w:tc>
+        <w:tc>
+          <w:tcPr>
+            <w:tcW w:w="1802" w:type="dxa"/>
+          </w:tcPr>
+          <w:p>
+            <w:pPr>
+              <w:jc w:val="center"/>
+              <w:rPr>
+                <w:lang w:val="en-US"/>
+              </w:rPr>
+            </w:pPr>
+            <w:r>
+              <w:rPr>
+                <w:lang w:val="en-US"/>
+              </w:rPr>
+              <w:t>low</w:t>
+            </w:r>
+          </w:p>
+        </w:tc>
+        <w:tc>
+          <w:tcPr>
+            <w:tcW w:w="1802" w:type="dxa"/>
+          </w:tcPr>
+          <w:p>
+            <w:pPr>
+              <w:jc w:val="center"/>
+              <w:rPr>
+                <w:lang w:val="en-US"/>
+              </w:rPr>
+            </w:pPr>
+            <w:r>
+              <w:rPr>
+                <w:lang w:val="en-US"/>
+              </w:rPr>
+              <w:t>high</w:t>
+            </w:r>
+          </w:p>
+        </w:tc>
+        <w:tc>
+          <w:tcPr>
+            <w:tcW w:w="1802" w:type="dxa"/>
+          </w:tcPr>
+          <w:p>
+            <w:pPr>
+              <w:jc w:val="center"/>
+              <w:rPr>
+                <w:lang w:val="en-US"/>
+              </w:rPr>
+            </w:pPr>
+            <w:r>
+              <w:rPr>
+                <w:lang w:val="en-US"/>
+              </w:rPr>
+              <w:t>no</w:t>
+            </w:r>
+          </w:p>
+        </w:tc>
+      </w:tr>
+    </w:tbl>
+    <w:p>
+      <w:pPr>
+        <w:rPr>
+          <w:lang w:val="en-US"/>
+        </w:rPr>
+      </w:pPr>
+    </w:p>
+    <w:p>
+      <w:pPr>
+        <w:rPr>
+          <w:lang w:val="en-US"/>
+        </w:rPr>
+      </w:pPr>
+    </w:p>
     <w:p>
       <w:pPr>
         <w:rPr>
@@ -58,6 +848,140 @@
           <w:lang w:val="en-US"/>
         </w:rPr>
         <w:t>(a)</w:t>
+      </w:r>
+    </w:p>
+    <w:p>
+      <w:pPr>
+        <w:rPr>
+          <w:lang w:val="en-US"/>
+        </w:rPr>
+      </w:pPr>
+      <w:r>
+        <w:rPr>
+          <w:lang w:val="en-US"/>
+        </w:rPr>
+        <w:t>[(Wind, low)] = {2, 3}</w:t>
+      </w:r>
+    </w:p>
+    <w:p>
+      <w:pPr>
+        <w:rPr>
+          <w:lang w:val="en-US"/>
+        </w:rPr>
+      </w:pPr>
+      <w:r>
+        <w:rPr>
+          <w:lang w:val="en-US"/>
+        </w:rPr>
+        <w:t xml:space="preserve">[(Wind, high)] = {3, 5, </w:t>
+      </w:r>
+      <w:r>
+        <w:rPr>
+          <w:lang w:val="en-US"/>
+        </w:rPr>
+        <w:t xml:space="preserve">6, </w:t>
+      </w:r>
+      <w:r>
+        <w:rPr>
+          <w:lang w:val="en-US"/>
+        </w:rPr>
+        <w:t>7}</w:t>
+      </w:r>
+    </w:p>
+    <w:p>
+      <w:pPr>
+        <w:rPr>
+          <w:lang w:val="en-US"/>
+        </w:rPr>
+      </w:pPr>
+      <w:r>
+        <w:rPr>
+          <w:lang w:val="en-US"/>
+        </w:rPr>
+        <w:t>[(Humidity, low)] = {2, 3,</w:t>
+      </w:r>
+      <w:r>
+        <w:rPr>
+          <w:lang w:val="en-US"/>
+        </w:rPr>
+        <w:t xml:space="preserve"> 4,</w:t>
+      </w:r>
+      <w:r>
+        <w:rPr>
+          <w:lang w:val="en-US"/>
+        </w:rPr>
+        <w:t xml:space="preserve"> 6, 7}</w:t>
+      </w:r>
+    </w:p>
+    <w:p>
+      <w:pPr>
+        <w:rPr>
+          <w:lang w:val="en-US"/>
+        </w:rPr>
+      </w:pPr>
+      <w:r>
+        <w:rPr>
+          <w:lang w:val="en-US"/>
+        </w:rPr>
+        <w:t>[(Humidity, high)] = {1, 2, 5}</w:t>
+      </w:r>
+    </w:p>
+    <w:p>
+      <w:pPr>
+        <w:rPr>
+          <w:lang w:val="en-US"/>
+        </w:rPr>
+      </w:pPr>
+      <w:r>
+        <w:rPr>
+          <w:lang w:val="en-US"/>
+        </w:rPr>
+        <w:t>[(Temperature, low)] = {1, 5}</w:t>
+      </w:r>
+    </w:p>
+    <w:p>
+      <w:pPr>
+        <w:rPr>
+          <w:lang w:val="en-US"/>
+        </w:rPr>
+      </w:pPr>
+      <w:r>
+        <w:rPr>
+          <w:lang w:val="en-US"/>
+        </w:rPr>
+        <w:t>[(Temperature, high)] = {</w:t>
+      </w:r>
+      <w:r>
+        <w:rPr>
+          <w:lang w:val="en-US"/>
+        </w:rPr>
+        <w:t xml:space="preserve">2, </w:t>
+      </w:r>
+      <w:r>
+        <w:rPr>
+          <w:lang w:val="en-US"/>
+        </w:rPr>
+        <w:t>4, 7}</w:t>
+      </w:r>
+    </w:p>
+    <w:p>
+      <w:pPr>
+        <w:rPr>
+          <w:lang w:val="en-US"/>
+        </w:rPr>
+      </w:pPr>
+    </w:p>
+    <w:p>
+      <w:pPr>
+        <w:rPr>
+          <w:lang w:val="en-US"/>
+        </w:rPr>
+      </w:pPr>
+      <w:r>
+        <w:rPr>
+          <w:lang w:val="en-US"/>
+        </w:rPr>
+        <w:t>2. (b)</w:t>
       </w:r>
     </w:p>
     <w:p>
@@ -608,6 +1532,22 @@
       <w:contextualSpacing/>
     </w:pPr>
   </w:style>
+  <w:style w:type="table" w:styleId="TableGrid">
+    <w:name w:val="Table Grid"/>
+    <w:basedOn w:val="TableNormal"/>
+    <w:uiPriority w:val="39"/>
+    <w:rsid w:val="002C62F9"/>
+    <w:tblPr>
+      <w:tblBorders>
+        <w:top w:val="single" w:sz="4" w:space="0" w:color="auto"/>
+        <w:left w:val="single" w:sz="4" w:space="0" w:color="auto"/>
+        <w:bottom w:val="single" w:sz="4" w:space="0" w:color="auto"/>
+        <w:right w:val="single" w:sz="4" w:space="0" w:color="auto"/>
+        <w:insideH w:val="single" w:sz="4" w:space="0" w:color="auto"/>
+        <w:insideV w:val="single" w:sz="4" w:space="0" w:color="auto"/>
+      </w:tblBorders>
+    </w:tblPr>
+  </w:style>
 </w:styles>
 </file>
 

--- a/data_mining/839/hw2.docx
+++ b/data_mining/839/hw2.docx
@@ -849,6 +849,24 @@
         </w:rPr>
         <w:t>(a)</w:t>
       </w:r>
+      <w:r>
+        <w:rPr>
+          <w:lang w:val="en-US"/>
+        </w:rPr>
+        <w:t xml:space="preserve"> all blocks of attribute</w:t>
+      </w:r>
+      <w:r>
+        <w:rPr>
+          <w:lang w:val="en-US"/>
+        </w:rPr>
+        <w:t>-</w:t>
+      </w:r>
+      <w:r>
+        <w:rPr>
+          <w:lang w:val="en-US"/>
+        </w:rPr>
+        <w:t>value pairs.</w:t>
+      </w:r>
     </w:p>
     <w:p>
       <w:pPr>
@@ -981,16 +999,1216 @@
         <w:rPr>
           <w:lang w:val="en-US"/>
         </w:rPr>
-        <w:t>2. (b)</w:t>
+        <w:t>1</w:t>
+      </w:r>
+      <w:r>
+        <w:rPr>
+          <w:lang w:val="en-US"/>
+        </w:rPr>
+        <w:t>. (b)</w:t>
+      </w:r>
+      <w:r>
+        <w:rPr>
+          <w:lang w:val="en-US"/>
+        </w:rPr>
+        <w:t xml:space="preserve"> characteristic sets for A = {Wind, Humidity, Temperature}</w:t>
       </w:r>
     </w:p>
     <w:p>
       <w:pPr>
         <w:rPr>
+          <w:rFonts w:ascii="Calibri" w:hAnsi="Calibri" w:cs="Calibri"/>
+          <w:sz w:val="22"/>
+          <w:szCs w:val="22"/>
+          <w:lang w:val="en-US"/>
+        </w:rPr>
+      </w:pPr>
+      <w:r>
+        <w:rPr>
+          <w:lang w:val="en-US"/>
+        </w:rPr>
+        <w:t>K</w:t>
+      </w:r>
+      <w:r>
+        <w:rPr>
+          <w:vertAlign w:val="subscript"/>
+          <w:lang w:val="en-US"/>
+        </w:rPr>
+        <w:t>A</w:t>
+      </w:r>
+      <w:r>
+        <w:rPr>
+          <w:lang w:val="en-US"/>
+        </w:rPr>
+        <w:t xml:space="preserve">(1) = </w:t>
+      </w:r>
+      <w:r>
+        <w:rPr>
+          <w:rFonts w:ascii="Calibri" w:hAnsi="Calibri" w:cs="Calibri"/>
+          <w:sz w:val="22"/>
+          <w:szCs w:val="22"/>
+          <w:lang w:val="en-US"/>
+        </w:rPr>
+        <w:t>U ∩</w:t>
+      </w:r>
+      <w:r>
+        <w:rPr>
+          <w:rFonts w:ascii="Calibri" w:hAnsi="Calibri" w:cs="Calibri"/>
+          <w:sz w:val="22"/>
+          <w:szCs w:val="22"/>
+          <w:lang w:val="en-US"/>
+        </w:rPr>
+        <w:t xml:space="preserve"> [(Humidity, high)] </w:t>
+      </w:r>
+      <w:r>
+        <w:rPr>
+          <w:rFonts w:ascii="Calibri" w:hAnsi="Calibri" w:cs="Calibri"/>
+          <w:sz w:val="22"/>
+          <w:szCs w:val="22"/>
+          <w:lang w:val="en-US"/>
+        </w:rPr>
+        <w:t>∩ [</w:t>
+      </w:r>
+      <w:r>
+        <w:rPr>
+          <w:rFonts w:ascii="Calibri" w:hAnsi="Calibri" w:cs="Calibri"/>
+          <w:sz w:val="22"/>
+          <w:szCs w:val="22"/>
+          <w:lang w:val="en-US"/>
+        </w:rPr>
+        <w:t xml:space="preserve">(Temp, low)] = {1, 2, 5} </w:t>
+      </w:r>
+      <w:r>
+        <w:rPr>
+          <w:rFonts w:ascii="Calibri" w:hAnsi="Calibri" w:cs="Calibri"/>
+          <w:sz w:val="22"/>
+          <w:szCs w:val="22"/>
+          <w:lang w:val="en-US"/>
+        </w:rPr>
+        <w:t xml:space="preserve">∩ </w:t>
+      </w:r>
+      <w:r>
+        <w:rPr>
+          <w:rFonts w:ascii="Calibri" w:hAnsi="Calibri" w:cs="Calibri"/>
+          <w:sz w:val="22"/>
+          <w:szCs w:val="22"/>
+          <w:lang w:val="en-US"/>
+        </w:rPr>
+        <w:t>{1, 5} = {1, 5}</w:t>
+      </w:r>
+    </w:p>
+    <w:p>
+      <w:pPr>
+        <w:rPr>
+          <w:rFonts w:ascii="Calibri" w:hAnsi="Calibri" w:cs="Calibri"/>
+          <w:sz w:val="22"/>
+          <w:szCs w:val="22"/>
+          <w:lang w:val="en-US"/>
+        </w:rPr>
+      </w:pPr>
+      <w:r>
+        <w:rPr>
+          <w:lang w:val="en-US"/>
+        </w:rPr>
+        <w:t>K</w:t>
+      </w:r>
+      <w:r>
+        <w:rPr>
+          <w:vertAlign w:val="subscript"/>
+          <w:lang w:val="en-US"/>
+        </w:rPr>
+        <w:t>A</w:t>
+      </w:r>
+      <w:r>
+        <w:rPr>
+          <w:lang w:val="en-US"/>
+        </w:rPr>
+        <w:t>(</w:t>
+      </w:r>
+      <w:r>
+        <w:rPr>
+          <w:lang w:val="en-US"/>
+        </w:rPr>
+        <w:t>2</w:t>
+      </w:r>
+      <w:r>
+        <w:rPr>
+          <w:lang w:val="en-US"/>
+        </w:rPr>
+        <w:t xml:space="preserve">) = </w:t>
+      </w:r>
+      <w:r>
+        <w:rPr>
+          <w:rFonts w:ascii="Calibri" w:hAnsi="Calibri" w:cs="Calibri"/>
+          <w:sz w:val="22"/>
+          <w:szCs w:val="22"/>
+          <w:lang w:val="en-US"/>
+        </w:rPr>
+        <w:t>[(Wind, low)]</w:t>
+      </w:r>
+      <w:r>
+        <w:rPr>
+          <w:rFonts w:ascii="Calibri" w:hAnsi="Calibri" w:cs="Calibri"/>
+          <w:sz w:val="22"/>
+          <w:szCs w:val="22"/>
+          <w:lang w:val="en-US"/>
+        </w:rPr>
+        <w:t xml:space="preserve"> ∩ </w:t>
+      </w:r>
+      <w:r>
+        <w:rPr>
+          <w:rFonts w:ascii="Calibri" w:hAnsi="Calibri" w:cs="Calibri"/>
+          <w:sz w:val="22"/>
+          <w:szCs w:val="22"/>
+          <w:lang w:val="en-US"/>
+        </w:rPr>
+        <w:t>U</w:t>
+      </w:r>
+      <w:r>
+        <w:rPr>
+          <w:rFonts w:ascii="Calibri" w:hAnsi="Calibri" w:cs="Calibri"/>
+          <w:sz w:val="22"/>
+          <w:szCs w:val="22"/>
+          <w:lang w:val="en-US"/>
+        </w:rPr>
+        <w:t xml:space="preserve"> </w:t>
+      </w:r>
+      <w:r>
+        <w:rPr>
+          <w:rFonts w:ascii="Calibri" w:hAnsi="Calibri" w:cs="Calibri"/>
+          <w:sz w:val="22"/>
+          <w:szCs w:val="22"/>
+          <w:lang w:val="en-US"/>
+        </w:rPr>
+        <w:t xml:space="preserve">∩ [(Temp, </w:t>
+      </w:r>
+      <w:r>
+        <w:rPr>
+          <w:rFonts w:ascii="Calibri" w:hAnsi="Calibri" w:cs="Calibri"/>
+          <w:sz w:val="22"/>
+          <w:szCs w:val="22"/>
+          <w:lang w:val="en-US"/>
+        </w:rPr>
+        <w:t>high</w:t>
+      </w:r>
+      <w:r>
+        <w:rPr>
+          <w:rFonts w:ascii="Calibri" w:hAnsi="Calibri" w:cs="Calibri"/>
+          <w:sz w:val="22"/>
+          <w:szCs w:val="22"/>
+          <w:lang w:val="en-US"/>
+        </w:rPr>
+        <w:t>)] = {</w:t>
+      </w:r>
+      <w:r>
+        <w:rPr>
+          <w:rFonts w:ascii="Calibri" w:hAnsi="Calibri" w:cs="Calibri"/>
+          <w:sz w:val="22"/>
+          <w:szCs w:val="22"/>
+          <w:lang w:val="en-US"/>
+        </w:rPr>
+        <w:t>2, 3</w:t>
+      </w:r>
+      <w:r>
+        <w:rPr>
+          <w:rFonts w:ascii="Calibri" w:hAnsi="Calibri" w:cs="Calibri"/>
+          <w:sz w:val="22"/>
+          <w:szCs w:val="22"/>
+          <w:lang w:val="en-US"/>
+        </w:rPr>
+        <w:t>} ∩ {</w:t>
+      </w:r>
+      <w:r>
+        <w:rPr>
+          <w:rFonts w:ascii="Calibri" w:hAnsi="Calibri" w:cs="Calibri"/>
+          <w:sz w:val="22"/>
+          <w:szCs w:val="22"/>
+          <w:lang w:val="en-US"/>
+        </w:rPr>
+        <w:t>2, 4, 7</w:t>
+      </w:r>
+      <w:r>
+        <w:rPr>
+          <w:rFonts w:ascii="Calibri" w:hAnsi="Calibri" w:cs="Calibri"/>
+          <w:sz w:val="22"/>
+          <w:szCs w:val="22"/>
+          <w:lang w:val="en-US"/>
+        </w:rPr>
+        <w:t xml:space="preserve">} = </w:t>
+      </w:r>
+      <w:r>
+        <w:rPr>
+          <w:rFonts w:ascii="Calibri" w:hAnsi="Calibri" w:cs="Calibri"/>
+          <w:sz w:val="22"/>
+          <w:szCs w:val="22"/>
+          <w:lang w:val="en-US"/>
+        </w:rPr>
+        <w:t>{2</w:t>
+      </w:r>
+      <w:r>
+        <w:rPr>
+          <w:rFonts w:ascii="Calibri" w:hAnsi="Calibri" w:cs="Calibri"/>
+          <w:sz w:val="22"/>
+          <w:szCs w:val="22"/>
+          <w:lang w:val="en-US"/>
+        </w:rPr>
+        <w:t>}</w:t>
+      </w:r>
+    </w:p>
+    <w:p>
+      <w:pPr>
+        <w:rPr>
+          <w:rFonts w:ascii="Calibri" w:hAnsi="Calibri" w:cs="Calibri"/>
+          <w:sz w:val="22"/>
+          <w:szCs w:val="22"/>
+          <w:lang w:val="pl-PL"/>
+        </w:rPr>
+      </w:pPr>
+      <w:r>
+        <w:rPr>
+          <w:lang w:val="pl-PL"/>
+        </w:rPr>
+        <w:t>K</w:t>
+      </w:r>
+      <w:r>
+        <w:rPr>
+          <w:vertAlign w:val="subscript"/>
+          <w:lang w:val="pl-PL"/>
+        </w:rPr>
+        <w:t>A</w:t>
+      </w:r>
+      <w:r>
+        <w:rPr>
+          <w:lang w:val="pl-PL"/>
+        </w:rPr>
+        <w:t>(</w:t>
+      </w:r>
+      <w:r>
+        <w:rPr>
+          <w:lang w:val="pl-PL"/>
+        </w:rPr>
+        <w:t>3</w:t>
+      </w:r>
+      <w:r>
+        <w:rPr>
+          <w:lang w:val="pl-PL"/>
+        </w:rPr>
+        <w:t xml:space="preserve">) = </w:t>
+      </w:r>
+      <w:r>
+        <w:rPr>
+          <w:rFonts w:ascii="Calibri" w:hAnsi="Calibri" w:cs="Calibri"/>
+          <w:sz w:val="22"/>
+          <w:szCs w:val="22"/>
+          <w:lang w:val="pl-PL"/>
+        </w:rPr>
+        <w:t xml:space="preserve">U ∩ [(Humidity, </w:t>
+      </w:r>
+      <w:r>
+        <w:rPr>
+          <w:rFonts w:ascii="Calibri" w:hAnsi="Calibri" w:cs="Calibri"/>
+          <w:sz w:val="22"/>
+          <w:szCs w:val="22"/>
+          <w:lang w:val="pl-PL"/>
+        </w:rPr>
+        <w:t>low</w:t>
+      </w:r>
+      <w:r>
+        <w:rPr>
+          <w:rFonts w:ascii="Calibri" w:hAnsi="Calibri" w:cs="Calibri"/>
+          <w:sz w:val="22"/>
+          <w:szCs w:val="22"/>
+          <w:lang w:val="pl-PL"/>
+        </w:rPr>
+        <w:t xml:space="preserve">)] ∩ </w:t>
+      </w:r>
+      <w:r>
+        <w:rPr>
+          <w:rFonts w:ascii="Calibri" w:hAnsi="Calibri" w:cs="Calibri"/>
+          <w:sz w:val="22"/>
+          <w:szCs w:val="22"/>
+          <w:lang w:val="pl-PL"/>
+        </w:rPr>
+        <w:t xml:space="preserve">U </w:t>
+      </w:r>
+      <w:r>
+        <w:rPr>
+          <w:rFonts w:ascii="Calibri" w:hAnsi="Calibri" w:cs="Calibri"/>
+          <w:sz w:val="22"/>
+          <w:szCs w:val="22"/>
+          <w:lang w:val="pl-PL"/>
+        </w:rPr>
+        <w:t>= {</w:t>
+      </w:r>
+      <w:r>
+        <w:rPr>
+          <w:rFonts w:ascii="Calibri" w:hAnsi="Calibri" w:cs="Calibri"/>
+          <w:sz w:val="22"/>
+          <w:szCs w:val="22"/>
+          <w:lang w:val="pl-PL"/>
+        </w:rPr>
+        <w:t>2, 3, 4, 6, 7</w:t>
+      </w:r>
+      <w:r>
+        <w:rPr>
+          <w:rFonts w:ascii="Calibri" w:hAnsi="Calibri" w:cs="Calibri"/>
+          <w:sz w:val="22"/>
+          <w:szCs w:val="22"/>
+          <w:lang w:val="pl-PL"/>
+        </w:rPr>
+        <w:t>}</w:t>
+      </w:r>
+    </w:p>
+    <w:p>
+      <w:pPr>
+        <w:rPr>
+          <w:rFonts w:ascii="Calibri" w:hAnsi="Calibri" w:cs="Calibri"/>
+          <w:sz w:val="22"/>
+          <w:szCs w:val="22"/>
+          <w:lang w:val="pl-PL"/>
+        </w:rPr>
+      </w:pPr>
+      <w:r>
+        <w:rPr>
+          <w:lang w:val="pl-PL"/>
+        </w:rPr>
+        <w:t>K</w:t>
+      </w:r>
+      <w:r>
+        <w:rPr>
+          <w:vertAlign w:val="subscript"/>
+          <w:lang w:val="pl-PL"/>
+        </w:rPr>
+        <w:t>A</w:t>
+      </w:r>
+      <w:r>
+        <w:rPr>
+          <w:lang w:val="pl-PL"/>
+        </w:rPr>
+        <w:t>(</w:t>
+      </w:r>
+      <w:r>
+        <w:rPr>
+          <w:lang w:val="pl-PL"/>
+        </w:rPr>
+        <w:t>4</w:t>
+      </w:r>
+      <w:r>
+        <w:rPr>
+          <w:lang w:val="pl-PL"/>
+        </w:rPr>
+        <w:t xml:space="preserve">) = </w:t>
+      </w:r>
+      <w:r>
+        <w:rPr>
+          <w:rFonts w:ascii="Calibri" w:hAnsi="Calibri" w:cs="Calibri"/>
+          <w:sz w:val="22"/>
+          <w:szCs w:val="22"/>
+          <w:lang w:val="pl-PL"/>
+        </w:rPr>
+        <w:t>[(Wind, low)]</w:t>
+      </w:r>
+      <w:r>
+        <w:rPr>
+          <w:rFonts w:ascii="Calibri" w:hAnsi="Calibri" w:cs="Calibri"/>
+          <w:sz w:val="22"/>
+          <w:szCs w:val="22"/>
+          <w:lang w:val="pl-PL"/>
+        </w:rPr>
+        <w:t xml:space="preserve"> ∩ [(Humidity, </w:t>
+      </w:r>
+      <w:r>
+        <w:rPr>
+          <w:rFonts w:ascii="Calibri" w:hAnsi="Calibri" w:cs="Calibri"/>
+          <w:sz w:val="22"/>
+          <w:szCs w:val="22"/>
+          <w:lang w:val="pl-PL"/>
+        </w:rPr>
+        <w:t>low</w:t>
+      </w:r>
+      <w:r>
+        <w:rPr>
+          <w:rFonts w:ascii="Calibri" w:hAnsi="Calibri" w:cs="Calibri"/>
+          <w:sz w:val="22"/>
+          <w:szCs w:val="22"/>
+          <w:lang w:val="pl-PL"/>
+        </w:rPr>
+        <w:t xml:space="preserve">)] ∩ [(Temp, </w:t>
+      </w:r>
+      <w:r>
+        <w:rPr>
+          <w:rFonts w:ascii="Calibri" w:hAnsi="Calibri" w:cs="Calibri"/>
+          <w:sz w:val="22"/>
+          <w:szCs w:val="22"/>
+          <w:lang w:val="pl-PL"/>
+        </w:rPr>
+        <w:t>high</w:t>
+      </w:r>
+      <w:r>
+        <w:rPr>
+          <w:rFonts w:ascii="Calibri" w:hAnsi="Calibri" w:cs="Calibri"/>
+          <w:sz w:val="22"/>
+          <w:szCs w:val="22"/>
+          <w:lang w:val="pl-PL"/>
+        </w:rPr>
+        <w:t xml:space="preserve">)] = </w:t>
+      </w:r>
+      <w:r>
+        <w:rPr>
+          <w:rFonts w:ascii="Calibri" w:hAnsi="Calibri" w:cs="Calibri"/>
+          <w:sz w:val="22"/>
+          <w:szCs w:val="22"/>
+          <w:lang w:val="pl-PL"/>
+        </w:rPr>
+        <w:t>{2, 3</w:t>
+      </w:r>
+      <w:r>
+        <w:rPr>
+          <w:rFonts w:ascii="Calibri" w:hAnsi="Calibri" w:cs="Calibri"/>
+          <w:sz w:val="22"/>
+          <w:szCs w:val="22"/>
+          <w:lang w:val="pl-PL"/>
+        </w:rPr>
+        <w:t xml:space="preserve">} </w:t>
+      </w:r>
+      <w:r>
+        <w:rPr>
+          <w:rFonts w:ascii="Calibri" w:hAnsi="Calibri" w:cs="Calibri"/>
+          <w:sz w:val="22"/>
+          <w:szCs w:val="22"/>
+          <w:lang w:val="pl-PL"/>
+        </w:rPr>
+        <w:t>∩</w:t>
+      </w:r>
+      <w:r>
+        <w:rPr>
+          <w:rFonts w:ascii="Calibri" w:hAnsi="Calibri" w:cs="Calibri"/>
+          <w:sz w:val="22"/>
+          <w:szCs w:val="22"/>
+          <w:lang w:val="pl-PL"/>
+        </w:rPr>
+        <w:t xml:space="preserve"> </w:t>
+      </w:r>
+      <w:r>
+        <w:rPr>
+          <w:rFonts w:ascii="Calibri" w:hAnsi="Calibri" w:cs="Calibri"/>
+          <w:sz w:val="22"/>
+          <w:szCs w:val="22"/>
+          <w:lang w:val="pl-PL"/>
+        </w:rPr>
+        <w:t>{</w:t>
+      </w:r>
+      <w:r>
+        <w:rPr>
+          <w:rFonts w:ascii="Calibri" w:hAnsi="Calibri" w:cs="Calibri"/>
+          <w:sz w:val="22"/>
+          <w:szCs w:val="22"/>
+          <w:lang w:val="pl-PL"/>
+        </w:rPr>
+        <w:t>2,</w:t>
+      </w:r>
+      <w:r>
+        <w:rPr>
+          <w:rFonts w:ascii="Calibri" w:hAnsi="Calibri" w:cs="Calibri"/>
+          <w:sz w:val="22"/>
+          <w:szCs w:val="22"/>
+          <w:lang w:val="pl-PL"/>
+        </w:rPr>
+        <w:t xml:space="preserve"> </w:t>
+      </w:r>
+      <w:r>
+        <w:rPr>
+          <w:rFonts w:ascii="Calibri" w:hAnsi="Calibri" w:cs="Calibri"/>
+          <w:sz w:val="22"/>
+          <w:szCs w:val="22"/>
+          <w:lang w:val="pl-PL"/>
+        </w:rPr>
+        <w:t>3,</w:t>
+      </w:r>
+      <w:r>
+        <w:rPr>
+          <w:rFonts w:ascii="Calibri" w:hAnsi="Calibri" w:cs="Calibri"/>
+          <w:sz w:val="22"/>
+          <w:szCs w:val="22"/>
+          <w:lang w:val="pl-PL"/>
+        </w:rPr>
+        <w:t xml:space="preserve"> </w:t>
+      </w:r>
+      <w:r>
+        <w:rPr>
+          <w:rFonts w:ascii="Calibri" w:hAnsi="Calibri" w:cs="Calibri"/>
+          <w:sz w:val="22"/>
+          <w:szCs w:val="22"/>
+          <w:lang w:val="pl-PL"/>
+        </w:rPr>
+        <w:t>4,</w:t>
+      </w:r>
+      <w:r>
+        <w:rPr>
+          <w:rFonts w:ascii="Calibri" w:hAnsi="Calibri" w:cs="Calibri"/>
+          <w:sz w:val="22"/>
+          <w:szCs w:val="22"/>
+          <w:lang w:val="pl-PL"/>
+        </w:rPr>
+        <w:t xml:space="preserve"> </w:t>
+      </w:r>
+      <w:r>
+        <w:rPr>
+          <w:rFonts w:ascii="Calibri" w:hAnsi="Calibri" w:cs="Calibri"/>
+          <w:sz w:val="22"/>
+          <w:szCs w:val="22"/>
+          <w:lang w:val="pl-PL"/>
+        </w:rPr>
+        <w:t>6,</w:t>
+      </w:r>
+      <w:r>
+        <w:rPr>
+          <w:rFonts w:ascii="Calibri" w:hAnsi="Calibri" w:cs="Calibri"/>
+          <w:sz w:val="22"/>
+          <w:szCs w:val="22"/>
+          <w:lang w:val="pl-PL"/>
+        </w:rPr>
+        <w:t xml:space="preserve"> </w:t>
+      </w:r>
+      <w:r>
+        <w:rPr>
+          <w:rFonts w:ascii="Calibri" w:hAnsi="Calibri" w:cs="Calibri"/>
+          <w:sz w:val="22"/>
+          <w:szCs w:val="22"/>
+          <w:lang w:val="pl-PL"/>
+        </w:rPr>
+        <w:t>7</w:t>
+      </w:r>
+      <w:r>
+        <w:rPr>
+          <w:rFonts w:ascii="Calibri" w:hAnsi="Calibri" w:cs="Calibri"/>
+          <w:sz w:val="22"/>
+          <w:szCs w:val="22"/>
+          <w:lang w:val="pl-PL"/>
+        </w:rPr>
+        <w:t>} ∩ {</w:t>
+      </w:r>
+      <w:r>
+        <w:rPr>
+          <w:rFonts w:ascii="Calibri" w:hAnsi="Calibri" w:cs="Calibri"/>
+          <w:sz w:val="22"/>
+          <w:szCs w:val="22"/>
+          <w:lang w:val="pl-PL"/>
+        </w:rPr>
+        <w:t>2, 4, 7</w:t>
+      </w:r>
+      <w:r>
+        <w:rPr>
+          <w:rFonts w:ascii="Calibri" w:hAnsi="Calibri" w:cs="Calibri"/>
+          <w:sz w:val="22"/>
+          <w:szCs w:val="22"/>
+          <w:lang w:val="pl-PL"/>
+        </w:rPr>
+        <w:t>}</w:t>
+      </w:r>
+      <w:r>
+        <w:rPr>
+          <w:rFonts w:ascii="Calibri" w:hAnsi="Calibri" w:cs="Calibri"/>
+          <w:sz w:val="22"/>
+          <w:szCs w:val="22"/>
+          <w:lang w:val="pl-PL"/>
+        </w:rPr>
+        <w:t xml:space="preserve"> = {</w:t>
+      </w:r>
+      <w:r>
+        <w:rPr>
+          <w:rFonts w:ascii="Calibri" w:hAnsi="Calibri" w:cs="Calibri"/>
+          <w:sz w:val="22"/>
+          <w:szCs w:val="22"/>
+          <w:lang w:val="pl-PL"/>
+        </w:rPr>
+        <w:t>2</w:t>
+      </w:r>
+      <w:r>
+        <w:rPr>
+          <w:rFonts w:ascii="Calibri" w:hAnsi="Calibri" w:cs="Calibri"/>
+          <w:sz w:val="22"/>
+          <w:szCs w:val="22"/>
+          <w:lang w:val="pl-PL"/>
+        </w:rPr>
+        <w:t>}</w:t>
+      </w:r>
+    </w:p>
+    <w:p>
+      <w:pPr>
+        <w:rPr>
+          <w:rFonts w:ascii="Calibri" w:hAnsi="Calibri" w:cs="Calibri"/>
+          <w:sz w:val="22"/>
+          <w:szCs w:val="22"/>
+          <w:lang w:val="pl-PL"/>
+        </w:rPr>
+      </w:pPr>
+      <w:r>
+        <w:rPr>
+          <w:lang w:val="pl-PL"/>
+        </w:rPr>
+        <w:t>K</w:t>
+      </w:r>
+      <w:r>
+        <w:rPr>
+          <w:vertAlign w:val="subscript"/>
+          <w:lang w:val="pl-PL"/>
+        </w:rPr>
+        <w:t>A</w:t>
+      </w:r>
+      <w:r>
+        <w:rPr>
+          <w:lang w:val="pl-PL"/>
+        </w:rPr>
+        <w:t>(</w:t>
+      </w:r>
+      <w:r>
+        <w:rPr>
+          <w:lang w:val="pl-PL"/>
+        </w:rPr>
+        <w:t>5</w:t>
+      </w:r>
+      <w:r>
+        <w:rPr>
+          <w:lang w:val="pl-PL"/>
+        </w:rPr>
+        <w:t xml:space="preserve">) = </w:t>
+      </w:r>
+      <w:r>
+        <w:rPr>
+          <w:rFonts w:ascii="Calibri" w:hAnsi="Calibri" w:cs="Calibri"/>
+          <w:sz w:val="22"/>
+          <w:szCs w:val="22"/>
+          <w:lang w:val="pl-PL"/>
+        </w:rPr>
+        <w:t xml:space="preserve">[(Wind, </w:t>
+      </w:r>
+      <w:r>
+        <w:rPr>
+          <w:rFonts w:ascii="Calibri" w:hAnsi="Calibri" w:cs="Calibri"/>
+          <w:sz w:val="22"/>
+          <w:szCs w:val="22"/>
+          <w:lang w:val="pl-PL"/>
+        </w:rPr>
+        <w:t>high</w:t>
+      </w:r>
+      <w:r>
+        <w:rPr>
+          <w:rFonts w:ascii="Calibri" w:hAnsi="Calibri" w:cs="Calibri"/>
+          <w:sz w:val="22"/>
+          <w:szCs w:val="22"/>
+          <w:lang w:val="pl-PL"/>
+        </w:rPr>
+        <w:t xml:space="preserve">)] </w:t>
+      </w:r>
+      <w:r>
+        <w:rPr>
+          <w:rFonts w:ascii="Calibri" w:hAnsi="Calibri" w:cs="Calibri"/>
+          <w:sz w:val="22"/>
+          <w:szCs w:val="22"/>
+          <w:lang w:val="pl-PL"/>
+        </w:rPr>
+        <w:t xml:space="preserve"> ∩ [(Humidity, </w:t>
+      </w:r>
+      <w:r>
+        <w:rPr>
+          <w:rFonts w:ascii="Calibri" w:hAnsi="Calibri" w:cs="Calibri"/>
+          <w:sz w:val="22"/>
+          <w:szCs w:val="22"/>
+          <w:lang w:val="pl-PL"/>
+        </w:rPr>
+        <w:t>high</w:t>
+      </w:r>
+      <w:r>
+        <w:rPr>
+          <w:rFonts w:ascii="Calibri" w:hAnsi="Calibri" w:cs="Calibri"/>
+          <w:sz w:val="22"/>
+          <w:szCs w:val="22"/>
+          <w:lang w:val="pl-PL"/>
+        </w:rPr>
+        <w:t>)] ∩ [(Temp, low)] = {</w:t>
+      </w:r>
+      <w:r>
+        <w:rPr>
+          <w:rFonts w:ascii="Calibri" w:hAnsi="Calibri" w:cs="Calibri"/>
+          <w:sz w:val="22"/>
+          <w:szCs w:val="22"/>
+          <w:lang w:val="pl-PL"/>
+        </w:rPr>
+        <w:t>3, 5, 6, 7</w:t>
+      </w:r>
+      <w:r>
+        <w:rPr>
+          <w:rFonts w:ascii="Calibri" w:hAnsi="Calibri" w:cs="Calibri"/>
+          <w:sz w:val="22"/>
+          <w:szCs w:val="22"/>
+          <w:lang w:val="pl-PL"/>
+        </w:rPr>
+        <w:t xml:space="preserve">} ∩ {1, </w:t>
+      </w:r>
+      <w:r>
+        <w:rPr>
+          <w:rFonts w:ascii="Calibri" w:hAnsi="Calibri" w:cs="Calibri"/>
+          <w:sz w:val="22"/>
+          <w:szCs w:val="22"/>
+          <w:lang w:val="pl-PL"/>
+        </w:rPr>
+        <w:t>2, 5</w:t>
+      </w:r>
+      <w:r>
+        <w:rPr>
+          <w:rFonts w:ascii="Calibri" w:hAnsi="Calibri" w:cs="Calibri"/>
+          <w:sz w:val="22"/>
+          <w:szCs w:val="22"/>
+          <w:lang w:val="pl-PL"/>
+        </w:rPr>
+        <w:t>}</w:t>
+      </w:r>
+      <w:r>
+        <w:rPr>
+          <w:rFonts w:ascii="Calibri" w:hAnsi="Calibri" w:cs="Calibri"/>
+          <w:sz w:val="22"/>
+          <w:szCs w:val="22"/>
+          <w:lang w:val="pl-PL"/>
+        </w:rPr>
+        <w:t xml:space="preserve"> </w:t>
+      </w:r>
+      <w:r>
+        <w:rPr>
+          <w:rFonts w:ascii="Calibri" w:hAnsi="Calibri" w:cs="Calibri"/>
+          <w:sz w:val="22"/>
+          <w:szCs w:val="22"/>
+          <w:lang w:val="pl-PL"/>
+        </w:rPr>
+        <w:t xml:space="preserve"> </w:t>
+      </w:r>
+      <w:r>
+        <w:rPr>
+          <w:rFonts w:ascii="Calibri" w:hAnsi="Calibri" w:cs="Calibri"/>
+          <w:sz w:val="22"/>
+          <w:szCs w:val="22"/>
+          <w:lang w:val="pl-PL"/>
+        </w:rPr>
+        <w:t>∩ {</w:t>
+      </w:r>
+      <w:r>
+        <w:rPr>
+          <w:rFonts w:ascii="Calibri" w:hAnsi="Calibri" w:cs="Calibri"/>
+          <w:sz w:val="22"/>
+          <w:szCs w:val="22"/>
+          <w:lang w:val="pl-PL"/>
+        </w:rPr>
+        <w:t>1, 5}</w:t>
+      </w:r>
+      <w:r>
+        <w:rPr>
+          <w:rFonts w:ascii="Calibri" w:hAnsi="Calibri" w:cs="Calibri"/>
+          <w:sz w:val="22"/>
+          <w:szCs w:val="22"/>
+          <w:lang w:val="pl-PL"/>
+        </w:rPr>
+        <w:t>= {5}</w:t>
+      </w:r>
+    </w:p>
+    <w:p>
+      <w:pPr>
+        <w:rPr>
+          <w:rFonts w:ascii="Calibri" w:hAnsi="Calibri" w:cs="Calibri"/>
+          <w:sz w:val="22"/>
+          <w:szCs w:val="22"/>
+          <w:lang w:val="pl-PL"/>
+        </w:rPr>
+      </w:pPr>
+      <w:r>
+        <w:rPr>
+          <w:lang w:val="pl-PL"/>
+        </w:rPr>
+        <w:t>K</w:t>
+      </w:r>
+      <w:r>
+        <w:rPr>
+          <w:vertAlign w:val="subscript"/>
+          <w:lang w:val="pl-PL"/>
+        </w:rPr>
+        <w:t>A</w:t>
+      </w:r>
+      <w:r>
+        <w:rPr>
+          <w:lang w:val="pl-PL"/>
+        </w:rPr>
+        <w:t>(</w:t>
+      </w:r>
+      <w:r>
+        <w:rPr>
+          <w:lang w:val="pl-PL"/>
+        </w:rPr>
+        <w:t>6</w:t>
+      </w:r>
+      <w:r>
+        <w:rPr>
+          <w:lang w:val="pl-PL"/>
+        </w:rPr>
+        <w:t xml:space="preserve">) = </w:t>
+      </w:r>
+      <w:r>
+        <w:rPr>
+          <w:rFonts w:ascii="Calibri" w:hAnsi="Calibri" w:cs="Calibri"/>
+          <w:sz w:val="22"/>
+          <w:szCs w:val="22"/>
+          <w:lang w:val="pl-PL"/>
+        </w:rPr>
+        <w:t xml:space="preserve">[(Wind, </w:t>
+      </w:r>
+      <w:r>
+        <w:rPr>
+          <w:rFonts w:ascii="Calibri" w:hAnsi="Calibri" w:cs="Calibri"/>
+          <w:sz w:val="22"/>
+          <w:szCs w:val="22"/>
+          <w:lang w:val="pl-PL"/>
+        </w:rPr>
+        <w:t>high</w:t>
+      </w:r>
+      <w:r>
+        <w:rPr>
+          <w:rFonts w:ascii="Calibri" w:hAnsi="Calibri" w:cs="Calibri"/>
+          <w:sz w:val="22"/>
+          <w:szCs w:val="22"/>
+          <w:lang w:val="pl-PL"/>
+        </w:rPr>
+        <w:t>)]</w:t>
+      </w:r>
+      <w:r>
+        <w:rPr>
+          <w:rFonts w:ascii="Calibri" w:hAnsi="Calibri" w:cs="Calibri"/>
+          <w:sz w:val="22"/>
+          <w:szCs w:val="22"/>
+          <w:lang w:val="pl-PL"/>
+        </w:rPr>
+        <w:t xml:space="preserve"> </w:t>
+      </w:r>
+      <w:r>
+        <w:rPr>
+          <w:rFonts w:ascii="Calibri" w:hAnsi="Calibri" w:cs="Calibri"/>
+          <w:sz w:val="22"/>
+          <w:szCs w:val="22"/>
+          <w:lang w:val="pl-PL"/>
+        </w:rPr>
+        <w:t xml:space="preserve">∩ [(Humidity, </w:t>
+      </w:r>
+      <w:r>
+        <w:rPr>
+          <w:rFonts w:ascii="Calibri" w:hAnsi="Calibri" w:cs="Calibri"/>
+          <w:sz w:val="22"/>
+          <w:szCs w:val="22"/>
+          <w:lang w:val="pl-PL"/>
+        </w:rPr>
+        <w:t>low</w:t>
+      </w:r>
+      <w:r>
+        <w:rPr>
+          <w:rFonts w:ascii="Calibri" w:hAnsi="Calibri" w:cs="Calibri"/>
+          <w:sz w:val="22"/>
+          <w:szCs w:val="22"/>
+          <w:lang w:val="pl-PL"/>
+        </w:rPr>
+        <w:t xml:space="preserve">)] ∩ </w:t>
+      </w:r>
+      <w:r>
+        <w:rPr>
+          <w:rFonts w:ascii="Calibri" w:hAnsi="Calibri" w:cs="Calibri"/>
+          <w:sz w:val="22"/>
+          <w:szCs w:val="22"/>
+          <w:lang w:val="pl-PL"/>
+        </w:rPr>
+        <w:t>U</w:t>
+      </w:r>
+      <w:r>
+        <w:rPr>
+          <w:rFonts w:ascii="Calibri" w:hAnsi="Calibri" w:cs="Calibri"/>
+          <w:sz w:val="22"/>
+          <w:szCs w:val="22"/>
+          <w:lang w:val="pl-PL"/>
+        </w:rPr>
+        <w:t xml:space="preserve"> </w:t>
+      </w:r>
+      <w:r>
+        <w:rPr>
+          <w:rFonts w:ascii="Calibri" w:hAnsi="Calibri" w:cs="Calibri"/>
+          <w:sz w:val="22"/>
+          <w:szCs w:val="22"/>
+          <w:lang w:val="pl-PL"/>
+        </w:rPr>
+        <w:t>= {</w:t>
+      </w:r>
+      <w:r>
+        <w:rPr>
+          <w:rFonts w:ascii="Calibri" w:hAnsi="Calibri" w:cs="Calibri"/>
+          <w:sz w:val="22"/>
+          <w:szCs w:val="22"/>
+          <w:lang w:val="pl-PL"/>
+        </w:rPr>
+        <w:t>3, 5, 6, 7</w:t>
+      </w:r>
+      <w:r>
+        <w:rPr>
+          <w:rFonts w:ascii="Calibri" w:hAnsi="Calibri" w:cs="Calibri"/>
+          <w:sz w:val="22"/>
+          <w:szCs w:val="22"/>
+          <w:lang w:val="pl-PL"/>
+        </w:rPr>
+        <w:t>} ∩ {</w:t>
+      </w:r>
+      <w:r>
+        <w:rPr>
+          <w:rFonts w:ascii="Calibri" w:hAnsi="Calibri" w:cs="Calibri"/>
+          <w:sz w:val="22"/>
+          <w:szCs w:val="22"/>
+          <w:lang w:val="pl-PL"/>
+        </w:rPr>
+        <w:t>2, 3 ,4, 6, 7</w:t>
+      </w:r>
+      <w:r>
+        <w:rPr>
+          <w:rFonts w:ascii="Calibri" w:hAnsi="Calibri" w:cs="Calibri"/>
+          <w:sz w:val="22"/>
+          <w:szCs w:val="22"/>
+          <w:lang w:val="pl-PL"/>
+        </w:rPr>
+        <w:t>} = {</w:t>
+      </w:r>
+      <w:r>
+        <w:rPr>
+          <w:rFonts w:ascii="Calibri" w:hAnsi="Calibri" w:cs="Calibri"/>
+          <w:sz w:val="22"/>
+          <w:szCs w:val="22"/>
+          <w:lang w:val="pl-PL"/>
+        </w:rPr>
+        <w:t>3, 6, 7</w:t>
+      </w:r>
+      <w:r>
+        <w:rPr>
+          <w:rFonts w:ascii="Calibri" w:hAnsi="Calibri" w:cs="Calibri"/>
+          <w:sz w:val="22"/>
+          <w:szCs w:val="22"/>
+          <w:lang w:val="pl-PL"/>
+        </w:rPr>
+        <w:t>}</w:t>
+      </w:r>
+    </w:p>
+    <w:p>
+      <w:pPr>
+        <w:rPr>
+          <w:rFonts w:ascii="Calibri" w:hAnsi="Calibri" w:cs="Calibri"/>
+          <w:sz w:val="22"/>
+          <w:szCs w:val="22"/>
+          <w:lang w:val="pl-PL"/>
+        </w:rPr>
+      </w:pPr>
+      <w:r>
+        <w:rPr>
+          <w:lang w:val="pl-PL"/>
+        </w:rPr>
+        <w:t>K</w:t>
+      </w:r>
+      <w:r>
+        <w:rPr>
+          <w:vertAlign w:val="subscript"/>
+          <w:lang w:val="pl-PL"/>
+        </w:rPr>
+        <w:t>A</w:t>
+      </w:r>
+      <w:r>
+        <w:rPr>
+          <w:lang w:val="pl-PL"/>
+        </w:rPr>
+        <w:t>(</w:t>
+      </w:r>
+      <w:r>
+        <w:rPr>
+          <w:lang w:val="pl-PL"/>
+        </w:rPr>
+        <w:t>7</w:t>
+      </w:r>
+      <w:r>
+        <w:rPr>
+          <w:lang w:val="pl-PL"/>
+        </w:rPr>
+        <w:t xml:space="preserve">) = </w:t>
+      </w:r>
+      <w:r>
+        <w:rPr>
+          <w:rFonts w:ascii="Calibri" w:hAnsi="Calibri" w:cs="Calibri"/>
+          <w:sz w:val="22"/>
+          <w:szCs w:val="22"/>
+          <w:lang w:val="pl-PL"/>
+        </w:rPr>
+        <w:t xml:space="preserve">[(Wind, high)] </w:t>
+      </w:r>
+      <w:r>
+        <w:rPr>
+          <w:rFonts w:ascii="Calibri" w:hAnsi="Calibri" w:cs="Calibri"/>
+          <w:sz w:val="22"/>
+          <w:szCs w:val="22"/>
+          <w:lang w:val="pl-PL"/>
+        </w:rPr>
+        <w:t xml:space="preserve">∩ [(Humidity, </w:t>
+      </w:r>
+      <w:r>
+        <w:rPr>
+          <w:rFonts w:ascii="Calibri" w:hAnsi="Calibri" w:cs="Calibri"/>
+          <w:sz w:val="22"/>
+          <w:szCs w:val="22"/>
+          <w:lang w:val="pl-PL"/>
+        </w:rPr>
+        <w:t>low</w:t>
+      </w:r>
+      <w:r>
+        <w:rPr>
+          <w:rFonts w:ascii="Calibri" w:hAnsi="Calibri" w:cs="Calibri"/>
+          <w:sz w:val="22"/>
+          <w:szCs w:val="22"/>
+          <w:lang w:val="pl-PL"/>
+        </w:rPr>
+        <w:t xml:space="preserve">)] ∩ [(Temp, </w:t>
+      </w:r>
+      <w:r>
+        <w:rPr>
+          <w:rFonts w:ascii="Calibri" w:hAnsi="Calibri" w:cs="Calibri"/>
+          <w:sz w:val="22"/>
+          <w:szCs w:val="22"/>
+          <w:lang w:val="pl-PL"/>
+        </w:rPr>
+        <w:t>high</w:t>
+      </w:r>
+      <w:r>
+        <w:rPr>
+          <w:rFonts w:ascii="Calibri" w:hAnsi="Calibri" w:cs="Calibri"/>
+          <w:sz w:val="22"/>
+          <w:szCs w:val="22"/>
+          <w:lang w:val="pl-PL"/>
+        </w:rPr>
+        <w:t>)] = {</w:t>
+      </w:r>
+      <w:r>
+        <w:rPr>
+          <w:rFonts w:ascii="Calibri" w:hAnsi="Calibri" w:cs="Calibri"/>
+          <w:sz w:val="22"/>
+          <w:szCs w:val="22"/>
+          <w:lang w:val="pl-PL"/>
+        </w:rPr>
+        <w:t>3, 5, 6, 7</w:t>
+      </w:r>
+      <w:r>
+        <w:rPr>
+          <w:rFonts w:ascii="Calibri" w:hAnsi="Calibri" w:cs="Calibri"/>
+          <w:sz w:val="22"/>
+          <w:szCs w:val="22"/>
+          <w:lang w:val="pl-PL"/>
+        </w:rPr>
+        <w:t xml:space="preserve">} ∩ </w:t>
+      </w:r>
+      <w:r>
+        <w:rPr>
+          <w:rFonts w:ascii="Calibri" w:hAnsi="Calibri" w:cs="Calibri"/>
+          <w:sz w:val="22"/>
+          <w:szCs w:val="22"/>
+          <w:lang w:val="pl-PL"/>
+        </w:rPr>
+        <w:t>{2,</w:t>
+      </w:r>
+      <w:r>
+        <w:rPr>
+          <w:rFonts w:ascii="Calibri" w:hAnsi="Calibri" w:cs="Calibri"/>
+          <w:sz w:val="22"/>
+          <w:szCs w:val="22"/>
+          <w:lang w:val="pl-PL"/>
+        </w:rPr>
+        <w:t>3,4,6,7</w:t>
+      </w:r>
+      <w:r>
+        <w:rPr>
+          <w:rFonts w:ascii="Calibri" w:hAnsi="Calibri" w:cs="Calibri"/>
+          <w:sz w:val="22"/>
+          <w:szCs w:val="22"/>
+          <w:lang w:val="pl-PL"/>
+        </w:rPr>
+        <w:t>}</w:t>
+      </w:r>
+      <w:r>
+        <w:rPr>
+          <w:rFonts w:ascii="Calibri" w:hAnsi="Calibri" w:cs="Calibri"/>
+          <w:sz w:val="22"/>
+          <w:szCs w:val="22"/>
+          <w:lang w:val="pl-PL"/>
+        </w:rPr>
+        <w:t xml:space="preserve"> </w:t>
+      </w:r>
+      <w:r>
+        <w:rPr>
+          <w:rFonts w:ascii="Calibri" w:hAnsi="Calibri" w:cs="Calibri"/>
+          <w:sz w:val="22"/>
+          <w:szCs w:val="22"/>
+          <w:lang w:val="pl-PL"/>
+        </w:rPr>
+        <w:t>∩ {</w:t>
+      </w:r>
+      <w:r>
+        <w:rPr>
+          <w:rFonts w:ascii="Calibri" w:hAnsi="Calibri" w:cs="Calibri"/>
+          <w:sz w:val="22"/>
+          <w:szCs w:val="22"/>
+          <w:lang w:val="pl-PL"/>
+        </w:rPr>
+        <w:t>2, 4, 7}</w:t>
+      </w:r>
+      <w:r>
+        <w:rPr>
+          <w:rFonts w:ascii="Calibri" w:hAnsi="Calibri" w:cs="Calibri"/>
+          <w:sz w:val="22"/>
+          <w:szCs w:val="22"/>
+          <w:lang w:val="pl-PL"/>
+        </w:rPr>
+        <w:t xml:space="preserve"> = {</w:t>
+      </w:r>
+      <w:r>
+        <w:rPr>
+          <w:rFonts w:ascii="Calibri" w:hAnsi="Calibri" w:cs="Calibri"/>
+          <w:sz w:val="22"/>
+          <w:szCs w:val="22"/>
+          <w:lang w:val="pl-PL"/>
+        </w:rPr>
+        <w:t>7</w:t>
+      </w:r>
+      <w:r>
+        <w:rPr>
+          <w:rFonts w:ascii="Calibri" w:hAnsi="Calibri" w:cs="Calibri"/>
+          <w:sz w:val="22"/>
+          <w:szCs w:val="22"/>
+          <w:lang w:val="pl-PL"/>
+        </w:rPr>
+        <w:t>}</w:t>
+      </w:r>
+    </w:p>
+    <w:p>
+      <w:pPr>
+        <w:rPr>
+          <w:lang w:val="pl-PL"/>
+        </w:rPr>
+      </w:pPr>
+    </w:p>
+    <w:p>
+      <w:pPr>
+        <w:rPr>
           <w:rFonts w:hint="eastAsia"/>
-          <w:lang w:val="en-US"/>
+          <w:lang w:val="pl-PL"/>
         </w:rPr>
       </w:pPr>
+      <w:r>
+        <w:rPr>
+          <w:lang w:val="pl-PL"/>
+        </w:rPr>
+        <w:t xml:space="preserve">1. (c) </w:t>
+      </w:r>
     </w:p>
     <w:sectPr>
       <w:pgSz w:w="11900" w:h="16840"/>

--- a/data_mining/839/hw2.docx
+++ b/data_mining/839/hw2.docx
@@ -2199,15 +2199,178 @@
     <w:p>
       <w:pPr>
         <w:rPr>
+          <w:lang w:val="en-US"/>
+        </w:rPr>
+      </w:pPr>
+      <w:r>
+        <w:rPr>
+          <w:lang w:val="en-US"/>
+        </w:rPr>
+        <w:t xml:space="preserve">1. (c) </w:t>
+      </w:r>
+      <w:r>
+        <w:rPr>
+          <w:lang w:val="en-US"/>
+        </w:rPr>
+        <w:t xml:space="preserve">all singleton A-lower </w:t>
+      </w:r>
+      <w:r>
+        <w:rPr>
+          <w:lang w:val="en-US"/>
+        </w:rPr>
+        <w:t>and A-upper approximations</w:t>
+      </w:r>
+    </w:p>
+    <w:p>
+      <w:pPr>
+        <w:rPr>
+          <w:lang w:val="en-US"/>
+        </w:rPr>
+      </w:pPr>
+      <w:r>
+        <w:rPr>
+          <w:u w:val="single"/>
+          <w:lang w:val="en-US"/>
+        </w:rPr>
+        <w:t>A</w:t>
+      </w:r>
+      <w:r>
+        <w:rPr>
+          <w:lang w:val="en-US"/>
+        </w:rPr>
+        <w:t>{2, 3, 4} = {2, 4}, is locally definable</w:t>
+      </w:r>
+    </w:p>
+    <w:p>
+      <w:pPr>
+        <w:rPr>
+          <w:lang w:val="en-US"/>
+        </w:rPr>
+      </w:pPr>
+      <w:r>
+        <w:rPr>
+          <w:u w:val="single"/>
+          <w:lang w:val="en-US"/>
+        </w:rPr>
+        <w:t>A</w:t>
+      </w:r>
+      <w:r>
+        <w:rPr>
+          <w:lang w:val="en-US"/>
+        </w:rPr>
+        <w:t>{1, 5, 6, 7} = {1, 5, 7}, is locally definable</w:t>
+      </w:r>
+    </w:p>
+    <w:p>
+      <w:pPr>
+        <w:rPr>
+          <w:rFonts w:ascii="Calibri" w:hAnsi="Calibri" w:cs="Calibri"/>
+          <w:sz w:val="22"/>
+          <w:szCs w:val="22"/>
+          <w:lang w:val="en-US"/>
+        </w:rPr>
+      </w:pPr>
+      <m:oMath>
+        <m:acc>
+          <m:accPr>
+            <m:chr m:val="̅"/>
+            <m:ctrlPr>
+              <w:rPr>
+                <w:rFonts w:ascii="Cambria Math" w:hAnsi="Cambria Math" w:cs="Calibri"/>
+                <w:sz w:val="22"/>
+                <w:szCs w:val="22"/>
+                <w:lang w:val="en-US"/>
+              </w:rPr>
+            </m:ctrlPr>
+          </m:accPr>
+          <m:e>
+            <m:r>
+              <m:rPr>
+                <m:sty m:val="p"/>
+              </m:rPr>
+              <w:rPr>
+                <w:rFonts w:ascii="Cambria Math" w:hAnsi="Cambria Math" w:cs="Calibri"/>
+                <w:sz w:val="22"/>
+                <w:szCs w:val="22"/>
+                <w:lang w:val="en-US"/>
+              </w:rPr>
+              <m:t>A</m:t>
+            </m:r>
+          </m:e>
+        </m:acc>
+      </m:oMath>
+      <w:r>
+        <w:rPr>
+          <w:rFonts w:ascii="Calibri" w:hAnsi="Calibri" w:cs="Calibri"/>
+          <w:sz w:val="22"/>
+          <w:szCs w:val="22"/>
+          <w:lang w:val="en-US"/>
+        </w:rPr>
+        <w:t>{2, 3, 4} = {2, 3, 4, 6}, not locally definable</w:t>
+      </w:r>
+      <w:r>
+        <w:rPr>
+          <w:rFonts w:ascii="Calibri" w:hAnsi="Calibri" w:cs="Calibri"/>
+          <w:sz w:val="22"/>
+          <w:szCs w:val="22"/>
+          <w:lang w:val="en-US"/>
+        </w:rPr>
+        <w:t>, because of {3} and {6}</w:t>
+      </w:r>
+    </w:p>
+    <w:p>
+      <w:pPr>
+        <w:rPr>
           <w:rFonts w:hint="eastAsia"/>
-          <w:lang w:val="pl-PL"/>
-        </w:rPr>
-      </w:pPr>
-      <w:r>
-        <w:rPr>
-          <w:lang w:val="pl-PL"/>
-        </w:rPr>
-        <w:t xml:space="preserve">1. (c) </w:t>
+          <w:lang w:val="en-US"/>
+        </w:rPr>
+      </w:pPr>
+      <m:oMath>
+        <m:acc>
+          <m:accPr>
+            <m:chr m:val="̅"/>
+            <m:ctrlPr>
+              <w:rPr>
+                <w:rFonts w:ascii="Cambria Math" w:hAnsi="Cambria Math" w:cs="Calibri"/>
+                <w:sz w:val="22"/>
+                <w:szCs w:val="22"/>
+                <w:lang w:val="en-US"/>
+              </w:rPr>
+            </m:ctrlPr>
+          </m:accPr>
+          <m:e>
+            <m:r>
+              <m:rPr>
+                <m:sty m:val="p"/>
+              </m:rPr>
+              <w:rPr>
+                <w:rFonts w:ascii="Cambria Math" w:hAnsi="Cambria Math" w:cs="Calibri"/>
+                <w:sz w:val="22"/>
+                <w:szCs w:val="22"/>
+                <w:lang w:val="en-US"/>
+              </w:rPr>
+              <m:t>A</m:t>
+            </m:r>
+          </m:e>
+        </m:acc>
+      </m:oMath>
+      <w:r>
+        <w:rPr>
+          <w:rFonts w:ascii="Calibri" w:hAnsi="Calibri" w:cs="Calibri"/>
+          <w:sz w:val="22"/>
+          <w:szCs w:val="22"/>
+          <w:lang w:val="en-US"/>
+        </w:rPr>
+        <w:t>{1, 5, 6, 7} = {1, 3, 5, 6, 7}, not locally definable</w:t>
+      </w:r>
+      <w:r>
+        <w:rPr>
+          <w:rFonts w:ascii="Calibri" w:hAnsi="Calibri" w:cs="Calibri"/>
+          <w:sz w:val="22"/>
+          <w:szCs w:val="22"/>
+          <w:lang w:val="en-US"/>
+        </w:rPr>
+        <w:t>, because of {3} and {6}</w:t>
       </w:r>
     </w:p>
     <w:sectPr>

--- a/data_mining/839/hw2.docx
+++ b/data_mining/839/hw2.docx
@@ -2321,7 +2321,9 @@
     <w:p>
       <w:pPr>
         <w:rPr>
-          <w:rFonts w:hint="eastAsia"/>
+          <w:rFonts w:ascii="Calibri" w:hAnsi="Calibri" w:cs="Calibri"/>
+          <w:sz w:val="22"/>
+          <w:szCs w:val="22"/>
           <w:lang w:val="en-US"/>
         </w:rPr>
       </w:pPr>
@@ -2371,6 +2373,421 @@
           <w:lang w:val="en-US"/>
         </w:rPr>
         <w:t>, because of {3} and {6}</w:t>
+      </w:r>
+    </w:p>
+    <w:p>
+      <w:pPr>
+        <w:rPr>
+          <w:rFonts w:ascii="Calibri" w:hAnsi="Calibri" w:cs="Calibri"/>
+          <w:sz w:val="22"/>
+          <w:szCs w:val="22"/>
+          <w:lang w:val="en-US"/>
+        </w:rPr>
+      </w:pPr>
+    </w:p>
+    <w:p>
+      <w:pPr>
+        <w:rPr>
+          <w:rFonts w:ascii="Calibri" w:hAnsi="Calibri" w:cs="Calibri"/>
+          <w:sz w:val="22"/>
+          <w:szCs w:val="22"/>
+          <w:lang w:val="en-US"/>
+        </w:rPr>
+      </w:pPr>
+      <w:r>
+        <w:rPr>
+          <w:rFonts w:ascii="Calibri" w:hAnsi="Calibri" w:cs="Calibri"/>
+          <w:sz w:val="22"/>
+          <w:szCs w:val="22"/>
+          <w:lang w:val="en-US"/>
+        </w:rPr>
+        <w:t>1. (d)</w:t>
+      </w:r>
+      <w:r>
+        <w:rPr>
+          <w:rFonts w:ascii="Calibri" w:hAnsi="Calibri" w:cs="Calibri"/>
+          <w:sz w:val="22"/>
+          <w:szCs w:val="22"/>
+          <w:lang w:val="en-US"/>
+        </w:rPr>
+        <w:t xml:space="preserve"> </w:t>
+      </w:r>
+      <w:r>
+        <w:rPr>
+          <w:rFonts w:ascii="Calibri" w:hAnsi="Calibri" w:cs="Calibri"/>
+          <w:sz w:val="22"/>
+          <w:szCs w:val="22"/>
+          <w:lang w:val="en-US"/>
+        </w:rPr>
+        <w:t>all subset A-lower and A-upper approximations</w:t>
+      </w:r>
+    </w:p>
+    <w:p>
+      <w:pPr>
+        <w:rPr>
+          <w:lang w:val="en-US"/>
+        </w:rPr>
+      </w:pPr>
+      <w:r>
+        <w:rPr>
+          <w:u w:val="single"/>
+          <w:lang w:val="en-US"/>
+        </w:rPr>
+        <w:t>A</w:t>
+      </w:r>
+      <w:r>
+        <w:rPr>
+          <w:lang w:val="en-US"/>
+        </w:rPr>
+        <w:t>{2, 3, 4} =</w:t>
+      </w:r>
+      <w:r>
+        <w:rPr>
+          <w:lang w:val="en-US"/>
+        </w:rPr>
+        <w:t xml:space="preserve"> {2}</w:t>
+      </w:r>
+      <w:r>
+        <w:rPr>
+          <w:lang w:val="en-US"/>
+        </w:rPr>
+        <w:t xml:space="preserve"> </w:t>
+      </w:r>
+      <w:r>
+        <w:rPr>
+          <w:rFonts w:ascii="Calibri" w:hAnsi="Calibri" w:cs="Calibri"/>
+          <w:sz w:val="22"/>
+          <w:szCs w:val="22"/>
+          <w:lang w:val="en-US"/>
+        </w:rPr>
+        <w:t>U</w:t>
+      </w:r>
+      <w:r>
+        <w:rPr>
+          <w:rFonts w:ascii="Calibri" w:hAnsi="Calibri" w:cs="Calibri"/>
+          <w:sz w:val="22"/>
+          <w:szCs w:val="22"/>
+          <w:lang w:val="en-US"/>
+        </w:rPr>
+        <w:t xml:space="preserve"> {2} = {2}</w:t>
+      </w:r>
+    </w:p>
+    <w:p>
+      <w:pPr>
+        <w:rPr>
+          <w:lang w:val="en-US"/>
+        </w:rPr>
+      </w:pPr>
+      <w:r>
+        <w:rPr>
+          <w:u w:val="single"/>
+          <w:lang w:val="en-US"/>
+        </w:rPr>
+        <w:t>A</w:t>
+      </w:r>
+      <w:r>
+        <w:rPr>
+          <w:lang w:val="en-US"/>
+        </w:rPr>
+        <w:t>{1, 5, 6, 7} =</w:t>
+      </w:r>
+      <w:r>
+        <w:rPr>
+          <w:lang w:val="en-US"/>
+        </w:rPr>
+        <w:t xml:space="preserve"> {1, 5</w:t>
+      </w:r>
+      <w:r>
+        <w:rPr>
+          <w:lang w:val="en-US"/>
+        </w:rPr>
+        <w:t xml:space="preserve">} </w:t>
+      </w:r>
+      <w:r>
+        <w:rPr>
+          <w:rFonts w:ascii="Calibri" w:hAnsi="Calibri" w:cs="Calibri"/>
+          <w:sz w:val="22"/>
+          <w:szCs w:val="22"/>
+          <w:lang w:val="en-US"/>
+        </w:rPr>
+        <w:t>U</w:t>
+      </w:r>
+      <w:r>
+        <w:rPr>
+          <w:rFonts w:ascii="Calibri" w:hAnsi="Calibri" w:cs="Calibri"/>
+          <w:sz w:val="22"/>
+          <w:szCs w:val="22"/>
+          <w:lang w:val="en-US"/>
+        </w:rPr>
+        <w:t xml:space="preserve"> {5} </w:t>
+      </w:r>
+      <w:r>
+        <w:rPr>
+          <w:rFonts w:ascii="Calibri" w:hAnsi="Calibri" w:cs="Calibri"/>
+          <w:sz w:val="22"/>
+          <w:szCs w:val="22"/>
+          <w:lang w:val="en-US"/>
+        </w:rPr>
+        <w:t>U</w:t>
+      </w:r>
+      <w:r>
+        <w:rPr>
+          <w:rFonts w:ascii="Calibri" w:hAnsi="Calibri" w:cs="Calibri"/>
+          <w:sz w:val="22"/>
+          <w:szCs w:val="22"/>
+          <w:lang w:val="en-US"/>
+        </w:rPr>
+        <w:t xml:space="preserve"> {</w:t>
+      </w:r>
+      <w:r>
+        <w:rPr>
+          <w:lang w:val="en-US"/>
+        </w:rPr>
+        <w:t>7}</w:t>
+      </w:r>
+      <w:r>
+        <w:rPr>
+          <w:lang w:val="en-US"/>
+        </w:rPr>
+        <w:t xml:space="preserve"> = {1, 5, 7}</w:t>
+      </w:r>
+    </w:p>
+    <w:p>
+      <w:pPr>
+        <w:rPr>
+          <w:rFonts w:ascii="Calibri" w:hAnsi="Calibri" w:cs="Calibri"/>
+          <w:sz w:val="22"/>
+          <w:szCs w:val="22"/>
+          <w:lang w:val="en-US"/>
+        </w:rPr>
+      </w:pPr>
+      <m:oMath>
+        <m:acc>
+          <m:accPr>
+            <m:chr m:val="̅"/>
+            <m:ctrlPr>
+              <w:rPr>
+                <w:rFonts w:ascii="Cambria Math" w:hAnsi="Cambria Math" w:cs="Calibri"/>
+                <w:sz w:val="22"/>
+                <w:szCs w:val="22"/>
+                <w:lang w:val="en-US"/>
+              </w:rPr>
+            </m:ctrlPr>
+          </m:accPr>
+          <m:e>
+            <m:r>
+              <m:rPr>
+                <m:sty m:val="p"/>
+              </m:rPr>
+              <w:rPr>
+                <w:rFonts w:ascii="Cambria Math" w:hAnsi="Cambria Math" w:cs="Calibri"/>
+                <w:sz w:val="22"/>
+                <w:szCs w:val="22"/>
+                <w:lang w:val="en-US"/>
+              </w:rPr>
+              <m:t>A</m:t>
+            </m:r>
+          </m:e>
+        </m:acc>
+      </m:oMath>
+      <w:r>
+        <w:rPr>
+          <w:rFonts w:ascii="Calibri" w:hAnsi="Calibri" w:cs="Calibri"/>
+          <w:sz w:val="22"/>
+          <w:szCs w:val="22"/>
+          <w:lang w:val="en-US"/>
+        </w:rPr>
+        <w:t>{2, 3, 4} =</w:t>
+      </w:r>
+      <w:r>
+        <w:rPr>
+          <w:rFonts w:ascii="Calibri" w:hAnsi="Calibri" w:cs="Calibri"/>
+          <w:sz w:val="22"/>
+          <w:szCs w:val="22"/>
+          <w:lang w:val="en-US"/>
+        </w:rPr>
+        <w:t xml:space="preserve"> {2} </w:t>
+      </w:r>
+      <w:r>
+        <w:rPr>
+          <w:rFonts w:ascii="Calibri" w:hAnsi="Calibri" w:cs="Calibri"/>
+          <w:sz w:val="22"/>
+          <w:szCs w:val="22"/>
+          <w:lang w:val="en-US"/>
+        </w:rPr>
+        <w:t>U</w:t>
+      </w:r>
+      <w:r>
+        <w:rPr>
+          <w:rFonts w:ascii="Calibri" w:hAnsi="Calibri" w:cs="Calibri"/>
+          <w:sz w:val="22"/>
+          <w:szCs w:val="22"/>
+          <w:lang w:val="en-US"/>
+        </w:rPr>
+        <w:t xml:space="preserve"> {2, 3, 4, 6, 7} </w:t>
+      </w:r>
+      <w:r>
+        <w:rPr>
+          <w:rFonts w:ascii="Calibri" w:hAnsi="Calibri" w:cs="Calibri"/>
+          <w:sz w:val="22"/>
+          <w:szCs w:val="22"/>
+          <w:lang w:val="en-US"/>
+        </w:rPr>
+        <w:t>U</w:t>
+      </w:r>
+      <w:r>
+        <w:rPr>
+          <w:rFonts w:ascii="Calibri" w:hAnsi="Calibri" w:cs="Calibri"/>
+          <w:sz w:val="22"/>
+          <w:szCs w:val="22"/>
+          <w:lang w:val="en-US"/>
+        </w:rPr>
+        <w:t xml:space="preserve"> {2} </w:t>
+      </w:r>
+      <w:r>
+        <w:rPr>
+          <w:rFonts w:ascii="Calibri" w:hAnsi="Calibri" w:cs="Calibri"/>
+          <w:sz w:val="22"/>
+          <w:szCs w:val="22"/>
+          <w:lang w:val="en-US"/>
+        </w:rPr>
+        <w:t>U</w:t>
+      </w:r>
+      <w:r>
+        <w:rPr>
+          <w:rFonts w:ascii="Calibri" w:hAnsi="Calibri" w:cs="Calibri"/>
+          <w:sz w:val="22"/>
+          <w:szCs w:val="22"/>
+          <w:lang w:val="en-US"/>
+        </w:rPr>
+        <w:t xml:space="preserve"> {3, 6, 7} = {2, 3, 4, 6, 7}</w:t>
+      </w:r>
+    </w:p>
+    <w:p>
+      <w:pPr>
+        <w:rPr>
+          <w:rFonts w:hint="eastAsia"/>
+          <w:lang w:val="en-US"/>
+        </w:rPr>
+      </w:pPr>
+      <m:oMath>
+        <m:acc>
+          <m:accPr>
+            <m:chr m:val="̅"/>
+            <m:ctrlPr>
+              <w:rPr>
+                <w:rFonts w:ascii="Cambria Math" w:hAnsi="Cambria Math" w:cs="Calibri"/>
+                <w:sz w:val="22"/>
+                <w:szCs w:val="22"/>
+                <w:lang w:val="en-US"/>
+              </w:rPr>
+            </m:ctrlPr>
+          </m:accPr>
+          <m:e>
+            <m:r>
+              <m:rPr>
+                <m:sty m:val="p"/>
+              </m:rPr>
+              <w:rPr>
+                <w:rFonts w:ascii="Cambria Math" w:hAnsi="Cambria Math" w:cs="Calibri"/>
+                <w:sz w:val="22"/>
+                <w:szCs w:val="22"/>
+                <w:lang w:val="en-US"/>
+              </w:rPr>
+              <m:t>A</m:t>
+            </m:r>
+          </m:e>
+        </m:acc>
+      </m:oMath>
+      <w:r>
+        <w:rPr>
+          <w:rFonts w:ascii="Calibri" w:hAnsi="Calibri" w:cs="Calibri"/>
+          <w:sz w:val="22"/>
+          <w:szCs w:val="22"/>
+          <w:lang w:val="en-US"/>
+        </w:rPr>
+        <w:t>{1, 5, 6, 7} =</w:t>
+      </w:r>
+      <w:r>
+        <w:rPr>
+          <w:rFonts w:ascii="Calibri" w:hAnsi="Calibri" w:cs="Calibri"/>
+          <w:sz w:val="22"/>
+          <w:szCs w:val="22"/>
+          <w:lang w:val="en-US"/>
+        </w:rPr>
+        <w:t xml:space="preserve"> {1, 5} </w:t>
+      </w:r>
+      <w:r>
+        <w:rPr>
+          <w:rFonts w:ascii="Calibri" w:hAnsi="Calibri" w:cs="Calibri"/>
+          <w:sz w:val="22"/>
+          <w:szCs w:val="22"/>
+          <w:lang w:val="en-US"/>
+        </w:rPr>
+        <w:t>U</w:t>
+      </w:r>
+      <w:r>
+        <w:rPr>
+          <w:rFonts w:ascii="Calibri" w:hAnsi="Calibri" w:cs="Calibri"/>
+          <w:sz w:val="22"/>
+          <w:szCs w:val="22"/>
+          <w:lang w:val="en-US"/>
+        </w:rPr>
+        <w:t xml:space="preserve"> {2, 3, 4, 6, 7} </w:t>
+      </w:r>
+      <w:r>
+        <w:rPr>
+          <w:rFonts w:ascii="Calibri" w:hAnsi="Calibri" w:cs="Calibri"/>
+          <w:sz w:val="22"/>
+          <w:szCs w:val="22"/>
+          <w:lang w:val="en-US"/>
+        </w:rPr>
+        <w:t>U</w:t>
+      </w:r>
+      <w:r>
+        <w:rPr>
+          <w:rFonts w:ascii="Calibri" w:hAnsi="Calibri" w:cs="Calibri"/>
+          <w:sz w:val="22"/>
+          <w:szCs w:val="22"/>
+          <w:lang w:val="en-US"/>
+        </w:rPr>
+        <w:t xml:space="preserve"> {5} </w:t>
+      </w:r>
+      <w:r>
+        <w:rPr>
+          <w:rFonts w:ascii="Calibri" w:hAnsi="Calibri" w:cs="Calibri"/>
+          <w:sz w:val="22"/>
+          <w:szCs w:val="22"/>
+          <w:lang w:val="en-US"/>
+        </w:rPr>
+        <w:t>U</w:t>
+      </w:r>
+      <w:r>
+        <w:rPr>
+          <w:rFonts w:ascii="Calibri" w:hAnsi="Calibri" w:cs="Calibri"/>
+          <w:sz w:val="22"/>
+          <w:szCs w:val="22"/>
+          <w:lang w:val="en-US"/>
+        </w:rPr>
+        <w:t xml:space="preserve"> {3, 6, 7} </w:t>
+      </w:r>
+      <w:r>
+        <w:rPr>
+          <w:rFonts w:ascii="Calibri" w:hAnsi="Calibri" w:cs="Calibri"/>
+          <w:sz w:val="22"/>
+          <w:szCs w:val="22"/>
+          <w:lang w:val="en-US"/>
+        </w:rPr>
+        <w:t>U</w:t>
+      </w:r>
+      <w:r>
+        <w:rPr>
+          <w:rFonts w:ascii="Calibri" w:hAnsi="Calibri" w:cs="Calibri"/>
+          <w:sz w:val="22"/>
+          <w:szCs w:val="22"/>
+          <w:lang w:val="en-US"/>
+        </w:rPr>
+        <w:t xml:space="preserve"> {7} = {1, 2, 3, 4, 5, 6, 7}</w:t>
       </w:r>
     </w:p>
     <w:sectPr>

--- a/data_mining/839/hw2.docx
+++ b/data_mining/839/hw2.docx
@@ -2666,7 +2666,9 @@
     <w:p>
       <w:pPr>
         <w:rPr>
-          <w:rFonts w:hint="eastAsia"/>
+          <w:rFonts w:ascii="Calibri" w:hAnsi="Calibri" w:cs="Calibri"/>
+          <w:sz w:val="22"/>
+          <w:szCs w:val="22"/>
           <w:lang w:val="en-US"/>
         </w:rPr>
       </w:pPr>
@@ -2788,6 +2790,364 @@
           <w:lang w:val="en-US"/>
         </w:rPr>
         <w:t xml:space="preserve"> {7} = {1, 2, 3, 4, 5, 6, 7}</w:t>
+      </w:r>
+    </w:p>
+    <w:p>
+      <w:pPr>
+        <w:rPr>
+          <w:rFonts w:ascii="Calibri" w:hAnsi="Calibri" w:cs="Calibri"/>
+          <w:sz w:val="22"/>
+          <w:szCs w:val="22"/>
+          <w:lang w:val="en-US"/>
+        </w:rPr>
+      </w:pPr>
+    </w:p>
+    <w:p>
+      <w:pPr>
+        <w:rPr>
+          <w:rFonts w:ascii="Calibri" w:hAnsi="Calibri" w:cs="Calibri"/>
+          <w:sz w:val="22"/>
+          <w:szCs w:val="22"/>
+          <w:lang w:val="en-US"/>
+        </w:rPr>
+      </w:pPr>
+      <w:r>
+        <w:rPr>
+          <w:rFonts w:ascii="Calibri" w:hAnsi="Calibri" w:cs="Calibri"/>
+          <w:sz w:val="22"/>
+          <w:szCs w:val="22"/>
+          <w:lang w:val="en-US"/>
+        </w:rPr>
+        <w:t>1. (e) all concept A-lower and A-upper approximations</w:t>
+      </w:r>
+    </w:p>
+    <w:p>
+      <w:pPr>
+        <w:rPr>
+          <w:rFonts w:ascii="Calibri" w:hAnsi="Calibri" w:cs="Calibri"/>
+          <w:sz w:val="22"/>
+          <w:szCs w:val="22"/>
+          <w:lang w:val="en-US"/>
+        </w:rPr>
+      </w:pPr>
+      <w:r>
+        <w:rPr>
+          <w:u w:val="single"/>
+          <w:lang w:val="en-US"/>
+        </w:rPr>
+        <w:t>A</w:t>
+      </w:r>
+      <w:r>
+        <w:rPr>
+          <w:lang w:val="en-US"/>
+        </w:rPr>
+        <w:t>{2, 3, 4}</w:t>
+      </w:r>
+      <w:r>
+        <w:rPr>
+          <w:lang w:val="en-US"/>
+        </w:rPr>
+        <w:t xml:space="preserve"> = </w:t>
+      </w:r>
+      <w:r>
+        <w:rPr>
+          <w:lang w:val="en-US"/>
+        </w:rPr>
+        <w:t xml:space="preserve">{2} </w:t>
+      </w:r>
+      <w:r>
+        <w:rPr>
+          <w:rFonts w:ascii="Calibri" w:hAnsi="Calibri" w:cs="Calibri"/>
+          <w:sz w:val="22"/>
+          <w:szCs w:val="22"/>
+          <w:lang w:val="en-US"/>
+        </w:rPr>
+        <w:t>U</w:t>
+      </w:r>
+      <w:r>
+        <w:rPr>
+          <w:rFonts w:ascii="Calibri" w:hAnsi="Calibri" w:cs="Calibri"/>
+          <w:sz w:val="22"/>
+          <w:szCs w:val="22"/>
+          <w:lang w:val="en-US"/>
+        </w:rPr>
+        <w:t xml:space="preserve"> {4} = {2, 4}</w:t>
+      </w:r>
+    </w:p>
+    <w:p>
+      <w:pPr>
+        <w:rPr>
+          <w:rFonts w:ascii="Calibri" w:hAnsi="Calibri" w:cs="Calibri"/>
+          <w:sz w:val="22"/>
+          <w:szCs w:val="22"/>
+          <w:lang w:val="en-US"/>
+        </w:rPr>
+      </w:pPr>
+      <w:r>
+        <w:rPr>
+          <w:u w:val="single"/>
+          <w:lang w:val="en-US"/>
+        </w:rPr>
+        <w:t>A</w:t>
+      </w:r>
+      <w:r>
+        <w:rPr>
+          <w:lang w:val="en-US"/>
+        </w:rPr>
+        <w:t>{1, 5, 6, 7} =</w:t>
+      </w:r>
+      <w:r>
+        <w:rPr>
+          <w:lang w:val="en-US"/>
+        </w:rPr>
+        <w:t xml:space="preserve"> {1, 5} </w:t>
+      </w:r>
+      <w:r>
+        <w:rPr>
+          <w:rFonts w:ascii="Calibri" w:hAnsi="Calibri" w:cs="Calibri"/>
+          <w:sz w:val="22"/>
+          <w:szCs w:val="22"/>
+          <w:lang w:val="en-US"/>
+        </w:rPr>
+        <w:t>U {</w:t>
+      </w:r>
+      <w:r>
+        <w:rPr>
+          <w:rFonts w:ascii="Calibri" w:hAnsi="Calibri" w:cs="Calibri"/>
+          <w:sz w:val="22"/>
+          <w:szCs w:val="22"/>
+          <w:lang w:val="en-US"/>
+        </w:rPr>
+        <w:t xml:space="preserve">5} </w:t>
+      </w:r>
+      <w:r>
+        <w:rPr>
+          <w:rFonts w:ascii="Calibri" w:hAnsi="Calibri" w:cs="Calibri"/>
+          <w:sz w:val="22"/>
+          <w:szCs w:val="22"/>
+          <w:lang w:val="en-US"/>
+        </w:rPr>
+        <w:t>U {</w:t>
+      </w:r>
+      <w:r>
+        <w:rPr>
+          <w:rFonts w:ascii="Calibri" w:hAnsi="Calibri" w:cs="Calibri"/>
+          <w:sz w:val="22"/>
+          <w:szCs w:val="22"/>
+          <w:lang w:val="en-US"/>
+        </w:rPr>
+        <w:t>7} = {1, 5, 7}</w:t>
+      </w:r>
+    </w:p>
+    <w:p>
+      <w:pPr>
+        <w:rPr>
+          <w:rFonts w:ascii="Calibri" w:hAnsi="Calibri" w:cs="Calibri"/>
+          <w:sz w:val="22"/>
+          <w:szCs w:val="22"/>
+          <w:lang w:val="en-US"/>
+        </w:rPr>
+      </w:pPr>
+      <m:oMath>
+        <m:acc>
+          <m:accPr>
+            <m:chr m:val="̅"/>
+            <m:ctrlPr>
+              <w:rPr>
+                <w:rFonts w:ascii="Cambria Math" w:hAnsi="Cambria Math" w:cs="Calibri"/>
+                <w:sz w:val="22"/>
+                <w:szCs w:val="22"/>
+                <w:lang w:val="en-US"/>
+              </w:rPr>
+            </m:ctrlPr>
+          </m:accPr>
+          <m:e>
+            <m:r>
+              <m:rPr>
+                <m:sty m:val="p"/>
+              </m:rPr>
+              <w:rPr>
+                <w:rFonts w:ascii="Cambria Math" w:hAnsi="Cambria Math" w:cs="Calibri"/>
+                <w:sz w:val="22"/>
+                <w:szCs w:val="22"/>
+                <w:lang w:val="en-US"/>
+              </w:rPr>
+              <m:t>A</m:t>
+            </m:r>
+          </m:e>
+        </m:acc>
+      </m:oMath>
+      <w:r>
+        <w:rPr>
+          <w:rFonts w:ascii="Calibri" w:hAnsi="Calibri" w:cs="Calibri"/>
+          <w:sz w:val="22"/>
+          <w:szCs w:val="22"/>
+          <w:lang w:val="en-US"/>
+        </w:rPr>
+        <w:t>{2, 3, 4} =</w:t>
+      </w:r>
+      <w:r>
+        <w:rPr>
+          <w:rFonts w:ascii="Calibri" w:hAnsi="Calibri" w:cs="Calibri"/>
+          <w:sz w:val="22"/>
+          <w:szCs w:val="22"/>
+          <w:lang w:val="en-US"/>
+        </w:rPr>
+        <w:t xml:space="preserve"> </w:t>
+      </w:r>
+      <w:r>
+        <w:rPr>
+          <w:rFonts w:ascii="Calibri" w:hAnsi="Calibri" w:cs="Calibri"/>
+          <w:sz w:val="22"/>
+          <w:szCs w:val="22"/>
+          <w:lang w:val="en-US"/>
+        </w:rPr>
+        <w:t xml:space="preserve">{2} </w:t>
+      </w:r>
+      <w:r>
+        <w:rPr>
+          <w:rFonts w:ascii="Calibri" w:hAnsi="Calibri" w:cs="Calibri"/>
+          <w:sz w:val="22"/>
+          <w:szCs w:val="22"/>
+          <w:lang w:val="en-US"/>
+        </w:rPr>
+        <w:t>U</w:t>
+      </w:r>
+      <w:r>
+        <w:rPr>
+          <w:rFonts w:ascii="Calibri" w:hAnsi="Calibri" w:cs="Calibri"/>
+          <w:sz w:val="22"/>
+          <w:szCs w:val="22"/>
+          <w:lang w:val="en-US"/>
+        </w:rPr>
+        <w:t xml:space="preserve"> {2, 3, 4, 6, 7} </w:t>
+      </w:r>
+      <w:r>
+        <w:rPr>
+          <w:rFonts w:ascii="Calibri" w:hAnsi="Calibri" w:cs="Calibri"/>
+          <w:sz w:val="22"/>
+          <w:szCs w:val="22"/>
+          <w:lang w:val="en-US"/>
+        </w:rPr>
+        <w:t>U</w:t>
+      </w:r>
+      <w:r>
+        <w:rPr>
+          <w:rFonts w:ascii="Calibri" w:hAnsi="Calibri" w:cs="Calibri"/>
+          <w:sz w:val="22"/>
+          <w:szCs w:val="22"/>
+          <w:lang w:val="en-US"/>
+        </w:rPr>
+        <w:t xml:space="preserve"> {2} = {2, 3, 4, 6, 7}</w:t>
+      </w:r>
+    </w:p>
+    <w:p>
+      <w:pPr>
+        <w:rPr>
+          <w:rFonts w:hint="eastAsia"/>
+          <w:lang w:val="en-US"/>
+        </w:rPr>
+      </w:pPr>
+      <m:oMath>
+        <m:acc>
+          <m:accPr>
+            <m:chr m:val="̅"/>
+            <m:ctrlPr>
+              <w:rPr>
+                <w:rFonts w:ascii="Cambria Math" w:hAnsi="Cambria Math" w:cs="Calibri"/>
+                <w:sz w:val="22"/>
+                <w:szCs w:val="22"/>
+                <w:lang w:val="en-US"/>
+              </w:rPr>
+            </m:ctrlPr>
+          </m:accPr>
+          <m:e>
+            <m:r>
+              <m:rPr>
+                <m:sty m:val="p"/>
+              </m:rPr>
+              <w:rPr>
+                <w:rFonts w:ascii="Cambria Math" w:hAnsi="Cambria Math" w:cs="Calibri"/>
+                <w:sz w:val="22"/>
+                <w:szCs w:val="22"/>
+                <w:lang w:val="en-US"/>
+              </w:rPr>
+              <m:t>A</m:t>
+            </m:r>
+          </m:e>
+        </m:acc>
+      </m:oMath>
+      <w:r>
+        <w:rPr>
+          <w:rFonts w:ascii="Calibri" w:hAnsi="Calibri" w:cs="Calibri"/>
+          <w:sz w:val="22"/>
+          <w:szCs w:val="22"/>
+          <w:lang w:val="en-US"/>
+        </w:rPr>
+        <w:t>{1, 5, 6, 7} =</w:t>
+      </w:r>
+      <w:r>
+        <w:rPr>
+          <w:rFonts w:ascii="Calibri" w:hAnsi="Calibri" w:cs="Calibri"/>
+          <w:sz w:val="22"/>
+          <w:szCs w:val="22"/>
+          <w:lang w:val="en-US"/>
+        </w:rPr>
+        <w:t xml:space="preserve"> {1, 5} </w:t>
+      </w:r>
+      <w:r>
+        <w:rPr>
+          <w:rFonts w:ascii="Calibri" w:hAnsi="Calibri" w:cs="Calibri"/>
+          <w:sz w:val="22"/>
+          <w:szCs w:val="22"/>
+          <w:lang w:val="en-US"/>
+        </w:rPr>
+        <w:t>U</w:t>
+      </w:r>
+      <w:r>
+        <w:rPr>
+          <w:rFonts w:ascii="Calibri" w:hAnsi="Calibri" w:cs="Calibri"/>
+          <w:sz w:val="22"/>
+          <w:szCs w:val="22"/>
+          <w:lang w:val="en-US"/>
+        </w:rPr>
+        <w:t xml:space="preserve"> {5} </w:t>
+      </w:r>
+      <w:r>
+        <w:rPr>
+          <w:rFonts w:ascii="Calibri" w:hAnsi="Calibri" w:cs="Calibri"/>
+          <w:sz w:val="22"/>
+          <w:szCs w:val="22"/>
+          <w:lang w:val="en-US"/>
+        </w:rPr>
+        <w:t>U</w:t>
+      </w:r>
+      <w:r>
+        <w:rPr>
+          <w:rFonts w:ascii="Calibri" w:hAnsi="Calibri" w:cs="Calibri"/>
+          <w:sz w:val="22"/>
+          <w:szCs w:val="22"/>
+          <w:lang w:val="en-US"/>
+        </w:rPr>
+        <w:t xml:space="preserve"> {3, 6, 7} </w:t>
+      </w:r>
+      <w:r>
+        <w:rPr>
+          <w:rFonts w:ascii="Calibri" w:hAnsi="Calibri" w:cs="Calibri"/>
+          <w:sz w:val="22"/>
+          <w:szCs w:val="22"/>
+          <w:lang w:val="en-US"/>
+        </w:rPr>
+        <w:t>U</w:t>
+      </w:r>
+      <w:r>
+        <w:rPr>
+          <w:rFonts w:ascii="Calibri" w:hAnsi="Calibri" w:cs="Calibri"/>
+          <w:sz w:val="22"/>
+          <w:szCs w:val="22"/>
+          <w:lang w:val="en-US"/>
+        </w:rPr>
+        <w:t xml:space="preserve"> {7} = {1, 3, 5, 6, 7}</w:t>
       </w:r>
     </w:p>
     <w:sectPr>

--- a/data_mining/839/hw2.docx
+++ b/data_mining/839/hw2.docx
@@ -3044,7 +3044,9 @@
     <w:p>
       <w:pPr>
         <w:rPr>
-          <w:rFonts w:hint="eastAsia"/>
+          <w:rFonts w:ascii="Calibri" w:hAnsi="Calibri" w:cs="Calibri"/>
+          <w:sz w:val="22"/>
+          <w:szCs w:val="22"/>
           <w:lang w:val="en-US"/>
         </w:rPr>
       </w:pPr>
@@ -3149,6 +3151,2490 @@
         </w:rPr>
         <w:t xml:space="preserve"> {7} = {1, 3, 5, 6, 7}</w:t>
       </w:r>
+    </w:p>
+    <w:p>
+      <w:pPr>
+        <w:rPr>
+          <w:rFonts w:ascii="Calibri" w:hAnsi="Calibri" w:cs="Calibri"/>
+          <w:sz w:val="22"/>
+          <w:szCs w:val="22"/>
+          <w:lang w:val="en-US"/>
+        </w:rPr>
+      </w:pPr>
+    </w:p>
+    <w:p>
+      <w:pPr>
+        <w:rPr>
+          <w:rFonts w:ascii="Calibri" w:hAnsi="Calibri" w:cs="Calibri"/>
+          <w:sz w:val="22"/>
+          <w:szCs w:val="22"/>
+          <w:lang w:val="en-US"/>
+        </w:rPr>
+      </w:pPr>
+    </w:p>
+    <w:p>
+      <w:pPr>
+        <w:rPr>
+          <w:rFonts w:ascii="Calibri" w:hAnsi="Calibri" w:cs="Calibri"/>
+          <w:sz w:val="22"/>
+          <w:szCs w:val="22"/>
+          <w:lang w:val="en-US"/>
+        </w:rPr>
+      </w:pPr>
+    </w:p>
+    <w:p>
+      <w:pPr>
+        <w:rPr>
+          <w:rFonts w:ascii="Calibri" w:hAnsi="Calibri" w:cs="Calibri"/>
+          <w:sz w:val="22"/>
+          <w:szCs w:val="22"/>
+          <w:lang w:val="en-US"/>
+        </w:rPr>
+      </w:pPr>
+      <w:r>
+        <w:rPr>
+          <w:rFonts w:ascii="Calibri" w:hAnsi="Calibri" w:cs="Calibri"/>
+          <w:sz w:val="22"/>
+          <w:szCs w:val="22"/>
+          <w:lang w:val="en-US"/>
+        </w:rPr>
+        <w:lastRenderedPageBreak/>
+        <w:t>1. (f) using concept A-upper approximations compute possible rules for both concepts</w:t>
+      </w:r>
+    </w:p>
+    <w:tbl>
+      <w:tblPr>
+        <w:tblStyle w:val="TableGrid"/>
+        <w:tblW w:w="0" w:type="auto"/>
+        <w:tblBorders>
+          <w:right w:val="thinThickThinLargeGap" w:sz="24" w:space="0" w:color="auto"/>
+        </w:tblBorders>
+        <w:tblLook w:val="04A0" w:firstRow="1" w:lastRow="0" w:firstColumn="1" w:lastColumn="0" w:noHBand="0" w:noVBand="1"/>
+      </w:tblPr>
+      <w:tblGrid>
+        <w:gridCol w:w="1954"/>
+        <w:gridCol w:w="1524"/>
+        <w:gridCol w:w="1522"/>
+        <w:gridCol w:w="1522"/>
+        <w:gridCol w:w="1128"/>
+      </w:tblGrid>
+      <w:tr>
+        <w:tc>
+          <w:tcPr>
+            <w:tcW w:w="1954" w:type="dxa"/>
+          </w:tcPr>
+          <w:p>
+            <w:pPr>
+              <w:rPr>
+                <w:rFonts w:hint="eastAsia"/>
+                <w:lang w:val="en-US"/>
+              </w:rPr>
+            </w:pPr>
+            <w:r>
+              <w:rPr>
+                <w:lang w:val="en-US"/>
+              </w:rPr>
+              <w:t>(a, v)</w:t>
+            </w:r>
+          </w:p>
+        </w:tc>
+        <w:tc>
+          <w:tcPr>
+            <w:tcW w:w="1524" w:type="dxa"/>
+            <w:tcBorders>
+              <w:right w:val="single" w:sz="4" w:space="0" w:color="auto"/>
+            </w:tcBorders>
+          </w:tcPr>
+          <w:p>
+            <w:pPr>
+              <w:rPr>
+                <w:rFonts w:hint="eastAsia"/>
+                <w:lang w:val="en-US"/>
+              </w:rPr>
+            </w:pPr>
+            <w:r>
+              <w:rPr>
+                <w:lang w:val="en-US"/>
+              </w:rPr>
+              <w:t>[(a, v)]</w:t>
+            </w:r>
+          </w:p>
+        </w:tc>
+        <w:tc>
+          <w:tcPr>
+            <w:tcW w:w="1522" w:type="dxa"/>
+            <w:tcBorders>
+              <w:top w:val="single" w:sz="4" w:space="0" w:color="auto"/>
+              <w:left w:val="single" w:sz="4" w:space="0" w:color="auto"/>
+              <w:bottom w:val="single" w:sz="4" w:space="0" w:color="auto"/>
+              <w:right w:val="triple" w:sz="4" w:space="0" w:color="auto"/>
+            </w:tcBorders>
+          </w:tcPr>
+          <w:p>
+            <w:pPr>
+              <w:rPr>
+                <w:rFonts w:hint="eastAsia"/>
+                <w:lang w:val="en-US"/>
+              </w:rPr>
+            </w:pPr>
+            <w:r>
+              <w:rPr>
+                <w:lang w:val="en-US"/>
+              </w:rPr>
+              <w:t>{2, 3, 4, 6, 7}</w:t>
+            </w:r>
+          </w:p>
+        </w:tc>
+        <w:tc>
+          <w:tcPr>
+            <w:tcW w:w="1522" w:type="dxa"/>
+            <w:tcBorders>
+              <w:left w:val="triple" w:sz="4" w:space="0" w:color="auto"/>
+              <w:right w:val="double" w:sz="4" w:space="0" w:color="auto"/>
+            </w:tcBorders>
+          </w:tcPr>
+          <w:p>
+            <w:pPr>
+              <w:rPr>
+                <w:lang w:val="en-US"/>
+              </w:rPr>
+            </w:pPr>
+            <w:r>
+              <w:rPr>
+                <w:lang w:val="en-US"/>
+              </w:rPr>
+              <w:t>{1, 3, 5, 6, 7}</w:t>
+            </w:r>
+          </w:p>
+        </w:tc>
+        <w:tc>
+          <w:tcPr>
+            <w:tcW w:w="1128" w:type="dxa"/>
+            <w:tcBorders>
+              <w:left w:val="double" w:sz="4" w:space="0" w:color="auto"/>
+              <w:right w:val="triple" w:sz="4" w:space="0" w:color="auto"/>
+            </w:tcBorders>
+          </w:tcPr>
+          <w:p>
+            <w:pPr>
+              <w:rPr>
+                <w:lang w:val="en-US"/>
+              </w:rPr>
+            </w:pPr>
+            <w:r>
+              <w:rPr>
+                <w:lang w:val="en-US"/>
+              </w:rPr>
+              <w:t>{1}</w:t>
+            </w:r>
+          </w:p>
+        </w:tc>
+      </w:tr>
+      <w:tr>
+        <w:tc>
+          <w:tcPr>
+            <w:tcW w:w="1954" w:type="dxa"/>
+          </w:tcPr>
+          <w:p>
+            <w:pPr>
+              <w:rPr>
+                <w:rFonts w:hint="eastAsia"/>
+                <w:lang w:val="en-US"/>
+              </w:rPr>
+            </w:pPr>
+            <w:r>
+              <w:rPr>
+                <w:lang w:val="en-US"/>
+              </w:rPr>
+              <w:t>(Wind, low)</w:t>
+            </w:r>
+          </w:p>
+        </w:tc>
+        <w:tc>
+          <w:tcPr>
+            <w:tcW w:w="1524" w:type="dxa"/>
+            <w:tcBorders>
+              <w:right w:val="single" w:sz="4" w:space="0" w:color="auto"/>
+            </w:tcBorders>
+          </w:tcPr>
+          <w:p>
+            <w:pPr>
+              <w:rPr>
+                <w:rFonts w:hint="eastAsia"/>
+                <w:lang w:val="en-US"/>
+              </w:rPr>
+            </w:pPr>
+            <w:r>
+              <w:rPr>
+                <w:lang w:val="en-US"/>
+              </w:rPr>
+              <w:t>{2, 3}</w:t>
+            </w:r>
+          </w:p>
+        </w:tc>
+        <w:tc>
+          <w:tcPr>
+            <w:tcW w:w="1522" w:type="dxa"/>
+            <w:tcBorders>
+              <w:top w:val="single" w:sz="4" w:space="0" w:color="auto"/>
+              <w:left w:val="single" w:sz="4" w:space="0" w:color="auto"/>
+              <w:bottom w:val="single" w:sz="4" w:space="0" w:color="auto"/>
+              <w:right w:val="triple" w:sz="4" w:space="0" w:color="auto"/>
+            </w:tcBorders>
+          </w:tcPr>
+          <w:p>
+            <w:pPr>
+              <w:rPr>
+                <w:rFonts w:hint="eastAsia"/>
+                <w:lang w:val="en-US"/>
+              </w:rPr>
+            </w:pPr>
+            <w:r>
+              <w:rPr>
+                <w:lang w:val="en-US"/>
+              </w:rPr>
+              <w:t>{2, 3}</w:t>
+            </w:r>
+          </w:p>
+        </w:tc>
+        <w:tc>
+          <w:tcPr>
+            <w:tcW w:w="1522" w:type="dxa"/>
+            <w:tcBorders>
+              <w:left w:val="triple" w:sz="4" w:space="0" w:color="auto"/>
+              <w:right w:val="double" w:sz="4" w:space="0" w:color="auto"/>
+            </w:tcBorders>
+          </w:tcPr>
+          <w:p>
+            <w:pPr>
+              <w:rPr>
+                <w:lang w:val="en-US"/>
+              </w:rPr>
+            </w:pPr>
+            <w:r>
+              <w:rPr>
+                <w:lang w:val="en-US"/>
+              </w:rPr>
+              <w:t>{3}</w:t>
+            </w:r>
+          </w:p>
+        </w:tc>
+        <w:tc>
+          <w:tcPr>
+            <w:tcW w:w="1128" w:type="dxa"/>
+            <w:tcBorders>
+              <w:left w:val="double" w:sz="4" w:space="0" w:color="auto"/>
+              <w:right w:val="triple" w:sz="4" w:space="0" w:color="auto"/>
+            </w:tcBorders>
+          </w:tcPr>
+          <w:p>
+            <w:pPr>
+              <w:rPr>
+                <w:lang w:val="en-US"/>
+              </w:rPr>
+            </w:pPr>
+            <w:r>
+              <w:rPr>
+                <w:lang w:val="en-US"/>
+              </w:rPr>
+              <w:t>-</w:t>
+            </w:r>
+          </w:p>
+        </w:tc>
+      </w:tr>
+      <w:tr>
+        <w:tc>
+          <w:tcPr>
+            <w:tcW w:w="1954" w:type="dxa"/>
+          </w:tcPr>
+          <w:p>
+            <w:pPr>
+              <w:rPr>
+                <w:rFonts w:hint="eastAsia"/>
+                <w:lang w:val="en-US"/>
+              </w:rPr>
+            </w:pPr>
+            <w:r>
+              <w:rPr>
+                <w:lang w:val="en-US"/>
+              </w:rPr>
+              <w:t xml:space="preserve">(Wind, </w:t>
+            </w:r>
+            <w:r>
+              <w:rPr>
+                <w:lang w:val="en-US"/>
+              </w:rPr>
+              <w:t>high</w:t>
+            </w:r>
+            <w:r>
+              <w:rPr>
+                <w:lang w:val="en-US"/>
+              </w:rPr>
+              <w:t>)</w:t>
+            </w:r>
+          </w:p>
+        </w:tc>
+        <w:tc>
+          <w:tcPr>
+            <w:tcW w:w="1524" w:type="dxa"/>
+            <w:tcBorders>
+              <w:right w:val="single" w:sz="4" w:space="0" w:color="auto"/>
+            </w:tcBorders>
+          </w:tcPr>
+          <w:p>
+            <w:pPr>
+              <w:rPr>
+                <w:rFonts w:hint="eastAsia"/>
+                <w:lang w:val="en-US"/>
+              </w:rPr>
+            </w:pPr>
+            <w:r>
+              <w:rPr>
+                <w:lang w:val="en-US"/>
+              </w:rPr>
+              <w:t>{3, 5, 6, 7}</w:t>
+            </w:r>
+          </w:p>
+        </w:tc>
+        <w:tc>
+          <w:tcPr>
+            <w:tcW w:w="1522" w:type="dxa"/>
+            <w:tcBorders>
+              <w:top w:val="single" w:sz="4" w:space="0" w:color="auto"/>
+              <w:left w:val="single" w:sz="4" w:space="0" w:color="auto"/>
+              <w:bottom w:val="single" w:sz="4" w:space="0" w:color="auto"/>
+              <w:right w:val="triple" w:sz="4" w:space="0" w:color="auto"/>
+            </w:tcBorders>
+          </w:tcPr>
+          <w:p>
+            <w:pPr>
+              <w:rPr>
+                <w:rFonts w:hint="eastAsia"/>
+                <w:lang w:val="en-US"/>
+              </w:rPr>
+            </w:pPr>
+            <w:r>
+              <w:rPr>
+                <w:noProof/>
+                <w:lang w:val="en-US"/>
+              </w:rPr>
+              <mc:AlternateContent>
+                <mc:Choice Requires="wps">
+                  <w:drawing>
+                    <wp:anchor distT="0" distB="0" distL="114300" distR="114300" simplePos="0" relativeHeight="251678720" behindDoc="0" locked="0" layoutInCell="1" allowOverlap="1" wp14:anchorId="16999BD5" wp14:editId="1DFBF606">
+                      <wp:simplePos x="0" y="0"/>
+                      <wp:positionH relativeFrom="column">
+                        <wp:posOffset>895350</wp:posOffset>
+                      </wp:positionH>
+                      <wp:positionV relativeFrom="paragraph">
+                        <wp:posOffset>-2540</wp:posOffset>
+                      </wp:positionV>
+                      <wp:extent cx="770255" cy="203200"/>
+                      <wp:effectExtent l="0" t="0" r="17145" b="12700"/>
+                      <wp:wrapNone/>
+                      <wp:docPr id="2" name="Oval 2"/>
+                      <wp:cNvGraphicFramePr/>
+                      <a:graphic xmlns:a="http://schemas.openxmlformats.org/drawingml/2006/main">
+                        <a:graphicData uri="http://schemas.microsoft.com/office/word/2010/wordprocessingShape">
+                          <wps:wsp>
+                            <wps:cNvSpPr/>
+                            <wps:spPr>
+                              <a:xfrm>
+                                <a:off x="0" y="0"/>
+                                <a:ext cx="770255" cy="203200"/>
+                              </a:xfrm>
+                              <a:prstGeom prst="ellipse">
+                                <a:avLst/>
+                              </a:prstGeom>
+                              <a:noFill/>
+                              <a:ln>
+                                <a:solidFill>
+                                  <a:srgbClr val="FF0000"/>
+                                </a:solidFill>
+                              </a:ln>
+                            </wps:spPr>
+                            <wps:style>
+                              <a:lnRef idx="2">
+                                <a:schemeClr val="accent1">
+                                  <a:shade val="50000"/>
+                                </a:schemeClr>
+                              </a:lnRef>
+                              <a:fillRef idx="1">
+                                <a:schemeClr val="accent1"/>
+                              </a:fillRef>
+                              <a:effectRef idx="0">
+                                <a:schemeClr val="accent1"/>
+                              </a:effectRef>
+                              <a:fontRef idx="minor">
+                                <a:schemeClr val="lt1"/>
+                              </a:fontRef>
+                            </wps:style>
+                            <wps:bodyPr rot="0" spcFirstLastPara="0" vertOverflow="overflow" horzOverflow="overflow" vert="horz" wrap="square" lIns="91440" tIns="45720" rIns="91440" bIns="45720" numCol="1" spcCol="0" rtlCol="0" fromWordArt="0" anchor="ctr" anchorCtr="0" forceAA="0" compatLnSpc="1">
+                              <a:prstTxWarp prst="textNoShape">
+                                <a:avLst/>
+                              </a:prstTxWarp>
+                              <a:noAutofit/>
+                            </wps:bodyPr>
+                          </wps:wsp>
+                        </a:graphicData>
+                      </a:graphic>
+                      <wp14:sizeRelH relativeFrom="margin">
+                        <wp14:pctWidth>0</wp14:pctWidth>
+                      </wp14:sizeRelH>
+                      <wp14:sizeRelV relativeFrom="margin">
+                        <wp14:pctHeight>0</wp14:pctHeight>
+                      </wp14:sizeRelV>
+                    </wp:anchor>
+                  </w:drawing>
+                </mc:Choice>
+                <mc:Fallback>
+                  <w:pict>
+                    <v:oval w14:anchorId="31638D9D" id="Oval 2" o:spid="_x0000_s1026" style="position:absolute;margin-left:70.5pt;margin-top:-.2pt;width:60.65pt;height:16pt;z-index:251678720;visibility:visible;mso-wrap-style:square;mso-width-percent:0;mso-height-percent:0;mso-wrap-distance-left:9pt;mso-wrap-distance-top:0;mso-wrap-distance-right:9pt;mso-wrap-distance-bottom:0;mso-position-horizontal:absolute;mso-position-horizontal-relative:text;mso-position-vertical:absolute;mso-position-vertical-relative:text;mso-width-percent:0;mso-height-percent:0;mso-width-relative:margin;mso-height-relative:margin;v-text-anchor:middle" o:gfxdata="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" filled="f" strokecolor="red" strokeweight="1pt">
+                      <v:stroke joinstyle="miter"/>
+                    </v:oval>
+                  </w:pict>
+                </mc:Fallback>
+              </mc:AlternateContent>
+            </w:r>
+            <w:r>
+              <w:rPr>
+                <w:noProof/>
+                <w:lang w:val="en-US"/>
+              </w:rPr>
+              <mc:AlternateContent>
+                <mc:Choice Requires="wps">
+                  <w:drawing>
+                    <wp:anchor distT="0" distB="0" distL="114300" distR="114300" simplePos="0" relativeHeight="251679744" behindDoc="0" locked="0" layoutInCell="1" allowOverlap="1" wp14:anchorId="661A0E22" wp14:editId="109D12E9">
+                      <wp:simplePos x="0" y="0"/>
+                      <wp:positionH relativeFrom="column">
+                        <wp:posOffset>-83819</wp:posOffset>
+                      </wp:positionH>
+                      <wp:positionV relativeFrom="paragraph">
+                        <wp:posOffset>175260</wp:posOffset>
+                      </wp:positionV>
+                      <wp:extent cx="981922" cy="228600"/>
+                      <wp:effectExtent l="0" t="0" r="8890" b="12700"/>
+                      <wp:wrapNone/>
+                      <wp:docPr id="1" name="Oval 1"/>
+                      <wp:cNvGraphicFramePr/>
+                      <a:graphic xmlns:a="http://schemas.openxmlformats.org/drawingml/2006/main">
+                        <a:graphicData uri="http://schemas.microsoft.com/office/word/2010/wordprocessingShape">
+                          <wps:wsp>
+                            <wps:cNvSpPr/>
+                            <wps:spPr>
+                              <a:xfrm>
+                                <a:off x="0" y="0"/>
+                                <a:ext cx="981922" cy="228600"/>
+                              </a:xfrm>
+                              <a:prstGeom prst="ellipse">
+                                <a:avLst/>
+                              </a:prstGeom>
+                              <a:noFill/>
+                              <a:ln>
+                                <a:solidFill>
+                                  <a:srgbClr val="FF0000"/>
+                                </a:solidFill>
+                              </a:ln>
+                            </wps:spPr>
+                            <wps:style>
+                              <a:lnRef idx="2">
+                                <a:schemeClr val="accent1">
+                                  <a:shade val="50000"/>
+                                </a:schemeClr>
+                              </a:lnRef>
+                              <a:fillRef idx="1">
+                                <a:schemeClr val="accent1"/>
+                              </a:fillRef>
+                              <a:effectRef idx="0">
+                                <a:schemeClr val="accent1"/>
+                              </a:effectRef>
+                              <a:fontRef idx="minor">
+                                <a:schemeClr val="lt1"/>
+                              </a:fontRef>
+                            </wps:style>
+                            <wps:bodyPr rot="0" spcFirstLastPara="0" vertOverflow="overflow" horzOverflow="overflow" vert="horz" wrap="square" lIns="91440" tIns="45720" rIns="91440" bIns="45720" numCol="1" spcCol="0" rtlCol="0" fromWordArt="0" anchor="ctr" anchorCtr="0" forceAA="0" compatLnSpc="1">
+                              <a:prstTxWarp prst="textNoShape">
+                                <a:avLst/>
+                              </a:prstTxWarp>
+                              <a:noAutofit/>
+                            </wps:bodyPr>
+                          </wps:wsp>
+                        </a:graphicData>
+                      </a:graphic>
+                      <wp14:sizeRelH relativeFrom="margin">
+                        <wp14:pctWidth>0</wp14:pctWidth>
+                      </wp14:sizeRelH>
+                    </wp:anchor>
+                  </w:drawing>
+                </mc:Choice>
+                <mc:Fallback>
+                  <w:pict>
+                    <v:oval w14:anchorId="32142223" id="Oval 1" o:spid="_x0000_s1026" style="position:absolute;margin-left:-6.6pt;margin-top:13.8pt;width:77.3pt;height:18pt;z-index:251679744;visibility:visible;mso-wrap-style:square;mso-width-percent:0;mso-wrap-distance-left:9pt;mso-wrap-distance-top:0;mso-wrap-distance-right:9pt;mso-wrap-distance-bottom:0;mso-position-horizontal:absolute;mso-position-horizontal-relative:text;mso-position-vertical:absolute;mso-position-vertical-relative:text;mso-width-percent:0;mso-width-relative:margin;v-text-anchor:middle" o:gfxdata="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" filled="f" strokecolor="red" strokeweight="1pt">
+                      <v:stroke joinstyle="miter"/>
+                    </v:oval>
+                  </w:pict>
+                </mc:Fallback>
+              </mc:AlternateContent>
+            </w:r>
+            <w:r>
+              <w:rPr>
+                <w:lang w:val="en-US"/>
+              </w:rPr>
+              <w:t>{3, 6, 7}</w:t>
+            </w:r>
+          </w:p>
+        </w:tc>
+        <w:tc>
+          <w:tcPr>
+            <w:tcW w:w="1522" w:type="dxa"/>
+            <w:tcBorders>
+              <w:left w:val="triple" w:sz="4" w:space="0" w:color="auto"/>
+              <w:right w:val="double" w:sz="4" w:space="0" w:color="auto"/>
+            </w:tcBorders>
+          </w:tcPr>
+          <w:p>
+            <w:pPr>
+              <w:rPr>
+                <w:noProof/>
+                <w:lang w:val="en-US"/>
+              </w:rPr>
+            </w:pPr>
+            <w:r>
+              <w:rPr>
+                <w:noProof/>
+                <w:lang w:val="en-US"/>
+              </w:rPr>
+              <w:t>{3, 5, 6, 7}</w:t>
+            </w:r>
+          </w:p>
+        </w:tc>
+        <w:tc>
+          <w:tcPr>
+            <w:tcW w:w="1128" w:type="dxa"/>
+            <w:tcBorders>
+              <w:left w:val="double" w:sz="4" w:space="0" w:color="auto"/>
+              <w:right w:val="triple" w:sz="4" w:space="0" w:color="auto"/>
+            </w:tcBorders>
+          </w:tcPr>
+          <w:p>
+            <w:pPr>
+              <w:rPr>
+                <w:noProof/>
+                <w:lang w:val="en-US"/>
+              </w:rPr>
+            </w:pPr>
+            <w:r>
+              <w:rPr>
+                <w:noProof/>
+                <w:lang w:val="en-US"/>
+              </w:rPr>
+              <w:t>-</w:t>
+            </w:r>
+          </w:p>
+        </w:tc>
+      </w:tr>
+      <w:tr>
+        <w:tc>
+          <w:tcPr>
+            <w:tcW w:w="1954" w:type="dxa"/>
+          </w:tcPr>
+          <w:p>
+            <w:pPr>
+              <w:rPr>
+                <w:rFonts w:hint="eastAsia"/>
+                <w:lang w:val="en-US"/>
+              </w:rPr>
+            </w:pPr>
+            <w:r>
+              <w:rPr>
+                <w:lang w:val="en-US"/>
+              </w:rPr>
+              <w:t>(Humidity, low)</w:t>
+            </w:r>
+          </w:p>
+        </w:tc>
+        <w:tc>
+          <w:tcPr>
+            <w:tcW w:w="1524" w:type="dxa"/>
+            <w:tcBorders>
+              <w:right w:val="single" w:sz="4" w:space="0" w:color="auto"/>
+            </w:tcBorders>
+          </w:tcPr>
+          <w:p>
+            <w:pPr>
+              <w:rPr>
+                <w:rFonts w:hint="eastAsia"/>
+                <w:lang w:val="en-US"/>
+              </w:rPr>
+            </w:pPr>
+            <w:r>
+              <w:rPr>
+                <w:lang w:val="en-US"/>
+              </w:rPr>
+              <w:t>{2, 3, 4, 6, 7}</w:t>
+            </w:r>
+          </w:p>
+        </w:tc>
+        <w:tc>
+          <w:tcPr>
+            <w:tcW w:w="1522" w:type="dxa"/>
+            <w:tcBorders>
+              <w:top w:val="single" w:sz="4" w:space="0" w:color="auto"/>
+              <w:left w:val="single" w:sz="4" w:space="0" w:color="auto"/>
+              <w:bottom w:val="single" w:sz="4" w:space="0" w:color="auto"/>
+              <w:right w:val="triple" w:sz="4" w:space="0" w:color="auto"/>
+            </w:tcBorders>
+          </w:tcPr>
+          <w:p>
+            <w:pPr>
+              <w:rPr>
+                <w:rFonts w:hint="eastAsia"/>
+                <w:lang w:val="en-US"/>
+              </w:rPr>
+            </w:pPr>
+            <w:r>
+              <w:rPr>
+                <w:lang w:val="en-US"/>
+              </w:rPr>
+              <w:t>{2, 3, 4, 6, 7}</w:t>
+            </w:r>
+          </w:p>
+        </w:tc>
+        <w:tc>
+          <w:tcPr>
+            <w:tcW w:w="1522" w:type="dxa"/>
+            <w:tcBorders>
+              <w:left w:val="triple" w:sz="4" w:space="0" w:color="auto"/>
+              <w:right w:val="double" w:sz="4" w:space="0" w:color="auto"/>
+            </w:tcBorders>
+          </w:tcPr>
+          <w:p>
+            <w:pPr>
+              <w:rPr>
+                <w:lang w:val="en-US"/>
+              </w:rPr>
+            </w:pPr>
+            <w:r>
+              <w:rPr>
+                <w:lang w:val="en-US"/>
+              </w:rPr>
+              <w:t>{3, 6, 7}</w:t>
+            </w:r>
+          </w:p>
+        </w:tc>
+        <w:tc>
+          <w:tcPr>
+            <w:tcW w:w="1128" w:type="dxa"/>
+            <w:tcBorders>
+              <w:left w:val="double" w:sz="4" w:space="0" w:color="auto"/>
+              <w:right w:val="triple" w:sz="4" w:space="0" w:color="auto"/>
+            </w:tcBorders>
+          </w:tcPr>
+          <w:p>
+            <w:pPr>
+              <w:rPr>
+                <w:lang w:val="en-US"/>
+              </w:rPr>
+            </w:pPr>
+            <w:r>
+              <w:rPr>
+                <w:lang w:val="en-US"/>
+              </w:rPr>
+              <w:t>-</w:t>
+            </w:r>
+          </w:p>
+        </w:tc>
+      </w:tr>
+      <w:tr>
+        <w:tc>
+          <w:tcPr>
+            <w:tcW w:w="1954" w:type="dxa"/>
+          </w:tcPr>
+          <w:p>
+            <w:pPr>
+              <w:rPr>
+                <w:rFonts w:hint="eastAsia"/>
+                <w:lang w:val="en-US"/>
+              </w:rPr>
+            </w:pPr>
+            <w:r>
+              <w:rPr>
+                <w:lang w:val="en-US"/>
+              </w:rPr>
+              <w:t xml:space="preserve">(Humidity, </w:t>
+            </w:r>
+            <w:r>
+              <w:rPr>
+                <w:lang w:val="en-US"/>
+              </w:rPr>
+              <w:t>high</w:t>
+            </w:r>
+            <w:r>
+              <w:rPr>
+                <w:lang w:val="en-US"/>
+              </w:rPr>
+              <w:t>)</w:t>
+            </w:r>
+          </w:p>
+        </w:tc>
+        <w:tc>
+          <w:tcPr>
+            <w:tcW w:w="1524" w:type="dxa"/>
+            <w:tcBorders>
+              <w:right w:val="single" w:sz="4" w:space="0" w:color="auto"/>
+            </w:tcBorders>
+          </w:tcPr>
+          <w:p>
+            <w:pPr>
+              <w:rPr>
+                <w:rFonts w:hint="eastAsia"/>
+                <w:lang w:val="en-US"/>
+              </w:rPr>
+            </w:pPr>
+            <w:r>
+              <w:rPr>
+                <w:lang w:val="en-US"/>
+              </w:rPr>
+              <w:t>{1, 2, 5}</w:t>
+            </w:r>
+          </w:p>
+        </w:tc>
+        <w:tc>
+          <w:tcPr>
+            <w:tcW w:w="1522" w:type="dxa"/>
+            <w:tcBorders>
+              <w:top w:val="single" w:sz="4" w:space="0" w:color="auto"/>
+              <w:left w:val="single" w:sz="4" w:space="0" w:color="auto"/>
+              <w:bottom w:val="single" w:sz="4" w:space="0" w:color="auto"/>
+              <w:right w:val="triple" w:sz="4" w:space="0" w:color="auto"/>
+            </w:tcBorders>
+          </w:tcPr>
+          <w:p>
+            <w:pPr>
+              <w:rPr>
+                <w:rFonts w:hint="eastAsia"/>
+                <w:lang w:val="en-US"/>
+              </w:rPr>
+            </w:pPr>
+            <w:r>
+              <w:rPr>
+                <w:lang w:val="en-US"/>
+              </w:rPr>
+              <w:t>{2}</w:t>
+            </w:r>
+          </w:p>
+        </w:tc>
+        <w:tc>
+          <w:tcPr>
+            <w:tcW w:w="1522" w:type="dxa"/>
+            <w:tcBorders>
+              <w:left w:val="triple" w:sz="4" w:space="0" w:color="auto"/>
+              <w:right w:val="double" w:sz="4" w:space="0" w:color="auto"/>
+            </w:tcBorders>
+          </w:tcPr>
+          <w:p>
+            <w:pPr>
+              <w:rPr>
+                <w:lang w:val="en-US"/>
+              </w:rPr>
+            </w:pPr>
+            <w:r>
+              <w:rPr>
+                <w:lang w:val="en-US"/>
+              </w:rPr>
+              <w:t>{1, 5}</w:t>
+            </w:r>
+          </w:p>
+        </w:tc>
+        <w:tc>
+          <w:tcPr>
+            <w:tcW w:w="1128" w:type="dxa"/>
+            <w:tcBorders>
+              <w:left w:val="double" w:sz="4" w:space="0" w:color="auto"/>
+              <w:right w:val="triple" w:sz="4" w:space="0" w:color="auto"/>
+            </w:tcBorders>
+          </w:tcPr>
+          <w:p>
+            <w:pPr>
+              <w:rPr>
+                <w:lang w:val="en-US"/>
+              </w:rPr>
+            </w:pPr>
+            <w:r>
+              <w:rPr>
+                <w:lang w:val="en-US"/>
+              </w:rPr>
+              <w:t>{1}</w:t>
+            </w:r>
+            <w:r>
+              <w:rPr>
+                <w:vertAlign w:val="subscript"/>
+                <w:lang w:val="en-US"/>
+              </w:rPr>
+              <w:t>3</w:t>
+            </w:r>
+          </w:p>
+        </w:tc>
+      </w:tr>
+      <w:tr>
+        <w:tc>
+          <w:tcPr>
+            <w:tcW w:w="1954" w:type="dxa"/>
+          </w:tcPr>
+          <w:p>
+            <w:pPr>
+              <w:rPr>
+                <w:rFonts w:hint="eastAsia"/>
+                <w:lang w:val="en-US"/>
+              </w:rPr>
+            </w:pPr>
+            <w:r>
+              <w:rPr>
+                <w:lang w:val="en-US"/>
+              </w:rPr>
+              <w:t>(</w:t>
+            </w:r>
+            <w:r>
+              <w:rPr>
+                <w:lang w:val="en-US"/>
+              </w:rPr>
+              <w:t>Temp</w:t>
+            </w:r>
+            <w:r>
+              <w:rPr>
+                <w:lang w:val="en-US"/>
+              </w:rPr>
+              <w:t>, low)</w:t>
+            </w:r>
+          </w:p>
+        </w:tc>
+        <w:tc>
+          <w:tcPr>
+            <w:tcW w:w="1524" w:type="dxa"/>
+            <w:tcBorders>
+              <w:right w:val="single" w:sz="4" w:space="0" w:color="auto"/>
+            </w:tcBorders>
+          </w:tcPr>
+          <w:p>
+            <w:pPr>
+              <w:rPr>
+                <w:rFonts w:hint="eastAsia"/>
+                <w:lang w:val="en-US"/>
+              </w:rPr>
+            </w:pPr>
+            <w:r>
+              <w:rPr>
+                <w:lang w:val="en-US"/>
+              </w:rPr>
+              <w:t>{1, 5}</w:t>
+            </w:r>
+          </w:p>
+        </w:tc>
+        <w:tc>
+          <w:tcPr>
+            <w:tcW w:w="1522" w:type="dxa"/>
+            <w:tcBorders>
+              <w:top w:val="single" w:sz="4" w:space="0" w:color="auto"/>
+              <w:left w:val="single" w:sz="4" w:space="0" w:color="auto"/>
+              <w:bottom w:val="single" w:sz="4" w:space="0" w:color="auto"/>
+              <w:right w:val="triple" w:sz="4" w:space="0" w:color="auto"/>
+            </w:tcBorders>
+          </w:tcPr>
+          <w:p>
+            <w:pPr>
+              <w:rPr>
+                <w:rFonts w:hint="eastAsia"/>
+                <w:lang w:val="en-US"/>
+              </w:rPr>
+            </w:pPr>
+            <w:r>
+              <w:rPr>
+                <w:lang w:val="en-US"/>
+              </w:rPr>
+              <w:t>-</w:t>
+            </w:r>
+          </w:p>
+        </w:tc>
+        <w:tc>
+          <w:tcPr>
+            <w:tcW w:w="1522" w:type="dxa"/>
+            <w:tcBorders>
+              <w:left w:val="triple" w:sz="4" w:space="0" w:color="auto"/>
+              <w:right w:val="double" w:sz="4" w:space="0" w:color="auto"/>
+            </w:tcBorders>
+          </w:tcPr>
+          <w:p>
+            <w:pPr>
+              <w:rPr>
+                <w:lang w:val="en-US"/>
+              </w:rPr>
+            </w:pPr>
+            <w:r>
+              <w:rPr>
+                <w:lang w:val="en-US"/>
+              </w:rPr>
+              <w:t>{1, 5}</w:t>
+            </w:r>
+          </w:p>
+        </w:tc>
+        <w:tc>
+          <w:tcPr>
+            <w:tcW w:w="1128" w:type="dxa"/>
+            <w:tcBorders>
+              <w:left w:val="double" w:sz="4" w:space="0" w:color="auto"/>
+              <w:right w:val="triple" w:sz="4" w:space="0" w:color="auto"/>
+            </w:tcBorders>
+          </w:tcPr>
+          <w:p>
+            <w:pPr>
+              <w:rPr>
+                <w:lang w:val="en-US"/>
+              </w:rPr>
+            </w:pPr>
+            <w:r>
+              <w:rPr>
+                <w:noProof/>
+                <w:lang w:val="en-US"/>
+              </w:rPr>
+              <mc:AlternateContent>
+                <mc:Choice Requires="wps">
+                  <w:drawing>
+                    <wp:anchor distT="0" distB="0" distL="114300" distR="114300" simplePos="0" relativeHeight="251680768" behindDoc="0" locked="0" layoutInCell="1" allowOverlap="1" wp14:anchorId="74EB1EFA" wp14:editId="7B104EB5">
+                      <wp:simplePos x="0" y="0"/>
+                      <wp:positionH relativeFrom="column">
+                        <wp:posOffset>-73025</wp:posOffset>
+                      </wp:positionH>
+                      <wp:positionV relativeFrom="paragraph">
+                        <wp:posOffset>4445</wp:posOffset>
+                      </wp:positionV>
+                      <wp:extent cx="372533" cy="186267"/>
+                      <wp:effectExtent l="0" t="0" r="8890" b="17145"/>
+                      <wp:wrapNone/>
+                      <wp:docPr id="4" name="Oval 4"/>
+                      <wp:cNvGraphicFramePr/>
+                      <a:graphic xmlns:a="http://schemas.openxmlformats.org/drawingml/2006/main">
+                        <a:graphicData uri="http://schemas.microsoft.com/office/word/2010/wordprocessingShape">
+                          <wps:wsp>
+                            <wps:cNvSpPr/>
+                            <wps:spPr>
+                              <a:xfrm>
+                                <a:off x="0" y="0"/>
+                                <a:ext cx="372533" cy="186267"/>
+                              </a:xfrm>
+                              <a:prstGeom prst="ellipse">
+                                <a:avLst/>
+                              </a:prstGeom>
+                              <a:noFill/>
+                              <a:ln>
+                                <a:solidFill>
+                                  <a:srgbClr val="FF0000"/>
+                                </a:solidFill>
+                              </a:ln>
+                            </wps:spPr>
+                            <wps:style>
+                              <a:lnRef idx="2">
+                                <a:schemeClr val="accent1">
+                                  <a:shade val="50000"/>
+                                </a:schemeClr>
+                              </a:lnRef>
+                              <a:fillRef idx="1">
+                                <a:schemeClr val="accent1"/>
+                              </a:fillRef>
+                              <a:effectRef idx="0">
+                                <a:schemeClr val="accent1"/>
+                              </a:effectRef>
+                              <a:fontRef idx="minor">
+                                <a:schemeClr val="lt1"/>
+                              </a:fontRef>
+                            </wps:style>
+                            <wps:bodyPr rot="0" spcFirstLastPara="0" vertOverflow="overflow" horzOverflow="overflow" vert="horz" wrap="square" lIns="91440" tIns="45720" rIns="91440" bIns="45720" numCol="1" spcCol="0" rtlCol="0" fromWordArt="0" anchor="ctr" anchorCtr="0" forceAA="0" compatLnSpc="1">
+                              <a:prstTxWarp prst="textNoShape">
+                                <a:avLst/>
+                              </a:prstTxWarp>
+                              <a:noAutofit/>
+                            </wps:bodyPr>
+                          </wps:wsp>
+                        </a:graphicData>
+                      </a:graphic>
+                      <wp14:sizeRelH relativeFrom="margin">
+                        <wp14:pctWidth>0</wp14:pctWidth>
+                      </wp14:sizeRelH>
+                      <wp14:sizeRelV relativeFrom="margin">
+                        <wp14:pctHeight>0</wp14:pctHeight>
+                      </wp14:sizeRelV>
+                    </wp:anchor>
+                  </w:drawing>
+                </mc:Choice>
+                <mc:Fallback>
+                  <w:pict>
+                    <v:oval w14:anchorId="0229B647" id="Oval 4" o:spid="_x0000_s1026" style="position:absolute;margin-left:-5.75pt;margin-top:.35pt;width:29.35pt;height:14.65pt;z-index:251680768;visibility:visible;mso-wrap-style:square;mso-width-percent:0;mso-height-percent:0;mso-wrap-distance-left:9pt;mso-wrap-distance-top:0;mso-wrap-distance-right:9pt;mso-wrap-distance-bottom:0;mso-position-horizontal:absolute;mso-position-horizontal-relative:text;mso-position-vertical:absolute;mso-position-vertical-relative:text;mso-width-percent:0;mso-height-percent:0;mso-width-relative:margin;mso-height-relative:margin;v-text-anchor:middle" o:gfxdata="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" filled="f" strokecolor="red" strokeweight="1pt">
+                      <v:stroke joinstyle="miter"/>
+                    </v:oval>
+                  </w:pict>
+                </mc:Fallback>
+              </mc:AlternateContent>
+            </w:r>
+            <w:r>
+              <w:rPr>
+                <w:lang w:val="en-US"/>
+              </w:rPr>
+              <w:t>{1}</w:t>
+            </w:r>
+            <w:r>
+              <w:rPr>
+                <w:vertAlign w:val="subscript"/>
+                <w:lang w:val="en-US"/>
+              </w:rPr>
+              <w:t>2</w:t>
+            </w:r>
+          </w:p>
+        </w:tc>
+      </w:tr>
+      <w:tr>
+        <w:tc>
+          <w:tcPr>
+            <w:tcW w:w="1954" w:type="dxa"/>
+          </w:tcPr>
+          <w:p>
+            <w:pPr>
+              <w:rPr>
+                <w:rFonts w:hint="eastAsia"/>
+                <w:lang w:val="en-US"/>
+              </w:rPr>
+            </w:pPr>
+            <w:r>
+              <w:rPr>
+                <w:lang w:val="en-US"/>
+              </w:rPr>
+              <w:t xml:space="preserve">(Temp, </w:t>
+            </w:r>
+            <w:r>
+              <w:rPr>
+                <w:lang w:val="en-US"/>
+              </w:rPr>
+              <w:t>high</w:t>
+            </w:r>
+            <w:r>
+              <w:rPr>
+                <w:lang w:val="en-US"/>
+              </w:rPr>
+              <w:t>)</w:t>
+            </w:r>
+          </w:p>
+        </w:tc>
+        <w:tc>
+          <w:tcPr>
+            <w:tcW w:w="1524" w:type="dxa"/>
+            <w:tcBorders>
+              <w:right w:val="single" w:sz="4" w:space="0" w:color="auto"/>
+            </w:tcBorders>
+          </w:tcPr>
+          <w:p>
+            <w:pPr>
+              <w:rPr>
+                <w:rFonts w:hint="eastAsia"/>
+                <w:lang w:val="en-US"/>
+              </w:rPr>
+            </w:pPr>
+            <w:r>
+              <w:rPr>
+                <w:lang w:val="en-US"/>
+              </w:rPr>
+              <w:t>{2, 4, 7}</w:t>
+            </w:r>
+          </w:p>
+        </w:tc>
+        <w:tc>
+          <w:tcPr>
+            <w:tcW w:w="1522" w:type="dxa"/>
+            <w:tcBorders>
+              <w:top w:val="single" w:sz="4" w:space="0" w:color="auto"/>
+              <w:left w:val="single" w:sz="4" w:space="0" w:color="auto"/>
+              <w:bottom w:val="single" w:sz="4" w:space="0" w:color="auto"/>
+              <w:right w:val="triple" w:sz="4" w:space="0" w:color="auto"/>
+            </w:tcBorders>
+          </w:tcPr>
+          <w:p>
+            <w:pPr>
+              <w:rPr>
+                <w:rFonts w:hint="eastAsia"/>
+                <w:lang w:val="en-US"/>
+              </w:rPr>
+            </w:pPr>
+            <w:r>
+              <w:rPr>
+                <w:lang w:val="en-US"/>
+              </w:rPr>
+              <w:t>{2, 4, 7}</w:t>
+            </w:r>
+          </w:p>
+        </w:tc>
+        <w:tc>
+          <w:tcPr>
+            <w:tcW w:w="1522" w:type="dxa"/>
+            <w:tcBorders>
+              <w:left w:val="triple" w:sz="4" w:space="0" w:color="auto"/>
+              <w:right w:val="double" w:sz="4" w:space="0" w:color="auto"/>
+            </w:tcBorders>
+          </w:tcPr>
+          <w:p>
+            <w:pPr>
+              <w:rPr>
+                <w:lang w:val="en-US"/>
+              </w:rPr>
+            </w:pPr>
+            <w:r>
+              <w:rPr>
+                <w:lang w:val="en-US"/>
+              </w:rPr>
+              <w:t>{7}</w:t>
+            </w:r>
+          </w:p>
+        </w:tc>
+        <w:tc>
+          <w:tcPr>
+            <w:tcW w:w="1128" w:type="dxa"/>
+            <w:tcBorders>
+              <w:left w:val="double" w:sz="4" w:space="0" w:color="auto"/>
+              <w:right w:val="triple" w:sz="4" w:space="0" w:color="auto"/>
+            </w:tcBorders>
+          </w:tcPr>
+          <w:p>
+            <w:pPr>
+              <w:rPr>
+                <w:lang w:val="en-US"/>
+              </w:rPr>
+            </w:pPr>
+            <w:r>
+              <w:rPr>
+                <w:lang w:val="en-US"/>
+              </w:rPr>
+              <w:t>-</w:t>
+            </w:r>
+          </w:p>
+        </w:tc>
+      </w:tr>
+    </w:tbl>
+    <w:p>
+      <w:pPr>
+        <w:rPr>
+          <w:lang w:val="en-US"/>
+        </w:rPr>
+      </w:pPr>
+    </w:p>
+    <w:p>
+      <w:pPr>
+        <w:rPr>
+          <w:lang w:val="en-US"/>
+        </w:rPr>
+      </w:pPr>
+      <w:r>
+        <w:rPr>
+          <w:lang w:val="en-US"/>
+        </w:rPr>
+        <w:t xml:space="preserve">For concept (Trip, yes): </w:t>
+      </w:r>
+    </w:p>
+    <w:p>
+      <w:pPr>
+        <w:rPr>
+          <w:lang w:val="en-US"/>
+        </w:rPr>
+      </w:pPr>
+      <w:r>
+        <w:rPr>
+          <w:lang w:val="en-US"/>
+        </w:rPr>
+        <w:t>1. choose (Humidity, low). {2, 3, 4, 6, 7}</w:t>
+      </w:r>
+      <w:r>
+        <w:rPr>
+          <w:lang w:val="en-US"/>
+        </w:rPr>
+        <w:t xml:space="preserve"> </w:t>
+      </w:r>
+      <w:r>
+        <w:rPr>
+          <w:rFonts w:ascii="Cambria Math" w:hAnsi="Cambria Math" w:cs="Calibri"/>
+          <w:sz w:val="22"/>
+          <w:szCs w:val="22"/>
+          <w:lang w:val="en-US"/>
+        </w:rPr>
+        <w:t>⊆</w:t>
+      </w:r>
+      <w:r>
+        <w:rPr>
+          <w:rFonts w:ascii="Cambria Math" w:hAnsi="Cambria Math" w:cs="Calibri"/>
+          <w:sz w:val="22"/>
+          <w:szCs w:val="22"/>
+          <w:lang w:val="en-US"/>
+        </w:rPr>
+        <w:t xml:space="preserve"> </w:t>
+      </w:r>
+      <w:r>
+        <w:rPr>
+          <w:lang w:val="en-US"/>
+        </w:rPr>
+        <w:t>{2,</w:t>
+      </w:r>
+      <w:r>
+        <w:rPr>
+          <w:lang w:val="en-US"/>
+        </w:rPr>
+        <w:t xml:space="preserve"> 3, 4, 6, 7}. So get </w:t>
+      </w:r>
+      <w:r>
+        <w:rPr>
+          <w:lang w:val="en-US"/>
+        </w:rPr>
+        <w:t>the</w:t>
+      </w:r>
+      <w:r>
+        <w:rPr>
+          <w:lang w:val="en-US"/>
+        </w:rPr>
+        <w:t xml:space="preserve"> possible rule:</w:t>
+      </w:r>
+    </w:p>
+    <w:p>
+      <w:pPr>
+        <w:rPr>
+          <w:lang w:val="en-US"/>
+        </w:rPr>
+      </w:pPr>
+      <w:r>
+        <w:rPr>
+          <w:lang w:val="en-US"/>
+        </w:rPr>
+        <w:t xml:space="preserve">(Humidity, low) </w:t>
+      </w:r>
+      <w:r>
+        <w:rPr>
+          <w:lang w:val="en-US"/>
+        </w:rPr>
+        <w:sym w:font="Wingdings" w:char="F0E0"/>
+      </w:r>
+      <w:r>
+        <w:rPr>
+          <w:lang w:val="en-US"/>
+        </w:rPr>
+        <w:t xml:space="preserve"> (Trip, yes)</w:t>
+      </w:r>
+      <w:r>
+        <w:rPr>
+          <w:lang w:val="en-US"/>
+        </w:rPr>
+        <w:t>, covering {2, 3, 4, 6, 7}</w:t>
+      </w:r>
+    </w:p>
+    <w:p>
+      <w:pPr>
+        <w:rPr>
+          <w:lang w:val="en-US"/>
+        </w:rPr>
+      </w:pPr>
+      <w:r>
+        <w:rPr>
+          <w:lang w:val="en-US"/>
+        </w:rPr>
+        <w:t xml:space="preserve">So all possible rules for concept (Trip, </w:t>
+      </w:r>
+      <w:r>
+        <w:rPr>
+          <w:lang w:val="en-US"/>
+        </w:rPr>
+        <w:t>yes</w:t>
+      </w:r>
+      <w:r>
+        <w:rPr>
+          <w:lang w:val="en-US"/>
+        </w:rPr>
+        <w:t xml:space="preserve">): </w:t>
+      </w:r>
+    </w:p>
+    <w:p>
+      <w:pPr>
+        <w:rPr>
+          <w:lang w:val="en-US"/>
+        </w:rPr>
+      </w:pPr>
+      <w:r>
+        <w:rPr>
+          <w:lang w:val="en-US"/>
+        </w:rPr>
+        <w:t xml:space="preserve">(Humidity, low) </w:t>
+      </w:r>
+      <w:r>
+        <w:rPr>
+          <w:lang w:val="en-US"/>
+        </w:rPr>
+        <w:sym w:font="Wingdings" w:char="F0E0"/>
+      </w:r>
+      <w:r>
+        <w:rPr>
+          <w:lang w:val="en-US"/>
+        </w:rPr>
+        <w:t xml:space="preserve"> (Trip, yes)</w:t>
+      </w:r>
+    </w:p>
+    <w:p>
+      <w:pPr>
+        <w:rPr>
+          <w:lang w:val="en-US"/>
+        </w:rPr>
+      </w:pPr>
+    </w:p>
+    <w:p>
+      <w:pPr>
+        <w:rPr>
+          <w:lang w:val="en-US"/>
+        </w:rPr>
+      </w:pPr>
+      <w:r>
+        <w:rPr>
+          <w:lang w:val="en-US"/>
+        </w:rPr>
+        <w:t>For concept (Trip, no):</w:t>
+      </w:r>
+      <w:r>
+        <w:rPr>
+          <w:noProof/>
+          <w:lang w:val="en-US"/>
+        </w:rPr>
+        <w:t xml:space="preserve"> </w:t>
+      </w:r>
+    </w:p>
+    <w:p>
+      <w:pPr>
+        <w:rPr>
+          <w:lang w:val="en-US"/>
+        </w:rPr>
+      </w:pPr>
+      <w:r>
+        <w:rPr>
+          <w:lang w:val="en-US"/>
+        </w:rPr>
+        <w:t xml:space="preserve">1. choose </w:t>
+      </w:r>
+      <w:r>
+        <w:rPr>
+          <w:lang w:val="en-US"/>
+        </w:rPr>
+        <w:t xml:space="preserve">(Wind, high). {3, 5, 6, 7 } </w:t>
+      </w:r>
+      <w:r>
+        <w:rPr>
+          <w:rFonts w:ascii="Cambria Math" w:hAnsi="Cambria Math" w:cs="Calibri"/>
+          <w:sz w:val="22"/>
+          <w:szCs w:val="22"/>
+          <w:lang w:val="en-US"/>
+        </w:rPr>
+        <w:t xml:space="preserve">⊆ </w:t>
+      </w:r>
+      <w:r>
+        <w:rPr>
+          <w:lang w:val="en-US"/>
+        </w:rPr>
+        <w:t>{</w:t>
+      </w:r>
+      <w:r>
+        <w:rPr>
+          <w:lang w:val="en-US"/>
+        </w:rPr>
+        <w:t xml:space="preserve">1, 3, 5, 6, 7}, </w:t>
+      </w:r>
+      <w:r>
+        <w:rPr>
+          <w:lang w:val="en-US"/>
+        </w:rPr>
+        <w:t>so get 1</w:t>
+      </w:r>
+      <w:r>
+        <w:rPr>
+          <w:vertAlign w:val="superscript"/>
+          <w:lang w:val="en-US"/>
+        </w:rPr>
+        <w:t>st</w:t>
+      </w:r>
+      <w:r>
+        <w:rPr>
+          <w:lang w:val="en-US"/>
+        </w:rPr>
+        <w:t xml:space="preserve"> rule:</w:t>
+      </w:r>
+    </w:p>
+    <w:p>
+      <w:pPr>
+        <w:rPr>
+          <w:lang w:val="en-US"/>
+        </w:rPr>
+      </w:pPr>
+      <w:r>
+        <w:rPr>
+          <w:lang w:val="en-US"/>
+        </w:rPr>
+        <w:t xml:space="preserve">(Wind, high) </w:t>
+      </w:r>
+      <w:r>
+        <w:rPr>
+          <w:lang w:val="en-US"/>
+        </w:rPr>
+        <w:sym w:font="Wingdings" w:char="F0E0"/>
+      </w:r>
+      <w:r>
+        <w:rPr>
+          <w:lang w:val="en-US"/>
+        </w:rPr>
+        <w:t xml:space="preserve"> (Trip, no), covering {3, 5, 6, 7}, {1} remaining.</w:t>
+      </w:r>
+    </w:p>
+    <w:p>
+      <w:pPr>
+        <w:rPr>
+          <w:lang w:val="en-US"/>
+        </w:rPr>
+      </w:pPr>
+      <w:r>
+        <w:rPr>
+          <w:lang w:val="en-US"/>
+        </w:rPr>
+        <w:t xml:space="preserve">2. </w:t>
+      </w:r>
+      <w:r>
+        <w:rPr>
+          <w:lang w:val="en-US"/>
+        </w:rPr>
+        <w:t xml:space="preserve">Choose (Temp, low). {1, 5} </w:t>
+      </w:r>
+      <w:r>
+        <w:rPr>
+          <w:rFonts w:ascii="Cambria Math" w:hAnsi="Cambria Math" w:cs="Calibri"/>
+          <w:sz w:val="22"/>
+          <w:szCs w:val="22"/>
+          <w:lang w:val="en-US"/>
+        </w:rPr>
+        <w:t xml:space="preserve">⊆ </w:t>
+      </w:r>
+      <w:r>
+        <w:rPr>
+          <w:lang w:val="en-US"/>
+        </w:rPr>
+        <w:t>{1</w:t>
+      </w:r>
+      <w:r>
+        <w:rPr>
+          <w:lang w:val="en-US"/>
+        </w:rPr>
+        <w:t>, 3, 5, 6, 7}, so get 2</w:t>
+      </w:r>
+      <w:r>
+        <w:rPr>
+          <w:vertAlign w:val="superscript"/>
+          <w:lang w:val="en-US"/>
+        </w:rPr>
+        <w:t>nd</w:t>
+      </w:r>
+      <w:r>
+        <w:rPr>
+          <w:lang w:val="en-US"/>
+        </w:rPr>
+        <w:t xml:space="preserve"> rule:</w:t>
+      </w:r>
+    </w:p>
+    <w:p>
+      <w:pPr>
+        <w:rPr>
+          <w:lang w:val="en-US"/>
+        </w:rPr>
+      </w:pPr>
+      <w:r>
+        <w:rPr>
+          <w:lang w:val="en-US"/>
+        </w:rPr>
+        <w:t xml:space="preserve">(Temp, low) </w:t>
+      </w:r>
+      <w:r>
+        <w:rPr>
+          <w:lang w:val="en-US"/>
+        </w:rPr>
+        <w:sym w:font="Wingdings" w:char="F0E0"/>
+      </w:r>
+      <w:r>
+        <w:rPr>
+          <w:lang w:val="en-US"/>
+        </w:rPr>
+        <w:t xml:space="preserve"> (Trip, no), covering {1, 5}.</w:t>
+      </w:r>
+    </w:p>
+    <w:p>
+      <w:pPr>
+        <w:rPr>
+          <w:lang w:val="en-US"/>
+        </w:rPr>
+      </w:pPr>
+      <w:r>
+        <w:rPr>
+          <w:lang w:val="en-US"/>
+        </w:rPr>
+        <w:t xml:space="preserve">So all possible rules for concept (Trip, no): </w:t>
+      </w:r>
+    </w:p>
+    <w:p>
+      <w:pPr>
+        <w:rPr>
+          <w:lang w:val="en-US"/>
+        </w:rPr>
+      </w:pPr>
+      <w:r>
+        <w:rPr>
+          <w:lang w:val="en-US"/>
+        </w:rPr>
+        <w:t xml:space="preserve">(Wind, high) </w:t>
+      </w:r>
+      <w:r>
+        <w:rPr>
+          <w:lang w:val="en-US"/>
+        </w:rPr>
+        <w:sym w:font="Wingdings" w:char="F0E0"/>
+      </w:r>
+      <w:r>
+        <w:rPr>
+          <w:lang w:val="en-US"/>
+        </w:rPr>
+        <w:t xml:space="preserve"> (Trip, no)</w:t>
+      </w:r>
+    </w:p>
+    <w:p>
+      <w:pPr>
+        <w:rPr>
+          <w:lang w:val="en-US"/>
+        </w:rPr>
+      </w:pPr>
+      <w:r>
+        <w:rPr>
+          <w:lang w:val="en-US"/>
+        </w:rPr>
+        <w:t xml:space="preserve">(Temp, low) </w:t>
+      </w:r>
+      <w:r>
+        <w:rPr>
+          <w:lang w:val="en-US"/>
+        </w:rPr>
+        <w:sym w:font="Wingdings" w:char="F0E0"/>
+      </w:r>
+      <w:r>
+        <w:rPr>
+          <w:lang w:val="en-US"/>
+        </w:rPr>
+        <w:t xml:space="preserve"> (Trip, no)</w:t>
+      </w:r>
+    </w:p>
+    <w:p>
+      <w:pPr>
+        <w:rPr>
+          <w:lang w:val="en-US"/>
+        </w:rPr>
+      </w:pPr>
+    </w:p>
+    <w:p>
+      <w:pPr>
+        <w:rPr>
+          <w:lang w:val="en-US"/>
+        </w:rPr>
+      </w:pPr>
+      <w:r>
+        <w:rPr>
+          <w:lang w:val="en-US"/>
+        </w:rPr>
+        <w:t xml:space="preserve">2. </w:t>
+      </w:r>
+    </w:p>
+    <w:tbl>
+      <w:tblPr>
+        <w:tblStyle w:val="TableGrid"/>
+        <w:tblW w:w="0" w:type="auto"/>
+        <w:tblLook w:val="04A0" w:firstRow="1" w:lastRow="0" w:firstColumn="1" w:lastColumn="0" w:noHBand="0" w:noVBand="1"/>
+      </w:tblPr>
+      <w:tblGrid>
+        <w:gridCol w:w="1802"/>
+        <w:gridCol w:w="1802"/>
+        <w:gridCol w:w="1802"/>
+        <w:gridCol w:w="1802"/>
+        <w:gridCol w:w="1802"/>
+      </w:tblGrid>
+      <w:tr>
+        <w:tc>
+          <w:tcPr>
+            <w:tcW w:w="1802" w:type="dxa"/>
+          </w:tcPr>
+          <w:p>
+            <w:pPr>
+              <w:rPr>
+                <w:lang w:val="en-US"/>
+              </w:rPr>
+            </w:pPr>
+          </w:p>
+        </w:tc>
+        <w:tc>
+          <w:tcPr>
+            <w:tcW w:w="1802" w:type="dxa"/>
+          </w:tcPr>
+          <w:p>
+            <w:pPr>
+              <w:jc w:val="center"/>
+              <w:rPr>
+                <w:lang w:val="en-US"/>
+              </w:rPr>
+            </w:pPr>
+            <w:r>
+              <w:rPr>
+                <w:lang w:val="en-US"/>
+              </w:rPr>
+              <w:t>Temperature</w:t>
+            </w:r>
+          </w:p>
+        </w:tc>
+        <w:tc>
+          <w:tcPr>
+            <w:tcW w:w="1802" w:type="dxa"/>
+          </w:tcPr>
+          <w:p>
+            <w:pPr>
+              <w:jc w:val="center"/>
+              <w:rPr>
+                <w:lang w:val="en-US"/>
+              </w:rPr>
+            </w:pPr>
+            <w:r>
+              <w:rPr>
+                <w:lang w:val="en-US"/>
+              </w:rPr>
+              <w:t>Headache</w:t>
+            </w:r>
+          </w:p>
+        </w:tc>
+        <w:tc>
+          <w:tcPr>
+            <w:tcW w:w="1802" w:type="dxa"/>
+          </w:tcPr>
+          <w:p>
+            <w:pPr>
+              <w:jc w:val="center"/>
+              <w:rPr>
+                <w:lang w:val="en-US"/>
+              </w:rPr>
+            </w:pPr>
+            <w:r>
+              <w:rPr>
+                <w:lang w:val="en-US"/>
+              </w:rPr>
+              <w:t>Nausea</w:t>
+            </w:r>
+          </w:p>
+        </w:tc>
+        <w:tc>
+          <w:tcPr>
+            <w:tcW w:w="1802" w:type="dxa"/>
+          </w:tcPr>
+          <w:p>
+            <w:pPr>
+              <w:jc w:val="center"/>
+              <w:rPr>
+                <w:lang w:val="en-US"/>
+              </w:rPr>
+            </w:pPr>
+            <w:r>
+              <w:rPr>
+                <w:lang w:val="en-US"/>
+              </w:rPr>
+              <w:t>Flu</w:t>
+            </w:r>
+          </w:p>
+        </w:tc>
+      </w:tr>
+      <w:tr>
+        <w:tc>
+          <w:tcPr>
+            <w:tcW w:w="1802" w:type="dxa"/>
+          </w:tcPr>
+          <w:p>
+            <w:pPr>
+              <w:jc w:val="center"/>
+              <w:rPr>
+                <w:lang w:val="en-US"/>
+              </w:rPr>
+            </w:pPr>
+            <w:r>
+              <w:rPr>
+                <w:lang w:val="en-US"/>
+              </w:rPr>
+              <w:t>1</w:t>
+            </w:r>
+          </w:p>
+        </w:tc>
+        <w:tc>
+          <w:tcPr>
+            <w:tcW w:w="1802" w:type="dxa"/>
+          </w:tcPr>
+          <w:p>
+            <w:pPr>
+              <w:jc w:val="center"/>
+              <w:rPr>
+                <w:lang w:val="en-US"/>
+              </w:rPr>
+            </w:pPr>
+            <w:r>
+              <w:rPr>
+                <w:lang w:val="en-US"/>
+              </w:rPr>
+              <w:t>98</w:t>
+            </w:r>
+          </w:p>
+        </w:tc>
+        <w:tc>
+          <w:tcPr>
+            <w:tcW w:w="1802" w:type="dxa"/>
+          </w:tcPr>
+          <w:p>
+            <w:pPr>
+              <w:jc w:val="center"/>
+              <w:rPr>
+                <w:lang w:val="en-US"/>
+              </w:rPr>
+            </w:pPr>
+            <w:r>
+              <w:rPr>
+                <w:lang w:val="en-US"/>
+              </w:rPr>
+              <w:t>?</w:t>
+            </w:r>
+          </w:p>
+        </w:tc>
+        <w:tc>
+          <w:tcPr>
+            <w:tcW w:w="1802" w:type="dxa"/>
+          </w:tcPr>
+          <w:p>
+            <w:pPr>
+              <w:jc w:val="center"/>
+              <w:rPr>
+                <w:lang w:val="en-US"/>
+              </w:rPr>
+            </w:pPr>
+            <w:r>
+              <w:rPr>
+                <w:lang w:val="en-US"/>
+              </w:rPr>
+              <w:t>no</w:t>
+            </w:r>
+          </w:p>
+        </w:tc>
+        <w:tc>
+          <w:tcPr>
+            <w:tcW w:w="1802" w:type="dxa"/>
+          </w:tcPr>
+          <w:p>
+            <w:pPr>
+              <w:jc w:val="center"/>
+              <w:rPr>
+                <w:lang w:val="en-US"/>
+              </w:rPr>
+            </w:pPr>
+            <w:r>
+              <w:rPr>
+                <w:lang w:val="en-US"/>
+              </w:rPr>
+              <w:t>yes</w:t>
+            </w:r>
+          </w:p>
+        </w:tc>
+      </w:tr>
+      <w:tr>
+        <w:tc>
+          <w:tcPr>
+            <w:tcW w:w="1802" w:type="dxa"/>
+          </w:tcPr>
+          <w:p>
+            <w:pPr>
+              <w:jc w:val="center"/>
+              <w:rPr>
+                <w:lang w:val="en-US"/>
+              </w:rPr>
+            </w:pPr>
+            <w:r>
+              <w:rPr>
+                <w:lang w:val="en-US"/>
+              </w:rPr>
+              <w:t>2</w:t>
+            </w:r>
+          </w:p>
+        </w:tc>
+        <w:tc>
+          <w:tcPr>
+            <w:tcW w:w="1802" w:type="dxa"/>
+          </w:tcPr>
+          <w:p>
+            <w:pPr>
+              <w:jc w:val="center"/>
+              <w:rPr>
+                <w:lang w:val="en-US"/>
+              </w:rPr>
+            </w:pPr>
+            <w:r>
+              <w:rPr>
+                <w:lang w:val="en-US"/>
+              </w:rPr>
+              <w:t>100</w:t>
+            </w:r>
+          </w:p>
+        </w:tc>
+        <w:tc>
+          <w:tcPr>
+            <w:tcW w:w="1802" w:type="dxa"/>
+          </w:tcPr>
+          <w:p>
+            <w:pPr>
+              <w:jc w:val="center"/>
+              <w:rPr>
+                <w:lang w:val="en-US"/>
+              </w:rPr>
+            </w:pPr>
+            <w:r>
+              <w:rPr>
+                <w:lang w:val="en-US"/>
+              </w:rPr>
+              <w:t>yes</w:t>
+            </w:r>
+          </w:p>
+        </w:tc>
+        <w:tc>
+          <w:tcPr>
+            <w:tcW w:w="1802" w:type="dxa"/>
+          </w:tcPr>
+          <w:p>
+            <w:pPr>
+              <w:jc w:val="center"/>
+              <w:rPr>
+                <w:lang w:val="en-US"/>
+              </w:rPr>
+            </w:pPr>
+            <w:r>
+              <w:rPr>
+                <w:lang w:val="en-US"/>
+              </w:rPr>
+              <w:t>yes</w:t>
+            </w:r>
+          </w:p>
+        </w:tc>
+        <w:tc>
+          <w:tcPr>
+            <w:tcW w:w="1802" w:type="dxa"/>
+          </w:tcPr>
+          <w:p>
+            <w:pPr>
+              <w:jc w:val="center"/>
+              <w:rPr>
+                <w:lang w:val="en-US"/>
+              </w:rPr>
+            </w:pPr>
+            <w:r>
+              <w:rPr>
+                <w:lang w:val="en-US"/>
+              </w:rPr>
+              <w:t>yes</w:t>
+            </w:r>
+          </w:p>
+        </w:tc>
+      </w:tr>
+      <w:tr>
+        <w:tc>
+          <w:tcPr>
+            <w:tcW w:w="1802" w:type="dxa"/>
+          </w:tcPr>
+          <w:p>
+            <w:pPr>
+              <w:jc w:val="center"/>
+              <w:rPr>
+                <w:lang w:val="en-US"/>
+              </w:rPr>
+            </w:pPr>
+            <w:r>
+              <w:rPr>
+                <w:lang w:val="en-US"/>
+              </w:rPr>
+              <w:t>3</w:t>
+            </w:r>
+          </w:p>
+        </w:tc>
+        <w:tc>
+          <w:tcPr>
+            <w:tcW w:w="1802" w:type="dxa"/>
+          </w:tcPr>
+          <w:p>
+            <w:pPr>
+              <w:jc w:val="center"/>
+              <w:rPr>
+                <w:lang w:val="en-US"/>
+              </w:rPr>
+            </w:pPr>
+            <w:r>
+              <w:rPr>
+                <w:lang w:val="en-US"/>
+              </w:rPr>
+              <w:t>?</w:t>
+            </w:r>
+          </w:p>
+        </w:tc>
+        <w:tc>
+          <w:tcPr>
+            <w:tcW w:w="1802" w:type="dxa"/>
+          </w:tcPr>
+          <w:p>
+            <w:pPr>
+              <w:jc w:val="center"/>
+              <w:rPr>
+                <w:lang w:val="en-US"/>
+              </w:rPr>
+            </w:pPr>
+            <w:r>
+              <w:rPr>
+                <w:lang w:val="en-US"/>
+              </w:rPr>
+              <w:t>no</w:t>
+            </w:r>
+          </w:p>
+        </w:tc>
+        <w:tc>
+          <w:tcPr>
+            <w:tcW w:w="1802" w:type="dxa"/>
+          </w:tcPr>
+          <w:p>
+            <w:pPr>
+              <w:jc w:val="center"/>
+              <w:rPr>
+                <w:lang w:val="en-US"/>
+              </w:rPr>
+            </w:pPr>
+            <w:r>
+              <w:rPr>
+                <w:lang w:val="en-US"/>
+              </w:rPr>
+              <w:t>no</w:t>
+            </w:r>
+          </w:p>
+        </w:tc>
+        <w:tc>
+          <w:tcPr>
+            <w:tcW w:w="1802" w:type="dxa"/>
+          </w:tcPr>
+          <w:p>
+            <w:pPr>
+              <w:jc w:val="center"/>
+              <w:rPr>
+                <w:lang w:val="en-US"/>
+              </w:rPr>
+            </w:pPr>
+            <w:r>
+              <w:rPr>
+                <w:lang w:val="en-US"/>
+              </w:rPr>
+              <w:t>yes</w:t>
+            </w:r>
+          </w:p>
+        </w:tc>
+      </w:tr>
+      <w:tr>
+        <w:tc>
+          <w:tcPr>
+            <w:tcW w:w="1802" w:type="dxa"/>
+          </w:tcPr>
+          <w:p>
+            <w:pPr>
+              <w:jc w:val="center"/>
+              <w:rPr>
+                <w:lang w:val="en-US"/>
+              </w:rPr>
+            </w:pPr>
+            <w:r>
+              <w:rPr>
+                <w:lang w:val="en-US"/>
+              </w:rPr>
+              <w:t>4</w:t>
+            </w:r>
+          </w:p>
+        </w:tc>
+        <w:tc>
+          <w:tcPr>
+            <w:tcW w:w="1802" w:type="dxa"/>
+          </w:tcPr>
+          <w:p>
+            <w:pPr>
+              <w:jc w:val="center"/>
+              <w:rPr>
+                <w:lang w:val="en-US"/>
+              </w:rPr>
+            </w:pPr>
+            <w:r>
+              <w:rPr>
+                <w:lang w:val="en-US"/>
+              </w:rPr>
+              <w:t>98</w:t>
+            </w:r>
+          </w:p>
+        </w:tc>
+        <w:tc>
+          <w:tcPr>
+            <w:tcW w:w="1802" w:type="dxa"/>
+          </w:tcPr>
+          <w:p>
+            <w:pPr>
+              <w:jc w:val="center"/>
+              <w:rPr>
+                <w:lang w:val="en-US"/>
+              </w:rPr>
+            </w:pPr>
+            <w:r>
+              <w:rPr>
+                <w:lang w:val="en-US"/>
+              </w:rPr>
+              <w:t>yes</w:t>
+            </w:r>
+          </w:p>
+        </w:tc>
+        <w:tc>
+          <w:tcPr>
+            <w:tcW w:w="1802" w:type="dxa"/>
+          </w:tcPr>
+          <w:p>
+            <w:pPr>
+              <w:jc w:val="center"/>
+              <w:rPr>
+                <w:lang w:val="en-US"/>
+              </w:rPr>
+            </w:pPr>
+            <w:r>
+              <w:rPr>
+                <w:lang w:val="en-US"/>
+              </w:rPr>
+              <w:t>yes</w:t>
+            </w:r>
+          </w:p>
+        </w:tc>
+        <w:tc>
+          <w:tcPr>
+            <w:tcW w:w="1802" w:type="dxa"/>
+          </w:tcPr>
+          <w:p>
+            <w:pPr>
+              <w:jc w:val="center"/>
+              <w:rPr>
+                <w:lang w:val="en-US"/>
+              </w:rPr>
+            </w:pPr>
+            <w:r>
+              <w:rPr>
+                <w:lang w:val="en-US"/>
+              </w:rPr>
+              <w:t>yes</w:t>
+            </w:r>
+          </w:p>
+        </w:tc>
+      </w:tr>
+      <w:tr>
+        <w:tc>
+          <w:tcPr>
+            <w:tcW w:w="1802" w:type="dxa"/>
+          </w:tcPr>
+          <w:p>
+            <w:pPr>
+              <w:jc w:val="center"/>
+              <w:rPr>
+                <w:lang w:val="en-US"/>
+              </w:rPr>
+            </w:pPr>
+            <w:r>
+              <w:rPr>
+                <w:lang w:val="en-US"/>
+              </w:rPr>
+              <w:t>5</w:t>
+            </w:r>
+          </w:p>
+        </w:tc>
+        <w:tc>
+          <w:tcPr>
+            <w:tcW w:w="1802" w:type="dxa"/>
+          </w:tcPr>
+          <w:p>
+            <w:pPr>
+              <w:jc w:val="center"/>
+              <w:rPr>
+                <w:lang w:val="en-US"/>
+              </w:rPr>
+            </w:pPr>
+            <w:r>
+              <w:rPr>
+                <w:lang w:val="en-US"/>
+              </w:rPr>
+              <w:t>98</w:t>
+            </w:r>
+          </w:p>
+        </w:tc>
+        <w:tc>
+          <w:tcPr>
+            <w:tcW w:w="1802" w:type="dxa"/>
+          </w:tcPr>
+          <w:p>
+            <w:pPr>
+              <w:jc w:val="center"/>
+              <w:rPr>
+                <w:lang w:val="en-US"/>
+              </w:rPr>
+            </w:pPr>
+            <w:r>
+              <w:rPr>
+                <w:lang w:val="en-US"/>
+              </w:rPr>
+              <w:t>-</w:t>
+            </w:r>
+          </w:p>
+        </w:tc>
+        <w:tc>
+          <w:tcPr>
+            <w:tcW w:w="1802" w:type="dxa"/>
+          </w:tcPr>
+          <w:p>
+            <w:pPr>
+              <w:jc w:val="center"/>
+              <w:rPr>
+                <w:lang w:val="en-US"/>
+              </w:rPr>
+            </w:pPr>
+            <w:r>
+              <w:rPr>
+                <w:lang w:val="en-US"/>
+              </w:rPr>
+              <w:t>yes</w:t>
+            </w:r>
+          </w:p>
+        </w:tc>
+        <w:tc>
+          <w:tcPr>
+            <w:tcW w:w="1802" w:type="dxa"/>
+          </w:tcPr>
+          <w:p>
+            <w:pPr>
+              <w:jc w:val="center"/>
+              <w:rPr>
+                <w:lang w:val="en-US"/>
+              </w:rPr>
+            </w:pPr>
+            <w:r>
+              <w:rPr>
+                <w:lang w:val="en-US"/>
+              </w:rPr>
+              <w:t>yes</w:t>
+            </w:r>
+          </w:p>
+        </w:tc>
+      </w:tr>
+      <w:tr>
+        <w:tc>
+          <w:tcPr>
+            <w:tcW w:w="1802" w:type="dxa"/>
+          </w:tcPr>
+          <w:p>
+            <w:pPr>
+              <w:jc w:val="center"/>
+              <w:rPr>
+                <w:lang w:val="en-US"/>
+              </w:rPr>
+            </w:pPr>
+            <w:r>
+              <w:rPr>
+                <w:lang w:val="en-US"/>
+              </w:rPr>
+              <w:t>6</w:t>
+            </w:r>
+          </w:p>
+        </w:tc>
+        <w:tc>
+          <w:tcPr>
+            <w:tcW w:w="1802" w:type="dxa"/>
+          </w:tcPr>
+          <w:p>
+            <w:pPr>
+              <w:jc w:val="center"/>
+              <w:rPr>
+                <w:lang w:val="en-US"/>
+              </w:rPr>
+            </w:pPr>
+            <w:r>
+              <w:rPr>
+                <w:lang w:val="en-US"/>
+              </w:rPr>
+              <w:t>96</w:t>
+            </w:r>
+          </w:p>
+        </w:tc>
+        <w:tc>
+          <w:tcPr>
+            <w:tcW w:w="1802" w:type="dxa"/>
+          </w:tcPr>
+          <w:p>
+            <w:pPr>
+              <w:jc w:val="center"/>
+              <w:rPr>
+                <w:lang w:val="en-US"/>
+              </w:rPr>
+            </w:pPr>
+            <w:r>
+              <w:rPr>
+                <w:lang w:val="en-US"/>
+              </w:rPr>
+              <w:t>yes</w:t>
+            </w:r>
+          </w:p>
+        </w:tc>
+        <w:tc>
+          <w:tcPr>
+            <w:tcW w:w="1802" w:type="dxa"/>
+          </w:tcPr>
+          <w:p>
+            <w:pPr>
+              <w:jc w:val="center"/>
+              <w:rPr>
+                <w:lang w:val="en-US"/>
+              </w:rPr>
+            </w:pPr>
+            <w:r>
+              <w:rPr>
+                <w:lang w:val="en-US"/>
+              </w:rPr>
+              <w:t>no</w:t>
+            </w:r>
+          </w:p>
+        </w:tc>
+        <w:tc>
+          <w:tcPr>
+            <w:tcW w:w="1802" w:type="dxa"/>
+          </w:tcPr>
+          <w:p>
+            <w:pPr>
+              <w:jc w:val="center"/>
+              <w:rPr>
+                <w:lang w:val="en-US"/>
+              </w:rPr>
+            </w:pPr>
+            <w:r>
+              <w:rPr>
+                <w:lang w:val="en-US"/>
+              </w:rPr>
+              <w:t>yes</w:t>
+            </w:r>
+          </w:p>
+        </w:tc>
+      </w:tr>
+      <w:tr>
+        <w:tc>
+          <w:tcPr>
+            <w:tcW w:w="1802" w:type="dxa"/>
+          </w:tcPr>
+          <w:p>
+            <w:pPr>
+              <w:jc w:val="center"/>
+              <w:rPr>
+                <w:lang w:val="en-US"/>
+              </w:rPr>
+            </w:pPr>
+            <w:r>
+              <w:rPr>
+                <w:lang w:val="en-US"/>
+              </w:rPr>
+              <w:t>7</w:t>
+            </w:r>
+          </w:p>
+        </w:tc>
+        <w:tc>
+          <w:tcPr>
+            <w:tcW w:w="1802" w:type="dxa"/>
+          </w:tcPr>
+          <w:p>
+            <w:pPr>
+              <w:jc w:val="center"/>
+              <w:rPr>
+                <w:lang w:val="en-US"/>
+              </w:rPr>
+            </w:pPr>
+            <w:r>
+              <w:rPr>
+                <w:lang w:val="en-US"/>
+              </w:rPr>
+              <w:t>96</w:t>
+            </w:r>
+          </w:p>
+        </w:tc>
+        <w:tc>
+          <w:tcPr>
+            <w:tcW w:w="1802" w:type="dxa"/>
+          </w:tcPr>
+          <w:p>
+            <w:pPr>
+              <w:jc w:val="center"/>
+              <w:rPr>
+                <w:lang w:val="en-US"/>
+              </w:rPr>
+            </w:pPr>
+            <w:r>
+              <w:rPr>
+                <w:lang w:val="en-US"/>
+              </w:rPr>
+              <w:t>no</w:t>
+            </w:r>
+          </w:p>
+        </w:tc>
+        <w:tc>
+          <w:tcPr>
+            <w:tcW w:w="1802" w:type="dxa"/>
+          </w:tcPr>
+          <w:p>
+            <w:pPr>
+              <w:jc w:val="center"/>
+              <w:rPr>
+                <w:lang w:val="en-US"/>
+              </w:rPr>
+            </w:pPr>
+            <w:r>
+              <w:rPr>
+                <w:lang w:val="en-US"/>
+              </w:rPr>
+              <w:t>yes</w:t>
+            </w:r>
+          </w:p>
+        </w:tc>
+        <w:tc>
+          <w:tcPr>
+            <w:tcW w:w="1802" w:type="dxa"/>
+          </w:tcPr>
+          <w:p>
+            <w:pPr>
+              <w:jc w:val="center"/>
+              <w:rPr>
+                <w:lang w:val="en-US"/>
+              </w:rPr>
+            </w:pPr>
+            <w:r>
+              <w:rPr>
+                <w:lang w:val="en-US"/>
+              </w:rPr>
+              <w:t>no</w:t>
+            </w:r>
+          </w:p>
+        </w:tc>
+      </w:tr>
+      <w:tr>
+        <w:tc>
+          <w:tcPr>
+            <w:tcW w:w="1802" w:type="dxa"/>
+          </w:tcPr>
+          <w:p>
+            <w:pPr>
+              <w:jc w:val="center"/>
+              <w:rPr>
+                <w:lang w:val="en-US"/>
+              </w:rPr>
+            </w:pPr>
+            <w:r>
+              <w:rPr>
+                <w:lang w:val="en-US"/>
+              </w:rPr>
+              <w:t>8</w:t>
+            </w:r>
+          </w:p>
+        </w:tc>
+        <w:tc>
+          <w:tcPr>
+            <w:tcW w:w="1802" w:type="dxa"/>
+          </w:tcPr>
+          <w:p>
+            <w:pPr>
+              <w:jc w:val="center"/>
+              <w:rPr>
+                <w:lang w:val="en-US"/>
+              </w:rPr>
+            </w:pPr>
+            <w:r>
+              <w:rPr>
+                <w:lang w:val="en-US"/>
+              </w:rPr>
+              <w:t>*</w:t>
+            </w:r>
+          </w:p>
+        </w:tc>
+        <w:tc>
+          <w:tcPr>
+            <w:tcW w:w="1802" w:type="dxa"/>
+          </w:tcPr>
+          <w:p>
+            <w:pPr>
+              <w:jc w:val="center"/>
+              <w:rPr>
+                <w:lang w:val="en-US"/>
+              </w:rPr>
+            </w:pPr>
+            <w:r>
+              <w:rPr>
+                <w:lang w:val="en-US"/>
+              </w:rPr>
+              <w:t>yes</w:t>
+            </w:r>
+          </w:p>
+        </w:tc>
+        <w:tc>
+          <w:tcPr>
+            <w:tcW w:w="1802" w:type="dxa"/>
+          </w:tcPr>
+          <w:p>
+            <w:pPr>
+              <w:jc w:val="center"/>
+              <w:rPr>
+                <w:lang w:val="en-US"/>
+              </w:rPr>
+            </w:pPr>
+            <w:r>
+              <w:rPr>
+                <w:lang w:val="en-US"/>
+              </w:rPr>
+              <w:t>*</w:t>
+            </w:r>
+          </w:p>
+        </w:tc>
+        <w:tc>
+          <w:tcPr>
+            <w:tcW w:w="1802" w:type="dxa"/>
+          </w:tcPr>
+          <w:p>
+            <w:pPr>
+              <w:jc w:val="center"/>
+              <w:rPr>
+                <w:lang w:val="en-US"/>
+              </w:rPr>
+            </w:pPr>
+            <w:r>
+              <w:rPr>
+                <w:lang w:val="en-US"/>
+              </w:rPr>
+              <w:t>no</w:t>
+            </w:r>
+          </w:p>
+        </w:tc>
+      </w:tr>
+    </w:tbl>
+    <w:p>
+      <w:pPr>
+        <w:rPr>
+          <w:lang w:val="en-US"/>
+        </w:rPr>
+      </w:pPr>
     </w:p>
     <w:sectPr>
       <w:pgSz w:w="11900" w:h="16840"/>

--- a/data_mining/839/hw2.docx
+++ b/data_mining/839/hw2.docx
@@ -3589,7 +3589,7 @@
                 </mc:Choice>
                 <mc:Fallback>
                   <w:pict>
-                    <v:oval w14:anchorId="31638D9D" id="Oval 2" o:spid="_x0000_s1026" style="position:absolute;margin-left:70.5pt;margin-top:-.2pt;width:60.65pt;height:16pt;z-index:251678720;visibility:visible;mso-wrap-style:square;mso-width-percent:0;mso-height-percent:0;mso-wrap-distance-left:9pt;mso-wrap-distance-top:0;mso-wrap-distance-right:9pt;mso-wrap-distance-bottom:0;mso-position-horizontal:absolute;mso-position-horizontal-relative:text;mso-position-vertical:absolute;mso-position-vertical-relative:text;mso-width-percent:0;mso-height-percent:0;mso-width-relative:margin;mso-height-relative:margin;v-text-anchor:middle" o:gfxdata="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" filled="f" strokecolor="red" strokeweight="1pt">
+                    <v:oval w14:anchorId="22EAAB4D" id="Oval 2" o:spid="_x0000_s1026" style="position:absolute;margin-left:70.5pt;margin-top:-.2pt;width:60.65pt;height:16pt;z-index:251678720;visibility:visible;mso-wrap-style:square;mso-width-percent:0;mso-height-percent:0;mso-wrap-distance-left:9pt;mso-wrap-distance-top:0;mso-wrap-distance-right:9pt;mso-wrap-distance-bottom:0;mso-position-horizontal:absolute;mso-position-horizontal-relative:text;mso-position-vertical:absolute;mso-position-vertical-relative:text;mso-width-percent:0;mso-height-percent:0;mso-width-relative:margin;mso-height-relative:margin;v-text-anchor:middle" o:gfxdata="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" filled="f" strokecolor="red" strokeweight="1pt">
                       <v:stroke joinstyle="miter"/>
                     </v:oval>
                   </w:pict>
@@ -3669,7 +3669,7 @@
                 </mc:Choice>
                 <mc:Fallback>
                   <w:pict>
-                    <v:oval w14:anchorId="32142223" id="Oval 1" o:spid="_x0000_s1026" style="position:absolute;margin-left:-6.6pt;margin-top:13.8pt;width:77.3pt;height:18pt;z-index:251679744;visibility:visible;mso-wrap-style:square;mso-width-percent:0;mso-wrap-distance-left:9pt;mso-wrap-distance-top:0;mso-wrap-distance-right:9pt;mso-wrap-distance-bottom:0;mso-position-horizontal:absolute;mso-position-horizontal-relative:text;mso-position-vertical:absolute;mso-position-vertical-relative:text;mso-width-percent:0;mso-width-relative:margin;v-text-anchor:middle" o:gfxdata="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" filled="f" strokecolor="red" strokeweight="1pt">
+                    <v:oval w14:anchorId="44A0FECD" id="Oval 1" o:spid="_x0000_s1026" style="position:absolute;margin-left:-6.6pt;margin-top:13.8pt;width:77.3pt;height:18pt;z-index:251679744;visibility:visible;mso-wrap-style:square;mso-width-percent:0;mso-wrap-distance-left:9pt;mso-wrap-distance-top:0;mso-wrap-distance-right:9pt;mso-wrap-distance-bottom:0;mso-position-horizontal:absolute;mso-position-horizontal-relative:text;mso-position-vertical:absolute;mso-position-vertical-relative:text;mso-width-percent:0;mso-width-relative:margin;v-text-anchor:middle" o:gfxdata="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" filled="f" strokecolor="red" strokeweight="1pt">
                       <v:stroke joinstyle="miter"/>
                     </v:oval>
                   </w:pict>
@@ -4167,7 +4167,7 @@
                 </mc:Choice>
                 <mc:Fallback>
                   <w:pict>
-                    <v:oval w14:anchorId="0229B647" id="Oval 4" o:spid="_x0000_s1026" style="position:absolute;margin-left:-5.75pt;margin-top:.35pt;width:29.35pt;height:14.65pt;z-index:251680768;visibility:visible;mso-wrap-style:square;mso-width-percent:0;mso-height-percent:0;mso-wrap-distance-left:9pt;mso-wrap-distance-top:0;mso-wrap-distance-right:9pt;mso-wrap-distance-bottom:0;mso-position-horizontal:absolute;mso-position-horizontal-relative:text;mso-position-vertical:absolute;mso-position-vertical-relative:text;mso-width-percent:0;mso-height-percent:0;mso-width-relative:margin;mso-height-relative:margin;v-text-anchor:middle" o:gfxdata="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" filled="f" strokecolor="red" strokeweight="1pt">
+                    <v:oval w14:anchorId="6366E07E" id="Oval 4" o:spid="_x0000_s1026" style="position:absolute;margin-left:-5.75pt;margin-top:.35pt;width:29.35pt;height:14.65pt;z-index:251680768;visibility:visible;mso-wrap-style:square;mso-width-percent:0;mso-height-percent:0;mso-wrap-distance-left:9pt;mso-wrap-distance-top:0;mso-wrap-distance-right:9pt;mso-wrap-distance-bottom:0;mso-position-horizontal:absolute;mso-position-horizontal-relative:text;mso-position-vertical:absolute;mso-position-vertical-relative:text;mso-width-percent:0;mso-height-percent:0;mso-width-relative:margin;mso-height-relative:margin;v-text-anchor:middle" o:gfxdata="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" filled="f" strokecolor="red" strokeweight="1pt">
                       <v:stroke joinstyle="miter"/>
                     </v:oval>
                   </w:pict>
@@ -5625,6 +5625,566 @@
               </w:rPr>
               <w:t>no</w:t>
             </w:r>
+          </w:p>
+        </w:tc>
+      </w:tr>
+    </w:tbl>
+    <w:p>
+      <w:pPr>
+        <w:rPr>
+          <w:lang w:val="en-US"/>
+        </w:rPr>
+      </w:pPr>
+    </w:p>
+    <w:p>
+      <w:pPr>
+        <w:rPr>
+          <w:lang w:val="en-US"/>
+        </w:rPr>
+      </w:pPr>
+      <w:r>
+        <w:rPr>
+          <w:lang w:val="en-US"/>
+        </w:rPr>
+        <w:t>Temperature cutpoints: 97, 99</w:t>
+      </w:r>
+      <w:r>
+        <w:rPr>
+          <w:lang w:val="en-US"/>
+        </w:rPr>
+        <w:t>.</w:t>
+      </w:r>
+    </w:p>
+    <w:tbl>
+      <w:tblPr>
+        <w:tblStyle w:val="TableGrid"/>
+        <w:tblW w:w="0" w:type="auto"/>
+        <w:tblLook w:val="04A0" w:firstRow="1" w:lastRow="0" w:firstColumn="1" w:lastColumn="0" w:noHBand="0" w:noVBand="1"/>
+      </w:tblPr>
+      <w:tblGrid>
+        <w:gridCol w:w="2122"/>
+        <w:gridCol w:w="1701"/>
+        <w:gridCol w:w="5187"/>
+      </w:tblGrid>
+      <w:tr>
+        <w:tc>
+          <w:tcPr>
+            <w:tcW w:w="2122" w:type="dxa"/>
+          </w:tcPr>
+          <w:p>
+            <w:pPr>
+              <w:rPr>
+                <w:lang w:val="en-US"/>
+              </w:rPr>
+            </w:pPr>
+            <w:r>
+              <w:rPr>
+                <w:lang w:val="en-US"/>
+              </w:rPr>
+              <w:t>(a, v)</w:t>
+            </w:r>
+          </w:p>
+        </w:tc>
+        <w:tc>
+          <w:tcPr>
+            <w:tcW w:w="1701" w:type="dxa"/>
+          </w:tcPr>
+          <w:p>
+            <w:pPr>
+              <w:rPr>
+                <w:lang w:val="en-US"/>
+              </w:rPr>
+            </w:pPr>
+            <w:r>
+              <w:rPr>
+                <w:lang w:val="en-US"/>
+              </w:rPr>
+              <w:t>[(a, v)]</w:t>
+            </w:r>
+          </w:p>
+        </w:tc>
+        <w:tc>
+          <w:tcPr>
+            <w:tcW w:w="5187" w:type="dxa"/>
+          </w:tcPr>
+          <w:p>
+            <w:pPr>
+              <w:rPr>
+                <w:lang w:val="en-US"/>
+              </w:rPr>
+            </w:pPr>
+          </w:p>
+        </w:tc>
+      </w:tr>
+      <w:tr>
+        <w:tc>
+          <w:tcPr>
+            <w:tcW w:w="2122" w:type="dxa"/>
+          </w:tcPr>
+          <w:p>
+            <w:pPr>
+              <w:rPr>
+                <w:lang w:val="en-US"/>
+              </w:rPr>
+            </w:pPr>
+            <w:r>
+              <w:rPr>
+                <w:lang w:val="en-US"/>
+              </w:rPr>
+              <w:t>[(Temp, 96..97)]</w:t>
+            </w:r>
+          </w:p>
+        </w:tc>
+        <w:tc>
+          <w:tcPr>
+            <w:tcW w:w="1701" w:type="dxa"/>
+          </w:tcPr>
+          <w:p>
+            <w:pPr>
+              <w:rPr>
+                <w:lang w:val="en-US"/>
+              </w:rPr>
+            </w:pPr>
+            <w:r>
+              <w:rPr>
+                <w:lang w:val="en-US"/>
+              </w:rPr>
+              <w:t>{6, 7, 8}</w:t>
+            </w:r>
+          </w:p>
+        </w:tc>
+        <w:tc>
+          <w:tcPr>
+            <w:tcW w:w="5187" w:type="dxa"/>
+          </w:tcPr>
+          <w:p>
+            <w:pPr>
+              <w:rPr>
+                <w:lang w:val="en-US"/>
+              </w:rPr>
+            </w:pPr>
+          </w:p>
+        </w:tc>
+      </w:tr>
+      <w:tr>
+        <w:tc>
+          <w:tcPr>
+            <w:tcW w:w="2122" w:type="dxa"/>
+          </w:tcPr>
+          <w:p>
+            <w:pPr>
+              <w:rPr>
+                <w:lang w:val="en-US"/>
+              </w:rPr>
+            </w:pPr>
+            <w:r>
+              <w:rPr>
+                <w:lang w:val="en-US"/>
+              </w:rPr>
+              <w:t>[(Temp, 9</w:t>
+            </w:r>
+            <w:r>
+              <w:rPr>
+                <w:lang w:val="en-US"/>
+              </w:rPr>
+              <w:t>7</w:t>
+            </w:r>
+            <w:r>
+              <w:rPr>
+                <w:lang w:val="en-US"/>
+              </w:rPr>
+              <w:t>..</w:t>
+            </w:r>
+            <w:r>
+              <w:rPr>
+                <w:lang w:val="en-US"/>
+              </w:rPr>
+              <w:t>100</w:t>
+            </w:r>
+            <w:r>
+              <w:rPr>
+                <w:lang w:val="en-US"/>
+              </w:rPr>
+              <w:t>)]</w:t>
+            </w:r>
+          </w:p>
+        </w:tc>
+        <w:tc>
+          <w:tcPr>
+            <w:tcW w:w="1701" w:type="dxa"/>
+          </w:tcPr>
+          <w:p>
+            <w:pPr>
+              <w:rPr>
+                <w:lang w:val="en-US"/>
+              </w:rPr>
+            </w:pPr>
+            <w:r>
+              <w:rPr>
+                <w:lang w:val="en-US"/>
+              </w:rPr>
+              <w:t>{1, 2, 4, 5, 8}</w:t>
+            </w:r>
+          </w:p>
+        </w:tc>
+        <w:tc>
+          <w:tcPr>
+            <w:tcW w:w="5187" w:type="dxa"/>
+          </w:tcPr>
+          <w:p>
+            <w:pPr>
+              <w:rPr>
+                <w:lang w:val="en-US"/>
+              </w:rPr>
+            </w:pPr>
+          </w:p>
+        </w:tc>
+      </w:tr>
+      <w:tr>
+        <w:tc>
+          <w:tcPr>
+            <w:tcW w:w="2122" w:type="dxa"/>
+          </w:tcPr>
+          <w:p>
+            <w:pPr>
+              <w:rPr>
+                <w:lang w:val="en-US"/>
+              </w:rPr>
+            </w:pPr>
+            <w:r>
+              <w:rPr>
+                <w:lang w:val="en-US"/>
+              </w:rPr>
+              <w:t>[(Temp, 96..</w:t>
+            </w:r>
+            <w:r>
+              <w:rPr>
+                <w:lang w:val="en-US"/>
+              </w:rPr>
+              <w:t>99</w:t>
+            </w:r>
+            <w:r>
+              <w:rPr>
+                <w:lang w:val="en-US"/>
+              </w:rPr>
+              <w:t>)]</w:t>
+            </w:r>
+          </w:p>
+        </w:tc>
+        <w:tc>
+          <w:tcPr>
+            <w:tcW w:w="1701" w:type="dxa"/>
+          </w:tcPr>
+          <w:p>
+            <w:pPr>
+              <w:rPr>
+                <w:lang w:val="en-US"/>
+              </w:rPr>
+            </w:pPr>
+            <w:r>
+              <w:rPr>
+                <w:lang w:val="en-US"/>
+              </w:rPr>
+              <w:t>{1, 4, 5, 6, 7, 8}</w:t>
+            </w:r>
+          </w:p>
+        </w:tc>
+        <w:tc>
+          <w:tcPr>
+            <w:tcW w:w="5187" w:type="dxa"/>
+          </w:tcPr>
+          <w:p>
+            <w:pPr>
+              <w:rPr>
+                <w:lang w:val="en-US"/>
+              </w:rPr>
+            </w:pPr>
+          </w:p>
+        </w:tc>
+      </w:tr>
+      <w:tr>
+        <w:tc>
+          <w:tcPr>
+            <w:tcW w:w="2122" w:type="dxa"/>
+          </w:tcPr>
+          <w:p>
+            <w:pPr>
+              <w:rPr>
+                <w:lang w:val="en-US"/>
+              </w:rPr>
+            </w:pPr>
+            <w:r>
+              <w:rPr>
+                <w:lang w:val="en-US"/>
+              </w:rPr>
+              <w:t>[(Temp, 9</w:t>
+            </w:r>
+            <w:r>
+              <w:rPr>
+                <w:lang w:val="en-US"/>
+              </w:rPr>
+              <w:t>99</w:t>
+            </w:r>
+            <w:r>
+              <w:rPr>
+                <w:lang w:val="en-US"/>
+              </w:rPr>
+              <w:t>..100)]</w:t>
+            </w:r>
+          </w:p>
+        </w:tc>
+        <w:tc>
+          <w:tcPr>
+            <w:tcW w:w="1701" w:type="dxa"/>
+          </w:tcPr>
+          <w:p>
+            <w:pPr>
+              <w:rPr>
+                <w:lang w:val="en-US"/>
+              </w:rPr>
+            </w:pPr>
+            <w:r>
+              <w:rPr>
+                <w:lang w:val="en-US"/>
+              </w:rPr>
+              <w:t>{2, 8}</w:t>
+            </w:r>
+          </w:p>
+        </w:tc>
+        <w:tc>
+          <w:tcPr>
+            <w:tcW w:w="5187" w:type="dxa"/>
+          </w:tcPr>
+          <w:p>
+            <w:pPr>
+              <w:rPr>
+                <w:lang w:val="en-US"/>
+              </w:rPr>
+            </w:pPr>
+          </w:p>
+        </w:tc>
+      </w:tr>
+      <w:tr>
+        <w:tc>
+          <w:tcPr>
+            <w:tcW w:w="2122" w:type="dxa"/>
+          </w:tcPr>
+          <w:p>
+            <w:pPr>
+              <w:rPr>
+                <w:lang w:val="en-US"/>
+              </w:rPr>
+            </w:pPr>
+            <w:r>
+              <w:rPr>
+                <w:lang w:val="en-US"/>
+              </w:rPr>
+              <w:t>[(Headache, yes)]</w:t>
+            </w:r>
+          </w:p>
+        </w:tc>
+        <w:tc>
+          <w:tcPr>
+            <w:tcW w:w="1701" w:type="dxa"/>
+          </w:tcPr>
+          <w:p>
+            <w:pPr>
+              <w:rPr>
+                <w:lang w:val="en-US"/>
+              </w:rPr>
+            </w:pPr>
+            <w:r>
+              <w:rPr>
+                <w:lang w:val="en-US"/>
+              </w:rPr>
+              <w:t>{2, 4, 5, 6, 8}</w:t>
+            </w:r>
+          </w:p>
+        </w:tc>
+        <w:tc>
+          <w:tcPr>
+            <w:tcW w:w="5187" w:type="dxa"/>
+          </w:tcPr>
+          <w:p>
+            <w:pPr>
+              <w:rPr>
+                <w:lang w:val="en-US"/>
+              </w:rPr>
+            </w:pPr>
+          </w:p>
+        </w:tc>
+      </w:tr>
+      <w:tr>
+        <w:tc>
+          <w:tcPr>
+            <w:tcW w:w="2122" w:type="dxa"/>
+          </w:tcPr>
+          <w:p>
+            <w:pPr>
+              <w:rPr>
+                <w:lang w:val="en-US"/>
+              </w:rPr>
+            </w:pPr>
+            <w:r>
+              <w:rPr>
+                <w:lang w:val="en-US"/>
+              </w:rPr>
+              <w:t xml:space="preserve">[(Headache, </w:t>
+            </w:r>
+            <w:r>
+              <w:rPr>
+                <w:lang w:val="en-US"/>
+              </w:rPr>
+              <w:t>no</w:t>
+            </w:r>
+            <w:r>
+              <w:rPr>
+                <w:lang w:val="en-US"/>
+              </w:rPr>
+              <w:t>)]</w:t>
+            </w:r>
+          </w:p>
+        </w:tc>
+        <w:tc>
+          <w:tcPr>
+            <w:tcW w:w="1701" w:type="dxa"/>
+          </w:tcPr>
+          <w:p>
+            <w:pPr>
+              <w:rPr>
+                <w:lang w:val="en-US"/>
+              </w:rPr>
+            </w:pPr>
+            <w:r>
+              <w:rPr>
+                <w:lang w:val="en-US"/>
+              </w:rPr>
+              <w:t>{3, 7}</w:t>
+            </w:r>
+          </w:p>
+        </w:tc>
+        <w:tc>
+          <w:tcPr>
+            <w:tcW w:w="5187" w:type="dxa"/>
+          </w:tcPr>
+          <w:p>
+            <w:pPr>
+              <w:rPr>
+                <w:lang w:val="en-US"/>
+              </w:rPr>
+            </w:pPr>
+          </w:p>
+        </w:tc>
+      </w:tr>
+      <w:tr>
+        <w:tc>
+          <w:tcPr>
+            <w:tcW w:w="2122" w:type="dxa"/>
+          </w:tcPr>
+          <w:p>
+            <w:pPr>
+              <w:rPr>
+                <w:lang w:val="en-US"/>
+              </w:rPr>
+            </w:pPr>
+            <w:r>
+              <w:rPr>
+                <w:lang w:val="en-US"/>
+              </w:rPr>
+              <w:t>[(Nausea, yes)]</w:t>
+            </w:r>
+          </w:p>
+        </w:tc>
+        <w:tc>
+          <w:tcPr>
+            <w:tcW w:w="1701" w:type="dxa"/>
+          </w:tcPr>
+          <w:p>
+            <w:pPr>
+              <w:rPr>
+                <w:lang w:val="en-US"/>
+              </w:rPr>
+            </w:pPr>
+            <w:r>
+              <w:rPr>
+                <w:lang w:val="en-US"/>
+              </w:rPr>
+              <w:t>{2, 4, 5, 7, 8}</w:t>
+            </w:r>
+          </w:p>
+        </w:tc>
+        <w:tc>
+          <w:tcPr>
+            <w:tcW w:w="5187" w:type="dxa"/>
+          </w:tcPr>
+          <w:p>
+            <w:pPr>
+              <w:rPr>
+                <w:lang w:val="en-US"/>
+              </w:rPr>
+            </w:pPr>
+          </w:p>
+        </w:tc>
+      </w:tr>
+      <w:tr>
+        <w:tc>
+          <w:tcPr>
+            <w:tcW w:w="2122" w:type="dxa"/>
+          </w:tcPr>
+          <w:p>
+            <w:pPr>
+              <w:rPr>
+                <w:lang w:val="en-US"/>
+              </w:rPr>
+            </w:pPr>
+            <w:r>
+              <w:rPr>
+                <w:lang w:val="en-US"/>
+              </w:rPr>
+              <w:t xml:space="preserve">[(Nausea, </w:t>
+            </w:r>
+            <w:r>
+              <w:rPr>
+                <w:lang w:val="en-US"/>
+              </w:rPr>
+              <w:t>no</w:t>
+            </w:r>
+            <w:r>
+              <w:rPr>
+                <w:lang w:val="en-US"/>
+              </w:rPr>
+              <w:t>)]</w:t>
+            </w:r>
+          </w:p>
+        </w:tc>
+        <w:tc>
+          <w:tcPr>
+            <w:tcW w:w="1701" w:type="dxa"/>
+          </w:tcPr>
+          <w:p>
+            <w:pPr>
+              <w:rPr>
+                <w:lang w:val="en-US"/>
+              </w:rPr>
+            </w:pPr>
+            <w:r>
+              <w:rPr>
+                <w:lang w:val="en-US"/>
+              </w:rPr>
+              <w:t>{1, 3, 6, 8}</w:t>
+            </w:r>
+          </w:p>
+        </w:tc>
+        <w:tc>
+          <w:tcPr>
+            <w:tcW w:w="5187" w:type="dxa"/>
+          </w:tcPr>
+          <w:p>
+            <w:pPr>
+              <w:rPr>
+                <w:lang w:val="en-US"/>
+              </w:rPr>
+            </w:pPr>
           </w:p>
         </w:tc>
       </w:tr>

--- a/data_mining/839/hw2.docx
+++ b/data_mining/839/hw2.docx
@@ -1049,52 +1049,7 @@
           <w:szCs w:val="22"/>
           <w:lang w:val="en-US"/>
         </w:rPr>
-        <w:t>U ∩</w:t>
-      </w:r>
-      <w:r>
-        <w:rPr>
-          <w:rFonts w:ascii="Calibri" w:hAnsi="Calibri" w:cs="Calibri"/>
-          <w:sz w:val="22"/>
-          <w:szCs w:val="22"/>
-          <w:lang w:val="en-US"/>
-        </w:rPr>
-        <w:t xml:space="preserve"> [(Humidity, high)] </w:t>
-      </w:r>
-      <w:r>
-        <w:rPr>
-          <w:rFonts w:ascii="Calibri" w:hAnsi="Calibri" w:cs="Calibri"/>
-          <w:sz w:val="22"/>
-          <w:szCs w:val="22"/>
-          <w:lang w:val="en-US"/>
-        </w:rPr>
-        <w:t>∩ [</w:t>
-      </w:r>
-      <w:r>
-        <w:rPr>
-          <w:rFonts w:ascii="Calibri" w:hAnsi="Calibri" w:cs="Calibri"/>
-          <w:sz w:val="22"/>
-          <w:szCs w:val="22"/>
-          <w:lang w:val="en-US"/>
-        </w:rPr>
-        <w:t xml:space="preserve">(Temp, low)] = {1, 2, 5} </w:t>
-      </w:r>
-      <w:r>
-        <w:rPr>
-          <w:rFonts w:ascii="Calibri" w:hAnsi="Calibri" w:cs="Calibri"/>
-          <w:sz w:val="22"/>
-          <w:szCs w:val="22"/>
-          <w:lang w:val="en-US"/>
-        </w:rPr>
-        <w:t xml:space="preserve">∩ </w:t>
-      </w:r>
-      <w:r>
-        <w:rPr>
-          <w:rFonts w:ascii="Calibri" w:hAnsi="Calibri" w:cs="Calibri"/>
-          <w:sz w:val="22"/>
-          <w:szCs w:val="22"/>
-          <w:lang w:val="en-US"/>
-        </w:rPr>
-        <w:t>{1, 5} = {1, 5}</w:t>
+        <w:t>U ∩ [(Humidity, high)] ∩ [(Temp, low)] = {1, 2, 5} ∩ {1, 5} = {1, 5}</w:t>
       </w:r>
     </w:p>
     <w:p>
@@ -1123,19 +1078,7 @@
         <w:rPr>
           <w:lang w:val="en-US"/>
         </w:rPr>
-        <w:t>(</w:t>
-      </w:r>
-      <w:r>
-        <w:rPr>
-          <w:lang w:val="en-US"/>
-        </w:rPr>
-        <w:t>2</w:t>
-      </w:r>
-      <w:r>
-        <w:rPr>
-          <w:lang w:val="en-US"/>
-        </w:rPr>
-        <w:t xml:space="preserve">) = </w:t>
+        <w:t xml:space="preserve">(2) = </w:t>
       </w:r>
       <w:r>
         <w:rPr>
@@ -1162,16 +1105,7 @@
           <w:szCs w:val="22"/>
           <w:lang w:val="en-US"/>
         </w:rPr>
-        <w:t>U</w:t>
-      </w:r>
-      <w:r>
-        <w:rPr>
-          <w:rFonts w:ascii="Calibri" w:hAnsi="Calibri" w:cs="Calibri"/>
-          <w:sz w:val="22"/>
-          <w:szCs w:val="22"/>
-          <w:lang w:val="en-US"/>
-        </w:rPr>
-        <w:t xml:space="preserve"> </w:t>
+        <w:t xml:space="preserve">U </w:t>
       </w:r>
       <w:r>
         <w:rPr>
@@ -1281,19 +1215,7 @@
         <w:rPr>
           <w:lang w:val="pl-PL"/>
         </w:rPr>
-        <w:t>(</w:t>
-      </w:r>
-      <w:r>
-        <w:rPr>
-          <w:lang w:val="pl-PL"/>
-        </w:rPr>
-        <w:t>3</w:t>
-      </w:r>
-      <w:r>
-        <w:rPr>
-          <w:lang w:val="pl-PL"/>
-        </w:rPr>
-        <w:t xml:space="preserve">) = </w:t>
+        <w:t xml:space="preserve">(3) = </w:t>
       </w:r>
       <w:r>
         <w:rPr>
@@ -1385,19 +1307,7 @@
         <w:rPr>
           <w:lang w:val="pl-PL"/>
         </w:rPr>
-        <w:t>(</w:t>
-      </w:r>
-      <w:r>
-        <w:rPr>
-          <w:lang w:val="pl-PL"/>
-        </w:rPr>
-        <w:t>4</w:t>
-      </w:r>
-      <w:r>
-        <w:rPr>
-          <w:lang w:val="pl-PL"/>
-        </w:rPr>
-        <w:t xml:space="preserve">) = </w:t>
+        <w:t xml:space="preserve">(4) = </w:t>
       </w:r>
       <w:r>
         <w:rPr>
@@ -1660,19 +1570,7 @@
         <w:rPr>
           <w:lang w:val="pl-PL"/>
         </w:rPr>
-        <w:t>(</w:t>
-      </w:r>
-      <w:r>
-        <w:rPr>
-          <w:lang w:val="pl-PL"/>
-        </w:rPr>
-        <w:t>5</w:t>
-      </w:r>
-      <w:r>
-        <w:rPr>
-          <w:lang w:val="pl-PL"/>
-        </w:rPr>
-        <w:t xml:space="preserve">) = </w:t>
+        <w:t xml:space="preserve">(5) = </w:t>
       </w:r>
       <w:r>
         <w:rPr>
@@ -1836,19 +1734,25 @@
         <w:rPr>
           <w:lang w:val="pl-PL"/>
         </w:rPr>
-        <w:t>(</w:t>
-      </w:r>
-      <w:r>
-        <w:rPr>
+        <w:t xml:space="preserve">(6) = </w:t>
+      </w:r>
+      <w:r>
+        <w:rPr>
+          <w:rFonts w:ascii="Calibri" w:hAnsi="Calibri" w:cs="Calibri"/>
+          <w:sz w:val="22"/>
+          <w:szCs w:val="22"/>
           <w:lang w:val="pl-PL"/>
         </w:rPr>
-        <w:t>6</w:t>
-      </w:r>
-      <w:r>
-        <w:rPr>
+        <w:t xml:space="preserve">[(Wind, </w:t>
+      </w:r>
+      <w:r>
+        <w:rPr>
+          <w:rFonts w:ascii="Calibri" w:hAnsi="Calibri" w:cs="Calibri"/>
+          <w:sz w:val="22"/>
+          <w:szCs w:val="22"/>
           <w:lang w:val="pl-PL"/>
         </w:rPr>
-        <w:t xml:space="preserve">) = </w:t>
+        <w:t>high</w:t>
       </w:r>
       <w:r>
         <w:rPr>
@@ -1857,7 +1761,7 @@
           <w:szCs w:val="22"/>
           <w:lang w:val="pl-PL"/>
         </w:rPr>
-        <w:t xml:space="preserve">[(Wind, </w:t>
+        <w:t>)]</w:t>
       </w:r>
       <w:r>
         <w:rPr>
@@ -1866,7 +1770,7 @@
           <w:szCs w:val="22"/>
           <w:lang w:val="pl-PL"/>
         </w:rPr>
-        <w:t>high</w:t>
+        <w:t xml:space="preserve"> </w:t>
       </w:r>
       <w:r>
         <w:rPr>
@@ -1875,7 +1779,7 @@
           <w:szCs w:val="22"/>
           <w:lang w:val="pl-PL"/>
         </w:rPr>
-        <w:t>)]</w:t>
+        <w:t xml:space="preserve">∩ [(Humidity, </w:t>
       </w:r>
       <w:r>
         <w:rPr>
@@ -1884,7 +1788,7 @@
           <w:szCs w:val="22"/>
           <w:lang w:val="pl-PL"/>
         </w:rPr>
-        <w:t xml:space="preserve"> </w:t>
+        <w:t>low</w:t>
       </w:r>
       <w:r>
         <w:rPr>
@@ -1893,7 +1797,7 @@
           <w:szCs w:val="22"/>
           <w:lang w:val="pl-PL"/>
         </w:rPr>
-        <w:t xml:space="preserve">∩ [(Humidity, </w:t>
+        <w:t xml:space="preserve">)] ∩ </w:t>
       </w:r>
       <w:r>
         <w:rPr>
@@ -1902,34 +1806,7 @@
           <w:szCs w:val="22"/>
           <w:lang w:val="pl-PL"/>
         </w:rPr>
-        <w:t>low</w:t>
-      </w:r>
-      <w:r>
-        <w:rPr>
-          <w:rFonts w:ascii="Calibri" w:hAnsi="Calibri" w:cs="Calibri"/>
-          <w:sz w:val="22"/>
-          <w:szCs w:val="22"/>
-          <w:lang w:val="pl-PL"/>
-        </w:rPr>
-        <w:t xml:space="preserve">)] ∩ </w:t>
-      </w:r>
-      <w:r>
-        <w:rPr>
-          <w:rFonts w:ascii="Calibri" w:hAnsi="Calibri" w:cs="Calibri"/>
-          <w:sz w:val="22"/>
-          <w:szCs w:val="22"/>
-          <w:lang w:val="pl-PL"/>
-        </w:rPr>
-        <w:t>U</w:t>
-      </w:r>
-      <w:r>
-        <w:rPr>
-          <w:rFonts w:ascii="Calibri" w:hAnsi="Calibri" w:cs="Calibri"/>
-          <w:sz w:val="22"/>
-          <w:szCs w:val="22"/>
-          <w:lang w:val="pl-PL"/>
-        </w:rPr>
-        <w:t xml:space="preserve"> </w:t>
+        <w:t xml:space="preserve">U </w:t>
       </w:r>
       <w:r>
         <w:rPr>
@@ -2021,19 +1898,7 @@
         <w:rPr>
           <w:lang w:val="pl-PL"/>
         </w:rPr>
-        <w:t>(</w:t>
-      </w:r>
-      <w:r>
-        <w:rPr>
-          <w:lang w:val="pl-PL"/>
-        </w:rPr>
-        <w:t>7</w:t>
-      </w:r>
-      <w:r>
-        <w:rPr>
-          <w:lang w:val="pl-PL"/>
-        </w:rPr>
-        <w:t xml:space="preserve">) = </w:t>
+        <w:t xml:space="preserve">(7) = </w:t>
       </w:r>
       <w:r>
         <w:rPr>
@@ -2306,16 +2171,7 @@
           <w:szCs w:val="22"/>
           <w:lang w:val="en-US"/>
         </w:rPr>
-        <w:t>{2, 3, 4} = {2, 3, 4, 6}, not locally definable</w:t>
-      </w:r>
-      <w:r>
-        <w:rPr>
-          <w:rFonts w:ascii="Calibri" w:hAnsi="Calibri" w:cs="Calibri"/>
-          <w:sz w:val="22"/>
-          <w:szCs w:val="22"/>
-          <w:lang w:val="en-US"/>
-        </w:rPr>
-        <w:t>, because of {3} and {6}</w:t>
+        <w:t>{2, 3, 4} = {2, 3, 4, 6}, not locally definable, because of {3} and {6}</w:t>
       </w:r>
     </w:p>
     <w:p>
@@ -2363,16 +2219,7 @@
           <w:szCs w:val="22"/>
           <w:lang w:val="en-US"/>
         </w:rPr>
-        <w:t>{1, 5, 6, 7} = {1, 3, 5, 6, 7}, not locally definable</w:t>
-      </w:r>
-      <w:r>
-        <w:rPr>
-          <w:rFonts w:ascii="Calibri" w:hAnsi="Calibri" w:cs="Calibri"/>
-          <w:sz w:val="22"/>
-          <w:szCs w:val="22"/>
-          <w:lang w:val="en-US"/>
-        </w:rPr>
-        <w:t>, because of {3} and {6}</w:t>
+        <w:t>{1, 5, 6, 7} = {1, 3, 5, 6, 7}, not locally definable, because of {3} and {6}</w:t>
       </w:r>
     </w:p>
     <w:p>
@@ -2439,13 +2286,7 @@
         <w:rPr>
           <w:lang w:val="en-US"/>
         </w:rPr>
-        <w:t>{2, 3, 4} =</w:t>
-      </w:r>
-      <w:r>
-        <w:rPr>
-          <w:lang w:val="en-US"/>
-        </w:rPr>
-        <w:t xml:space="preserve"> {2}</w:t>
+        <w:t>{2, 3, 4} = {2}</w:t>
       </w:r>
       <w:r>
         <w:rPr>
@@ -2460,16 +2301,7 @@
           <w:szCs w:val="22"/>
           <w:lang w:val="en-US"/>
         </w:rPr>
-        <w:t>U</w:t>
-      </w:r>
-      <w:r>
-        <w:rPr>
-          <w:rFonts w:ascii="Calibri" w:hAnsi="Calibri" w:cs="Calibri"/>
-          <w:sz w:val="22"/>
-          <w:szCs w:val="22"/>
-          <w:lang w:val="en-US"/>
-        </w:rPr>
-        <w:t xml:space="preserve"> {2} = {2}</w:t>
+        <w:t>U {2} = {2}</w:t>
       </w:r>
     </w:p>
     <w:p>
@@ -2489,13 +2321,7 @@
         <w:rPr>
           <w:lang w:val="en-US"/>
         </w:rPr>
-        <w:t>{1, 5, 6, 7} =</w:t>
-      </w:r>
-      <w:r>
-        <w:rPr>
-          <w:lang w:val="en-US"/>
-        </w:rPr>
-        <w:t xml:space="preserve"> {1, 5</w:t>
+        <w:t>{1, 5, 6, 7} = {1, 5</w:t>
       </w:r>
       <w:r>
         <w:rPr>
@@ -2510,34 +2336,7 @@
           <w:szCs w:val="22"/>
           <w:lang w:val="en-US"/>
         </w:rPr>
-        <w:t>U</w:t>
-      </w:r>
-      <w:r>
-        <w:rPr>
-          <w:rFonts w:ascii="Calibri" w:hAnsi="Calibri" w:cs="Calibri"/>
-          <w:sz w:val="22"/>
-          <w:szCs w:val="22"/>
-          <w:lang w:val="en-US"/>
-        </w:rPr>
-        <w:t xml:space="preserve"> {5} </w:t>
-      </w:r>
-      <w:r>
-        <w:rPr>
-          <w:rFonts w:ascii="Calibri" w:hAnsi="Calibri" w:cs="Calibri"/>
-          <w:sz w:val="22"/>
-          <w:szCs w:val="22"/>
-          <w:lang w:val="en-US"/>
-        </w:rPr>
-        <w:t>U</w:t>
-      </w:r>
-      <w:r>
-        <w:rPr>
-          <w:rFonts w:ascii="Calibri" w:hAnsi="Calibri" w:cs="Calibri"/>
-          <w:sz w:val="22"/>
-          <w:szCs w:val="22"/>
-          <w:lang w:val="en-US"/>
-        </w:rPr>
-        <w:t xml:space="preserve"> {</w:t>
+        <w:t>U {5} U {</w:t>
       </w:r>
       <w:r>
         <w:rPr>
@@ -2597,70 +2396,7 @@
           <w:szCs w:val="22"/>
           <w:lang w:val="en-US"/>
         </w:rPr>
-        <w:t>{2, 3, 4} =</w:t>
-      </w:r>
-      <w:r>
-        <w:rPr>
-          <w:rFonts w:ascii="Calibri" w:hAnsi="Calibri" w:cs="Calibri"/>
-          <w:sz w:val="22"/>
-          <w:szCs w:val="22"/>
-          <w:lang w:val="en-US"/>
-        </w:rPr>
-        <w:t xml:space="preserve"> {2} </w:t>
-      </w:r>
-      <w:r>
-        <w:rPr>
-          <w:rFonts w:ascii="Calibri" w:hAnsi="Calibri" w:cs="Calibri"/>
-          <w:sz w:val="22"/>
-          <w:szCs w:val="22"/>
-          <w:lang w:val="en-US"/>
-        </w:rPr>
-        <w:t>U</w:t>
-      </w:r>
-      <w:r>
-        <w:rPr>
-          <w:rFonts w:ascii="Calibri" w:hAnsi="Calibri" w:cs="Calibri"/>
-          <w:sz w:val="22"/>
-          <w:szCs w:val="22"/>
-          <w:lang w:val="en-US"/>
-        </w:rPr>
-        <w:t xml:space="preserve"> {2, 3, 4, 6, 7} </w:t>
-      </w:r>
-      <w:r>
-        <w:rPr>
-          <w:rFonts w:ascii="Calibri" w:hAnsi="Calibri" w:cs="Calibri"/>
-          <w:sz w:val="22"/>
-          <w:szCs w:val="22"/>
-          <w:lang w:val="en-US"/>
-        </w:rPr>
-        <w:t>U</w:t>
-      </w:r>
-      <w:r>
-        <w:rPr>
-          <w:rFonts w:ascii="Calibri" w:hAnsi="Calibri" w:cs="Calibri"/>
-          <w:sz w:val="22"/>
-          <w:szCs w:val="22"/>
-          <w:lang w:val="en-US"/>
-        </w:rPr>
-        <w:t xml:space="preserve"> {2} </w:t>
-      </w:r>
-      <w:r>
-        <w:rPr>
-          <w:rFonts w:ascii="Calibri" w:hAnsi="Calibri" w:cs="Calibri"/>
-          <w:sz w:val="22"/>
-          <w:szCs w:val="22"/>
-          <w:lang w:val="en-US"/>
-        </w:rPr>
-        <w:t>U</w:t>
-      </w:r>
-      <w:r>
-        <w:rPr>
-          <w:rFonts w:ascii="Calibri" w:hAnsi="Calibri" w:cs="Calibri"/>
-          <w:sz w:val="22"/>
-          <w:szCs w:val="22"/>
-          <w:lang w:val="en-US"/>
-        </w:rPr>
-        <w:t xml:space="preserve"> {3, 6, 7} = {2, 3, 4, 6, 7}</w:t>
+        <w:t>{2, 3, 4} = {2} U {2, 3, 4, 6, 7} U {2} U {3, 6, 7} = {2, 3, 4, 6, 7}</w:t>
       </w:r>
     </w:p>
     <w:p>
@@ -2708,88 +2444,7 @@
           <w:szCs w:val="22"/>
           <w:lang w:val="en-US"/>
         </w:rPr>
-        <w:t>{1, 5, 6, 7} =</w:t>
-      </w:r>
-      <w:r>
-        <w:rPr>
-          <w:rFonts w:ascii="Calibri" w:hAnsi="Calibri" w:cs="Calibri"/>
-          <w:sz w:val="22"/>
-          <w:szCs w:val="22"/>
-          <w:lang w:val="en-US"/>
-        </w:rPr>
-        <w:t xml:space="preserve"> {1, 5} </w:t>
-      </w:r>
-      <w:r>
-        <w:rPr>
-          <w:rFonts w:ascii="Calibri" w:hAnsi="Calibri" w:cs="Calibri"/>
-          <w:sz w:val="22"/>
-          <w:szCs w:val="22"/>
-          <w:lang w:val="en-US"/>
-        </w:rPr>
-        <w:t>U</w:t>
-      </w:r>
-      <w:r>
-        <w:rPr>
-          <w:rFonts w:ascii="Calibri" w:hAnsi="Calibri" w:cs="Calibri"/>
-          <w:sz w:val="22"/>
-          <w:szCs w:val="22"/>
-          <w:lang w:val="en-US"/>
-        </w:rPr>
-        <w:t xml:space="preserve"> {2, 3, 4, 6, 7} </w:t>
-      </w:r>
-      <w:r>
-        <w:rPr>
-          <w:rFonts w:ascii="Calibri" w:hAnsi="Calibri" w:cs="Calibri"/>
-          <w:sz w:val="22"/>
-          <w:szCs w:val="22"/>
-          <w:lang w:val="en-US"/>
-        </w:rPr>
-        <w:t>U</w:t>
-      </w:r>
-      <w:r>
-        <w:rPr>
-          <w:rFonts w:ascii="Calibri" w:hAnsi="Calibri" w:cs="Calibri"/>
-          <w:sz w:val="22"/>
-          <w:szCs w:val="22"/>
-          <w:lang w:val="en-US"/>
-        </w:rPr>
-        <w:t xml:space="preserve"> {5} </w:t>
-      </w:r>
-      <w:r>
-        <w:rPr>
-          <w:rFonts w:ascii="Calibri" w:hAnsi="Calibri" w:cs="Calibri"/>
-          <w:sz w:val="22"/>
-          <w:szCs w:val="22"/>
-          <w:lang w:val="en-US"/>
-        </w:rPr>
-        <w:t>U</w:t>
-      </w:r>
-      <w:r>
-        <w:rPr>
-          <w:rFonts w:ascii="Calibri" w:hAnsi="Calibri" w:cs="Calibri"/>
-          <w:sz w:val="22"/>
-          <w:szCs w:val="22"/>
-          <w:lang w:val="en-US"/>
-        </w:rPr>
-        <w:t xml:space="preserve"> {3, 6, 7} </w:t>
-      </w:r>
-      <w:r>
-        <w:rPr>
-          <w:rFonts w:ascii="Calibri" w:hAnsi="Calibri" w:cs="Calibri"/>
-          <w:sz w:val="22"/>
-          <w:szCs w:val="22"/>
-          <w:lang w:val="en-US"/>
-        </w:rPr>
-        <w:t>U</w:t>
-      </w:r>
-      <w:r>
-        <w:rPr>
-          <w:rFonts w:ascii="Calibri" w:hAnsi="Calibri" w:cs="Calibri"/>
-          <w:sz w:val="22"/>
-          <w:szCs w:val="22"/>
-          <w:lang w:val="en-US"/>
-        </w:rPr>
-        <w:t xml:space="preserve"> {7} = {1, 2, 3, 4, 5, 6, 7}</w:t>
+        <w:t>{1, 5, 6, 7} = {1, 5} U {2, 3, 4, 6, 7} U {5} U {3, 6, 7} U {7} = {1, 2, 3, 4, 5, 6, 7}</w:t>
       </w:r>
     </w:p>
     <w:p>
@@ -2841,13 +2496,7 @@
         <w:rPr>
           <w:lang w:val="en-US"/>
         </w:rPr>
-        <w:t>{2, 3, 4}</w:t>
-      </w:r>
-      <w:r>
-        <w:rPr>
-          <w:lang w:val="en-US"/>
-        </w:rPr>
-        <w:t xml:space="preserve"> = </w:t>
+        <w:t xml:space="preserve">{2, 3, 4} = </w:t>
       </w:r>
       <w:r>
         <w:rPr>
@@ -2862,16 +2511,7 @@
           <w:szCs w:val="22"/>
           <w:lang w:val="en-US"/>
         </w:rPr>
-        <w:t>U</w:t>
-      </w:r>
-      <w:r>
-        <w:rPr>
-          <w:rFonts w:ascii="Calibri" w:hAnsi="Calibri" w:cs="Calibri"/>
-          <w:sz w:val="22"/>
-          <w:szCs w:val="22"/>
-          <w:lang w:val="en-US"/>
-        </w:rPr>
-        <w:t xml:space="preserve"> {4} = {2, 4}</w:t>
+        <w:t>U {4} = {2, 4}</w:t>
       </w:r>
     </w:p>
     <w:p>
@@ -2894,49 +2534,16 @@
         <w:rPr>
           <w:lang w:val="en-US"/>
         </w:rPr>
-        <w:t>{1, 5, 6, 7} =</w:t>
-      </w:r>
-      <w:r>
-        <w:rPr>
-          <w:lang w:val="en-US"/>
-        </w:rPr>
-        <w:t xml:space="preserve"> {1, 5} </w:t>
-      </w:r>
-      <w:r>
-        <w:rPr>
-          <w:rFonts w:ascii="Calibri" w:hAnsi="Calibri" w:cs="Calibri"/>
-          <w:sz w:val="22"/>
-          <w:szCs w:val="22"/>
-          <w:lang w:val="en-US"/>
-        </w:rPr>
-        <w:t>U {</w:t>
-      </w:r>
-      <w:r>
-        <w:rPr>
-          <w:rFonts w:ascii="Calibri" w:hAnsi="Calibri" w:cs="Calibri"/>
-          <w:sz w:val="22"/>
-          <w:szCs w:val="22"/>
-          <w:lang w:val="en-US"/>
-        </w:rPr>
-        <w:t xml:space="preserve">5} </w:t>
-      </w:r>
-      <w:r>
-        <w:rPr>
-          <w:rFonts w:ascii="Calibri" w:hAnsi="Calibri" w:cs="Calibri"/>
-          <w:sz w:val="22"/>
-          <w:szCs w:val="22"/>
-          <w:lang w:val="en-US"/>
-        </w:rPr>
-        <w:t>U {</w:t>
-      </w:r>
-      <w:r>
-        <w:rPr>
-          <w:rFonts w:ascii="Calibri" w:hAnsi="Calibri" w:cs="Calibri"/>
-          <w:sz w:val="22"/>
-          <w:szCs w:val="22"/>
-          <w:lang w:val="en-US"/>
-        </w:rPr>
-        <w:t>7} = {1, 5, 7}</w:t>
+        <w:t xml:space="preserve">{1, 5, 6, 7} = {1, 5} </w:t>
+      </w:r>
+      <w:r>
+        <w:rPr>
+          <w:rFonts w:ascii="Calibri" w:hAnsi="Calibri" w:cs="Calibri"/>
+          <w:sz w:val="22"/>
+          <w:szCs w:val="22"/>
+          <w:lang w:val="en-US"/>
+        </w:rPr>
+        <w:t>U {5} U {7} = {1, 5, 7}</w:t>
       </w:r>
     </w:p>
     <w:p>
@@ -2984,61 +2591,16 @@
           <w:szCs w:val="22"/>
           <w:lang w:val="en-US"/>
         </w:rPr>
-        <w:t>{2, 3, 4} =</w:t>
-      </w:r>
-      <w:r>
-        <w:rPr>
-          <w:rFonts w:ascii="Calibri" w:hAnsi="Calibri" w:cs="Calibri"/>
-          <w:sz w:val="22"/>
-          <w:szCs w:val="22"/>
-          <w:lang w:val="en-US"/>
-        </w:rPr>
-        <w:t xml:space="preserve"> </w:t>
-      </w:r>
-      <w:r>
-        <w:rPr>
-          <w:rFonts w:ascii="Calibri" w:hAnsi="Calibri" w:cs="Calibri"/>
-          <w:sz w:val="22"/>
-          <w:szCs w:val="22"/>
-          <w:lang w:val="en-US"/>
-        </w:rPr>
-        <w:t xml:space="preserve">{2} </w:t>
-      </w:r>
-      <w:r>
-        <w:rPr>
-          <w:rFonts w:ascii="Calibri" w:hAnsi="Calibri" w:cs="Calibri"/>
-          <w:sz w:val="22"/>
-          <w:szCs w:val="22"/>
-          <w:lang w:val="en-US"/>
-        </w:rPr>
-        <w:t>U</w:t>
-      </w:r>
-      <w:r>
-        <w:rPr>
-          <w:rFonts w:ascii="Calibri" w:hAnsi="Calibri" w:cs="Calibri"/>
-          <w:sz w:val="22"/>
-          <w:szCs w:val="22"/>
-          <w:lang w:val="en-US"/>
-        </w:rPr>
-        <w:t xml:space="preserve"> {2, 3, 4, 6, 7} </w:t>
-      </w:r>
-      <w:r>
-        <w:rPr>
-          <w:rFonts w:ascii="Calibri" w:hAnsi="Calibri" w:cs="Calibri"/>
-          <w:sz w:val="22"/>
-          <w:szCs w:val="22"/>
-          <w:lang w:val="en-US"/>
-        </w:rPr>
-        <w:t>U</w:t>
-      </w:r>
-      <w:r>
-        <w:rPr>
-          <w:rFonts w:ascii="Calibri" w:hAnsi="Calibri" w:cs="Calibri"/>
-          <w:sz w:val="22"/>
-          <w:szCs w:val="22"/>
-          <w:lang w:val="en-US"/>
-        </w:rPr>
-        <w:t xml:space="preserve"> {2} = {2, 3, 4, 6, 7}</w:t>
+        <w:t xml:space="preserve">{2, 3, 4} = </w:t>
+      </w:r>
+      <w:r>
+        <w:rPr>
+          <w:rFonts w:ascii="Calibri" w:hAnsi="Calibri" w:cs="Calibri"/>
+          <w:sz w:val="22"/>
+          <w:szCs w:val="22"/>
+          <w:lang w:val="en-US"/>
+        </w:rPr>
+        <w:t>{2} U {2, 3, 4, 6, 7} U {2} = {2, 3, 4, 6, 7}</w:t>
       </w:r>
     </w:p>
     <w:p>
@@ -3095,61 +2657,7 @@
           <w:szCs w:val="22"/>
           <w:lang w:val="en-US"/>
         </w:rPr>
-        <w:t xml:space="preserve"> {1, 5} </w:t>
-      </w:r>
-      <w:r>
-        <w:rPr>
-          <w:rFonts w:ascii="Calibri" w:hAnsi="Calibri" w:cs="Calibri"/>
-          <w:sz w:val="22"/>
-          <w:szCs w:val="22"/>
-          <w:lang w:val="en-US"/>
-        </w:rPr>
-        <w:t>U</w:t>
-      </w:r>
-      <w:r>
-        <w:rPr>
-          <w:rFonts w:ascii="Calibri" w:hAnsi="Calibri" w:cs="Calibri"/>
-          <w:sz w:val="22"/>
-          <w:szCs w:val="22"/>
-          <w:lang w:val="en-US"/>
-        </w:rPr>
-        <w:t xml:space="preserve"> {5} </w:t>
-      </w:r>
-      <w:r>
-        <w:rPr>
-          <w:rFonts w:ascii="Calibri" w:hAnsi="Calibri" w:cs="Calibri"/>
-          <w:sz w:val="22"/>
-          <w:szCs w:val="22"/>
-          <w:lang w:val="en-US"/>
-        </w:rPr>
-        <w:t>U</w:t>
-      </w:r>
-      <w:r>
-        <w:rPr>
-          <w:rFonts w:ascii="Calibri" w:hAnsi="Calibri" w:cs="Calibri"/>
-          <w:sz w:val="22"/>
-          <w:szCs w:val="22"/>
-          <w:lang w:val="en-US"/>
-        </w:rPr>
-        <w:t xml:space="preserve"> {3, 6, 7} </w:t>
-      </w:r>
-      <w:r>
-        <w:rPr>
-          <w:rFonts w:ascii="Calibri" w:hAnsi="Calibri" w:cs="Calibri"/>
-          <w:sz w:val="22"/>
-          <w:szCs w:val="22"/>
-          <w:lang w:val="en-US"/>
-        </w:rPr>
-        <w:t>U</w:t>
-      </w:r>
-      <w:r>
-        <w:rPr>
-          <w:rFonts w:ascii="Calibri" w:hAnsi="Calibri" w:cs="Calibri"/>
-          <w:sz w:val="22"/>
-          <w:szCs w:val="22"/>
-          <w:lang w:val="en-US"/>
-        </w:rPr>
-        <w:t xml:space="preserve"> {7} = {1, 3, 5, 6, 7}</w:t>
+        <w:t xml:space="preserve"> {1, 5} U {5} U {3, 6, 7} U {7} = {1, 3, 5, 6, 7}</w:t>
       </w:r>
     </w:p>
     <w:p>
@@ -3458,19 +2966,7 @@
               <w:rPr>
                 <w:lang w:val="en-US"/>
               </w:rPr>
-              <w:t xml:space="preserve">(Wind, </w:t>
-            </w:r>
-            <w:r>
-              <w:rPr>
-                <w:lang w:val="en-US"/>
-              </w:rPr>
-              <w:t>high</w:t>
-            </w:r>
-            <w:r>
-              <w:rPr>
-                <w:lang w:val="en-US"/>
-              </w:rPr>
-              <w:t>)</w:t>
+              <w:t>(Wind, high)</w:t>
             </w:r>
           </w:p>
         </w:tc>
@@ -3589,7 +3085,7 @@
                 </mc:Choice>
                 <mc:Fallback>
                   <w:pict>
-                    <v:oval w14:anchorId="22EAAB4D" id="Oval 2" o:spid="_x0000_s1026" style="position:absolute;margin-left:70.5pt;margin-top:-.2pt;width:60.65pt;height:16pt;z-index:251678720;visibility:visible;mso-wrap-style:square;mso-width-percent:0;mso-height-percent:0;mso-wrap-distance-left:9pt;mso-wrap-distance-top:0;mso-wrap-distance-right:9pt;mso-wrap-distance-bottom:0;mso-position-horizontal:absolute;mso-position-horizontal-relative:text;mso-position-vertical:absolute;mso-position-vertical-relative:text;mso-width-percent:0;mso-height-percent:0;mso-width-relative:margin;mso-height-relative:margin;v-text-anchor:middle" o:gfxdata="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" filled="f" strokecolor="red" strokeweight="1pt">
+                    <v:oval w14:anchorId="4D4027C0" id="Oval 2" o:spid="_x0000_s1026" style="position:absolute;margin-left:70.5pt;margin-top:-.2pt;width:60.65pt;height:16pt;z-index:251678720;visibility:visible;mso-wrap-style:square;mso-width-percent:0;mso-height-percent:0;mso-wrap-distance-left:9pt;mso-wrap-distance-top:0;mso-wrap-distance-right:9pt;mso-wrap-distance-bottom:0;mso-position-horizontal:absolute;mso-position-horizontal-relative:text;mso-position-vertical:absolute;mso-position-vertical-relative:text;mso-width-percent:0;mso-height-percent:0;mso-width-relative:margin;mso-height-relative:margin;v-text-anchor:middle" o:gfxdata="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" filled="f" strokecolor="red" strokeweight="1pt">
                       <v:stroke joinstyle="miter"/>
                     </v:oval>
                   </w:pict>
@@ -3669,7 +3165,7 @@
                 </mc:Choice>
                 <mc:Fallback>
                   <w:pict>
-                    <v:oval w14:anchorId="44A0FECD" id="Oval 1" o:spid="_x0000_s1026" style="position:absolute;margin-left:-6.6pt;margin-top:13.8pt;width:77.3pt;height:18pt;z-index:251679744;visibility:visible;mso-wrap-style:square;mso-width-percent:0;mso-wrap-distance-left:9pt;mso-wrap-distance-top:0;mso-wrap-distance-right:9pt;mso-wrap-distance-bottom:0;mso-position-horizontal:absolute;mso-position-horizontal-relative:text;mso-position-vertical:absolute;mso-position-vertical-relative:text;mso-width-percent:0;mso-width-relative:margin;v-text-anchor:middle" o:gfxdata="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" filled="f" strokecolor="red" strokeweight="1pt">
+                    <v:oval w14:anchorId="535C93FB" id="Oval 1" o:spid="_x0000_s1026" style="position:absolute;margin-left:-6.6pt;margin-top:13.8pt;width:77.3pt;height:18pt;z-index:251679744;visibility:visible;mso-wrap-style:square;mso-width-percent:0;mso-wrap-distance-left:9pt;mso-wrap-distance-top:0;mso-wrap-distance-right:9pt;mso-wrap-distance-bottom:0;mso-position-horizontal:absolute;mso-position-horizontal-relative:text;mso-position-vertical:absolute;mso-position-vertical-relative:text;mso-width-percent:0;mso-width-relative:margin;v-text-anchor:middle" o:gfxdata="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" filled="f" strokecolor="red" strokeweight="1pt">
                       <v:stroke joinstyle="miter"/>
                     </v:oval>
                   </w:pict>
@@ -3861,19 +3357,7 @@
               <w:rPr>
                 <w:lang w:val="en-US"/>
               </w:rPr>
-              <w:t xml:space="preserve">(Humidity, </w:t>
-            </w:r>
-            <w:r>
-              <w:rPr>
-                <w:lang w:val="en-US"/>
-              </w:rPr>
-              <w:t>high</w:t>
-            </w:r>
-            <w:r>
-              <w:rPr>
-                <w:lang w:val="en-US"/>
-              </w:rPr>
-              <w:t>)</w:t>
+              <w:t>(Humidity, high)</w:t>
             </w:r>
           </w:p>
         </w:tc>
@@ -3992,19 +3476,7 @@
               <w:rPr>
                 <w:lang w:val="en-US"/>
               </w:rPr>
-              <w:t>(</w:t>
-            </w:r>
-            <w:r>
-              <w:rPr>
-                <w:lang w:val="en-US"/>
-              </w:rPr>
-              <w:t>Temp</w:t>
-            </w:r>
-            <w:r>
-              <w:rPr>
-                <w:lang w:val="en-US"/>
-              </w:rPr>
-              <w:t>, low)</w:t>
+              <w:t>(Temp, low)</w:t>
             </w:r>
           </w:p>
         </w:tc>
@@ -4167,7 +3639,7 @@
                 </mc:Choice>
                 <mc:Fallback>
                   <w:pict>
-                    <v:oval w14:anchorId="6366E07E" id="Oval 4" o:spid="_x0000_s1026" style="position:absolute;margin-left:-5.75pt;margin-top:.35pt;width:29.35pt;height:14.65pt;z-index:251680768;visibility:visible;mso-wrap-style:square;mso-width-percent:0;mso-height-percent:0;mso-wrap-distance-left:9pt;mso-wrap-distance-top:0;mso-wrap-distance-right:9pt;mso-wrap-distance-bottom:0;mso-position-horizontal:absolute;mso-position-horizontal-relative:text;mso-position-vertical:absolute;mso-position-vertical-relative:text;mso-width-percent:0;mso-height-percent:0;mso-width-relative:margin;mso-height-relative:margin;v-text-anchor:middle" o:gfxdata="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" filled="f" strokecolor="red" strokeweight="1pt">
+                    <v:oval w14:anchorId="09B82849" id="Oval 4" o:spid="_x0000_s1026" style="position:absolute;margin-left:-5.75pt;margin-top:.35pt;width:29.35pt;height:14.65pt;z-index:251680768;visibility:visible;mso-wrap-style:square;mso-width-percent:0;mso-height-percent:0;mso-wrap-distance-left:9pt;mso-wrap-distance-top:0;mso-wrap-distance-right:9pt;mso-wrap-distance-bottom:0;mso-position-horizontal:absolute;mso-position-horizontal-relative:text;mso-position-vertical:absolute;mso-position-vertical-relative:text;mso-width-percent:0;mso-height-percent:0;mso-width-relative:margin;mso-height-relative:margin;v-text-anchor:middle" o:gfxdata="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" filled="f" strokecolor="red" strokeweight="1pt">
                       <v:stroke joinstyle="miter"/>
                     </v:oval>
                   </w:pict>
@@ -4206,19 +3678,7 @@
               <w:rPr>
                 <w:lang w:val="en-US"/>
               </w:rPr>
-              <w:t xml:space="preserve">(Temp, </w:t>
-            </w:r>
-            <w:r>
-              <w:rPr>
-                <w:lang w:val="en-US"/>
-              </w:rPr>
-              <w:t>high</w:t>
-            </w:r>
-            <w:r>
-              <w:rPr>
-                <w:lang w:val="en-US"/>
-              </w:rPr>
-              <w:t>)</w:t>
+              <w:t>(Temp, high)</w:t>
             </w:r>
           </w:p>
         </w:tc>
@@ -4360,28 +3820,13 @@
           <w:szCs w:val="22"/>
           <w:lang w:val="en-US"/>
         </w:rPr>
-        <w:t>⊆</w:t>
-      </w:r>
-      <w:r>
-        <w:rPr>
-          <w:rFonts w:ascii="Cambria Math" w:hAnsi="Cambria Math" w:cs="Calibri"/>
-          <w:sz w:val="22"/>
-          <w:szCs w:val="22"/>
-          <w:lang w:val="en-US"/>
-        </w:rPr>
-        <w:t xml:space="preserve"> </w:t>
-      </w:r>
-      <w:r>
-        <w:rPr>
-          <w:lang w:val="en-US"/>
-        </w:rPr>
-        <w:t>{2,</w:t>
-      </w:r>
-      <w:r>
-        <w:rPr>
-          <w:lang w:val="en-US"/>
-        </w:rPr>
-        <w:t xml:space="preserve"> 3, 4, 6, 7}. So get </w:t>
+        <w:t xml:space="preserve">⊆ </w:t>
+      </w:r>
+      <w:r>
+        <w:rPr>
+          <w:lang w:val="en-US"/>
+        </w:rPr>
+        <w:t xml:space="preserve">{2, 3, 4, 6, 7}. So get </w:t>
       </w:r>
       <w:r>
         <w:rPr>
@@ -4437,19 +3882,7 @@
         <w:rPr>
           <w:lang w:val="en-US"/>
         </w:rPr>
-        <w:t xml:space="preserve">So all possible rules for concept (Trip, </w:t>
-      </w:r>
-      <w:r>
-        <w:rPr>
-          <w:lang w:val="en-US"/>
-        </w:rPr>
-        <w:t>yes</w:t>
-      </w:r>
-      <w:r>
-        <w:rPr>
-          <w:lang w:val="en-US"/>
-        </w:rPr>
-        <w:t xml:space="preserve">): </w:t>
+        <w:t xml:space="preserve">So all possible rules for concept (Trip, yes): </w:t>
       </w:r>
     </w:p>
     <w:p>
@@ -4535,13 +3968,7 @@
         <w:rPr>
           <w:lang w:val="en-US"/>
         </w:rPr>
-        <w:t>{</w:t>
-      </w:r>
-      <w:r>
-        <w:rPr>
-          <w:lang w:val="en-US"/>
-        </w:rPr>
-        <w:t xml:space="preserve">1, 3, 5, 6, 7}, </w:t>
+        <w:t xml:space="preserve">{1, 3, 5, 6, 7}, </w:t>
       </w:r>
       <w:r>
         <w:rPr>
@@ -4619,13 +4046,7 @@
         <w:rPr>
           <w:lang w:val="en-US"/>
         </w:rPr>
-        <w:t>{1</w:t>
-      </w:r>
-      <w:r>
-        <w:rPr>
-          <w:lang w:val="en-US"/>
-        </w:rPr>
-        <w:t>, 3, 5, 6, 7}, so get 2</w:t>
+        <w:t>{1, 3, 5, 6, 7}, so get 2</w:t>
       </w:r>
       <w:r>
         <w:rPr>
@@ -5635,6 +5056,18 @@
           <w:lang w:val="en-US"/>
         </w:rPr>
       </w:pPr>
+      <w:r>
+        <w:rPr>
+          <w:lang w:val="en-US"/>
+        </w:rPr>
+        <w:t>Temperature cutpoints: 97, 99</w:t>
+      </w:r>
+      <w:r>
+        <w:rPr>
+          <w:lang w:val="en-US"/>
+        </w:rPr>
+        <w:t>.</w:t>
+      </w:r>
     </w:p>
     <w:p>
       <w:pPr>
@@ -5642,43 +5075,55 @@
           <w:lang w:val="en-US"/>
         </w:rPr>
       </w:pPr>
-      <w:r>
-        <w:rPr>
-          <w:lang w:val="en-US"/>
-        </w:rPr>
-        <w:t>Temperature cutpoints: 97, 99</w:t>
-      </w:r>
-      <w:r>
-        <w:rPr>
-          <w:lang w:val="en-US"/>
-        </w:rPr>
-        <w:t>.</w:t>
+    </w:p>
+    <w:p>
+      <w:pPr>
+        <w:rPr>
+          <w:lang w:val="en-US"/>
+        </w:rPr>
+      </w:pPr>
+      <w:r>
+        <w:rPr>
+          <w:lang w:val="en-US"/>
+        </w:rPr>
+        <w:t>(1) using local lower covering algorithm.</w:t>
       </w:r>
     </w:p>
     <w:tbl>
       <w:tblPr>
         <w:tblStyle w:val="TableGrid"/>
-        <w:tblW w:w="0" w:type="auto"/>
+        <w:tblW w:w="9067" w:type="dxa"/>
+        <w:tblLayout w:type="fixed"/>
         <w:tblLook w:val="04A0" w:firstRow="1" w:lastRow="0" w:firstColumn="1" w:lastColumn="0" w:noHBand="0" w:noVBand="1"/>
       </w:tblPr>
       <w:tblGrid>
-        <w:gridCol w:w="2122"/>
-        <w:gridCol w:w="1701"/>
-        <w:gridCol w:w="5187"/>
+        <w:gridCol w:w="1696"/>
+        <w:gridCol w:w="1276"/>
+        <w:gridCol w:w="1276"/>
+        <w:gridCol w:w="992"/>
+        <w:gridCol w:w="851"/>
+        <w:gridCol w:w="850"/>
+        <w:gridCol w:w="709"/>
+        <w:gridCol w:w="709"/>
+        <w:gridCol w:w="708"/>
       </w:tblGrid>
       <w:tr>
         <w:tc>
           <w:tcPr>
-            <w:tcW w:w="2122" w:type="dxa"/>
-          </w:tcPr>
-          <w:p>
-            <w:pPr>
-              <w:rPr>
-                <w:lang w:val="en-US"/>
-              </w:rPr>
-            </w:pPr>
-            <w:r>
-              <w:rPr>
+            <w:tcW w:w="1696" w:type="dxa"/>
+          </w:tcPr>
+          <w:p>
+            <w:pPr>
+              <w:rPr>
+                <w:sz w:val="20"/>
+                <w:szCs w:val="20"/>
+                <w:lang w:val="en-US"/>
+              </w:rPr>
+            </w:pPr>
+            <w:r>
+              <w:rPr>
+                <w:sz w:val="20"/>
+                <w:szCs w:val="20"/>
                 <w:lang w:val="en-US"/>
               </w:rPr>
               <w:t>(a, v)</w:t>
@@ -5687,16 +5132,20 @@
         </w:tc>
         <w:tc>
           <w:tcPr>
-            <w:tcW w:w="1701" w:type="dxa"/>
-          </w:tcPr>
-          <w:p>
-            <w:pPr>
-              <w:rPr>
-                <w:lang w:val="en-US"/>
-              </w:rPr>
-            </w:pPr>
-            <w:r>
-              <w:rPr>
+            <w:tcW w:w="1276" w:type="dxa"/>
+          </w:tcPr>
+          <w:p>
+            <w:pPr>
+              <w:rPr>
+                <w:sz w:val="20"/>
+                <w:szCs w:val="20"/>
+                <w:lang w:val="en-US"/>
+              </w:rPr>
+            </w:pPr>
+            <w:r>
+              <w:rPr>
+                <w:sz w:val="20"/>
+                <w:szCs w:val="20"/>
                 <w:lang w:val="en-US"/>
               </w:rPr>
               <w:t>[(a, v)]</w:t>
@@ -5705,30 +5154,194 @@
         </w:tc>
         <w:tc>
           <w:tcPr>
-            <w:tcW w:w="5187" w:type="dxa"/>
-          </w:tcPr>
-          <w:p>
-            <w:pPr>
-              <w:rPr>
-                <w:lang w:val="en-US"/>
-              </w:rPr>
-            </w:pPr>
+            <w:tcW w:w="1276" w:type="dxa"/>
+          </w:tcPr>
+          <w:p>
+            <w:pPr>
+              <w:rPr>
+                <w:sz w:val="20"/>
+                <w:szCs w:val="20"/>
+                <w:lang w:val="en-US"/>
+              </w:rPr>
+            </w:pPr>
+            <w:r>
+              <w:rPr>
+                <w:sz w:val="20"/>
+                <w:szCs w:val="20"/>
+                <w:lang w:val="en-US"/>
+              </w:rPr>
+              <w:t>{1,2,3,4,5,6}</w:t>
+            </w:r>
+          </w:p>
+        </w:tc>
+        <w:tc>
+          <w:tcPr>
+            <w:tcW w:w="992" w:type="dxa"/>
+          </w:tcPr>
+          <w:p>
+            <w:pPr>
+              <w:rPr>
+                <w:sz w:val="20"/>
+                <w:szCs w:val="20"/>
+                <w:lang w:val="en-US"/>
+              </w:rPr>
+            </w:pPr>
+            <w:r>
+              <w:rPr>
+                <w:sz w:val="20"/>
+                <w:szCs w:val="20"/>
+                <w:lang w:val="en-US"/>
+              </w:rPr>
+              <w:t>{1,2,4,5}</w:t>
+            </w:r>
+          </w:p>
+        </w:tc>
+        <w:tc>
+          <w:tcPr>
+            <w:tcW w:w="851" w:type="dxa"/>
+            <w:tcBorders>
+              <w:right w:val="single" w:sz="4" w:space="0" w:color="auto"/>
+            </w:tcBorders>
+          </w:tcPr>
+          <w:p>
+            <w:pPr>
+              <w:rPr>
+                <w:sz w:val="20"/>
+                <w:szCs w:val="20"/>
+                <w:lang w:val="en-US"/>
+              </w:rPr>
+            </w:pPr>
+            <w:r>
+              <w:rPr>
+                <w:sz w:val="20"/>
+                <w:szCs w:val="20"/>
+                <w:lang w:val="en-US"/>
+              </w:rPr>
+              <w:t>{2,4,5}</w:t>
+            </w:r>
+          </w:p>
+        </w:tc>
+        <w:tc>
+          <w:tcPr>
+            <w:tcW w:w="850" w:type="dxa"/>
+            <w:tcBorders>
+              <w:left w:val="single" w:sz="4" w:space="0" w:color="auto"/>
+              <w:right w:val="single" w:sz="4" w:space="0" w:color="auto"/>
+            </w:tcBorders>
+          </w:tcPr>
+          <w:p>
+            <w:pPr>
+              <w:rPr>
+                <w:sz w:val="20"/>
+                <w:szCs w:val="20"/>
+                <w:lang w:val="en-US"/>
+              </w:rPr>
+            </w:pPr>
+            <w:r>
+              <w:rPr>
+                <w:sz w:val="20"/>
+                <w:szCs w:val="20"/>
+                <w:lang w:val="en-US"/>
+              </w:rPr>
+              <w:t>{2,4,5}</w:t>
+            </w:r>
+          </w:p>
+        </w:tc>
+        <w:tc>
+          <w:tcPr>
+            <w:tcW w:w="709" w:type="dxa"/>
+            <w:tcBorders>
+              <w:left w:val="single" w:sz="4" w:space="0" w:color="auto"/>
+              <w:right w:val="triple" w:sz="4" w:space="0" w:color="auto"/>
+            </w:tcBorders>
+          </w:tcPr>
+          <w:p>
+            <w:pPr>
+              <w:rPr>
+                <w:sz w:val="20"/>
+                <w:szCs w:val="20"/>
+                <w:lang w:val="en-US"/>
+              </w:rPr>
+            </w:pPr>
+            <w:r>
+              <w:rPr>
+                <w:sz w:val="20"/>
+                <w:szCs w:val="20"/>
+                <w:lang w:val="en-US"/>
+              </w:rPr>
+              <w:t>{4,5}</w:t>
+            </w:r>
+          </w:p>
+        </w:tc>
+        <w:tc>
+          <w:tcPr>
+            <w:tcW w:w="709" w:type="dxa"/>
+            <w:tcBorders>
+              <w:left w:val="triple" w:sz="4" w:space="0" w:color="auto"/>
+              <w:right w:val="double" w:sz="4" w:space="0" w:color="auto"/>
+            </w:tcBorders>
+          </w:tcPr>
+          <w:p>
+            <w:pPr>
+              <w:rPr>
+                <w:sz w:val="20"/>
+                <w:szCs w:val="20"/>
+                <w:lang w:val="en-US"/>
+              </w:rPr>
+            </w:pPr>
+            <w:r>
+              <w:rPr>
+                <w:sz w:val="20"/>
+                <w:szCs w:val="20"/>
+                <w:lang w:val="en-US"/>
+              </w:rPr>
+              <w:t>{7,8}</w:t>
+            </w:r>
+          </w:p>
+        </w:tc>
+        <w:tc>
+          <w:tcPr>
+            <w:tcW w:w="708" w:type="dxa"/>
+            <w:tcBorders>
+              <w:left w:val="double" w:sz="4" w:space="0" w:color="auto"/>
+            </w:tcBorders>
+          </w:tcPr>
+          <w:p>
+            <w:pPr>
+              <w:rPr>
+                <w:sz w:val="20"/>
+                <w:szCs w:val="20"/>
+                <w:lang w:val="en-US"/>
+              </w:rPr>
+            </w:pPr>
+            <w:r>
+              <w:rPr>
+                <w:sz w:val="20"/>
+                <w:szCs w:val="20"/>
+                <w:lang w:val="en-US"/>
+              </w:rPr>
+              <w:t>{7,8}</w:t>
+            </w:r>
           </w:p>
         </w:tc>
       </w:tr>
       <w:tr>
         <w:tc>
           <w:tcPr>
-            <w:tcW w:w="2122" w:type="dxa"/>
-          </w:tcPr>
-          <w:p>
-            <w:pPr>
-              <w:rPr>
-                <w:lang w:val="en-US"/>
-              </w:rPr>
-            </w:pPr>
-            <w:r>
-              <w:rPr>
+            <w:tcW w:w="1696" w:type="dxa"/>
+          </w:tcPr>
+          <w:p>
+            <w:pPr>
+              <w:rPr>
+                <w:sz w:val="20"/>
+                <w:szCs w:val="20"/>
+                <w:lang w:val="en-US"/>
+              </w:rPr>
+            </w:pPr>
+            <w:r>
+              <w:rPr>
+                <w:sz w:val="20"/>
+                <w:szCs w:val="20"/>
                 <w:lang w:val="en-US"/>
               </w:rPr>
               <w:t>[(Temp, 96..97)]</w:t>
@@ -5737,246 +5350,1266 @@
         </w:tc>
         <w:tc>
           <w:tcPr>
-            <w:tcW w:w="1701" w:type="dxa"/>
-          </w:tcPr>
-          <w:p>
-            <w:pPr>
-              <w:rPr>
-                <w:lang w:val="en-US"/>
-              </w:rPr>
-            </w:pPr>
-            <w:r>
-              <w:rPr>
-                <w:lang w:val="en-US"/>
-              </w:rPr>
-              <w:t>{6, 7, 8}</w:t>
-            </w:r>
-          </w:p>
-        </w:tc>
-        <w:tc>
-          <w:tcPr>
-            <w:tcW w:w="5187" w:type="dxa"/>
-          </w:tcPr>
-          <w:p>
-            <w:pPr>
-              <w:rPr>
-                <w:lang w:val="en-US"/>
-              </w:rPr>
-            </w:pPr>
+            <w:tcW w:w="1276" w:type="dxa"/>
+          </w:tcPr>
+          <w:p>
+            <w:pPr>
+              <w:rPr>
+                <w:sz w:val="20"/>
+                <w:szCs w:val="20"/>
+                <w:lang w:val="en-US"/>
+              </w:rPr>
+            </w:pPr>
+            <w:r>
+              <w:rPr>
+                <w:sz w:val="20"/>
+                <w:szCs w:val="20"/>
+                <w:lang w:val="en-US"/>
+              </w:rPr>
+              <w:t>{6,7,8}</w:t>
+            </w:r>
+          </w:p>
+        </w:tc>
+        <w:tc>
+          <w:tcPr>
+            <w:tcW w:w="1276" w:type="dxa"/>
+          </w:tcPr>
+          <w:p>
+            <w:pPr>
+              <w:rPr>
+                <w:sz w:val="20"/>
+                <w:szCs w:val="20"/>
+                <w:lang w:val="en-US"/>
+              </w:rPr>
+            </w:pPr>
+            <w:r>
+              <w:rPr>
+                <w:noProof/>
+                <w:sz w:val="20"/>
+                <w:szCs w:val="20"/>
+                <w:lang w:val="en-US"/>
+              </w:rPr>
+              <mc:AlternateContent>
+                <mc:Choice Requires="wps">
+                  <w:drawing>
+                    <wp:anchor distT="0" distB="0" distL="114300" distR="114300" simplePos="0" relativeHeight="251737088" behindDoc="0" locked="0" layoutInCell="1" allowOverlap="1" wp14:anchorId="4028975E" wp14:editId="7043B6D4">
+                      <wp:simplePos x="0" y="0"/>
+                      <wp:positionH relativeFrom="column">
+                        <wp:posOffset>-79374</wp:posOffset>
+                      </wp:positionH>
+                      <wp:positionV relativeFrom="paragraph">
+                        <wp:posOffset>173567</wp:posOffset>
+                      </wp:positionV>
+                      <wp:extent cx="635000" cy="143933"/>
+                      <wp:effectExtent l="0" t="0" r="12700" b="8890"/>
+                      <wp:wrapNone/>
+                      <wp:docPr id="5" name="Oval 5"/>
+                      <wp:cNvGraphicFramePr/>
+                      <a:graphic xmlns:a="http://schemas.openxmlformats.org/drawingml/2006/main">
+                        <a:graphicData uri="http://schemas.microsoft.com/office/word/2010/wordprocessingShape">
+                          <wps:wsp>
+                            <wps:cNvSpPr/>
+                            <wps:spPr>
+                              <a:xfrm>
+                                <a:off x="0" y="0"/>
+                                <a:ext cx="635000" cy="143933"/>
+                              </a:xfrm>
+                              <a:prstGeom prst="ellipse">
+                                <a:avLst/>
+                              </a:prstGeom>
+                              <a:noFill/>
+                              <a:ln>
+                                <a:solidFill>
+                                  <a:srgbClr val="FF0000"/>
+                                </a:solidFill>
+                              </a:ln>
+                            </wps:spPr>
+                            <wps:style>
+                              <a:lnRef idx="2">
+                                <a:schemeClr val="accent1">
+                                  <a:shade val="50000"/>
+                                </a:schemeClr>
+                              </a:lnRef>
+                              <a:fillRef idx="1">
+                                <a:schemeClr val="accent1"/>
+                              </a:fillRef>
+                              <a:effectRef idx="0">
+                                <a:schemeClr val="accent1"/>
+                              </a:effectRef>
+                              <a:fontRef idx="minor">
+                                <a:schemeClr val="lt1"/>
+                              </a:fontRef>
+                            </wps:style>
+                            <wps:bodyPr rot="0" spcFirstLastPara="0" vertOverflow="overflow" horzOverflow="overflow" vert="horz" wrap="square" lIns="91440" tIns="45720" rIns="91440" bIns="45720" numCol="1" spcCol="0" rtlCol="0" fromWordArt="0" anchor="ctr" anchorCtr="0" forceAA="0" compatLnSpc="1">
+                              <a:prstTxWarp prst="textNoShape">
+                                <a:avLst/>
+                              </a:prstTxWarp>
+                              <a:noAutofit/>
+                            </wps:bodyPr>
+                          </wps:wsp>
+                        </a:graphicData>
+                      </a:graphic>
+                      <wp14:sizeRelH relativeFrom="margin">
+                        <wp14:pctWidth>0</wp14:pctWidth>
+                      </wp14:sizeRelH>
+                      <wp14:sizeRelV relativeFrom="margin">
+                        <wp14:pctHeight>0</wp14:pctHeight>
+                      </wp14:sizeRelV>
+                    </wp:anchor>
+                  </w:drawing>
+                </mc:Choice>
+                <mc:Fallback>
+                  <w:pict>
+                    <v:oval w14:anchorId="68D579AA" id="Oval 5" o:spid="_x0000_s1026" style="position:absolute;margin-left:-6.25pt;margin-top:13.65pt;width:50pt;height:11.35pt;z-index:251737088;visibility:visible;mso-wrap-style:square;mso-width-percent:0;mso-height-percent:0;mso-wrap-distance-left:9pt;mso-wrap-distance-top:0;mso-wrap-distance-right:9pt;mso-wrap-distance-bottom:0;mso-position-horizontal:absolute;mso-position-horizontal-relative:text;mso-position-vertical:absolute;mso-position-vertical-relative:text;mso-width-percent:0;mso-height-percent:0;mso-width-relative:margin;mso-height-relative:margin;v-text-anchor:middle" o:gfxdata="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" filled="f" strokecolor="red" strokeweight="1pt">
+                      <v:stroke joinstyle="miter"/>
+                    </v:oval>
+                  </w:pict>
+                </mc:Fallback>
+              </mc:AlternateContent>
+            </w:r>
+            <w:r>
+              <w:rPr>
+                <w:sz w:val="20"/>
+                <w:szCs w:val="20"/>
+                <w:lang w:val="en-US"/>
+              </w:rPr>
+              <w:t>{6}</w:t>
+            </w:r>
+          </w:p>
+        </w:tc>
+        <w:tc>
+          <w:tcPr>
+            <w:tcW w:w="992" w:type="dxa"/>
+          </w:tcPr>
+          <w:p>
+            <w:pPr>
+              <w:rPr>
+                <w:sz w:val="20"/>
+                <w:szCs w:val="20"/>
+                <w:lang w:val="en-US"/>
+              </w:rPr>
+            </w:pPr>
+            <w:r>
+              <w:rPr>
+                <w:sz w:val="20"/>
+                <w:szCs w:val="20"/>
+                <w:lang w:val="en-US"/>
+              </w:rPr>
+              <w:t>-</w:t>
+            </w:r>
+          </w:p>
+        </w:tc>
+        <w:tc>
+          <w:tcPr>
+            <w:tcW w:w="851" w:type="dxa"/>
+            <w:tcBorders>
+              <w:right w:val="single" w:sz="4" w:space="0" w:color="auto"/>
+            </w:tcBorders>
+          </w:tcPr>
+          <w:p>
+            <w:pPr>
+              <w:rPr>
+                <w:sz w:val="20"/>
+                <w:szCs w:val="20"/>
+                <w:lang w:val="en-US"/>
+              </w:rPr>
+            </w:pPr>
+            <w:r>
+              <w:rPr>
+                <w:sz w:val="20"/>
+                <w:szCs w:val="20"/>
+                <w:lang w:val="en-US"/>
+              </w:rPr>
+              <w:t>-</w:t>
+            </w:r>
+          </w:p>
+        </w:tc>
+        <w:tc>
+          <w:tcPr>
+            <w:tcW w:w="850" w:type="dxa"/>
+            <w:tcBorders>
+              <w:left w:val="single" w:sz="4" w:space="0" w:color="auto"/>
+              <w:right w:val="single" w:sz="4" w:space="0" w:color="auto"/>
+            </w:tcBorders>
+          </w:tcPr>
+          <w:p>
+            <w:pPr>
+              <w:rPr>
+                <w:sz w:val="20"/>
+                <w:szCs w:val="20"/>
+                <w:lang w:val="en-US"/>
+              </w:rPr>
+            </w:pPr>
+            <w:r>
+              <w:rPr>
+                <w:sz w:val="20"/>
+                <w:szCs w:val="20"/>
+                <w:lang w:val="en-US"/>
+              </w:rPr>
+              <w:t>-</w:t>
+            </w:r>
+          </w:p>
+        </w:tc>
+        <w:tc>
+          <w:tcPr>
+            <w:tcW w:w="709" w:type="dxa"/>
+            <w:tcBorders>
+              <w:left w:val="single" w:sz="4" w:space="0" w:color="auto"/>
+              <w:right w:val="triple" w:sz="4" w:space="0" w:color="auto"/>
+            </w:tcBorders>
+          </w:tcPr>
+          <w:p>
+            <w:pPr>
+              <w:rPr>
+                <w:noProof/>
+                <w:sz w:val="20"/>
+                <w:szCs w:val="20"/>
+                <w:lang w:val="en-US"/>
+              </w:rPr>
+            </w:pPr>
+            <w:r>
+              <w:rPr>
+                <w:noProof/>
+                <w:sz w:val="20"/>
+                <w:szCs w:val="20"/>
+                <w:lang w:val="en-US"/>
+              </w:rPr>
+              <w:t>-</w:t>
+            </w:r>
+          </w:p>
+        </w:tc>
+        <w:tc>
+          <w:tcPr>
+            <w:tcW w:w="709" w:type="dxa"/>
+            <w:tcBorders>
+              <w:left w:val="triple" w:sz="4" w:space="0" w:color="auto"/>
+              <w:right w:val="double" w:sz="4" w:space="0" w:color="auto"/>
+            </w:tcBorders>
+          </w:tcPr>
+          <w:p>
+            <w:pPr>
+              <w:rPr>
+                <w:sz w:val="20"/>
+                <w:szCs w:val="20"/>
+                <w:lang w:val="en-US"/>
+              </w:rPr>
+            </w:pPr>
+            <w:r>
+              <w:rPr>
+                <w:noProof/>
+                <w:sz w:val="20"/>
+                <w:szCs w:val="20"/>
+                <w:lang w:val="en-US"/>
+              </w:rPr>
+              <mc:AlternateContent>
+                <mc:Choice Requires="wps">
+                  <w:drawing>
+                    <wp:anchor distT="0" distB="0" distL="114300" distR="114300" simplePos="0" relativeHeight="251740160" behindDoc="0" locked="0" layoutInCell="1" allowOverlap="1" wp14:anchorId="70C9E05E" wp14:editId="0BB17202">
+                      <wp:simplePos x="0" y="0"/>
+                      <wp:positionH relativeFrom="column">
+                        <wp:posOffset>-61171</wp:posOffset>
+                      </wp:positionH>
+                      <wp:positionV relativeFrom="paragraph">
+                        <wp:posOffset>-12700</wp:posOffset>
+                      </wp:positionV>
+                      <wp:extent cx="406400" cy="186267"/>
+                      <wp:effectExtent l="0" t="0" r="12700" b="17145"/>
+                      <wp:wrapNone/>
+                      <wp:docPr id="9" name="Oval 9"/>
+                      <wp:cNvGraphicFramePr/>
+                      <a:graphic xmlns:a="http://schemas.openxmlformats.org/drawingml/2006/main">
+                        <a:graphicData uri="http://schemas.microsoft.com/office/word/2010/wordprocessingShape">
+                          <wps:wsp>
+                            <wps:cNvSpPr/>
+                            <wps:spPr>
+                              <a:xfrm>
+                                <a:off x="0" y="0"/>
+                                <a:ext cx="406400" cy="186267"/>
+                              </a:xfrm>
+                              <a:prstGeom prst="ellipse">
+                                <a:avLst/>
+                              </a:prstGeom>
+                              <a:noFill/>
+                              <a:ln>
+                                <a:solidFill>
+                                  <a:srgbClr val="FF0000"/>
+                                </a:solidFill>
+                              </a:ln>
+                            </wps:spPr>
+                            <wps:style>
+                              <a:lnRef idx="2">
+                                <a:schemeClr val="accent1">
+                                  <a:shade val="50000"/>
+                                </a:schemeClr>
+                              </a:lnRef>
+                              <a:fillRef idx="1">
+                                <a:schemeClr val="accent1"/>
+                              </a:fillRef>
+                              <a:effectRef idx="0">
+                                <a:schemeClr val="accent1"/>
+                              </a:effectRef>
+                              <a:fontRef idx="minor">
+                                <a:schemeClr val="lt1"/>
+                              </a:fontRef>
+                            </wps:style>
+                            <wps:bodyPr rot="0" spcFirstLastPara="0" vertOverflow="overflow" horzOverflow="overflow" vert="horz" wrap="square" lIns="91440" tIns="45720" rIns="91440" bIns="45720" numCol="1" spcCol="0" rtlCol="0" fromWordArt="0" anchor="ctr" anchorCtr="0" forceAA="0" compatLnSpc="1">
+                              <a:prstTxWarp prst="textNoShape">
+                                <a:avLst/>
+                              </a:prstTxWarp>
+                              <a:noAutofit/>
+                            </wps:bodyPr>
+                          </wps:wsp>
+                        </a:graphicData>
+                      </a:graphic>
+                      <wp14:sizeRelH relativeFrom="margin">
+                        <wp14:pctWidth>0</wp14:pctWidth>
+                      </wp14:sizeRelH>
+                      <wp14:sizeRelV relativeFrom="margin">
+                        <wp14:pctHeight>0</wp14:pctHeight>
+                      </wp14:sizeRelV>
+                    </wp:anchor>
+                  </w:drawing>
+                </mc:Choice>
+                <mc:Fallback>
+                  <w:pict>
+                    <v:oval w14:anchorId="77B30F09" id="Oval 9" o:spid="_x0000_s1026" style="position:absolute;margin-left:-4.8pt;margin-top:-1pt;width:32pt;height:14.65pt;z-index:251740160;visibility:visible;mso-wrap-style:square;mso-width-percent:0;mso-height-percent:0;mso-wrap-distance-left:9pt;mso-wrap-distance-top:0;mso-wrap-distance-right:9pt;mso-wrap-distance-bottom:0;mso-position-horizontal:absolute;mso-position-horizontal-relative:text;mso-position-vertical:absolute;mso-position-vertical-relative:text;mso-width-percent:0;mso-height-percent:0;mso-width-relative:margin;mso-height-relative:margin;v-text-anchor:middle" o:gfxdata="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" filled="f" strokecolor="red" strokeweight="1pt">
+                      <v:stroke joinstyle="miter"/>
+                    </v:oval>
+                  </w:pict>
+                </mc:Fallback>
+              </mc:AlternateContent>
+            </w:r>
+            <w:r>
+              <w:rPr>
+                <w:sz w:val="20"/>
+                <w:szCs w:val="20"/>
+                <w:lang w:val="en-US"/>
+              </w:rPr>
+              <w:t>{7,8}</w:t>
+            </w:r>
+            <w:r>
+              <w:rPr>
+                <w:sz w:val="20"/>
+                <w:szCs w:val="20"/>
+                <w:vertAlign w:val="subscript"/>
+                <w:lang w:val="en-US"/>
+              </w:rPr>
+              <w:t>3</w:t>
+            </w:r>
+          </w:p>
+        </w:tc>
+        <w:tc>
+          <w:tcPr>
+            <w:tcW w:w="708" w:type="dxa"/>
+            <w:tcBorders>
+              <w:left w:val="double" w:sz="4" w:space="0" w:color="auto"/>
+            </w:tcBorders>
+          </w:tcPr>
+          <w:p>
+            <w:pPr>
+              <w:rPr>
+                <w:sz w:val="20"/>
+                <w:szCs w:val="20"/>
+                <w:lang w:val="en-US"/>
+              </w:rPr>
+            </w:pPr>
+            <w:r>
+              <w:rPr>
+                <w:sz w:val="20"/>
+                <w:szCs w:val="20"/>
+                <w:lang w:val="en-US"/>
+              </w:rPr>
+              <w:t>-</w:t>
+            </w:r>
           </w:p>
         </w:tc>
       </w:tr>
       <w:tr>
         <w:tc>
           <w:tcPr>
-            <w:tcW w:w="2122" w:type="dxa"/>
-          </w:tcPr>
-          <w:p>
-            <w:pPr>
-              <w:rPr>
-                <w:lang w:val="en-US"/>
-              </w:rPr>
-            </w:pPr>
-            <w:r>
-              <w:rPr>
-                <w:lang w:val="en-US"/>
-              </w:rPr>
-              <w:t>[(Temp, 9</w:t>
-            </w:r>
-            <w:r>
-              <w:rPr>
-                <w:lang w:val="en-US"/>
-              </w:rPr>
-              <w:t>7</w:t>
-            </w:r>
-            <w:r>
-              <w:rPr>
-                <w:lang w:val="en-US"/>
-              </w:rPr>
-              <w:t>..</w:t>
-            </w:r>
-            <w:r>
-              <w:rPr>
-                <w:lang w:val="en-US"/>
-              </w:rPr>
-              <w:t>100</w:t>
-            </w:r>
-            <w:r>
-              <w:rPr>
-                <w:lang w:val="en-US"/>
-              </w:rPr>
-              <w:t>)]</w:t>
-            </w:r>
-          </w:p>
-        </w:tc>
-        <w:tc>
-          <w:tcPr>
-            <w:tcW w:w="1701" w:type="dxa"/>
-          </w:tcPr>
-          <w:p>
-            <w:pPr>
-              <w:rPr>
-                <w:lang w:val="en-US"/>
-              </w:rPr>
-            </w:pPr>
-            <w:r>
-              <w:rPr>
-                <w:lang w:val="en-US"/>
-              </w:rPr>
-              <w:t>{1, 2, 4, 5, 8}</w:t>
-            </w:r>
-          </w:p>
-        </w:tc>
-        <w:tc>
-          <w:tcPr>
-            <w:tcW w:w="5187" w:type="dxa"/>
-          </w:tcPr>
-          <w:p>
-            <w:pPr>
-              <w:rPr>
-                <w:lang w:val="en-US"/>
-              </w:rPr>
-            </w:pPr>
+            <w:tcW w:w="1696" w:type="dxa"/>
+          </w:tcPr>
+          <w:p>
+            <w:pPr>
+              <w:rPr>
+                <w:sz w:val="20"/>
+                <w:szCs w:val="20"/>
+                <w:lang w:val="en-US"/>
+              </w:rPr>
+            </w:pPr>
+            <w:r>
+              <w:rPr>
+                <w:sz w:val="20"/>
+                <w:szCs w:val="20"/>
+                <w:lang w:val="en-US"/>
+              </w:rPr>
+              <w:t>[(Temp, 97..100)]</w:t>
+            </w:r>
+          </w:p>
+        </w:tc>
+        <w:tc>
+          <w:tcPr>
+            <w:tcW w:w="1276" w:type="dxa"/>
+          </w:tcPr>
+          <w:p>
+            <w:pPr>
+              <w:rPr>
+                <w:sz w:val="20"/>
+                <w:szCs w:val="20"/>
+                <w:lang w:val="en-US"/>
+              </w:rPr>
+            </w:pPr>
+            <w:r>
+              <w:rPr>
+                <w:sz w:val="20"/>
+                <w:szCs w:val="20"/>
+                <w:lang w:val="en-US"/>
+              </w:rPr>
+              <w:t>{1,2,4,5,8}</w:t>
+            </w:r>
+          </w:p>
+        </w:tc>
+        <w:tc>
+          <w:tcPr>
+            <w:tcW w:w="1276" w:type="dxa"/>
+          </w:tcPr>
+          <w:p>
+            <w:pPr>
+              <w:rPr>
+                <w:sz w:val="20"/>
+                <w:szCs w:val="20"/>
+                <w:lang w:val="en-US"/>
+              </w:rPr>
+            </w:pPr>
+            <w:r>
+              <w:rPr>
+                <w:sz w:val="20"/>
+                <w:szCs w:val="20"/>
+                <w:lang w:val="en-US"/>
+              </w:rPr>
+              <w:t>{1,2,4,5}</w:t>
+            </w:r>
+            <w:r>
+              <w:rPr>
+                <w:sz w:val="20"/>
+                <w:szCs w:val="20"/>
+                <w:vertAlign w:val="subscript"/>
+                <w:lang w:val="en-US"/>
+              </w:rPr>
+              <w:t>5</w:t>
+            </w:r>
+          </w:p>
+        </w:tc>
+        <w:tc>
+          <w:tcPr>
+            <w:tcW w:w="992" w:type="dxa"/>
+          </w:tcPr>
+          <w:p>
+            <w:pPr>
+              <w:rPr>
+                <w:sz w:val="20"/>
+                <w:szCs w:val="20"/>
+                <w:lang w:val="en-US"/>
+              </w:rPr>
+            </w:pPr>
+            <w:r>
+              <w:rPr>
+                <w:sz w:val="20"/>
+                <w:szCs w:val="20"/>
+                <w:lang w:val="en-US"/>
+              </w:rPr>
+              <w:t>-</w:t>
+            </w:r>
+          </w:p>
+        </w:tc>
+        <w:tc>
+          <w:tcPr>
+            <w:tcW w:w="851" w:type="dxa"/>
+            <w:tcBorders>
+              <w:right w:val="single" w:sz="4" w:space="0" w:color="auto"/>
+            </w:tcBorders>
+          </w:tcPr>
+          <w:p>
+            <w:pPr>
+              <w:rPr>
+                <w:sz w:val="20"/>
+                <w:szCs w:val="20"/>
+                <w:lang w:val="en-US"/>
+              </w:rPr>
+            </w:pPr>
+            <w:r>
+              <w:rPr>
+                <w:sz w:val="20"/>
+                <w:szCs w:val="20"/>
+                <w:lang w:val="en-US"/>
+              </w:rPr>
+              <w:t>-</w:t>
+            </w:r>
+          </w:p>
+        </w:tc>
+        <w:tc>
+          <w:tcPr>
+            <w:tcW w:w="850" w:type="dxa"/>
+            <w:tcBorders>
+              <w:left w:val="single" w:sz="4" w:space="0" w:color="auto"/>
+              <w:right w:val="single" w:sz="4" w:space="0" w:color="auto"/>
+            </w:tcBorders>
+          </w:tcPr>
+          <w:p>
+            <w:pPr>
+              <w:rPr>
+                <w:sz w:val="20"/>
+                <w:szCs w:val="20"/>
+                <w:lang w:val="en-US"/>
+              </w:rPr>
+            </w:pPr>
+            <w:r>
+              <w:rPr>
+                <w:noProof/>
+                <w:sz w:val="20"/>
+                <w:szCs w:val="20"/>
+                <w:lang w:val="en-US"/>
+              </w:rPr>
+              <mc:AlternateContent>
+                <mc:Choice Requires="wps">
+                  <w:drawing>
+                    <wp:anchor distT="0" distB="0" distL="114300" distR="114300" simplePos="0" relativeHeight="251742208" behindDoc="0" locked="0" layoutInCell="1" allowOverlap="1" wp14:anchorId="316F73F2" wp14:editId="1BBFCDC1">
+                      <wp:simplePos x="0" y="0"/>
+                      <wp:positionH relativeFrom="column">
+                        <wp:posOffset>-53763</wp:posOffset>
+                      </wp:positionH>
+                      <wp:positionV relativeFrom="paragraph">
+                        <wp:posOffset>156210</wp:posOffset>
+                      </wp:positionV>
+                      <wp:extent cx="406400" cy="186055"/>
+                      <wp:effectExtent l="0" t="0" r="12700" b="17145"/>
+                      <wp:wrapNone/>
+                      <wp:docPr id="18" name="Oval 18"/>
+                      <wp:cNvGraphicFramePr/>
+                      <a:graphic xmlns:a="http://schemas.openxmlformats.org/drawingml/2006/main">
+                        <a:graphicData uri="http://schemas.microsoft.com/office/word/2010/wordprocessingShape">
+                          <wps:wsp>
+                            <wps:cNvSpPr/>
+                            <wps:spPr>
+                              <a:xfrm>
+                                <a:off x="0" y="0"/>
+                                <a:ext cx="406400" cy="186055"/>
+                              </a:xfrm>
+                              <a:prstGeom prst="ellipse">
+                                <a:avLst/>
+                              </a:prstGeom>
+                              <a:noFill/>
+                              <a:ln>
+                                <a:solidFill>
+                                  <a:srgbClr val="FF0000"/>
+                                </a:solidFill>
+                              </a:ln>
+                            </wps:spPr>
+                            <wps:style>
+                              <a:lnRef idx="2">
+                                <a:schemeClr val="accent1">
+                                  <a:shade val="50000"/>
+                                </a:schemeClr>
+                              </a:lnRef>
+                              <a:fillRef idx="1">
+                                <a:schemeClr val="accent1"/>
+                              </a:fillRef>
+                              <a:effectRef idx="0">
+                                <a:schemeClr val="accent1"/>
+                              </a:effectRef>
+                              <a:fontRef idx="minor">
+                                <a:schemeClr val="lt1"/>
+                              </a:fontRef>
+                            </wps:style>
+                            <wps:bodyPr rot="0" spcFirstLastPara="0" vertOverflow="overflow" horzOverflow="overflow" vert="horz" wrap="square" lIns="91440" tIns="45720" rIns="91440" bIns="45720" numCol="1" spcCol="0" rtlCol="0" fromWordArt="0" anchor="ctr" anchorCtr="0" forceAA="0" compatLnSpc="1">
+                              <a:prstTxWarp prst="textNoShape">
+                                <a:avLst/>
+                              </a:prstTxWarp>
+                              <a:noAutofit/>
+                            </wps:bodyPr>
+                          </wps:wsp>
+                        </a:graphicData>
+                      </a:graphic>
+                      <wp14:sizeRelH relativeFrom="margin">
+                        <wp14:pctWidth>0</wp14:pctWidth>
+                      </wp14:sizeRelH>
+                      <wp14:sizeRelV relativeFrom="margin">
+                        <wp14:pctHeight>0</wp14:pctHeight>
+                      </wp14:sizeRelV>
+                    </wp:anchor>
+                  </w:drawing>
+                </mc:Choice>
+                <mc:Fallback>
+                  <w:pict>
+                    <v:oval w14:anchorId="6D49C13D" id="Oval 18" o:spid="_x0000_s1026" style="position:absolute;margin-left:-4.25pt;margin-top:12.3pt;width:32pt;height:14.65pt;z-index:251742208;visibility:visible;mso-wrap-style:square;mso-width-percent:0;mso-height-percent:0;mso-wrap-distance-left:9pt;mso-wrap-distance-top:0;mso-wrap-distance-right:9pt;mso-wrap-distance-bottom:0;mso-position-horizontal:absolute;mso-position-horizontal-relative:text;mso-position-vertical:absolute;mso-position-vertical-relative:text;mso-width-percent:0;mso-height-percent:0;mso-width-relative:margin;mso-height-relative:margin;v-text-anchor:middle" o:gfxdata="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" filled="f" strokecolor="red" strokeweight="1pt">
+                      <v:stroke joinstyle="miter"/>
+                    </v:oval>
+                  </w:pict>
+                </mc:Fallback>
+              </mc:AlternateContent>
+            </w:r>
+            <w:r>
+              <w:rPr>
+                <w:sz w:val="20"/>
+                <w:szCs w:val="20"/>
+                <w:lang w:val="en-US"/>
+              </w:rPr>
+              <w:t>-</w:t>
+            </w:r>
+          </w:p>
+        </w:tc>
+        <w:tc>
+          <w:tcPr>
+            <w:tcW w:w="709" w:type="dxa"/>
+            <w:tcBorders>
+              <w:left w:val="single" w:sz="4" w:space="0" w:color="auto"/>
+              <w:right w:val="triple" w:sz="4" w:space="0" w:color="auto"/>
+            </w:tcBorders>
+          </w:tcPr>
+          <w:p>
+            <w:pPr>
+              <w:rPr>
+                <w:sz w:val="20"/>
+                <w:szCs w:val="20"/>
+                <w:lang w:val="en-US"/>
+              </w:rPr>
+            </w:pPr>
+            <w:r>
+              <w:rPr>
+                <w:sz w:val="20"/>
+                <w:szCs w:val="20"/>
+                <w:lang w:val="en-US"/>
+              </w:rPr>
+              <w:t>-</w:t>
+            </w:r>
+          </w:p>
+        </w:tc>
+        <w:tc>
+          <w:tcPr>
+            <w:tcW w:w="709" w:type="dxa"/>
+            <w:tcBorders>
+              <w:left w:val="triple" w:sz="4" w:space="0" w:color="auto"/>
+              <w:right w:val="double" w:sz="4" w:space="0" w:color="auto"/>
+            </w:tcBorders>
+          </w:tcPr>
+          <w:p>
+            <w:pPr>
+              <w:rPr>
+                <w:sz w:val="20"/>
+                <w:szCs w:val="20"/>
+                <w:lang w:val="en-US"/>
+              </w:rPr>
+            </w:pPr>
+            <w:r>
+              <w:rPr>
+                <w:sz w:val="20"/>
+                <w:szCs w:val="20"/>
+                <w:lang w:val="en-US"/>
+              </w:rPr>
+              <w:t>{8}</w:t>
+            </w:r>
+          </w:p>
+        </w:tc>
+        <w:tc>
+          <w:tcPr>
+            <w:tcW w:w="708" w:type="dxa"/>
+            <w:tcBorders>
+              <w:left w:val="double" w:sz="4" w:space="0" w:color="auto"/>
+            </w:tcBorders>
+          </w:tcPr>
+          <w:p>
+            <w:pPr>
+              <w:rPr>
+                <w:sz w:val="20"/>
+                <w:szCs w:val="20"/>
+                <w:lang w:val="en-US"/>
+              </w:rPr>
+            </w:pPr>
+            <w:r>
+              <w:rPr>
+                <w:sz w:val="20"/>
+                <w:szCs w:val="20"/>
+                <w:lang w:val="en-US"/>
+              </w:rPr>
+              <w:t>{8}</w:t>
+            </w:r>
           </w:p>
         </w:tc>
       </w:tr>
       <w:tr>
         <w:tc>
           <w:tcPr>
-            <w:tcW w:w="2122" w:type="dxa"/>
-          </w:tcPr>
-          <w:p>
-            <w:pPr>
-              <w:rPr>
-                <w:lang w:val="en-US"/>
-              </w:rPr>
-            </w:pPr>
-            <w:r>
-              <w:rPr>
-                <w:lang w:val="en-US"/>
-              </w:rPr>
-              <w:t>[(Temp, 96..</w:t>
-            </w:r>
-            <w:r>
-              <w:rPr>
-                <w:lang w:val="en-US"/>
-              </w:rPr>
-              <w:t>99</w:t>
-            </w:r>
-            <w:r>
-              <w:rPr>
-                <w:lang w:val="en-US"/>
-              </w:rPr>
-              <w:t>)]</w:t>
-            </w:r>
-          </w:p>
-        </w:tc>
-        <w:tc>
-          <w:tcPr>
-            <w:tcW w:w="1701" w:type="dxa"/>
-          </w:tcPr>
-          <w:p>
-            <w:pPr>
-              <w:rPr>
-                <w:lang w:val="en-US"/>
-              </w:rPr>
-            </w:pPr>
-            <w:r>
-              <w:rPr>
-                <w:lang w:val="en-US"/>
-              </w:rPr>
-              <w:t>{1, 4, 5, 6, 7, 8}</w:t>
-            </w:r>
-          </w:p>
-        </w:tc>
-        <w:tc>
-          <w:tcPr>
-            <w:tcW w:w="5187" w:type="dxa"/>
-          </w:tcPr>
-          <w:p>
-            <w:pPr>
-              <w:rPr>
-                <w:lang w:val="en-US"/>
-              </w:rPr>
-            </w:pPr>
+            <w:tcW w:w="1696" w:type="dxa"/>
+          </w:tcPr>
+          <w:p>
+            <w:pPr>
+              <w:rPr>
+                <w:sz w:val="20"/>
+                <w:szCs w:val="20"/>
+                <w:lang w:val="en-US"/>
+              </w:rPr>
+            </w:pPr>
+            <w:r>
+              <w:rPr>
+                <w:sz w:val="20"/>
+                <w:szCs w:val="20"/>
+                <w:lang w:val="en-US"/>
+              </w:rPr>
+              <w:t>[(Temp, 96..99)]</w:t>
+            </w:r>
+          </w:p>
+        </w:tc>
+        <w:tc>
+          <w:tcPr>
+            <w:tcW w:w="1276" w:type="dxa"/>
+          </w:tcPr>
+          <w:p>
+            <w:pPr>
+              <w:rPr>
+                <w:sz w:val="20"/>
+                <w:szCs w:val="20"/>
+                <w:lang w:val="en-US"/>
+              </w:rPr>
+            </w:pPr>
+            <w:r>
+              <w:rPr>
+                <w:sz w:val="20"/>
+                <w:szCs w:val="20"/>
+                <w:lang w:val="en-US"/>
+              </w:rPr>
+              <w:t>{1,4,5,6,7,8}</w:t>
+            </w:r>
+          </w:p>
+        </w:tc>
+        <w:tc>
+          <w:tcPr>
+            <w:tcW w:w="1276" w:type="dxa"/>
+          </w:tcPr>
+          <w:p>
+            <w:pPr>
+              <w:rPr>
+                <w:sz w:val="20"/>
+                <w:szCs w:val="20"/>
+                <w:lang w:val="en-US"/>
+              </w:rPr>
+            </w:pPr>
+            <w:r>
+              <w:rPr>
+                <w:sz w:val="20"/>
+                <w:szCs w:val="20"/>
+                <w:lang w:val="en-US"/>
+              </w:rPr>
+              <w:t>{1,4,5,6}</w:t>
+            </w:r>
+            <w:r>
+              <w:rPr>
+                <w:sz w:val="20"/>
+                <w:szCs w:val="20"/>
+                <w:vertAlign w:val="subscript"/>
+                <w:lang w:val="en-US"/>
+              </w:rPr>
+              <w:t>6</w:t>
+            </w:r>
+          </w:p>
+        </w:tc>
+        <w:tc>
+          <w:tcPr>
+            <w:tcW w:w="992" w:type="dxa"/>
+          </w:tcPr>
+          <w:p>
+            <w:pPr>
+              <w:rPr>
+                <w:sz w:val="20"/>
+                <w:szCs w:val="20"/>
+                <w:lang w:val="en-US"/>
+              </w:rPr>
+            </w:pPr>
+            <w:r>
+              <w:rPr>
+                <w:sz w:val="20"/>
+                <w:szCs w:val="20"/>
+                <w:lang w:val="en-US"/>
+              </w:rPr>
+              <w:t>{1,4,5}</w:t>
+            </w:r>
+            <w:r>
+              <w:rPr>
+                <w:sz w:val="20"/>
+                <w:szCs w:val="20"/>
+                <w:vertAlign w:val="subscript"/>
+                <w:lang w:val="en-US"/>
+              </w:rPr>
+              <w:t>6</w:t>
+            </w:r>
+          </w:p>
+        </w:tc>
+        <w:tc>
+          <w:tcPr>
+            <w:tcW w:w="851" w:type="dxa"/>
+            <w:tcBorders>
+              <w:right w:val="single" w:sz="4" w:space="0" w:color="auto"/>
+            </w:tcBorders>
+          </w:tcPr>
+          <w:p>
+            <w:pPr>
+              <w:rPr>
+                <w:sz w:val="20"/>
+                <w:szCs w:val="20"/>
+                <w:lang w:val="en-US"/>
+              </w:rPr>
+            </w:pPr>
+            <w:r>
+              <w:rPr>
+                <w:sz w:val="20"/>
+                <w:szCs w:val="20"/>
+                <w:lang w:val="en-US"/>
+              </w:rPr>
+              <w:t>{4,5}</w:t>
+            </w:r>
+          </w:p>
+        </w:tc>
+        <w:tc>
+          <w:tcPr>
+            <w:tcW w:w="850" w:type="dxa"/>
+            <w:tcBorders>
+              <w:left w:val="single" w:sz="4" w:space="0" w:color="auto"/>
+              <w:right w:val="single" w:sz="4" w:space="0" w:color="auto"/>
+            </w:tcBorders>
+          </w:tcPr>
+          <w:p>
+            <w:pPr>
+              <w:rPr>
+                <w:sz w:val="20"/>
+                <w:szCs w:val="20"/>
+                <w:lang w:val="en-US"/>
+              </w:rPr>
+            </w:pPr>
+            <w:r>
+              <w:rPr>
+                <w:sz w:val="20"/>
+                <w:szCs w:val="20"/>
+                <w:lang w:val="en-US"/>
+              </w:rPr>
+              <w:t>{4,5}</w:t>
+            </w:r>
+          </w:p>
+        </w:tc>
+        <w:tc>
+          <w:tcPr>
+            <w:tcW w:w="709" w:type="dxa"/>
+            <w:tcBorders>
+              <w:left w:val="single" w:sz="4" w:space="0" w:color="auto"/>
+              <w:right w:val="triple" w:sz="4" w:space="0" w:color="auto"/>
+            </w:tcBorders>
+          </w:tcPr>
+          <w:p>
+            <w:pPr>
+              <w:rPr>
+                <w:sz w:val="20"/>
+                <w:szCs w:val="20"/>
+                <w:lang w:val="en-US"/>
+              </w:rPr>
+            </w:pPr>
+            <w:r>
+              <w:rPr>
+                <w:sz w:val="20"/>
+                <w:szCs w:val="20"/>
+                <w:lang w:val="en-US"/>
+              </w:rPr>
+              <w:t>-</w:t>
+            </w:r>
+          </w:p>
+        </w:tc>
+        <w:tc>
+          <w:tcPr>
+            <w:tcW w:w="709" w:type="dxa"/>
+            <w:tcBorders>
+              <w:left w:val="triple" w:sz="4" w:space="0" w:color="auto"/>
+              <w:right w:val="double" w:sz="4" w:space="0" w:color="auto"/>
+            </w:tcBorders>
+          </w:tcPr>
+          <w:p>
+            <w:pPr>
+              <w:rPr>
+                <w:sz w:val="20"/>
+                <w:szCs w:val="20"/>
+                <w:lang w:val="en-US"/>
+              </w:rPr>
+            </w:pPr>
+            <w:r>
+              <w:rPr>
+                <w:sz w:val="20"/>
+                <w:szCs w:val="20"/>
+                <w:lang w:val="en-US"/>
+              </w:rPr>
+              <w:t>{7,8}</w:t>
+            </w:r>
+            <w:r>
+              <w:rPr>
+                <w:sz w:val="20"/>
+                <w:szCs w:val="20"/>
+                <w:vertAlign w:val="subscript"/>
+                <w:lang w:val="en-US"/>
+              </w:rPr>
+              <w:t>6</w:t>
+            </w:r>
+          </w:p>
+        </w:tc>
+        <w:tc>
+          <w:tcPr>
+            <w:tcW w:w="708" w:type="dxa"/>
+            <w:tcBorders>
+              <w:left w:val="double" w:sz="4" w:space="0" w:color="auto"/>
+            </w:tcBorders>
+          </w:tcPr>
+          <w:p>
+            <w:pPr>
+              <w:rPr>
+                <w:sz w:val="20"/>
+                <w:szCs w:val="20"/>
+                <w:lang w:val="en-US"/>
+              </w:rPr>
+            </w:pPr>
+            <w:r>
+              <w:rPr>
+                <w:sz w:val="20"/>
+                <w:szCs w:val="20"/>
+                <w:lang w:val="en-US"/>
+              </w:rPr>
+              <w:t>{7,8}</w:t>
+            </w:r>
+            <w:r>
+              <w:rPr>
+                <w:sz w:val="20"/>
+                <w:szCs w:val="20"/>
+                <w:vertAlign w:val="subscript"/>
+                <w:lang w:val="en-US"/>
+              </w:rPr>
+              <w:t>6</w:t>
+            </w:r>
           </w:p>
         </w:tc>
       </w:tr>
       <w:tr>
         <w:tc>
           <w:tcPr>
-            <w:tcW w:w="2122" w:type="dxa"/>
-          </w:tcPr>
-          <w:p>
-            <w:pPr>
-              <w:rPr>
-                <w:lang w:val="en-US"/>
-              </w:rPr>
-            </w:pPr>
-            <w:r>
-              <w:rPr>
-                <w:lang w:val="en-US"/>
-              </w:rPr>
-              <w:t>[(Temp, 9</w:t>
-            </w:r>
-            <w:r>
-              <w:rPr>
-                <w:lang w:val="en-US"/>
-              </w:rPr>
-              <w:t>99</w:t>
-            </w:r>
-            <w:r>
-              <w:rPr>
-                <w:lang w:val="en-US"/>
-              </w:rPr>
-              <w:t>..100)]</w:t>
-            </w:r>
-          </w:p>
-        </w:tc>
-        <w:tc>
-          <w:tcPr>
-            <w:tcW w:w="1701" w:type="dxa"/>
-          </w:tcPr>
-          <w:p>
-            <w:pPr>
-              <w:rPr>
-                <w:lang w:val="en-US"/>
-              </w:rPr>
-            </w:pPr>
-            <w:r>
-              <w:rPr>
-                <w:lang w:val="en-US"/>
-              </w:rPr>
-              <w:t>{2, 8}</w:t>
-            </w:r>
-          </w:p>
-        </w:tc>
-        <w:tc>
-          <w:tcPr>
-            <w:tcW w:w="5187" w:type="dxa"/>
-          </w:tcPr>
-          <w:p>
-            <w:pPr>
-              <w:rPr>
-                <w:lang w:val="en-US"/>
-              </w:rPr>
-            </w:pPr>
+            <w:tcW w:w="1696" w:type="dxa"/>
+          </w:tcPr>
+          <w:p>
+            <w:pPr>
+              <w:rPr>
+                <w:sz w:val="20"/>
+                <w:szCs w:val="20"/>
+                <w:lang w:val="en-US"/>
+              </w:rPr>
+            </w:pPr>
+            <w:r>
+              <w:rPr>
+                <w:sz w:val="20"/>
+                <w:szCs w:val="20"/>
+                <w:lang w:val="en-US"/>
+              </w:rPr>
+              <w:t>[(Temp, 99..100)]</w:t>
+            </w:r>
+          </w:p>
+        </w:tc>
+        <w:tc>
+          <w:tcPr>
+            <w:tcW w:w="1276" w:type="dxa"/>
+          </w:tcPr>
+          <w:p>
+            <w:pPr>
+              <w:rPr>
+                <w:sz w:val="20"/>
+                <w:szCs w:val="20"/>
+                <w:lang w:val="en-US"/>
+              </w:rPr>
+            </w:pPr>
+            <w:r>
+              <w:rPr>
+                <w:sz w:val="20"/>
+                <w:szCs w:val="20"/>
+                <w:lang w:val="en-US"/>
+              </w:rPr>
+              <w:t>{2,8}</w:t>
+            </w:r>
+          </w:p>
+        </w:tc>
+        <w:tc>
+          <w:tcPr>
+            <w:tcW w:w="1276" w:type="dxa"/>
+          </w:tcPr>
+          <w:p>
+            <w:pPr>
+              <w:rPr>
+                <w:sz w:val="20"/>
+                <w:szCs w:val="20"/>
+                <w:lang w:val="en-US"/>
+              </w:rPr>
+            </w:pPr>
+            <w:r>
+              <w:rPr>
+                <w:sz w:val="20"/>
+                <w:szCs w:val="20"/>
+                <w:lang w:val="en-US"/>
+              </w:rPr>
+              <w:t>{2}</w:t>
+            </w:r>
+          </w:p>
+        </w:tc>
+        <w:tc>
+          <w:tcPr>
+            <w:tcW w:w="992" w:type="dxa"/>
+          </w:tcPr>
+          <w:p>
+            <w:pPr>
+              <w:rPr>
+                <w:sz w:val="20"/>
+                <w:szCs w:val="20"/>
+                <w:lang w:val="en-US"/>
+              </w:rPr>
+            </w:pPr>
+            <w:r>
+              <w:rPr>
+                <w:noProof/>
+                <w:sz w:val="20"/>
+                <w:szCs w:val="20"/>
+                <w:lang w:val="en-US"/>
+              </w:rPr>
+              <mc:AlternateContent>
+                <mc:Choice Requires="wps">
+                  <w:drawing>
+                    <wp:anchor distT="0" distB="0" distL="114300" distR="114300" simplePos="0" relativeHeight="251738112" behindDoc="0" locked="0" layoutInCell="1" allowOverlap="1" wp14:anchorId="2845197D" wp14:editId="7DEFA8F9">
+                      <wp:simplePos x="0" y="0"/>
+                      <wp:positionH relativeFrom="column">
+                        <wp:posOffset>-51435</wp:posOffset>
+                      </wp:positionH>
+                      <wp:positionV relativeFrom="paragraph">
+                        <wp:posOffset>137583</wp:posOffset>
+                      </wp:positionV>
+                      <wp:extent cx="516255" cy="194310"/>
+                      <wp:effectExtent l="0" t="0" r="17145" b="8890"/>
+                      <wp:wrapNone/>
+                      <wp:docPr id="7" name="Oval 7"/>
+                      <wp:cNvGraphicFramePr/>
+                      <a:graphic xmlns:a="http://schemas.openxmlformats.org/drawingml/2006/main">
+                        <a:graphicData uri="http://schemas.microsoft.com/office/word/2010/wordprocessingShape">
+                          <wps:wsp>
+                            <wps:cNvSpPr/>
+                            <wps:spPr>
+                              <a:xfrm>
+                                <a:off x="0" y="0"/>
+                                <a:ext cx="516255" cy="194310"/>
+                              </a:xfrm>
+                              <a:prstGeom prst="ellipse">
+                                <a:avLst/>
+                              </a:prstGeom>
+                              <a:noFill/>
+                              <a:ln>
+                                <a:solidFill>
+                                  <a:srgbClr val="FF0000"/>
+                                </a:solidFill>
+                              </a:ln>
+                            </wps:spPr>
+                            <wps:style>
+                              <a:lnRef idx="2">
+                                <a:schemeClr val="accent1">
+                                  <a:shade val="50000"/>
+                                </a:schemeClr>
+                              </a:lnRef>
+                              <a:fillRef idx="1">
+                                <a:schemeClr val="accent1"/>
+                              </a:fillRef>
+                              <a:effectRef idx="0">
+                                <a:schemeClr val="accent1"/>
+                              </a:effectRef>
+                              <a:fontRef idx="minor">
+                                <a:schemeClr val="lt1"/>
+                              </a:fontRef>
+                            </wps:style>
+                            <wps:bodyPr rot="0" spcFirstLastPara="0" vertOverflow="overflow" horzOverflow="overflow" vert="horz" wrap="square" lIns="91440" tIns="45720" rIns="91440" bIns="45720" numCol="1" spcCol="0" rtlCol="0" fromWordArt="0" anchor="ctr" anchorCtr="0" forceAA="0" compatLnSpc="1">
+                              <a:prstTxWarp prst="textNoShape">
+                                <a:avLst/>
+                              </a:prstTxWarp>
+                              <a:noAutofit/>
+                            </wps:bodyPr>
+                          </wps:wsp>
+                        </a:graphicData>
+                      </a:graphic>
+                      <wp14:sizeRelH relativeFrom="margin">
+                        <wp14:pctWidth>0</wp14:pctWidth>
+                      </wp14:sizeRelH>
+                      <wp14:sizeRelV relativeFrom="margin">
+                        <wp14:pctHeight>0</wp14:pctHeight>
+                      </wp14:sizeRelV>
+                    </wp:anchor>
+                  </w:drawing>
+                </mc:Choice>
+                <mc:Fallback>
+                  <w:pict>
+                    <v:oval w14:anchorId="72C9A111" id="Oval 7" o:spid="_x0000_s1026" style="position:absolute;margin-left:-4.05pt;margin-top:10.85pt;width:40.65pt;height:15.3pt;z-index:251738112;visibility:visible;mso-wrap-style:square;mso-width-percent:0;mso-height-percent:0;mso-wrap-distance-left:9pt;mso-wrap-distance-top:0;mso-wrap-distance-right:9pt;mso-wrap-distance-bottom:0;mso-position-horizontal:absolute;mso-position-horizontal-relative:text;mso-position-vertical:absolute;mso-position-vertical-relative:text;mso-width-percent:0;mso-height-percent:0;mso-width-relative:margin;mso-height-relative:margin;v-text-anchor:middle" o:gfxdata="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" filled="f" strokecolor="red" strokeweight="1pt">
+                      <v:stroke joinstyle="miter"/>
+                    </v:oval>
+                  </w:pict>
+                </mc:Fallback>
+              </mc:AlternateContent>
+            </w:r>
+            <w:r>
+              <w:rPr>
+                <w:sz w:val="20"/>
+                <w:szCs w:val="20"/>
+                <w:lang w:val="en-US"/>
+              </w:rPr>
+              <w:t>{2}</w:t>
+            </w:r>
+          </w:p>
+        </w:tc>
+        <w:tc>
+          <w:tcPr>
+            <w:tcW w:w="851" w:type="dxa"/>
+            <w:tcBorders>
+              <w:right w:val="single" w:sz="4" w:space="0" w:color="auto"/>
+            </w:tcBorders>
+          </w:tcPr>
+          <w:p>
+            <w:pPr>
+              <w:rPr>
+                <w:sz w:val="20"/>
+                <w:szCs w:val="20"/>
+                <w:lang w:val="en-US"/>
+              </w:rPr>
+            </w:pPr>
+            <w:r>
+              <w:rPr>
+                <w:sz w:val="20"/>
+                <w:szCs w:val="20"/>
+                <w:lang w:val="en-US"/>
+              </w:rPr>
+              <w:t>{2}</w:t>
+            </w:r>
+          </w:p>
+        </w:tc>
+        <w:tc>
+          <w:tcPr>
+            <w:tcW w:w="850" w:type="dxa"/>
+            <w:tcBorders>
+              <w:left w:val="single" w:sz="4" w:space="0" w:color="auto"/>
+              <w:right w:val="single" w:sz="4" w:space="0" w:color="auto"/>
+            </w:tcBorders>
+          </w:tcPr>
+          <w:p>
+            <w:pPr>
+              <w:rPr>
+                <w:sz w:val="20"/>
+                <w:szCs w:val="20"/>
+                <w:lang w:val="en-US"/>
+              </w:rPr>
+            </w:pPr>
+            <w:r>
+              <w:rPr>
+                <w:sz w:val="20"/>
+                <w:szCs w:val="20"/>
+                <w:lang w:val="en-US"/>
+              </w:rPr>
+              <w:t>{2}</w:t>
+            </w:r>
+          </w:p>
+        </w:tc>
+        <w:tc>
+          <w:tcPr>
+            <w:tcW w:w="709" w:type="dxa"/>
+            <w:tcBorders>
+              <w:left w:val="single" w:sz="4" w:space="0" w:color="auto"/>
+              <w:right w:val="triple" w:sz="4" w:space="0" w:color="auto"/>
+            </w:tcBorders>
+          </w:tcPr>
+          <w:p>
+            <w:pPr>
+              <w:rPr>
+                <w:sz w:val="20"/>
+                <w:szCs w:val="20"/>
+                <w:lang w:val="en-US"/>
+              </w:rPr>
+            </w:pPr>
+            <w:r>
+              <w:rPr>
+                <w:sz w:val="20"/>
+                <w:szCs w:val="20"/>
+                <w:lang w:val="en-US"/>
+              </w:rPr>
+              <w:t>-</w:t>
+            </w:r>
+          </w:p>
+        </w:tc>
+        <w:tc>
+          <w:tcPr>
+            <w:tcW w:w="709" w:type="dxa"/>
+            <w:tcBorders>
+              <w:left w:val="triple" w:sz="4" w:space="0" w:color="auto"/>
+              <w:right w:val="double" w:sz="4" w:space="0" w:color="auto"/>
+            </w:tcBorders>
+          </w:tcPr>
+          <w:p>
+            <w:pPr>
+              <w:rPr>
+                <w:sz w:val="20"/>
+                <w:szCs w:val="20"/>
+                <w:lang w:val="en-US"/>
+              </w:rPr>
+            </w:pPr>
+            <w:r>
+              <w:rPr>
+                <w:sz w:val="20"/>
+                <w:szCs w:val="20"/>
+                <w:lang w:val="en-US"/>
+              </w:rPr>
+              <w:t>{8}</w:t>
+            </w:r>
+          </w:p>
+        </w:tc>
+        <w:tc>
+          <w:tcPr>
+            <w:tcW w:w="708" w:type="dxa"/>
+            <w:tcBorders>
+              <w:left w:val="double" w:sz="4" w:space="0" w:color="auto"/>
+            </w:tcBorders>
+          </w:tcPr>
+          <w:p>
+            <w:pPr>
+              <w:rPr>
+                <w:sz w:val="20"/>
+                <w:szCs w:val="20"/>
+                <w:lang w:val="en-US"/>
+              </w:rPr>
+            </w:pPr>
+            <w:r>
+              <w:rPr>
+                <w:sz w:val="20"/>
+                <w:szCs w:val="20"/>
+                <w:lang w:val="en-US"/>
+              </w:rPr>
+              <w:t>{8}</w:t>
+            </w:r>
           </w:p>
         </w:tc>
       </w:tr>
       <w:tr>
         <w:tc>
           <w:tcPr>
-            <w:tcW w:w="2122" w:type="dxa"/>
-          </w:tcPr>
-          <w:p>
-            <w:pPr>
-              <w:rPr>
-                <w:lang w:val="en-US"/>
-              </w:rPr>
-            </w:pPr>
-            <w:r>
-              <w:rPr>
+            <w:tcW w:w="1696" w:type="dxa"/>
+          </w:tcPr>
+          <w:p>
+            <w:pPr>
+              <w:rPr>
+                <w:sz w:val="20"/>
+                <w:szCs w:val="20"/>
+                <w:lang w:val="en-US"/>
+              </w:rPr>
+            </w:pPr>
+            <w:r>
+              <w:rPr>
+                <w:sz w:val="20"/>
+                <w:szCs w:val="20"/>
                 <w:lang w:val="en-US"/>
               </w:rPr>
               <w:t>[(Headache, yes)]</w:t>
@@ -5985,110 +6618,537 @@
         </w:tc>
         <w:tc>
           <w:tcPr>
-            <w:tcW w:w="1701" w:type="dxa"/>
-          </w:tcPr>
-          <w:p>
-            <w:pPr>
-              <w:rPr>
-                <w:lang w:val="en-US"/>
-              </w:rPr>
-            </w:pPr>
-            <w:r>
-              <w:rPr>
-                <w:lang w:val="en-US"/>
-              </w:rPr>
-              <w:t>{2, 4, 5, 6, 8}</w:t>
-            </w:r>
-          </w:p>
-        </w:tc>
-        <w:tc>
-          <w:tcPr>
-            <w:tcW w:w="5187" w:type="dxa"/>
-          </w:tcPr>
-          <w:p>
-            <w:pPr>
-              <w:rPr>
-                <w:lang w:val="en-US"/>
-              </w:rPr>
-            </w:pPr>
+            <w:tcW w:w="1276" w:type="dxa"/>
+          </w:tcPr>
+          <w:p>
+            <w:pPr>
+              <w:rPr>
+                <w:sz w:val="20"/>
+                <w:szCs w:val="20"/>
+                <w:lang w:val="en-US"/>
+              </w:rPr>
+            </w:pPr>
+            <w:r>
+              <w:rPr>
+                <w:sz w:val="20"/>
+                <w:szCs w:val="20"/>
+                <w:lang w:val="en-US"/>
+              </w:rPr>
+              <w:t>{2,4,5,6,8}</w:t>
+            </w:r>
+          </w:p>
+        </w:tc>
+        <w:tc>
+          <w:tcPr>
+            <w:tcW w:w="1276" w:type="dxa"/>
+          </w:tcPr>
+          <w:p>
+            <w:pPr>
+              <w:rPr>
+                <w:sz w:val="20"/>
+                <w:szCs w:val="20"/>
+                <w:lang w:val="en-US"/>
+              </w:rPr>
+            </w:pPr>
+            <w:r>
+              <w:rPr>
+                <w:sz w:val="20"/>
+                <w:szCs w:val="20"/>
+                <w:lang w:val="en-US"/>
+              </w:rPr>
+              <w:t>{2,4,5,6}</w:t>
+            </w:r>
+            <w:r>
+              <w:rPr>
+                <w:sz w:val="20"/>
+                <w:szCs w:val="20"/>
+                <w:vertAlign w:val="subscript"/>
+                <w:lang w:val="en-US"/>
+              </w:rPr>
+              <w:t>5</w:t>
+            </w:r>
+          </w:p>
+        </w:tc>
+        <w:tc>
+          <w:tcPr>
+            <w:tcW w:w="992" w:type="dxa"/>
+          </w:tcPr>
+          <w:p>
+            <w:pPr>
+              <w:rPr>
+                <w:sz w:val="20"/>
+                <w:szCs w:val="20"/>
+                <w:lang w:val="en-US"/>
+              </w:rPr>
+            </w:pPr>
+            <w:r>
+              <w:rPr>
+                <w:sz w:val="20"/>
+                <w:szCs w:val="20"/>
+                <w:lang w:val="en-US"/>
+              </w:rPr>
+              <w:t>{2,4,5}</w:t>
+            </w:r>
+            <w:r>
+              <w:rPr>
+                <w:sz w:val="20"/>
+                <w:szCs w:val="20"/>
+                <w:vertAlign w:val="subscript"/>
+                <w:lang w:val="en-US"/>
+              </w:rPr>
+              <w:t>5</w:t>
+            </w:r>
+          </w:p>
+        </w:tc>
+        <w:tc>
+          <w:tcPr>
+            <w:tcW w:w="851" w:type="dxa"/>
+            <w:tcBorders>
+              <w:right w:val="single" w:sz="4" w:space="0" w:color="auto"/>
+            </w:tcBorders>
+          </w:tcPr>
+          <w:p>
+            <w:pPr>
+              <w:rPr>
+                <w:sz w:val="20"/>
+                <w:szCs w:val="20"/>
+                <w:lang w:val="en-US"/>
+              </w:rPr>
+            </w:pPr>
+            <w:r>
+              <w:rPr>
+                <w:sz w:val="20"/>
+                <w:szCs w:val="20"/>
+                <w:lang w:val="en-US"/>
+              </w:rPr>
+              <w:t>-</w:t>
+            </w:r>
+          </w:p>
+        </w:tc>
+        <w:tc>
+          <w:tcPr>
+            <w:tcW w:w="850" w:type="dxa"/>
+            <w:tcBorders>
+              <w:left w:val="single" w:sz="4" w:space="0" w:color="auto"/>
+              <w:right w:val="single" w:sz="4" w:space="0" w:color="auto"/>
+            </w:tcBorders>
+          </w:tcPr>
+          <w:p>
+            <w:pPr>
+              <w:rPr>
+                <w:sz w:val="20"/>
+                <w:szCs w:val="20"/>
+                <w:lang w:val="en-US"/>
+              </w:rPr>
+            </w:pPr>
+            <w:r>
+              <w:rPr>
+                <w:sz w:val="20"/>
+                <w:szCs w:val="20"/>
+                <w:lang w:val="en-US"/>
+              </w:rPr>
+              <w:t>-</w:t>
+            </w:r>
+          </w:p>
+        </w:tc>
+        <w:tc>
+          <w:tcPr>
+            <w:tcW w:w="709" w:type="dxa"/>
+            <w:tcBorders>
+              <w:left w:val="single" w:sz="4" w:space="0" w:color="auto"/>
+              <w:right w:val="triple" w:sz="4" w:space="0" w:color="auto"/>
+            </w:tcBorders>
+          </w:tcPr>
+          <w:p>
+            <w:pPr>
+              <w:rPr>
+                <w:sz w:val="20"/>
+                <w:szCs w:val="20"/>
+                <w:lang w:val="en-US"/>
+              </w:rPr>
+            </w:pPr>
+            <w:r>
+              <w:rPr>
+                <w:sz w:val="20"/>
+                <w:szCs w:val="20"/>
+                <w:lang w:val="en-US"/>
+              </w:rPr>
+              <w:t>-</w:t>
+            </w:r>
+          </w:p>
+        </w:tc>
+        <w:tc>
+          <w:tcPr>
+            <w:tcW w:w="709" w:type="dxa"/>
+            <w:tcBorders>
+              <w:left w:val="triple" w:sz="4" w:space="0" w:color="auto"/>
+              <w:right w:val="double" w:sz="4" w:space="0" w:color="auto"/>
+            </w:tcBorders>
+          </w:tcPr>
+          <w:p>
+            <w:pPr>
+              <w:rPr>
+                <w:sz w:val="20"/>
+                <w:szCs w:val="20"/>
+                <w:lang w:val="en-US"/>
+              </w:rPr>
+            </w:pPr>
+            <w:r>
+              <w:rPr>
+                <w:sz w:val="20"/>
+                <w:szCs w:val="20"/>
+                <w:lang w:val="en-US"/>
+              </w:rPr>
+              <w:t>{8}</w:t>
+            </w:r>
+          </w:p>
+        </w:tc>
+        <w:tc>
+          <w:tcPr>
+            <w:tcW w:w="708" w:type="dxa"/>
+            <w:tcBorders>
+              <w:left w:val="double" w:sz="4" w:space="0" w:color="auto"/>
+            </w:tcBorders>
+          </w:tcPr>
+          <w:p>
+            <w:pPr>
+              <w:rPr>
+                <w:sz w:val="20"/>
+                <w:szCs w:val="20"/>
+                <w:lang w:val="en-US"/>
+              </w:rPr>
+            </w:pPr>
+            <w:r>
+              <w:rPr>
+                <w:sz w:val="20"/>
+                <w:szCs w:val="20"/>
+                <w:lang w:val="en-US"/>
+              </w:rPr>
+              <w:t>{8}</w:t>
+            </w:r>
           </w:p>
         </w:tc>
       </w:tr>
       <w:tr>
         <w:tc>
           <w:tcPr>
-            <w:tcW w:w="2122" w:type="dxa"/>
-          </w:tcPr>
-          <w:p>
-            <w:pPr>
-              <w:rPr>
-                <w:lang w:val="en-US"/>
-              </w:rPr>
-            </w:pPr>
-            <w:r>
-              <w:rPr>
-                <w:lang w:val="en-US"/>
-              </w:rPr>
-              <w:t xml:space="preserve">[(Headache, </w:t>
-            </w:r>
-            <w:r>
-              <w:rPr>
-                <w:lang w:val="en-US"/>
-              </w:rPr>
-              <w:t>no</w:t>
-            </w:r>
-            <w:r>
-              <w:rPr>
-                <w:lang w:val="en-US"/>
-              </w:rPr>
-              <w:t>)]</w:t>
-            </w:r>
-          </w:p>
-        </w:tc>
-        <w:tc>
-          <w:tcPr>
-            <w:tcW w:w="1701" w:type="dxa"/>
-          </w:tcPr>
-          <w:p>
-            <w:pPr>
-              <w:rPr>
-                <w:lang w:val="en-US"/>
-              </w:rPr>
-            </w:pPr>
-            <w:r>
-              <w:rPr>
-                <w:lang w:val="en-US"/>
-              </w:rPr>
-              <w:t>{3, 7}</w:t>
-            </w:r>
-          </w:p>
-        </w:tc>
-        <w:tc>
-          <w:tcPr>
-            <w:tcW w:w="5187" w:type="dxa"/>
-          </w:tcPr>
-          <w:p>
-            <w:pPr>
-              <w:rPr>
-                <w:lang w:val="en-US"/>
-              </w:rPr>
-            </w:pPr>
+            <w:tcW w:w="1696" w:type="dxa"/>
+          </w:tcPr>
+          <w:p>
+            <w:pPr>
+              <w:rPr>
+                <w:sz w:val="20"/>
+                <w:szCs w:val="20"/>
+                <w:lang w:val="en-US"/>
+              </w:rPr>
+            </w:pPr>
+            <w:r>
+              <w:rPr>
+                <w:sz w:val="20"/>
+                <w:szCs w:val="20"/>
+                <w:lang w:val="en-US"/>
+              </w:rPr>
+              <w:t>[(Headache, no)]</w:t>
+            </w:r>
+          </w:p>
+        </w:tc>
+        <w:tc>
+          <w:tcPr>
+            <w:tcW w:w="1276" w:type="dxa"/>
+          </w:tcPr>
+          <w:p>
+            <w:pPr>
+              <w:rPr>
+                <w:sz w:val="20"/>
+                <w:szCs w:val="20"/>
+                <w:lang w:val="en-US"/>
+              </w:rPr>
+            </w:pPr>
+            <w:r>
+              <w:rPr>
+                <w:sz w:val="20"/>
+                <w:szCs w:val="20"/>
+                <w:lang w:val="en-US"/>
+              </w:rPr>
+              <w:t>{3,7}</w:t>
+            </w:r>
+          </w:p>
+        </w:tc>
+        <w:tc>
+          <w:tcPr>
+            <w:tcW w:w="1276" w:type="dxa"/>
+          </w:tcPr>
+          <w:p>
+            <w:pPr>
+              <w:rPr>
+                <w:sz w:val="20"/>
+                <w:szCs w:val="20"/>
+                <w:lang w:val="en-US"/>
+              </w:rPr>
+            </w:pPr>
+            <w:r>
+              <w:rPr>
+                <w:sz w:val="20"/>
+                <w:szCs w:val="20"/>
+                <w:lang w:val="en-US"/>
+              </w:rPr>
+              <w:t>{3}</w:t>
+            </w:r>
+          </w:p>
+        </w:tc>
+        <w:tc>
+          <w:tcPr>
+            <w:tcW w:w="992" w:type="dxa"/>
+          </w:tcPr>
+          <w:p>
+            <w:pPr>
+              <w:rPr>
+                <w:sz w:val="20"/>
+                <w:szCs w:val="20"/>
+                <w:lang w:val="en-US"/>
+              </w:rPr>
+            </w:pPr>
+            <w:r>
+              <w:rPr>
+                <w:noProof/>
+                <w:sz w:val="20"/>
+                <w:szCs w:val="20"/>
+                <w:lang w:val="en-US"/>
+              </w:rPr>
+              <mc:AlternateContent>
+                <mc:Choice Requires="wps">
+                  <w:drawing>
+                    <wp:anchor distT="0" distB="0" distL="114300" distR="114300" simplePos="0" relativeHeight="251739136" behindDoc="0" locked="0" layoutInCell="1" allowOverlap="1" wp14:anchorId="6E324D1E" wp14:editId="1AC5710F">
+                      <wp:simplePos x="0" y="0"/>
+                      <wp:positionH relativeFrom="column">
+                        <wp:posOffset>558165</wp:posOffset>
+                      </wp:positionH>
+                      <wp:positionV relativeFrom="paragraph">
+                        <wp:posOffset>153670</wp:posOffset>
+                      </wp:positionV>
+                      <wp:extent cx="516255" cy="186055"/>
+                      <wp:effectExtent l="0" t="0" r="17145" b="17145"/>
+                      <wp:wrapNone/>
+                      <wp:docPr id="8" name="Oval 8"/>
+                      <wp:cNvGraphicFramePr/>
+                      <a:graphic xmlns:a="http://schemas.openxmlformats.org/drawingml/2006/main">
+                        <a:graphicData uri="http://schemas.microsoft.com/office/word/2010/wordprocessingShape">
+                          <wps:wsp>
+                            <wps:cNvSpPr/>
+                            <wps:spPr>
+                              <a:xfrm>
+                                <a:off x="0" y="0"/>
+                                <a:ext cx="516255" cy="186055"/>
+                              </a:xfrm>
+                              <a:prstGeom prst="ellipse">
+                                <a:avLst/>
+                              </a:prstGeom>
+                              <a:noFill/>
+                              <a:ln>
+                                <a:solidFill>
+                                  <a:srgbClr val="FF0000"/>
+                                </a:solidFill>
+                              </a:ln>
+                            </wps:spPr>
+                            <wps:style>
+                              <a:lnRef idx="2">
+                                <a:schemeClr val="accent1">
+                                  <a:shade val="50000"/>
+                                </a:schemeClr>
+                              </a:lnRef>
+                              <a:fillRef idx="1">
+                                <a:schemeClr val="accent1"/>
+                              </a:fillRef>
+                              <a:effectRef idx="0">
+                                <a:schemeClr val="accent1"/>
+                              </a:effectRef>
+                              <a:fontRef idx="minor">
+                                <a:schemeClr val="lt1"/>
+                              </a:fontRef>
+                            </wps:style>
+                            <wps:bodyPr rot="0" spcFirstLastPara="0" vertOverflow="overflow" horzOverflow="overflow" vert="horz" wrap="square" lIns="91440" tIns="45720" rIns="91440" bIns="45720" numCol="1" spcCol="0" rtlCol="0" fromWordArt="0" anchor="ctr" anchorCtr="0" forceAA="0" compatLnSpc="1">
+                              <a:prstTxWarp prst="textNoShape">
+                                <a:avLst/>
+                              </a:prstTxWarp>
+                              <a:noAutofit/>
+                            </wps:bodyPr>
+                          </wps:wsp>
+                        </a:graphicData>
+                      </a:graphic>
+                      <wp14:sizeRelH relativeFrom="margin">
+                        <wp14:pctWidth>0</wp14:pctWidth>
+                      </wp14:sizeRelH>
+                      <wp14:sizeRelV relativeFrom="margin">
+                        <wp14:pctHeight>0</wp14:pctHeight>
+                      </wp14:sizeRelV>
+                    </wp:anchor>
+                  </w:drawing>
+                </mc:Choice>
+                <mc:Fallback>
+                  <w:pict>
+                    <v:oval w14:anchorId="4D85F426" id="Oval 8" o:spid="_x0000_s1026" style="position:absolute;margin-left:43.95pt;margin-top:12.1pt;width:40.65pt;height:14.65pt;z-index:251739136;visibility:visible;mso-wrap-style:square;mso-width-percent:0;mso-height-percent:0;mso-wrap-distance-left:9pt;mso-wrap-distance-top:0;mso-wrap-distance-right:9pt;mso-wrap-distance-bottom:0;mso-position-horizontal:absolute;mso-position-horizontal-relative:text;mso-position-vertical:absolute;mso-position-vertical-relative:text;mso-width-percent:0;mso-height-percent:0;mso-width-relative:margin;mso-height-relative:margin;v-text-anchor:middle" o:gfxdata="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" filled="f" strokecolor="red" strokeweight="1pt">
+                      <v:stroke joinstyle="miter"/>
+                    </v:oval>
+                  </w:pict>
+                </mc:Fallback>
+              </mc:AlternateContent>
+            </w:r>
+            <w:r>
+              <w:rPr>
+                <w:sz w:val="20"/>
+                <w:szCs w:val="20"/>
+                <w:lang w:val="en-US"/>
+              </w:rPr>
+              <w:t>-</w:t>
+            </w:r>
+          </w:p>
+        </w:tc>
+        <w:tc>
+          <w:tcPr>
+            <w:tcW w:w="851" w:type="dxa"/>
+            <w:tcBorders>
+              <w:right w:val="single" w:sz="4" w:space="0" w:color="auto"/>
+            </w:tcBorders>
+          </w:tcPr>
+          <w:p>
+            <w:pPr>
+              <w:rPr>
+                <w:sz w:val="20"/>
+                <w:szCs w:val="20"/>
+                <w:lang w:val="en-US"/>
+              </w:rPr>
+            </w:pPr>
+            <w:r>
+              <w:rPr>
+                <w:sz w:val="20"/>
+                <w:szCs w:val="20"/>
+                <w:lang w:val="en-US"/>
+              </w:rPr>
+              <w:t>-</w:t>
+            </w:r>
+          </w:p>
+        </w:tc>
+        <w:tc>
+          <w:tcPr>
+            <w:tcW w:w="850" w:type="dxa"/>
+            <w:tcBorders>
+              <w:left w:val="single" w:sz="4" w:space="0" w:color="auto"/>
+              <w:right w:val="single" w:sz="4" w:space="0" w:color="auto"/>
+            </w:tcBorders>
+          </w:tcPr>
+          <w:p>
+            <w:pPr>
+              <w:rPr>
+                <w:sz w:val="20"/>
+                <w:szCs w:val="20"/>
+                <w:lang w:val="en-US"/>
+              </w:rPr>
+            </w:pPr>
+            <w:r>
+              <w:rPr>
+                <w:sz w:val="20"/>
+                <w:szCs w:val="20"/>
+                <w:lang w:val="en-US"/>
+              </w:rPr>
+              <w:t>-</w:t>
+            </w:r>
+          </w:p>
+        </w:tc>
+        <w:tc>
+          <w:tcPr>
+            <w:tcW w:w="709" w:type="dxa"/>
+            <w:tcBorders>
+              <w:left w:val="single" w:sz="4" w:space="0" w:color="auto"/>
+              <w:right w:val="triple" w:sz="4" w:space="0" w:color="auto"/>
+            </w:tcBorders>
+          </w:tcPr>
+          <w:p>
+            <w:pPr>
+              <w:rPr>
+                <w:sz w:val="20"/>
+                <w:szCs w:val="20"/>
+                <w:lang w:val="en-US"/>
+              </w:rPr>
+            </w:pPr>
+            <w:r>
+              <w:rPr>
+                <w:sz w:val="20"/>
+                <w:szCs w:val="20"/>
+                <w:lang w:val="en-US"/>
+              </w:rPr>
+              <w:t>-</w:t>
+            </w:r>
+          </w:p>
+        </w:tc>
+        <w:tc>
+          <w:tcPr>
+            <w:tcW w:w="709" w:type="dxa"/>
+            <w:tcBorders>
+              <w:left w:val="triple" w:sz="4" w:space="0" w:color="auto"/>
+              <w:right w:val="double" w:sz="4" w:space="0" w:color="auto"/>
+            </w:tcBorders>
+          </w:tcPr>
+          <w:p>
+            <w:pPr>
+              <w:rPr>
+                <w:sz w:val="20"/>
+                <w:szCs w:val="20"/>
+                <w:lang w:val="en-US"/>
+              </w:rPr>
+            </w:pPr>
+            <w:r>
+              <w:rPr>
+                <w:sz w:val="20"/>
+                <w:szCs w:val="20"/>
+                <w:lang w:val="en-US"/>
+              </w:rPr>
+              <w:t>{7}</w:t>
+            </w:r>
+          </w:p>
+        </w:tc>
+        <w:tc>
+          <w:tcPr>
+            <w:tcW w:w="708" w:type="dxa"/>
+            <w:tcBorders>
+              <w:left w:val="double" w:sz="4" w:space="0" w:color="auto"/>
+            </w:tcBorders>
+          </w:tcPr>
+          <w:p>
+            <w:pPr>
+              <w:rPr>
+                <w:sz w:val="20"/>
+                <w:szCs w:val="20"/>
+                <w:lang w:val="en-US"/>
+              </w:rPr>
+            </w:pPr>
+            <w:r>
+              <w:rPr>
+                <w:sz w:val="20"/>
+                <w:szCs w:val="20"/>
+                <w:lang w:val="en-US"/>
+              </w:rPr>
+              <w:t>{7}</w:t>
+            </w:r>
           </w:p>
         </w:tc>
       </w:tr>
       <w:tr>
         <w:tc>
           <w:tcPr>
-            <w:tcW w:w="2122" w:type="dxa"/>
-          </w:tcPr>
-          <w:p>
-            <w:pPr>
-              <w:rPr>
-                <w:lang w:val="en-US"/>
-              </w:rPr>
-            </w:pPr>
-            <w:r>
-              <w:rPr>
+            <w:tcW w:w="1696" w:type="dxa"/>
+          </w:tcPr>
+          <w:p>
+            <w:pPr>
+              <w:rPr>
+                <w:sz w:val="20"/>
+                <w:szCs w:val="20"/>
+                <w:lang w:val="en-US"/>
+              </w:rPr>
+            </w:pPr>
+            <w:r>
+              <w:rPr>
+                <w:sz w:val="20"/>
+                <w:szCs w:val="20"/>
                 <w:lang w:val="en-US"/>
               </w:rPr>
               <w:t>[(Nausea, yes)]</w:t>
@@ -6097,94 +7157,543 @@
         </w:tc>
         <w:tc>
           <w:tcPr>
-            <w:tcW w:w="1701" w:type="dxa"/>
-          </w:tcPr>
-          <w:p>
-            <w:pPr>
-              <w:rPr>
-                <w:lang w:val="en-US"/>
-              </w:rPr>
-            </w:pPr>
-            <w:r>
-              <w:rPr>
-                <w:lang w:val="en-US"/>
-              </w:rPr>
-              <w:t>{2, 4, 5, 7, 8}</w:t>
-            </w:r>
-          </w:p>
-        </w:tc>
-        <w:tc>
-          <w:tcPr>
-            <w:tcW w:w="5187" w:type="dxa"/>
-          </w:tcPr>
-          <w:p>
-            <w:pPr>
-              <w:rPr>
-                <w:lang w:val="en-US"/>
-              </w:rPr>
-            </w:pPr>
+            <w:tcW w:w="1276" w:type="dxa"/>
+          </w:tcPr>
+          <w:p>
+            <w:pPr>
+              <w:rPr>
+                <w:sz w:val="20"/>
+                <w:szCs w:val="20"/>
+                <w:lang w:val="en-US"/>
+              </w:rPr>
+            </w:pPr>
+            <w:r>
+              <w:rPr>
+                <w:sz w:val="20"/>
+                <w:szCs w:val="20"/>
+                <w:lang w:val="en-US"/>
+              </w:rPr>
+              <w:t>{2,4,5,7,8}</w:t>
+            </w:r>
+          </w:p>
+        </w:tc>
+        <w:tc>
+          <w:tcPr>
+            <w:tcW w:w="1276" w:type="dxa"/>
+          </w:tcPr>
+          <w:p>
+            <w:pPr>
+              <w:rPr>
+                <w:sz w:val="20"/>
+                <w:szCs w:val="20"/>
+                <w:lang w:val="en-US"/>
+              </w:rPr>
+            </w:pPr>
+            <w:r>
+              <w:rPr>
+                <w:sz w:val="20"/>
+                <w:szCs w:val="20"/>
+                <w:lang w:val="en-US"/>
+              </w:rPr>
+              <w:t>{2,4,5}</w:t>
+            </w:r>
+          </w:p>
+        </w:tc>
+        <w:tc>
+          <w:tcPr>
+            <w:tcW w:w="992" w:type="dxa"/>
+          </w:tcPr>
+          <w:p>
+            <w:pPr>
+              <w:rPr>
+                <w:sz w:val="20"/>
+                <w:szCs w:val="20"/>
+                <w:lang w:val="en-US"/>
+              </w:rPr>
+            </w:pPr>
+            <w:r>
+              <w:rPr>
+                <w:sz w:val="20"/>
+                <w:szCs w:val="20"/>
+                <w:lang w:val="en-US"/>
+              </w:rPr>
+              <w:t>{2,4,5}</w:t>
+            </w:r>
+            <w:r>
+              <w:rPr>
+                <w:sz w:val="20"/>
+                <w:szCs w:val="20"/>
+                <w:vertAlign w:val="subscript"/>
+                <w:lang w:val="en-US"/>
+              </w:rPr>
+              <w:t>5</w:t>
+            </w:r>
+          </w:p>
+        </w:tc>
+        <w:tc>
+          <w:tcPr>
+            <w:tcW w:w="851" w:type="dxa"/>
+            <w:tcBorders>
+              <w:right w:val="single" w:sz="4" w:space="0" w:color="auto"/>
+            </w:tcBorders>
+          </w:tcPr>
+          <w:p>
+            <w:pPr>
+              <w:rPr>
+                <w:sz w:val="20"/>
+                <w:szCs w:val="20"/>
+                <w:lang w:val="en-US"/>
+              </w:rPr>
+            </w:pPr>
+            <w:r>
+              <w:rPr>
+                <w:sz w:val="20"/>
+                <w:szCs w:val="20"/>
+                <w:lang w:val="en-US"/>
+              </w:rPr>
+              <w:t>{2,4,5}</w:t>
+            </w:r>
+            <w:r>
+              <w:rPr>
+                <w:sz w:val="20"/>
+                <w:szCs w:val="20"/>
+                <w:vertAlign w:val="subscript"/>
+                <w:lang w:val="en-US"/>
+              </w:rPr>
+              <w:t>5</w:t>
+            </w:r>
+          </w:p>
+        </w:tc>
+        <w:tc>
+          <w:tcPr>
+            <w:tcW w:w="850" w:type="dxa"/>
+            <w:tcBorders>
+              <w:left w:val="single" w:sz="4" w:space="0" w:color="auto"/>
+              <w:right w:val="single" w:sz="4" w:space="0" w:color="auto"/>
+            </w:tcBorders>
+          </w:tcPr>
+          <w:p>
+            <w:pPr>
+              <w:rPr>
+                <w:sz w:val="20"/>
+                <w:szCs w:val="20"/>
+                <w:lang w:val="en-US"/>
+              </w:rPr>
+            </w:pPr>
+            <w:r>
+              <w:rPr>
+                <w:sz w:val="20"/>
+                <w:szCs w:val="20"/>
+                <w:lang w:val="en-US"/>
+              </w:rPr>
+              <w:t>-</w:t>
+            </w:r>
+          </w:p>
+        </w:tc>
+        <w:tc>
+          <w:tcPr>
+            <w:tcW w:w="709" w:type="dxa"/>
+            <w:tcBorders>
+              <w:left w:val="single" w:sz="4" w:space="0" w:color="auto"/>
+              <w:right w:val="triple" w:sz="4" w:space="0" w:color="auto"/>
+            </w:tcBorders>
+          </w:tcPr>
+          <w:p>
+            <w:pPr>
+              <w:rPr>
+                <w:noProof/>
+                <w:sz w:val="20"/>
+                <w:szCs w:val="20"/>
+                <w:lang w:val="en-US"/>
+              </w:rPr>
+            </w:pPr>
+            <w:r>
+              <w:rPr>
+                <w:noProof/>
+                <w:sz w:val="20"/>
+                <w:szCs w:val="20"/>
+                <w:lang w:val="en-US"/>
+              </w:rPr>
+              <w:t>-</w:t>
+            </w:r>
+          </w:p>
+        </w:tc>
+        <w:tc>
+          <w:tcPr>
+            <w:tcW w:w="709" w:type="dxa"/>
+            <w:tcBorders>
+              <w:left w:val="triple" w:sz="4" w:space="0" w:color="auto"/>
+              <w:right w:val="double" w:sz="4" w:space="0" w:color="auto"/>
+            </w:tcBorders>
+          </w:tcPr>
+          <w:p>
+            <w:pPr>
+              <w:rPr>
+                <w:noProof/>
+                <w:sz w:val="20"/>
+                <w:szCs w:val="20"/>
+                <w:lang w:val="en-US"/>
+              </w:rPr>
+            </w:pPr>
+            <w:r>
+              <w:rPr>
+                <w:noProof/>
+                <w:sz w:val="20"/>
+                <w:szCs w:val="20"/>
+                <w:lang w:val="en-US"/>
+              </w:rPr>
+              <w:t>{7,8}</w:t>
+            </w:r>
+            <w:r>
+              <w:rPr>
+                <w:noProof/>
+                <w:sz w:val="20"/>
+                <w:szCs w:val="20"/>
+                <w:vertAlign w:val="subscript"/>
+                <w:lang w:val="en-US"/>
+              </w:rPr>
+              <w:t>5</w:t>
+            </w:r>
+          </w:p>
+        </w:tc>
+        <w:tc>
+          <w:tcPr>
+            <w:tcW w:w="708" w:type="dxa"/>
+            <w:tcBorders>
+              <w:left w:val="double" w:sz="4" w:space="0" w:color="auto"/>
+            </w:tcBorders>
+          </w:tcPr>
+          <w:p>
+            <w:pPr>
+              <w:rPr>
+                <w:noProof/>
+                <w:sz w:val="20"/>
+                <w:szCs w:val="20"/>
+                <w:lang w:val="en-US"/>
+              </w:rPr>
+            </w:pPr>
+            <w:r>
+              <w:rPr>
+                <w:noProof/>
+                <w:sz w:val="20"/>
+                <w:szCs w:val="20"/>
+                <w:lang w:val="en-US"/>
+              </w:rPr>
+              <mc:AlternateContent>
+                <mc:Choice Requires="wps">
+                  <w:drawing>
+                    <wp:anchor distT="0" distB="0" distL="114300" distR="114300" simplePos="0" relativeHeight="251741184" behindDoc="0" locked="0" layoutInCell="1" allowOverlap="1" wp14:anchorId="238F1B5A" wp14:editId="44190970">
+                      <wp:simplePos x="0" y="0"/>
+                      <wp:positionH relativeFrom="column">
+                        <wp:posOffset>-62652</wp:posOffset>
+                      </wp:positionH>
+                      <wp:positionV relativeFrom="paragraph">
+                        <wp:posOffset>1693</wp:posOffset>
+                      </wp:positionV>
+                      <wp:extent cx="440266" cy="177589"/>
+                      <wp:effectExtent l="0" t="0" r="17145" b="13335"/>
+                      <wp:wrapNone/>
+                      <wp:docPr id="11" name="Oval 11"/>
+                      <wp:cNvGraphicFramePr/>
+                      <a:graphic xmlns:a="http://schemas.openxmlformats.org/drawingml/2006/main">
+                        <a:graphicData uri="http://schemas.microsoft.com/office/word/2010/wordprocessingShape">
+                          <wps:wsp>
+                            <wps:cNvSpPr/>
+                            <wps:spPr>
+                              <a:xfrm>
+                                <a:off x="0" y="0"/>
+                                <a:ext cx="440266" cy="177589"/>
+                              </a:xfrm>
+                              <a:prstGeom prst="ellipse">
+                                <a:avLst/>
+                              </a:prstGeom>
+                              <a:noFill/>
+                              <a:ln>
+                                <a:solidFill>
+                                  <a:srgbClr val="FF0000"/>
+                                </a:solidFill>
+                              </a:ln>
+                            </wps:spPr>
+                            <wps:style>
+                              <a:lnRef idx="2">
+                                <a:schemeClr val="accent1">
+                                  <a:shade val="50000"/>
+                                </a:schemeClr>
+                              </a:lnRef>
+                              <a:fillRef idx="1">
+                                <a:schemeClr val="accent1"/>
+                              </a:fillRef>
+                              <a:effectRef idx="0">
+                                <a:schemeClr val="accent1"/>
+                              </a:effectRef>
+                              <a:fontRef idx="minor">
+                                <a:schemeClr val="lt1"/>
+                              </a:fontRef>
+                            </wps:style>
+                            <wps:bodyPr rot="0" spcFirstLastPara="0" vertOverflow="overflow" horzOverflow="overflow" vert="horz" wrap="square" lIns="91440" tIns="45720" rIns="91440" bIns="45720" numCol="1" spcCol="0" rtlCol="0" fromWordArt="0" anchor="ctr" anchorCtr="0" forceAA="0" compatLnSpc="1">
+                              <a:prstTxWarp prst="textNoShape">
+                                <a:avLst/>
+                              </a:prstTxWarp>
+                              <a:noAutofit/>
+                            </wps:bodyPr>
+                          </wps:wsp>
+                        </a:graphicData>
+                      </a:graphic>
+                      <wp14:sizeRelH relativeFrom="margin">
+                        <wp14:pctWidth>0</wp14:pctWidth>
+                      </wp14:sizeRelH>
+                      <wp14:sizeRelV relativeFrom="margin">
+                        <wp14:pctHeight>0</wp14:pctHeight>
+                      </wp14:sizeRelV>
+                    </wp:anchor>
+                  </w:drawing>
+                </mc:Choice>
+                <mc:Fallback>
+                  <w:pict>
+                    <v:oval w14:anchorId="14757A32" id="Oval 11" o:spid="_x0000_s1026" style="position:absolute;margin-left:-4.95pt;margin-top:.15pt;width:34.65pt;height:14pt;z-index:251741184;visibility:visible;mso-wrap-style:square;mso-width-percent:0;mso-height-percent:0;mso-wrap-distance-left:9pt;mso-wrap-distance-top:0;mso-wrap-distance-right:9pt;mso-wrap-distance-bottom:0;mso-position-horizontal:absolute;mso-position-horizontal-relative:text;mso-position-vertical:absolute;mso-position-vertical-relative:text;mso-width-percent:0;mso-height-percent:0;mso-width-relative:margin;mso-height-relative:margin;v-text-anchor:middle" o:gfxdata="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" filled="f" strokecolor="red" strokeweight="1pt">
+                      <v:stroke joinstyle="miter"/>
+                    </v:oval>
+                  </w:pict>
+                </mc:Fallback>
+              </mc:AlternateContent>
+            </w:r>
+            <w:r>
+              <w:rPr>
+                <w:noProof/>
+                <w:sz w:val="20"/>
+                <w:szCs w:val="20"/>
+                <w:lang w:val="en-US"/>
+              </w:rPr>
+              <w:t>{7,8}</w:t>
+            </w:r>
+            <w:r>
+              <w:rPr>
+                <w:noProof/>
+                <w:sz w:val="20"/>
+                <w:szCs w:val="20"/>
+                <w:vertAlign w:val="subscript"/>
+                <w:lang w:val="en-US"/>
+              </w:rPr>
+              <w:t>5</w:t>
+            </w:r>
           </w:p>
         </w:tc>
       </w:tr>
       <w:tr>
         <w:tc>
           <w:tcPr>
-            <w:tcW w:w="2122" w:type="dxa"/>
-          </w:tcPr>
-          <w:p>
-            <w:pPr>
-              <w:rPr>
-                <w:lang w:val="en-US"/>
-              </w:rPr>
-            </w:pPr>
-            <w:r>
-              <w:rPr>
-                <w:lang w:val="en-US"/>
-              </w:rPr>
-              <w:t xml:space="preserve">[(Nausea, </w:t>
-            </w:r>
-            <w:r>
-              <w:rPr>
-                <w:lang w:val="en-US"/>
-              </w:rPr>
-              <w:t>no</w:t>
-            </w:r>
-            <w:r>
-              <w:rPr>
-                <w:lang w:val="en-US"/>
-              </w:rPr>
-              <w:t>)]</w:t>
-            </w:r>
-          </w:p>
-        </w:tc>
-        <w:tc>
-          <w:tcPr>
-            <w:tcW w:w="1701" w:type="dxa"/>
-          </w:tcPr>
-          <w:p>
-            <w:pPr>
-              <w:rPr>
-                <w:lang w:val="en-US"/>
-              </w:rPr>
-            </w:pPr>
-            <w:r>
-              <w:rPr>
-                <w:lang w:val="en-US"/>
-              </w:rPr>
-              <w:t>{1, 3, 6, 8}</w:t>
-            </w:r>
-          </w:p>
-        </w:tc>
-        <w:tc>
-          <w:tcPr>
-            <w:tcW w:w="5187" w:type="dxa"/>
-          </w:tcPr>
-          <w:p>
-            <w:pPr>
-              <w:rPr>
-                <w:lang w:val="en-US"/>
-              </w:rPr>
-            </w:pPr>
+            <w:tcW w:w="1696" w:type="dxa"/>
+          </w:tcPr>
+          <w:p>
+            <w:pPr>
+              <w:rPr>
+                <w:sz w:val="20"/>
+                <w:szCs w:val="20"/>
+                <w:lang w:val="en-US"/>
+              </w:rPr>
+            </w:pPr>
+            <w:r>
+              <w:rPr>
+                <w:sz w:val="20"/>
+                <w:szCs w:val="20"/>
+                <w:lang w:val="en-US"/>
+              </w:rPr>
+              <w:t>[(Nausea, no)]</w:t>
+            </w:r>
+          </w:p>
+        </w:tc>
+        <w:tc>
+          <w:tcPr>
+            <w:tcW w:w="1276" w:type="dxa"/>
+          </w:tcPr>
+          <w:p>
+            <w:pPr>
+              <w:rPr>
+                <w:sz w:val="20"/>
+                <w:szCs w:val="20"/>
+                <w:lang w:val="en-US"/>
+              </w:rPr>
+            </w:pPr>
+            <w:r>
+              <w:rPr>
+                <w:sz w:val="20"/>
+                <w:szCs w:val="20"/>
+                <w:lang w:val="en-US"/>
+              </w:rPr>
+              <w:t>{1,3,6,8}</w:t>
+            </w:r>
+          </w:p>
+        </w:tc>
+        <w:tc>
+          <w:tcPr>
+            <w:tcW w:w="1276" w:type="dxa"/>
+          </w:tcPr>
+          <w:p>
+            <w:pPr>
+              <w:rPr>
+                <w:sz w:val="20"/>
+                <w:szCs w:val="20"/>
+                <w:lang w:val="en-US"/>
+              </w:rPr>
+            </w:pPr>
+            <w:r>
+              <w:rPr>
+                <w:sz w:val="20"/>
+                <w:szCs w:val="20"/>
+                <w:lang w:val="en-US"/>
+              </w:rPr>
+              <w:t>{1,3,6}</w:t>
+            </w:r>
+          </w:p>
+        </w:tc>
+        <w:tc>
+          <w:tcPr>
+            <w:tcW w:w="992" w:type="dxa"/>
+          </w:tcPr>
+          <w:p>
+            <w:pPr>
+              <w:rPr>
+                <w:sz w:val="20"/>
+                <w:szCs w:val="20"/>
+                <w:lang w:val="en-US"/>
+              </w:rPr>
+            </w:pPr>
+            <w:r>
+              <w:rPr>
+                <w:sz w:val="20"/>
+                <w:szCs w:val="20"/>
+                <w:lang w:val="en-US"/>
+              </w:rPr>
+              <w:t>{1}</w:t>
+            </w:r>
+          </w:p>
+        </w:tc>
+        <w:tc>
+          <w:tcPr>
+            <w:tcW w:w="851" w:type="dxa"/>
+            <w:tcBorders>
+              <w:right w:val="single" w:sz="4" w:space="0" w:color="auto"/>
+            </w:tcBorders>
+          </w:tcPr>
+          <w:p>
+            <w:pPr>
+              <w:rPr>
+                <w:sz w:val="20"/>
+                <w:szCs w:val="20"/>
+                <w:lang w:val="en-US"/>
+              </w:rPr>
+            </w:pPr>
+            <w:r>
+              <w:rPr>
+                <w:sz w:val="20"/>
+                <w:szCs w:val="20"/>
+                <w:lang w:val="en-US"/>
+              </w:rPr>
+              <w:t>-</w:t>
+            </w:r>
+          </w:p>
+        </w:tc>
+        <w:tc>
+          <w:tcPr>
+            <w:tcW w:w="850" w:type="dxa"/>
+            <w:tcBorders>
+              <w:left w:val="single" w:sz="4" w:space="0" w:color="auto"/>
+              <w:right w:val="single" w:sz="4" w:space="0" w:color="auto"/>
+            </w:tcBorders>
+          </w:tcPr>
+          <w:p>
+            <w:pPr>
+              <w:rPr>
+                <w:sz w:val="20"/>
+                <w:szCs w:val="20"/>
+                <w:lang w:val="en-US"/>
+              </w:rPr>
+            </w:pPr>
+            <w:r>
+              <w:rPr>
+                <w:sz w:val="20"/>
+                <w:szCs w:val="20"/>
+                <w:lang w:val="en-US"/>
+              </w:rPr>
+              <w:t>-</w:t>
+            </w:r>
+          </w:p>
+        </w:tc>
+        <w:tc>
+          <w:tcPr>
+            <w:tcW w:w="709" w:type="dxa"/>
+            <w:tcBorders>
+              <w:left w:val="single" w:sz="4" w:space="0" w:color="auto"/>
+              <w:right w:val="triple" w:sz="4" w:space="0" w:color="auto"/>
+            </w:tcBorders>
+          </w:tcPr>
+          <w:p>
+            <w:pPr>
+              <w:rPr>
+                <w:sz w:val="20"/>
+                <w:szCs w:val="20"/>
+                <w:lang w:val="en-US"/>
+              </w:rPr>
+            </w:pPr>
+            <w:r>
+              <w:rPr>
+                <w:sz w:val="20"/>
+                <w:szCs w:val="20"/>
+                <w:lang w:val="en-US"/>
+              </w:rPr>
+              <w:t>-</w:t>
+            </w:r>
+          </w:p>
+        </w:tc>
+        <w:tc>
+          <w:tcPr>
+            <w:tcW w:w="709" w:type="dxa"/>
+            <w:tcBorders>
+              <w:left w:val="triple" w:sz="4" w:space="0" w:color="auto"/>
+              <w:right w:val="double" w:sz="4" w:space="0" w:color="auto"/>
+            </w:tcBorders>
+          </w:tcPr>
+          <w:p>
+            <w:pPr>
+              <w:rPr>
+                <w:sz w:val="20"/>
+                <w:szCs w:val="20"/>
+                <w:lang w:val="en-US"/>
+              </w:rPr>
+            </w:pPr>
+            <w:r>
+              <w:rPr>
+                <w:sz w:val="20"/>
+                <w:szCs w:val="20"/>
+                <w:lang w:val="en-US"/>
+              </w:rPr>
+              <w:t>{8}</w:t>
+            </w:r>
+          </w:p>
+        </w:tc>
+        <w:tc>
+          <w:tcPr>
+            <w:tcW w:w="708" w:type="dxa"/>
+            <w:tcBorders>
+              <w:left w:val="double" w:sz="4" w:space="0" w:color="auto"/>
+            </w:tcBorders>
+          </w:tcPr>
+          <w:p>
+            <w:pPr>
+              <w:rPr>
+                <w:sz w:val="20"/>
+                <w:szCs w:val="20"/>
+                <w:lang w:val="en-US"/>
+              </w:rPr>
+            </w:pPr>
+            <w:r>
+              <w:rPr>
+                <w:sz w:val="20"/>
+                <w:szCs w:val="20"/>
+                <w:lang w:val="en-US"/>
+              </w:rPr>
+              <w:t>{8}</w:t>
+            </w:r>
           </w:p>
         </w:tc>
       </w:tr>
@@ -6195,6 +7704,3859 @@
           <w:lang w:val="en-US"/>
         </w:rPr>
       </w:pPr>
+    </w:p>
+    <w:p>
+      <w:pPr>
+        <w:rPr>
+          <w:lang w:val="en-US"/>
+        </w:rPr>
+      </w:pPr>
+      <w:r>
+        <w:rPr>
+          <w:lang w:val="en-US"/>
+        </w:rPr>
+        <w:t>For concept (Flu, yes):</w:t>
+      </w:r>
+    </w:p>
+    <w:p>
+      <w:pPr>
+        <w:rPr>
+          <w:lang w:val="en-US"/>
+        </w:rPr>
+      </w:pPr>
+      <w:r>
+        <w:rPr>
+          <w:lang w:val="en-US"/>
+        </w:rPr>
+        <w:lastRenderedPageBreak/>
+        <w:t xml:space="preserve">1. choose (Temp, 97..100). {1,2,4,5,8} not </w:t>
+      </w:r>
+      <w:r>
+        <w:rPr>
+          <w:rFonts w:ascii="Cambria Math" w:hAnsi="Cambria Math" w:cs="Calibri"/>
+          <w:sz w:val="22"/>
+          <w:szCs w:val="22"/>
+          <w:lang w:val="en-US"/>
+        </w:rPr>
+        <w:t xml:space="preserve">⊆ </w:t>
+      </w:r>
+      <w:r>
+        <w:rPr>
+          <w:lang w:val="en-US"/>
+        </w:rPr>
+        <w:t>{1,2,3,4,5,6}, need another condition.</w:t>
+      </w:r>
+    </w:p>
+    <w:p>
+      <w:pPr>
+        <w:rPr>
+          <w:lang w:val="en-US"/>
+        </w:rPr>
+      </w:pPr>
+      <w:r>
+        <w:rPr>
+          <w:lang w:val="en-US"/>
+        </w:rPr>
+        <w:t xml:space="preserve">2. choose (Headache, yes). {1,2,4,5,8} </w:t>
+      </w:r>
+      <w:r>
+        <w:rPr>
+          <w:rFonts w:ascii="Calibri" w:hAnsi="Calibri" w:cs="Calibri"/>
+          <w:sz w:val="22"/>
+          <w:szCs w:val="22"/>
+          <w:lang w:val="en-US"/>
+        </w:rPr>
+        <w:t xml:space="preserve">∩ {2,4,5,6,8} = {2,4,5,8} </w:t>
+      </w:r>
+      <w:r>
+        <w:rPr>
+          <w:lang w:val="en-US"/>
+        </w:rPr>
+        <w:t xml:space="preserve">not </w:t>
+      </w:r>
+      <w:r>
+        <w:rPr>
+          <w:rFonts w:ascii="Cambria Math" w:hAnsi="Cambria Math" w:cs="Calibri"/>
+          <w:sz w:val="22"/>
+          <w:szCs w:val="22"/>
+          <w:lang w:val="en-US"/>
+        </w:rPr>
+        <w:t xml:space="preserve">⊆ </w:t>
+      </w:r>
+      <w:r>
+        <w:rPr>
+          <w:lang w:val="en-US"/>
+        </w:rPr>
+        <w:t>{1,2,3,4,5,6}, need another condition.</w:t>
+      </w:r>
+    </w:p>
+    <w:p>
+      <w:pPr>
+        <w:rPr>
+          <w:lang w:val="en-US"/>
+        </w:rPr>
+      </w:pPr>
+      <w:r>
+        <w:rPr>
+          <w:lang w:val="en-US"/>
+        </w:rPr>
+        <w:t xml:space="preserve">3. choose (Nausea, yes). </w:t>
+      </w:r>
+      <w:r>
+        <w:rPr>
+          <w:lang w:val="en-US"/>
+        </w:rPr>
+        <w:t xml:space="preserve">{1,2,4,5,8} </w:t>
+      </w:r>
+      <w:r>
+        <w:rPr>
+          <w:rFonts w:ascii="Calibri" w:hAnsi="Calibri" w:cs="Calibri"/>
+          <w:sz w:val="22"/>
+          <w:szCs w:val="22"/>
+          <w:lang w:val="en-US"/>
+        </w:rPr>
+        <w:t>∩ {2,4,5,6,8}</w:t>
+      </w:r>
+      <w:r>
+        <w:rPr>
+          <w:rFonts w:ascii="Calibri" w:hAnsi="Calibri" w:cs="Calibri"/>
+          <w:sz w:val="22"/>
+          <w:szCs w:val="22"/>
+          <w:lang w:val="en-US"/>
+        </w:rPr>
+        <w:t xml:space="preserve"> </w:t>
+      </w:r>
+      <w:r>
+        <w:rPr>
+          <w:rFonts w:ascii="Calibri" w:hAnsi="Calibri" w:cs="Calibri"/>
+          <w:sz w:val="22"/>
+          <w:szCs w:val="22"/>
+          <w:lang w:val="en-US"/>
+        </w:rPr>
+        <w:t>∩</w:t>
+      </w:r>
+      <w:r>
+        <w:rPr>
+          <w:rFonts w:ascii="Calibri" w:hAnsi="Calibri" w:cs="Calibri"/>
+          <w:sz w:val="22"/>
+          <w:szCs w:val="22"/>
+          <w:lang w:val="en-US"/>
+        </w:rPr>
+        <w:t xml:space="preserve"> {2,4,5,7,8} not </w:t>
+      </w:r>
+      <w:r>
+        <w:rPr>
+          <w:rFonts w:ascii="Cambria Math" w:hAnsi="Cambria Math" w:cs="Calibri"/>
+          <w:sz w:val="22"/>
+          <w:szCs w:val="22"/>
+          <w:lang w:val="en-US"/>
+        </w:rPr>
+        <w:t xml:space="preserve">⊆ </w:t>
+      </w:r>
+      <w:r>
+        <w:rPr>
+          <w:lang w:val="en-US"/>
+        </w:rPr>
+        <w:t>{1,2,3,4,5,6}</w:t>
+      </w:r>
+      <w:r>
+        <w:rPr>
+          <w:lang w:val="en-US"/>
+        </w:rPr>
+        <w:t>.</w:t>
+      </w:r>
+    </w:p>
+    <w:p>
+      <w:pPr>
+        <w:rPr>
+          <w:lang w:val="en-US"/>
+        </w:rPr>
+      </w:pPr>
+      <w:r>
+        <w:rPr>
+          <w:lang w:val="en-US"/>
+        </w:rPr>
+        <w:t xml:space="preserve">4. choose (Temp, 96..99). </w:t>
+      </w:r>
+      <w:r>
+        <w:rPr>
+          <w:lang w:val="en-US"/>
+        </w:rPr>
+        <w:t xml:space="preserve">{1,2,4,5,8} </w:t>
+      </w:r>
+      <w:r>
+        <w:rPr>
+          <w:rFonts w:ascii="Calibri" w:hAnsi="Calibri" w:cs="Calibri"/>
+          <w:sz w:val="22"/>
+          <w:szCs w:val="22"/>
+          <w:lang w:val="en-US"/>
+        </w:rPr>
+        <w:t>∩ {2,4,5,6,8}</w:t>
+      </w:r>
+      <w:r>
+        <w:rPr>
+          <w:rFonts w:ascii="Calibri" w:hAnsi="Calibri" w:cs="Calibri"/>
+          <w:sz w:val="22"/>
+          <w:szCs w:val="22"/>
+          <w:lang w:val="en-US"/>
+        </w:rPr>
+        <w:t xml:space="preserve"> </w:t>
+      </w:r>
+      <w:r>
+        <w:rPr>
+          <w:rFonts w:ascii="Calibri" w:hAnsi="Calibri" w:cs="Calibri"/>
+          <w:sz w:val="22"/>
+          <w:szCs w:val="22"/>
+          <w:lang w:val="en-US"/>
+        </w:rPr>
+        <w:t>∩</w:t>
+      </w:r>
+      <w:r>
+        <w:rPr>
+          <w:rFonts w:ascii="Calibri" w:hAnsi="Calibri" w:cs="Calibri"/>
+          <w:sz w:val="22"/>
+          <w:szCs w:val="22"/>
+          <w:lang w:val="en-US"/>
+        </w:rPr>
+        <w:t xml:space="preserve"> {2,4,5,7,8} </w:t>
+      </w:r>
+      <w:r>
+        <w:rPr>
+          <w:rFonts w:ascii="Calibri" w:hAnsi="Calibri" w:cs="Calibri"/>
+          <w:sz w:val="22"/>
+          <w:szCs w:val="22"/>
+          <w:lang w:val="en-US"/>
+        </w:rPr>
+        <w:t>∩</w:t>
+      </w:r>
+      <w:r>
+        <w:rPr>
+          <w:rFonts w:ascii="Calibri" w:hAnsi="Calibri" w:cs="Calibri"/>
+          <w:sz w:val="22"/>
+          <w:szCs w:val="22"/>
+          <w:lang w:val="en-US"/>
+        </w:rPr>
+        <w:t xml:space="preserve"> {</w:t>
+      </w:r>
+      <w:r>
+        <w:rPr>
+          <w:rFonts w:ascii="Calibri" w:hAnsi="Calibri" w:cs="Calibri"/>
+          <w:sz w:val="22"/>
+          <w:szCs w:val="22"/>
+          <w:lang w:val="en-US"/>
+        </w:rPr>
+        <w:t xml:space="preserve">1,4,5,6,7,8}  = {4,5,8} </w:t>
+      </w:r>
+      <w:r>
+        <w:rPr>
+          <w:rFonts w:ascii="Calibri" w:hAnsi="Calibri" w:cs="Calibri"/>
+          <w:sz w:val="22"/>
+          <w:szCs w:val="22"/>
+          <w:lang w:val="en-US"/>
+        </w:rPr>
+        <w:t xml:space="preserve">not </w:t>
+      </w:r>
+      <w:r>
+        <w:rPr>
+          <w:rFonts w:ascii="Cambria Math" w:hAnsi="Cambria Math" w:cs="Calibri"/>
+          <w:sz w:val="22"/>
+          <w:szCs w:val="22"/>
+          <w:lang w:val="en-US"/>
+        </w:rPr>
+        <w:t xml:space="preserve">⊆ </w:t>
+      </w:r>
+      <w:r>
+        <w:rPr>
+          <w:lang w:val="en-US"/>
+        </w:rPr>
+        <w:t>{1,2,3,4,5,6}</w:t>
+      </w:r>
+      <w:r>
+        <w:rPr>
+          <w:lang w:val="en-US"/>
+        </w:rPr>
+        <w:t>.</w:t>
+      </w:r>
+    </w:p>
+    <w:p>
+      <w:pPr>
+        <w:rPr>
+          <w:lang w:val="en-US"/>
+        </w:rPr>
+      </w:pPr>
+      <w:r>
+        <w:rPr>
+          <w:lang w:val="en-US"/>
+        </w:rPr>
+        <w:t xml:space="preserve">Fat </w:t>
+      </w:r>
+      <w:r>
+        <w:rPr>
+          <w:b/>
+          <w:bCs/>
+          <w:lang w:val="en-US"/>
+        </w:rPr>
+        <w:t>T</w:t>
+      </w:r>
+      <w:r>
+        <w:rPr>
+          <w:lang w:val="en-US"/>
+        </w:rPr>
+        <w:t xml:space="preserve"> = </w:t>
+      </w:r>
+      <w:r>
+        <w:rPr>
+          <w:rFonts w:ascii="Cambria Math" w:hAnsi="Cambria Math" w:cs="Calibri"/>
+          <w:sz w:val="22"/>
+          <w:szCs w:val="22"/>
+          <w:lang w:val="en-US"/>
+        </w:rPr>
+        <w:t>∅</w:t>
+      </w:r>
+    </w:p>
+    <w:p>
+      <w:pPr>
+        <w:rPr>
+          <w:lang w:val="en-US"/>
+        </w:rPr>
+      </w:pPr>
+      <w:r>
+        <w:rPr>
+          <w:lang w:val="en-US"/>
+        </w:rPr>
+        <w:t xml:space="preserve">Fat </w:t>
+      </w:r>
+      <w:r>
+        <w:rPr>
+          <w:b/>
+          <w:bCs/>
+          <w:lang w:val="en-US"/>
+        </w:rPr>
+        <w:t>J</w:t>
+      </w:r>
+      <w:r>
+        <w:rPr>
+          <w:lang w:val="en-US"/>
+        </w:rPr>
+        <w:t xml:space="preserve"> = {</w:t>
+      </w:r>
+      <w:r>
+        <w:rPr>
+          <w:lang w:val="en-US"/>
+        </w:rPr>
+        <w:t>{(Temp, 97..100), (Headache, yes)</w:t>
+      </w:r>
+      <w:r>
+        <w:rPr>
+          <w:lang w:val="en-US"/>
+        </w:rPr>
+        <w:t>, (</w:t>
+      </w:r>
+      <w:r>
+        <w:rPr>
+          <w:lang w:val="en-US"/>
+        </w:rPr>
+        <w:t>Nausea, yes</w:t>
+      </w:r>
+      <w:r>
+        <w:rPr>
+          <w:lang w:val="en-US"/>
+        </w:rPr>
+        <w:t>)</w:t>
+      </w:r>
+      <w:r>
+        <w:rPr>
+          <w:lang w:val="en-US"/>
+        </w:rPr>
+        <w:t>, (Temp, 96..99)</w:t>
+      </w:r>
+      <w:r>
+        <w:rPr>
+          <w:lang w:val="en-US"/>
+        </w:rPr>
+        <w:t>}</w:t>
+      </w:r>
+      <w:r>
+        <w:rPr>
+          <w:lang w:val="en-US"/>
+        </w:rPr>
+        <w:t>}</w:t>
+      </w:r>
+      <w:r>
+        <w:rPr>
+          <w:lang w:val="en-US"/>
+        </w:rPr>
+        <w:t xml:space="preserve"> = </w:t>
+      </w:r>
+      <w:r>
+        <w:rPr>
+          <w:lang w:val="en-US"/>
+        </w:rPr>
+        <w:t>{</w:t>
+      </w:r>
+      <w:r>
+        <w:rPr>
+          <w:lang w:val="en-US"/>
+        </w:rPr>
+        <w:t>4,5}</w:t>
+      </w:r>
+    </w:p>
+    <w:p>
+      <w:pPr>
+        <w:rPr>
+          <w:lang w:val="en-US"/>
+        </w:rPr>
+      </w:pPr>
+      <w:r>
+        <w:rPr>
+          <w:lang w:val="en-US"/>
+        </w:rPr>
+        <w:t xml:space="preserve">G = </w:t>
+      </w:r>
+      <w:r>
+        <w:rPr>
+          <w:rFonts w:ascii="Cambria Math" w:hAnsi="Cambria Math" w:cs="Calibri"/>
+          <w:sz w:val="22"/>
+          <w:szCs w:val="22"/>
+          <w:lang w:val="en-US"/>
+        </w:rPr>
+        <w:t>∅</w:t>
+      </w:r>
+    </w:p>
+    <w:p>
+      <w:pPr>
+        <w:rPr>
+          <w:lang w:val="en-US"/>
+        </w:rPr>
+      </w:pPr>
+    </w:p>
+    <w:p>
+      <w:pPr>
+        <w:rPr>
+          <w:lang w:val="en-US"/>
+        </w:rPr>
+      </w:pPr>
+      <w:r>
+        <w:rPr>
+          <w:lang w:val="en-US"/>
+        </w:rPr>
+        <w:t>For concept(Flu, no):</w:t>
+      </w:r>
+    </w:p>
+    <w:p>
+      <w:pPr>
+        <w:rPr>
+          <w:lang w:val="en-US"/>
+        </w:rPr>
+      </w:pPr>
+      <w:r>
+        <w:rPr>
+          <w:lang w:val="en-US"/>
+        </w:rPr>
+        <w:t xml:space="preserve">1. choose (Temp, 96..97). {6,7,8} not </w:t>
+      </w:r>
+      <w:r>
+        <w:rPr>
+          <w:rFonts w:ascii="Cambria Math" w:hAnsi="Cambria Math" w:cs="Calibri"/>
+          <w:sz w:val="22"/>
+          <w:szCs w:val="22"/>
+          <w:lang w:val="en-US"/>
+        </w:rPr>
+        <w:t xml:space="preserve">⊆ </w:t>
+      </w:r>
+      <w:r>
+        <w:rPr>
+          <w:lang w:val="en-US"/>
+        </w:rPr>
+        <w:t>{7,8}</w:t>
+      </w:r>
+      <w:r>
+        <w:rPr>
+          <w:lang w:val="en-US"/>
+        </w:rPr>
+        <w:t>, need another condition</w:t>
+      </w:r>
+    </w:p>
+    <w:p>
+      <w:pPr>
+        <w:rPr>
+          <w:lang w:val="en-US"/>
+        </w:rPr>
+      </w:pPr>
+      <w:r>
+        <w:rPr>
+          <w:lang w:val="en-US"/>
+        </w:rPr>
+        <w:t xml:space="preserve">2. choose (Nausea, yes). {6,7,8} </w:t>
+      </w:r>
+      <w:r>
+        <w:rPr>
+          <w:rFonts w:ascii="Calibri" w:hAnsi="Calibri" w:cs="Calibri"/>
+          <w:sz w:val="22"/>
+          <w:szCs w:val="22"/>
+          <w:lang w:val="en-US"/>
+        </w:rPr>
+        <w:t>∩ {</w:t>
+      </w:r>
+      <w:r>
+        <w:rPr>
+          <w:rFonts w:ascii="Calibri" w:hAnsi="Calibri" w:cs="Calibri"/>
+          <w:sz w:val="22"/>
+          <w:szCs w:val="22"/>
+          <w:lang w:val="en-US"/>
+        </w:rPr>
+        <w:t xml:space="preserve">2,4,5,7,8} = {7,8} </w:t>
+      </w:r>
+      <w:r>
+        <w:rPr>
+          <w:rFonts w:ascii="Cambria Math" w:hAnsi="Cambria Math" w:cs="Calibri"/>
+          <w:sz w:val="22"/>
+          <w:szCs w:val="22"/>
+          <w:lang w:val="en-US"/>
+        </w:rPr>
+        <w:t xml:space="preserve">⊆ </w:t>
+      </w:r>
+      <w:r>
+        <w:rPr>
+          <w:lang w:val="en-US"/>
+        </w:rPr>
+        <w:t>{7,8}</w:t>
+      </w:r>
+      <w:r>
+        <w:rPr>
+          <w:lang w:val="en-US"/>
+        </w:rPr>
+        <w:t>. So get rule:</w:t>
+      </w:r>
+    </w:p>
+    <w:p>
+      <w:pPr>
+        <w:rPr>
+          <w:lang w:val="es-ES"/>
+        </w:rPr>
+      </w:pPr>
+      <w:r>
+        <w:rPr>
+          <w:lang w:val="es-ES"/>
+        </w:rPr>
+        <w:t xml:space="preserve">(Temp, 96..97) &amp; (Nausea, yes) </w:t>
+      </w:r>
+      <w:r>
+        <w:rPr>
+          <w:lang w:val="en-US"/>
+        </w:rPr>
+        <w:sym w:font="Wingdings" w:char="F0E0"/>
+      </w:r>
+      <w:r>
+        <w:rPr>
+          <w:lang w:val="es-ES"/>
+        </w:rPr>
+        <w:t xml:space="preserve"> (Flu, no)</w:t>
+      </w:r>
+      <w:r>
+        <w:rPr>
+          <w:lang w:val="es-ES"/>
+        </w:rPr>
+        <w:t>, covering {7,8}</w:t>
+      </w:r>
+    </w:p>
+    <w:p>
+      <w:pPr>
+        <w:rPr>
+          <w:lang w:val="en-US"/>
+        </w:rPr>
+      </w:pPr>
+      <w:r>
+        <w:rPr>
+          <w:lang w:val="en-US"/>
+        </w:rPr>
+        <w:t xml:space="preserve">Fat </w:t>
+      </w:r>
+      <w:r>
+        <w:rPr>
+          <w:b/>
+          <w:bCs/>
+          <w:lang w:val="en-US"/>
+        </w:rPr>
+        <w:t>T</w:t>
+      </w:r>
+      <w:r>
+        <w:rPr>
+          <w:lang w:val="en-US"/>
+        </w:rPr>
+        <w:t xml:space="preserve"> =</w:t>
+      </w:r>
+      <w:r>
+        <w:rPr>
+          <w:lang w:val="en-US"/>
+        </w:rPr>
+        <w:t xml:space="preserve"> {{</w:t>
+      </w:r>
+      <w:r>
+        <w:rPr>
+          <w:lang w:val="en-US"/>
+        </w:rPr>
+        <w:t>(Temp, 96..97)</w:t>
+      </w:r>
+      <w:r>
+        <w:rPr>
+          <w:lang w:val="en-US"/>
+        </w:rPr>
+        <w:t xml:space="preserve"> &amp;</w:t>
+      </w:r>
+      <w:r>
+        <w:rPr>
+          <w:lang w:val="en-US"/>
+        </w:rPr>
+        <w:t xml:space="preserve"> </w:t>
+      </w:r>
+      <w:r>
+        <w:rPr>
+          <w:lang w:val="en-US"/>
+        </w:rPr>
+        <w:t>(Nausea, yes)</w:t>
+      </w:r>
+      <w:r>
+        <w:rPr>
+          <w:lang w:val="en-US"/>
+        </w:rPr>
+        <w:t>}}</w:t>
+      </w:r>
+    </w:p>
+    <w:p>
+      <w:pPr>
+        <w:rPr>
+          <w:lang w:val="en-US"/>
+        </w:rPr>
+      </w:pPr>
+      <w:r>
+        <w:rPr>
+          <w:lang w:val="en-US"/>
+        </w:rPr>
+        <w:t xml:space="preserve">Fat </w:t>
+      </w:r>
+      <w:r>
+        <w:rPr>
+          <w:b/>
+          <w:bCs/>
+          <w:lang w:val="en-US"/>
+        </w:rPr>
+        <w:t>J</w:t>
+      </w:r>
+      <w:r>
+        <w:rPr>
+          <w:lang w:val="en-US"/>
+        </w:rPr>
+        <w:t xml:space="preserve"> =</w:t>
+      </w:r>
+      <w:r>
+        <w:rPr>
+          <w:lang w:val="en-US"/>
+        </w:rPr>
+        <w:t xml:space="preserve"> </w:t>
+      </w:r>
+      <w:r>
+        <w:rPr>
+          <w:rFonts w:ascii="Cambria Math" w:hAnsi="Cambria Math" w:cs="Calibri"/>
+          <w:sz w:val="22"/>
+          <w:szCs w:val="22"/>
+          <w:lang w:val="en-US"/>
+        </w:rPr>
+        <w:t>∅</w:t>
+      </w:r>
+    </w:p>
+    <w:p>
+      <w:pPr>
+        <w:rPr>
+          <w:lang w:val="en-US"/>
+        </w:rPr>
+      </w:pPr>
+    </w:p>
+    <w:p>
+      <w:pPr>
+        <w:rPr>
+          <w:lang w:val="en-US"/>
+        </w:rPr>
+      </w:pPr>
+      <w:r>
+        <w:rPr>
+          <w:lang w:val="en-US"/>
+        </w:rPr>
+        <w:t>Certain rules:</w:t>
+      </w:r>
+    </w:p>
+    <w:p>
+      <w:pPr>
+        <w:rPr>
+          <w:lang w:val="en-US"/>
+        </w:rPr>
+      </w:pPr>
+      <w:r>
+        <w:rPr>
+          <w:lang w:val="en-US"/>
+        </w:rPr>
+        <w:t xml:space="preserve">(Temp, 96..97) &amp; (Nausea, yes) </w:t>
+      </w:r>
+      <w:r>
+        <w:rPr>
+          <w:lang w:val="en-US"/>
+        </w:rPr>
+        <w:sym w:font="Wingdings" w:char="F0E0"/>
+      </w:r>
+      <w:r>
+        <w:rPr>
+          <w:lang w:val="en-US"/>
+        </w:rPr>
+        <w:t xml:space="preserve"> (Flu, no)</w:t>
+      </w:r>
+    </w:p>
+    <w:p>
+      <w:pPr>
+        <w:rPr>
+          <w:lang w:val="en-US"/>
+        </w:rPr>
+      </w:pPr>
+    </w:p>
+    <w:p>
+      <w:pPr>
+        <w:rPr>
+          <w:lang w:val="en-US"/>
+        </w:rPr>
+      </w:pPr>
+      <w:r>
+        <w:rPr>
+          <w:lang w:val="en-US"/>
+        </w:rPr>
+        <w:t xml:space="preserve">(2) </w:t>
+      </w:r>
+      <w:r>
+        <w:rPr>
+          <w:lang w:val="en-US"/>
+        </w:rPr>
+        <w:t xml:space="preserve">using local </w:t>
+      </w:r>
+      <w:r>
+        <w:rPr>
+          <w:lang w:val="en-US"/>
+        </w:rPr>
+        <w:t>upper</w:t>
+      </w:r>
+      <w:r>
+        <w:rPr>
+          <w:lang w:val="en-US"/>
+        </w:rPr>
+        <w:t xml:space="preserve"> covering algorithm.</w:t>
+      </w:r>
+    </w:p>
+    <w:tbl>
+      <w:tblPr>
+        <w:tblStyle w:val="TableGrid"/>
+        <w:tblW w:w="9209" w:type="dxa"/>
+        <w:tblLayout w:type="fixed"/>
+        <w:tblLook w:val="04A0" w:firstRow="1" w:lastRow="0" w:firstColumn="1" w:lastColumn="0" w:noHBand="0" w:noVBand="1"/>
+      </w:tblPr>
+      <w:tblGrid>
+        <w:gridCol w:w="1696"/>
+        <w:gridCol w:w="1276"/>
+        <w:gridCol w:w="1276"/>
+        <w:gridCol w:w="992"/>
+        <w:gridCol w:w="851"/>
+        <w:gridCol w:w="850"/>
+        <w:gridCol w:w="851"/>
+        <w:gridCol w:w="708"/>
+        <w:gridCol w:w="709"/>
+      </w:tblGrid>
+      <w:tr>
+        <w:tc>
+          <w:tcPr>
+            <w:tcW w:w="2972" w:type="dxa"/>
+            <w:gridSpan w:val="2"/>
+          </w:tcPr>
+          <w:p>
+            <w:pPr>
+              <w:jc w:val="center"/>
+              <w:rPr>
+                <w:sz w:val="20"/>
+                <w:szCs w:val="20"/>
+                <w:lang w:val="en-US"/>
+              </w:rPr>
+            </w:pPr>
+            <w:r>
+              <w:rPr>
+                <w:sz w:val="20"/>
+                <w:szCs w:val="20"/>
+                <w:lang w:val="en-US"/>
+              </w:rPr>
+              <w:t>D</w:t>
+            </w:r>
+          </w:p>
+        </w:tc>
+        <w:tc>
+          <w:tcPr>
+            <w:tcW w:w="1276" w:type="dxa"/>
+          </w:tcPr>
+          <w:p>
+            <w:pPr>
+              <w:jc w:val="center"/>
+              <w:rPr>
+                <w:sz w:val="20"/>
+                <w:szCs w:val="20"/>
+                <w:lang w:val="en-US"/>
+              </w:rPr>
+            </w:pPr>
+            <w:r>
+              <w:rPr>
+                <w:rFonts w:ascii="Cambria Math" w:hAnsi="Cambria Math" w:cs="Calibri"/>
+                <w:sz w:val="20"/>
+                <w:szCs w:val="20"/>
+                <w:lang w:val="en-US"/>
+              </w:rPr>
+              <w:t>∅</w:t>
+            </w:r>
+          </w:p>
+        </w:tc>
+        <w:tc>
+          <w:tcPr>
+            <w:tcW w:w="992" w:type="dxa"/>
+          </w:tcPr>
+          <w:p>
+            <w:pPr>
+              <w:jc w:val="center"/>
+              <w:rPr>
+                <w:sz w:val="20"/>
+                <w:szCs w:val="20"/>
+                <w:lang w:val="en-US"/>
+              </w:rPr>
+            </w:pPr>
+            <w:r>
+              <w:rPr>
+                <w:rFonts w:ascii="Cambria Math" w:hAnsi="Cambria Math" w:cs="Calibri"/>
+                <w:sz w:val="22"/>
+                <w:szCs w:val="22"/>
+                <w:lang w:val="en-US"/>
+              </w:rPr>
+              <w:t>∅</w:t>
+            </w:r>
+          </w:p>
+        </w:tc>
+        <w:tc>
+          <w:tcPr>
+            <w:tcW w:w="851" w:type="dxa"/>
+            <w:tcBorders>
+              <w:right w:val="single" w:sz="4" w:space="0" w:color="auto"/>
+            </w:tcBorders>
+          </w:tcPr>
+          <w:p>
+            <w:pPr>
+              <w:jc w:val="center"/>
+              <w:rPr>
+                <w:sz w:val="20"/>
+                <w:szCs w:val="20"/>
+                <w:lang w:val="en-US"/>
+              </w:rPr>
+            </w:pPr>
+            <w:r>
+              <w:rPr>
+                <w:rFonts w:ascii="Cambria Math" w:hAnsi="Cambria Math" w:cs="Calibri"/>
+                <w:sz w:val="22"/>
+                <w:szCs w:val="22"/>
+                <w:lang w:val="en-US"/>
+              </w:rPr>
+              <w:t>∅</w:t>
+            </w:r>
+          </w:p>
+        </w:tc>
+        <w:tc>
+          <w:tcPr>
+            <w:tcW w:w="850" w:type="dxa"/>
+            <w:tcBorders>
+              <w:left w:val="single" w:sz="4" w:space="0" w:color="auto"/>
+              <w:right w:val="single" w:sz="4" w:space="0" w:color="auto"/>
+            </w:tcBorders>
+          </w:tcPr>
+          <w:p>
+            <w:pPr>
+              <w:jc w:val="center"/>
+              <w:rPr>
+                <w:sz w:val="20"/>
+                <w:szCs w:val="20"/>
+                <w:lang w:val="en-US"/>
+              </w:rPr>
+            </w:pPr>
+            <w:r>
+              <w:rPr>
+                <w:rFonts w:ascii="Cambria Math" w:hAnsi="Cambria Math" w:cs="Calibri"/>
+                <w:sz w:val="22"/>
+                <w:szCs w:val="22"/>
+                <w:lang w:val="en-US"/>
+              </w:rPr>
+              <w:t>∅</w:t>
+            </w:r>
+          </w:p>
+        </w:tc>
+        <w:tc>
+          <w:tcPr>
+            <w:tcW w:w="851" w:type="dxa"/>
+            <w:tcBorders>
+              <w:left w:val="single" w:sz="4" w:space="0" w:color="auto"/>
+              <w:right w:val="triple" w:sz="4" w:space="0" w:color="auto"/>
+            </w:tcBorders>
+          </w:tcPr>
+          <w:p>
+            <w:pPr>
+              <w:jc w:val="center"/>
+              <w:rPr>
+                <w:sz w:val="20"/>
+                <w:szCs w:val="20"/>
+                <w:lang w:val="en-US"/>
+              </w:rPr>
+            </w:pPr>
+            <w:r>
+              <w:rPr>
+                <w:sz w:val="20"/>
+                <w:szCs w:val="20"/>
+                <w:lang w:val="en-US"/>
+              </w:rPr>
+              <w:t>{4,5</w:t>
+            </w:r>
+            <w:r>
+              <w:rPr>
+                <w:sz w:val="20"/>
+                <w:szCs w:val="20"/>
+                <w:lang w:val="en-US"/>
+              </w:rPr>
+              <w:t>,8</w:t>
+            </w:r>
+            <w:r>
+              <w:rPr>
+                <w:sz w:val="20"/>
+                <w:szCs w:val="20"/>
+                <w:lang w:val="en-US"/>
+              </w:rPr>
+              <w:t>}</w:t>
+            </w:r>
+          </w:p>
+        </w:tc>
+        <w:tc>
+          <w:tcPr>
+            <w:tcW w:w="708" w:type="dxa"/>
+            <w:tcBorders>
+              <w:left w:val="triple" w:sz="4" w:space="0" w:color="auto"/>
+              <w:right w:val="double" w:sz="4" w:space="0" w:color="auto"/>
+            </w:tcBorders>
+          </w:tcPr>
+          <w:p>
+            <w:pPr>
+              <w:jc w:val="center"/>
+              <w:rPr>
+                <w:sz w:val="20"/>
+                <w:szCs w:val="20"/>
+                <w:lang w:val="en-US"/>
+              </w:rPr>
+            </w:pPr>
+          </w:p>
+        </w:tc>
+        <w:tc>
+          <w:tcPr>
+            <w:tcW w:w="709" w:type="dxa"/>
+            <w:tcBorders>
+              <w:left w:val="double" w:sz="4" w:space="0" w:color="auto"/>
+            </w:tcBorders>
+          </w:tcPr>
+          <w:p>
+            <w:pPr>
+              <w:jc w:val="center"/>
+              <w:rPr>
+                <w:sz w:val="20"/>
+                <w:szCs w:val="20"/>
+                <w:lang w:val="en-US"/>
+              </w:rPr>
+            </w:pPr>
+          </w:p>
+        </w:tc>
+      </w:tr>
+      <w:tr>
+        <w:tc>
+          <w:tcPr>
+            <w:tcW w:w="1696" w:type="dxa"/>
+          </w:tcPr>
+          <w:p>
+            <w:pPr>
+              <w:rPr>
+                <w:sz w:val="20"/>
+                <w:szCs w:val="20"/>
+                <w:lang w:val="en-US"/>
+              </w:rPr>
+            </w:pPr>
+            <w:r>
+              <w:rPr>
+                <w:sz w:val="20"/>
+                <w:szCs w:val="20"/>
+                <w:lang w:val="en-US"/>
+              </w:rPr>
+              <w:t>(a, v)</w:t>
+            </w:r>
+          </w:p>
+        </w:tc>
+        <w:tc>
+          <w:tcPr>
+            <w:tcW w:w="1276" w:type="dxa"/>
+          </w:tcPr>
+          <w:p>
+            <w:pPr>
+              <w:rPr>
+                <w:sz w:val="20"/>
+                <w:szCs w:val="20"/>
+                <w:lang w:val="en-US"/>
+              </w:rPr>
+            </w:pPr>
+            <w:r>
+              <w:rPr>
+                <w:sz w:val="20"/>
+                <w:szCs w:val="20"/>
+                <w:lang w:val="en-US"/>
+              </w:rPr>
+              <w:t>[(a, v)]</w:t>
+            </w:r>
+          </w:p>
+        </w:tc>
+        <w:tc>
+          <w:tcPr>
+            <w:tcW w:w="1276" w:type="dxa"/>
+          </w:tcPr>
+          <w:p>
+            <w:pPr>
+              <w:rPr>
+                <w:sz w:val="20"/>
+                <w:szCs w:val="20"/>
+                <w:lang w:val="en-US"/>
+              </w:rPr>
+            </w:pPr>
+            <w:r>
+              <w:rPr>
+                <w:sz w:val="20"/>
+                <w:szCs w:val="20"/>
+                <w:lang w:val="en-US"/>
+              </w:rPr>
+              <w:t>{1,2,3,4,5,6}</w:t>
+            </w:r>
+          </w:p>
+        </w:tc>
+        <w:tc>
+          <w:tcPr>
+            <w:tcW w:w="992" w:type="dxa"/>
+          </w:tcPr>
+          <w:p>
+            <w:pPr>
+              <w:rPr>
+                <w:sz w:val="20"/>
+                <w:szCs w:val="20"/>
+                <w:lang w:val="en-US"/>
+              </w:rPr>
+            </w:pPr>
+            <w:r>
+              <w:rPr>
+                <w:sz w:val="20"/>
+                <w:szCs w:val="20"/>
+                <w:lang w:val="en-US"/>
+              </w:rPr>
+              <w:t>{1,2,4,5}</w:t>
+            </w:r>
+          </w:p>
+        </w:tc>
+        <w:tc>
+          <w:tcPr>
+            <w:tcW w:w="851" w:type="dxa"/>
+            <w:tcBorders>
+              <w:right w:val="single" w:sz="4" w:space="0" w:color="auto"/>
+            </w:tcBorders>
+          </w:tcPr>
+          <w:p>
+            <w:pPr>
+              <w:rPr>
+                <w:sz w:val="20"/>
+                <w:szCs w:val="20"/>
+                <w:lang w:val="en-US"/>
+              </w:rPr>
+            </w:pPr>
+            <w:r>
+              <w:rPr>
+                <w:sz w:val="20"/>
+                <w:szCs w:val="20"/>
+                <w:lang w:val="en-US"/>
+              </w:rPr>
+              <w:t>{2,4,5}</w:t>
+            </w:r>
+          </w:p>
+        </w:tc>
+        <w:tc>
+          <w:tcPr>
+            <w:tcW w:w="850" w:type="dxa"/>
+            <w:tcBorders>
+              <w:left w:val="single" w:sz="4" w:space="0" w:color="auto"/>
+              <w:right w:val="single" w:sz="4" w:space="0" w:color="auto"/>
+            </w:tcBorders>
+          </w:tcPr>
+          <w:p>
+            <w:pPr>
+              <w:rPr>
+                <w:sz w:val="20"/>
+                <w:szCs w:val="20"/>
+                <w:lang w:val="en-US"/>
+              </w:rPr>
+            </w:pPr>
+            <w:r>
+              <w:rPr>
+                <w:sz w:val="20"/>
+                <w:szCs w:val="20"/>
+                <w:lang w:val="en-US"/>
+              </w:rPr>
+              <w:t>{2,4,5}</w:t>
+            </w:r>
+          </w:p>
+        </w:tc>
+        <w:tc>
+          <w:tcPr>
+            <w:tcW w:w="851" w:type="dxa"/>
+            <w:tcBorders>
+              <w:left w:val="single" w:sz="4" w:space="0" w:color="auto"/>
+              <w:right w:val="triple" w:sz="4" w:space="0" w:color="auto"/>
+            </w:tcBorders>
+          </w:tcPr>
+          <w:p>
+            <w:pPr>
+              <w:rPr>
+                <w:sz w:val="20"/>
+                <w:szCs w:val="20"/>
+                <w:lang w:val="en-US"/>
+              </w:rPr>
+            </w:pPr>
+            <w:r>
+              <w:rPr>
+                <w:sz w:val="20"/>
+                <w:szCs w:val="20"/>
+                <w:lang w:val="en-US"/>
+              </w:rPr>
+              <w:t>{4,5}</w:t>
+            </w:r>
+          </w:p>
+        </w:tc>
+        <w:tc>
+          <w:tcPr>
+            <w:tcW w:w="708" w:type="dxa"/>
+            <w:tcBorders>
+              <w:left w:val="triple" w:sz="4" w:space="0" w:color="auto"/>
+              <w:right w:val="double" w:sz="4" w:space="0" w:color="auto"/>
+            </w:tcBorders>
+          </w:tcPr>
+          <w:p>
+            <w:pPr>
+              <w:rPr>
+                <w:sz w:val="20"/>
+                <w:szCs w:val="20"/>
+                <w:lang w:val="en-US"/>
+              </w:rPr>
+            </w:pPr>
+            <w:r>
+              <w:rPr>
+                <w:sz w:val="20"/>
+                <w:szCs w:val="20"/>
+                <w:lang w:val="en-US"/>
+              </w:rPr>
+              <w:t>{7,8}</w:t>
+            </w:r>
+          </w:p>
+        </w:tc>
+        <w:tc>
+          <w:tcPr>
+            <w:tcW w:w="709" w:type="dxa"/>
+            <w:tcBorders>
+              <w:left w:val="double" w:sz="4" w:space="0" w:color="auto"/>
+            </w:tcBorders>
+          </w:tcPr>
+          <w:p>
+            <w:pPr>
+              <w:rPr>
+                <w:sz w:val="20"/>
+                <w:szCs w:val="20"/>
+                <w:lang w:val="en-US"/>
+              </w:rPr>
+            </w:pPr>
+            <w:r>
+              <w:rPr>
+                <w:sz w:val="20"/>
+                <w:szCs w:val="20"/>
+                <w:lang w:val="en-US"/>
+              </w:rPr>
+              <w:t>{7,8}</w:t>
+            </w:r>
+          </w:p>
+        </w:tc>
+      </w:tr>
+      <w:tr>
+        <w:tc>
+          <w:tcPr>
+            <w:tcW w:w="1696" w:type="dxa"/>
+          </w:tcPr>
+          <w:p>
+            <w:pPr>
+              <w:rPr>
+                <w:sz w:val="20"/>
+                <w:szCs w:val="20"/>
+                <w:lang w:val="en-US"/>
+              </w:rPr>
+            </w:pPr>
+            <w:r>
+              <w:rPr>
+                <w:sz w:val="20"/>
+                <w:szCs w:val="20"/>
+                <w:lang w:val="en-US"/>
+              </w:rPr>
+              <w:t>[(Temp, 96..97)]</w:t>
+            </w:r>
+          </w:p>
+        </w:tc>
+        <w:tc>
+          <w:tcPr>
+            <w:tcW w:w="1276" w:type="dxa"/>
+          </w:tcPr>
+          <w:p>
+            <w:pPr>
+              <w:rPr>
+                <w:sz w:val="20"/>
+                <w:szCs w:val="20"/>
+                <w:lang w:val="en-US"/>
+              </w:rPr>
+            </w:pPr>
+            <w:r>
+              <w:rPr>
+                <w:sz w:val="20"/>
+                <w:szCs w:val="20"/>
+                <w:lang w:val="en-US"/>
+              </w:rPr>
+              <w:t>{6,7,8}</w:t>
+            </w:r>
+          </w:p>
+        </w:tc>
+        <w:tc>
+          <w:tcPr>
+            <w:tcW w:w="1276" w:type="dxa"/>
+          </w:tcPr>
+          <w:p>
+            <w:pPr>
+              <w:rPr>
+                <w:sz w:val="20"/>
+                <w:szCs w:val="20"/>
+                <w:lang w:val="en-US"/>
+              </w:rPr>
+            </w:pPr>
+            <w:r>
+              <w:rPr>
+                <w:noProof/>
+                <w:sz w:val="20"/>
+                <w:szCs w:val="20"/>
+                <w:lang w:val="en-US"/>
+              </w:rPr>
+              <mc:AlternateContent>
+                <mc:Choice Requires="wps">
+                  <w:drawing>
+                    <wp:anchor distT="0" distB="0" distL="114300" distR="114300" simplePos="0" relativeHeight="251744256" behindDoc="0" locked="0" layoutInCell="1" allowOverlap="1" wp14:anchorId="2D5896D3" wp14:editId="3A9EF19F">
+                      <wp:simplePos x="0" y="0"/>
+                      <wp:positionH relativeFrom="column">
+                        <wp:posOffset>-79374</wp:posOffset>
+                      </wp:positionH>
+                      <wp:positionV relativeFrom="paragraph">
+                        <wp:posOffset>173567</wp:posOffset>
+                      </wp:positionV>
+                      <wp:extent cx="635000" cy="143933"/>
+                      <wp:effectExtent l="0" t="0" r="12700" b="8890"/>
+                      <wp:wrapNone/>
+                      <wp:docPr id="19" name="Oval 19"/>
+                      <wp:cNvGraphicFramePr/>
+                      <a:graphic xmlns:a="http://schemas.openxmlformats.org/drawingml/2006/main">
+                        <a:graphicData uri="http://schemas.microsoft.com/office/word/2010/wordprocessingShape">
+                          <wps:wsp>
+                            <wps:cNvSpPr/>
+                            <wps:spPr>
+                              <a:xfrm>
+                                <a:off x="0" y="0"/>
+                                <a:ext cx="635000" cy="143933"/>
+                              </a:xfrm>
+                              <a:prstGeom prst="ellipse">
+                                <a:avLst/>
+                              </a:prstGeom>
+                              <a:noFill/>
+                              <a:ln>
+                                <a:solidFill>
+                                  <a:srgbClr val="FF0000"/>
+                                </a:solidFill>
+                              </a:ln>
+                            </wps:spPr>
+                            <wps:style>
+                              <a:lnRef idx="2">
+                                <a:schemeClr val="accent1">
+                                  <a:shade val="50000"/>
+                                </a:schemeClr>
+                              </a:lnRef>
+                              <a:fillRef idx="1">
+                                <a:schemeClr val="accent1"/>
+                              </a:fillRef>
+                              <a:effectRef idx="0">
+                                <a:schemeClr val="accent1"/>
+                              </a:effectRef>
+                              <a:fontRef idx="minor">
+                                <a:schemeClr val="lt1"/>
+                              </a:fontRef>
+                            </wps:style>
+                            <wps:bodyPr rot="0" spcFirstLastPara="0" vertOverflow="overflow" horzOverflow="overflow" vert="horz" wrap="square" lIns="91440" tIns="45720" rIns="91440" bIns="45720" numCol="1" spcCol="0" rtlCol="0" fromWordArt="0" anchor="ctr" anchorCtr="0" forceAA="0" compatLnSpc="1">
+                              <a:prstTxWarp prst="textNoShape">
+                                <a:avLst/>
+                              </a:prstTxWarp>
+                              <a:noAutofit/>
+                            </wps:bodyPr>
+                          </wps:wsp>
+                        </a:graphicData>
+                      </a:graphic>
+                      <wp14:sizeRelH relativeFrom="margin">
+                        <wp14:pctWidth>0</wp14:pctWidth>
+                      </wp14:sizeRelH>
+                      <wp14:sizeRelV relativeFrom="margin">
+                        <wp14:pctHeight>0</wp14:pctHeight>
+                      </wp14:sizeRelV>
+                    </wp:anchor>
+                  </w:drawing>
+                </mc:Choice>
+                <mc:Fallback>
+                  <w:pict>
+                    <v:oval w14:anchorId="3A7D04E2" id="Oval 19" o:spid="_x0000_s1026" style="position:absolute;margin-left:-6.25pt;margin-top:13.65pt;width:50pt;height:11.35pt;z-index:251744256;visibility:visible;mso-wrap-style:square;mso-width-percent:0;mso-height-percent:0;mso-wrap-distance-left:9pt;mso-wrap-distance-top:0;mso-wrap-distance-right:9pt;mso-wrap-distance-bottom:0;mso-position-horizontal:absolute;mso-position-horizontal-relative:text;mso-position-vertical:absolute;mso-position-vertical-relative:text;mso-width-percent:0;mso-height-percent:0;mso-width-relative:margin;mso-height-relative:margin;v-text-anchor:middle" o:gfxdata="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" filled="f" strokecolor="red" strokeweight="1pt">
+                      <v:stroke joinstyle="miter"/>
+                    </v:oval>
+                  </w:pict>
+                </mc:Fallback>
+              </mc:AlternateContent>
+            </w:r>
+            <w:r>
+              <w:rPr>
+                <w:sz w:val="20"/>
+                <w:szCs w:val="20"/>
+                <w:lang w:val="en-US"/>
+              </w:rPr>
+              <w:t>{6}</w:t>
+            </w:r>
+          </w:p>
+        </w:tc>
+        <w:tc>
+          <w:tcPr>
+            <w:tcW w:w="992" w:type="dxa"/>
+          </w:tcPr>
+          <w:p>
+            <w:pPr>
+              <w:rPr>
+                <w:sz w:val="20"/>
+                <w:szCs w:val="20"/>
+                <w:lang w:val="en-US"/>
+              </w:rPr>
+            </w:pPr>
+            <w:r>
+              <w:rPr>
+                <w:sz w:val="20"/>
+                <w:szCs w:val="20"/>
+                <w:lang w:val="en-US"/>
+              </w:rPr>
+              <w:t>-</w:t>
+            </w:r>
+          </w:p>
+        </w:tc>
+        <w:tc>
+          <w:tcPr>
+            <w:tcW w:w="851" w:type="dxa"/>
+            <w:tcBorders>
+              <w:right w:val="single" w:sz="4" w:space="0" w:color="auto"/>
+            </w:tcBorders>
+          </w:tcPr>
+          <w:p>
+            <w:pPr>
+              <w:rPr>
+                <w:sz w:val="20"/>
+                <w:szCs w:val="20"/>
+                <w:lang w:val="en-US"/>
+              </w:rPr>
+            </w:pPr>
+            <w:r>
+              <w:rPr>
+                <w:sz w:val="20"/>
+                <w:szCs w:val="20"/>
+                <w:lang w:val="en-US"/>
+              </w:rPr>
+              <w:t>-</w:t>
+            </w:r>
+          </w:p>
+        </w:tc>
+        <w:tc>
+          <w:tcPr>
+            <w:tcW w:w="850" w:type="dxa"/>
+            <w:tcBorders>
+              <w:left w:val="single" w:sz="4" w:space="0" w:color="auto"/>
+              <w:right w:val="single" w:sz="4" w:space="0" w:color="auto"/>
+            </w:tcBorders>
+          </w:tcPr>
+          <w:p>
+            <w:pPr>
+              <w:rPr>
+                <w:sz w:val="20"/>
+                <w:szCs w:val="20"/>
+                <w:lang w:val="en-US"/>
+              </w:rPr>
+            </w:pPr>
+            <w:r>
+              <w:rPr>
+                <w:sz w:val="20"/>
+                <w:szCs w:val="20"/>
+                <w:lang w:val="en-US"/>
+              </w:rPr>
+              <w:t>-</w:t>
+            </w:r>
+          </w:p>
+        </w:tc>
+        <w:tc>
+          <w:tcPr>
+            <w:tcW w:w="851" w:type="dxa"/>
+            <w:tcBorders>
+              <w:left w:val="single" w:sz="4" w:space="0" w:color="auto"/>
+              <w:right w:val="triple" w:sz="4" w:space="0" w:color="auto"/>
+            </w:tcBorders>
+          </w:tcPr>
+          <w:p>
+            <w:pPr>
+              <w:rPr>
+                <w:noProof/>
+                <w:sz w:val="20"/>
+                <w:szCs w:val="20"/>
+                <w:lang w:val="en-US"/>
+              </w:rPr>
+            </w:pPr>
+            <w:r>
+              <w:rPr>
+                <w:noProof/>
+                <w:sz w:val="20"/>
+                <w:szCs w:val="20"/>
+                <w:lang w:val="en-US"/>
+              </w:rPr>
+              <w:t>-</w:t>
+            </w:r>
+          </w:p>
+        </w:tc>
+        <w:tc>
+          <w:tcPr>
+            <w:tcW w:w="708" w:type="dxa"/>
+            <w:tcBorders>
+              <w:left w:val="triple" w:sz="4" w:space="0" w:color="auto"/>
+              <w:right w:val="double" w:sz="4" w:space="0" w:color="auto"/>
+            </w:tcBorders>
+          </w:tcPr>
+          <w:p>
+            <w:pPr>
+              <w:rPr>
+                <w:sz w:val="20"/>
+                <w:szCs w:val="20"/>
+                <w:lang w:val="en-US"/>
+              </w:rPr>
+            </w:pPr>
+            <w:r>
+              <w:rPr>
+                <w:noProof/>
+                <w:sz w:val="20"/>
+                <w:szCs w:val="20"/>
+                <w:lang w:val="en-US"/>
+              </w:rPr>
+              <mc:AlternateContent>
+                <mc:Choice Requires="wps">
+                  <w:drawing>
+                    <wp:anchor distT="0" distB="0" distL="114300" distR="114300" simplePos="0" relativeHeight="251747328" behindDoc="0" locked="0" layoutInCell="1" allowOverlap="1" wp14:anchorId="7EA839D9" wp14:editId="16C038EA">
+                      <wp:simplePos x="0" y="0"/>
+                      <wp:positionH relativeFrom="column">
+                        <wp:posOffset>-61171</wp:posOffset>
+                      </wp:positionH>
+                      <wp:positionV relativeFrom="paragraph">
+                        <wp:posOffset>-12700</wp:posOffset>
+                      </wp:positionV>
+                      <wp:extent cx="406400" cy="186267"/>
+                      <wp:effectExtent l="0" t="0" r="12700" b="17145"/>
+                      <wp:wrapNone/>
+                      <wp:docPr id="20" name="Oval 20"/>
+                      <wp:cNvGraphicFramePr/>
+                      <a:graphic xmlns:a="http://schemas.openxmlformats.org/drawingml/2006/main">
+                        <a:graphicData uri="http://schemas.microsoft.com/office/word/2010/wordprocessingShape">
+                          <wps:wsp>
+                            <wps:cNvSpPr/>
+                            <wps:spPr>
+                              <a:xfrm>
+                                <a:off x="0" y="0"/>
+                                <a:ext cx="406400" cy="186267"/>
+                              </a:xfrm>
+                              <a:prstGeom prst="ellipse">
+                                <a:avLst/>
+                              </a:prstGeom>
+                              <a:noFill/>
+                              <a:ln>
+                                <a:solidFill>
+                                  <a:srgbClr val="FF0000"/>
+                                </a:solidFill>
+                              </a:ln>
+                            </wps:spPr>
+                            <wps:style>
+                              <a:lnRef idx="2">
+                                <a:schemeClr val="accent1">
+                                  <a:shade val="50000"/>
+                                </a:schemeClr>
+                              </a:lnRef>
+                              <a:fillRef idx="1">
+                                <a:schemeClr val="accent1"/>
+                              </a:fillRef>
+                              <a:effectRef idx="0">
+                                <a:schemeClr val="accent1"/>
+                              </a:effectRef>
+                              <a:fontRef idx="minor">
+                                <a:schemeClr val="lt1"/>
+                              </a:fontRef>
+                            </wps:style>
+                            <wps:bodyPr rot="0" spcFirstLastPara="0" vertOverflow="overflow" horzOverflow="overflow" vert="horz" wrap="square" lIns="91440" tIns="45720" rIns="91440" bIns="45720" numCol="1" spcCol="0" rtlCol="0" fromWordArt="0" anchor="ctr" anchorCtr="0" forceAA="0" compatLnSpc="1">
+                              <a:prstTxWarp prst="textNoShape">
+                                <a:avLst/>
+                              </a:prstTxWarp>
+                              <a:noAutofit/>
+                            </wps:bodyPr>
+                          </wps:wsp>
+                        </a:graphicData>
+                      </a:graphic>
+                      <wp14:sizeRelH relativeFrom="margin">
+                        <wp14:pctWidth>0</wp14:pctWidth>
+                      </wp14:sizeRelH>
+                      <wp14:sizeRelV relativeFrom="margin">
+                        <wp14:pctHeight>0</wp14:pctHeight>
+                      </wp14:sizeRelV>
+                    </wp:anchor>
+                  </w:drawing>
+                </mc:Choice>
+                <mc:Fallback>
+                  <w:pict>
+                    <v:oval w14:anchorId="3B1EC0E8" id="Oval 20" o:spid="_x0000_s1026" style="position:absolute;margin-left:-4.8pt;margin-top:-1pt;width:32pt;height:14.65pt;z-index:251747328;visibility:visible;mso-wrap-style:square;mso-width-percent:0;mso-height-percent:0;mso-wrap-distance-left:9pt;mso-wrap-distance-top:0;mso-wrap-distance-right:9pt;mso-wrap-distance-bottom:0;mso-position-horizontal:absolute;mso-position-horizontal-relative:text;mso-position-vertical:absolute;mso-position-vertical-relative:text;mso-width-percent:0;mso-height-percent:0;mso-width-relative:margin;mso-height-relative:margin;v-text-anchor:middle" o:gfxdata="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" filled="f" strokecolor="red" strokeweight="1pt">
+                      <v:stroke joinstyle="miter"/>
+                    </v:oval>
+                  </w:pict>
+                </mc:Fallback>
+              </mc:AlternateContent>
+            </w:r>
+            <w:r>
+              <w:rPr>
+                <w:sz w:val="20"/>
+                <w:szCs w:val="20"/>
+                <w:lang w:val="en-US"/>
+              </w:rPr>
+              <w:t>{7,8}</w:t>
+            </w:r>
+            <w:r>
+              <w:rPr>
+                <w:sz w:val="20"/>
+                <w:szCs w:val="20"/>
+                <w:vertAlign w:val="subscript"/>
+                <w:lang w:val="en-US"/>
+              </w:rPr>
+              <w:t>3</w:t>
+            </w:r>
+          </w:p>
+        </w:tc>
+        <w:tc>
+          <w:tcPr>
+            <w:tcW w:w="709" w:type="dxa"/>
+            <w:tcBorders>
+              <w:left w:val="double" w:sz="4" w:space="0" w:color="auto"/>
+            </w:tcBorders>
+          </w:tcPr>
+          <w:p>
+            <w:pPr>
+              <w:rPr>
+                <w:sz w:val="20"/>
+                <w:szCs w:val="20"/>
+                <w:lang w:val="en-US"/>
+              </w:rPr>
+            </w:pPr>
+            <w:r>
+              <w:rPr>
+                <w:sz w:val="20"/>
+                <w:szCs w:val="20"/>
+                <w:lang w:val="en-US"/>
+              </w:rPr>
+              <w:t>-</w:t>
+            </w:r>
+          </w:p>
+        </w:tc>
+      </w:tr>
+      <w:tr>
+        <w:tc>
+          <w:tcPr>
+            <w:tcW w:w="1696" w:type="dxa"/>
+          </w:tcPr>
+          <w:p>
+            <w:pPr>
+              <w:rPr>
+                <w:sz w:val="20"/>
+                <w:szCs w:val="20"/>
+                <w:lang w:val="en-US"/>
+              </w:rPr>
+            </w:pPr>
+            <w:r>
+              <w:rPr>
+                <w:sz w:val="20"/>
+                <w:szCs w:val="20"/>
+                <w:lang w:val="en-US"/>
+              </w:rPr>
+              <w:t>[(Temp, 97..100)]</w:t>
+            </w:r>
+          </w:p>
+        </w:tc>
+        <w:tc>
+          <w:tcPr>
+            <w:tcW w:w="1276" w:type="dxa"/>
+          </w:tcPr>
+          <w:p>
+            <w:pPr>
+              <w:rPr>
+                <w:sz w:val="20"/>
+                <w:szCs w:val="20"/>
+                <w:lang w:val="en-US"/>
+              </w:rPr>
+            </w:pPr>
+            <w:r>
+              <w:rPr>
+                <w:sz w:val="20"/>
+                <w:szCs w:val="20"/>
+                <w:lang w:val="en-US"/>
+              </w:rPr>
+              <w:t>{1,2,4,5,8}</w:t>
+            </w:r>
+          </w:p>
+        </w:tc>
+        <w:tc>
+          <w:tcPr>
+            <w:tcW w:w="1276" w:type="dxa"/>
+          </w:tcPr>
+          <w:p>
+            <w:pPr>
+              <w:rPr>
+                <w:sz w:val="20"/>
+                <w:szCs w:val="20"/>
+                <w:lang w:val="en-US"/>
+              </w:rPr>
+            </w:pPr>
+            <w:r>
+              <w:rPr>
+                <w:sz w:val="20"/>
+                <w:szCs w:val="20"/>
+                <w:lang w:val="en-US"/>
+              </w:rPr>
+              <w:t>{1,2,4,5}</w:t>
+            </w:r>
+            <w:r>
+              <w:rPr>
+                <w:sz w:val="20"/>
+                <w:szCs w:val="20"/>
+                <w:vertAlign w:val="subscript"/>
+                <w:lang w:val="en-US"/>
+              </w:rPr>
+              <w:t>5</w:t>
+            </w:r>
+          </w:p>
+        </w:tc>
+        <w:tc>
+          <w:tcPr>
+            <w:tcW w:w="992" w:type="dxa"/>
+          </w:tcPr>
+          <w:p>
+            <w:pPr>
+              <w:rPr>
+                <w:sz w:val="20"/>
+                <w:szCs w:val="20"/>
+                <w:lang w:val="en-US"/>
+              </w:rPr>
+            </w:pPr>
+            <w:r>
+              <w:rPr>
+                <w:sz w:val="20"/>
+                <w:szCs w:val="20"/>
+                <w:lang w:val="en-US"/>
+              </w:rPr>
+              <w:t>-</w:t>
+            </w:r>
+          </w:p>
+        </w:tc>
+        <w:tc>
+          <w:tcPr>
+            <w:tcW w:w="851" w:type="dxa"/>
+            <w:tcBorders>
+              <w:right w:val="single" w:sz="4" w:space="0" w:color="auto"/>
+            </w:tcBorders>
+          </w:tcPr>
+          <w:p>
+            <w:pPr>
+              <w:rPr>
+                <w:sz w:val="20"/>
+                <w:szCs w:val="20"/>
+                <w:lang w:val="en-US"/>
+              </w:rPr>
+            </w:pPr>
+            <w:r>
+              <w:rPr>
+                <w:sz w:val="20"/>
+                <w:szCs w:val="20"/>
+                <w:lang w:val="en-US"/>
+              </w:rPr>
+              <w:t>-</w:t>
+            </w:r>
+          </w:p>
+        </w:tc>
+        <w:tc>
+          <w:tcPr>
+            <w:tcW w:w="850" w:type="dxa"/>
+            <w:tcBorders>
+              <w:left w:val="single" w:sz="4" w:space="0" w:color="auto"/>
+              <w:right w:val="single" w:sz="4" w:space="0" w:color="auto"/>
+            </w:tcBorders>
+          </w:tcPr>
+          <w:p>
+            <w:pPr>
+              <w:rPr>
+                <w:sz w:val="20"/>
+                <w:szCs w:val="20"/>
+                <w:lang w:val="en-US"/>
+              </w:rPr>
+            </w:pPr>
+            <w:r>
+              <w:rPr>
+                <w:noProof/>
+                <w:sz w:val="20"/>
+                <w:szCs w:val="20"/>
+                <w:lang w:val="en-US"/>
+              </w:rPr>
+              <mc:AlternateContent>
+                <mc:Choice Requires="wps">
+                  <w:drawing>
+                    <wp:anchor distT="0" distB="0" distL="114300" distR="114300" simplePos="0" relativeHeight="251749376" behindDoc="0" locked="0" layoutInCell="1" allowOverlap="1" wp14:anchorId="67541EE1" wp14:editId="21318E95">
+                      <wp:simplePos x="0" y="0"/>
+                      <wp:positionH relativeFrom="column">
+                        <wp:posOffset>-53763</wp:posOffset>
+                      </wp:positionH>
+                      <wp:positionV relativeFrom="paragraph">
+                        <wp:posOffset>156210</wp:posOffset>
+                      </wp:positionV>
+                      <wp:extent cx="406400" cy="186055"/>
+                      <wp:effectExtent l="0" t="0" r="12700" b="17145"/>
+                      <wp:wrapNone/>
+                      <wp:docPr id="21" name="Oval 21"/>
+                      <wp:cNvGraphicFramePr/>
+                      <a:graphic xmlns:a="http://schemas.openxmlformats.org/drawingml/2006/main">
+                        <a:graphicData uri="http://schemas.microsoft.com/office/word/2010/wordprocessingShape">
+                          <wps:wsp>
+                            <wps:cNvSpPr/>
+                            <wps:spPr>
+                              <a:xfrm>
+                                <a:off x="0" y="0"/>
+                                <a:ext cx="406400" cy="186055"/>
+                              </a:xfrm>
+                              <a:prstGeom prst="ellipse">
+                                <a:avLst/>
+                              </a:prstGeom>
+                              <a:noFill/>
+                              <a:ln>
+                                <a:solidFill>
+                                  <a:srgbClr val="FF0000"/>
+                                </a:solidFill>
+                              </a:ln>
+                            </wps:spPr>
+                            <wps:style>
+                              <a:lnRef idx="2">
+                                <a:schemeClr val="accent1">
+                                  <a:shade val="50000"/>
+                                </a:schemeClr>
+                              </a:lnRef>
+                              <a:fillRef idx="1">
+                                <a:schemeClr val="accent1"/>
+                              </a:fillRef>
+                              <a:effectRef idx="0">
+                                <a:schemeClr val="accent1"/>
+                              </a:effectRef>
+                              <a:fontRef idx="minor">
+                                <a:schemeClr val="lt1"/>
+                              </a:fontRef>
+                            </wps:style>
+                            <wps:bodyPr rot="0" spcFirstLastPara="0" vertOverflow="overflow" horzOverflow="overflow" vert="horz" wrap="square" lIns="91440" tIns="45720" rIns="91440" bIns="45720" numCol="1" spcCol="0" rtlCol="0" fromWordArt="0" anchor="ctr" anchorCtr="0" forceAA="0" compatLnSpc="1">
+                              <a:prstTxWarp prst="textNoShape">
+                                <a:avLst/>
+                              </a:prstTxWarp>
+                              <a:noAutofit/>
+                            </wps:bodyPr>
+                          </wps:wsp>
+                        </a:graphicData>
+                      </a:graphic>
+                      <wp14:sizeRelH relativeFrom="margin">
+                        <wp14:pctWidth>0</wp14:pctWidth>
+                      </wp14:sizeRelH>
+                      <wp14:sizeRelV relativeFrom="margin">
+                        <wp14:pctHeight>0</wp14:pctHeight>
+                      </wp14:sizeRelV>
+                    </wp:anchor>
+                  </w:drawing>
+                </mc:Choice>
+                <mc:Fallback>
+                  <w:pict>
+                    <v:oval w14:anchorId="0C74A015" id="Oval 21" o:spid="_x0000_s1026" style="position:absolute;margin-left:-4.25pt;margin-top:12.3pt;width:32pt;height:14.65pt;z-index:251749376;visibility:visible;mso-wrap-style:square;mso-width-percent:0;mso-height-percent:0;mso-wrap-distance-left:9pt;mso-wrap-distance-top:0;mso-wrap-distance-right:9pt;mso-wrap-distance-bottom:0;mso-position-horizontal:absolute;mso-position-horizontal-relative:text;mso-position-vertical:absolute;mso-position-vertical-relative:text;mso-width-percent:0;mso-height-percent:0;mso-width-relative:margin;mso-height-relative:margin;v-text-anchor:middle" o:gfxdata="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" filled="f" strokecolor="red" strokeweight="1pt">
+                      <v:stroke joinstyle="miter"/>
+                    </v:oval>
+                  </w:pict>
+                </mc:Fallback>
+              </mc:AlternateContent>
+            </w:r>
+            <w:r>
+              <w:rPr>
+                <w:sz w:val="20"/>
+                <w:szCs w:val="20"/>
+                <w:lang w:val="en-US"/>
+              </w:rPr>
+              <w:t>-</w:t>
+            </w:r>
+          </w:p>
+        </w:tc>
+        <w:tc>
+          <w:tcPr>
+            <w:tcW w:w="851" w:type="dxa"/>
+            <w:tcBorders>
+              <w:left w:val="single" w:sz="4" w:space="0" w:color="auto"/>
+              <w:right w:val="triple" w:sz="4" w:space="0" w:color="auto"/>
+            </w:tcBorders>
+          </w:tcPr>
+          <w:p>
+            <w:pPr>
+              <w:rPr>
+                <w:sz w:val="20"/>
+                <w:szCs w:val="20"/>
+                <w:lang w:val="en-US"/>
+              </w:rPr>
+            </w:pPr>
+            <w:r>
+              <w:rPr>
+                <w:sz w:val="20"/>
+                <w:szCs w:val="20"/>
+                <w:lang w:val="en-US"/>
+              </w:rPr>
+              <w:t>-</w:t>
+            </w:r>
+          </w:p>
+        </w:tc>
+        <w:tc>
+          <w:tcPr>
+            <w:tcW w:w="708" w:type="dxa"/>
+            <w:tcBorders>
+              <w:left w:val="triple" w:sz="4" w:space="0" w:color="auto"/>
+              <w:right w:val="double" w:sz="4" w:space="0" w:color="auto"/>
+            </w:tcBorders>
+          </w:tcPr>
+          <w:p>
+            <w:pPr>
+              <w:rPr>
+                <w:sz w:val="20"/>
+                <w:szCs w:val="20"/>
+                <w:lang w:val="en-US"/>
+              </w:rPr>
+            </w:pPr>
+            <w:r>
+              <w:rPr>
+                <w:sz w:val="20"/>
+                <w:szCs w:val="20"/>
+                <w:lang w:val="en-US"/>
+              </w:rPr>
+              <w:t>{8}</w:t>
+            </w:r>
+          </w:p>
+        </w:tc>
+        <w:tc>
+          <w:tcPr>
+            <w:tcW w:w="709" w:type="dxa"/>
+            <w:tcBorders>
+              <w:left w:val="double" w:sz="4" w:space="0" w:color="auto"/>
+            </w:tcBorders>
+          </w:tcPr>
+          <w:p>
+            <w:pPr>
+              <w:rPr>
+                <w:sz w:val="20"/>
+                <w:szCs w:val="20"/>
+                <w:lang w:val="en-US"/>
+              </w:rPr>
+            </w:pPr>
+            <w:r>
+              <w:rPr>
+                <w:sz w:val="20"/>
+                <w:szCs w:val="20"/>
+                <w:lang w:val="en-US"/>
+              </w:rPr>
+              <w:t>{8}</w:t>
+            </w:r>
+          </w:p>
+        </w:tc>
+      </w:tr>
+      <w:tr>
+        <w:tc>
+          <w:tcPr>
+            <w:tcW w:w="1696" w:type="dxa"/>
+          </w:tcPr>
+          <w:p>
+            <w:pPr>
+              <w:rPr>
+                <w:sz w:val="20"/>
+                <w:szCs w:val="20"/>
+                <w:lang w:val="en-US"/>
+              </w:rPr>
+            </w:pPr>
+            <w:r>
+              <w:rPr>
+                <w:sz w:val="20"/>
+                <w:szCs w:val="20"/>
+                <w:lang w:val="en-US"/>
+              </w:rPr>
+              <w:t>[(Temp, 96..99)]</w:t>
+            </w:r>
+          </w:p>
+        </w:tc>
+        <w:tc>
+          <w:tcPr>
+            <w:tcW w:w="1276" w:type="dxa"/>
+          </w:tcPr>
+          <w:p>
+            <w:pPr>
+              <w:rPr>
+                <w:sz w:val="20"/>
+                <w:szCs w:val="20"/>
+                <w:lang w:val="en-US"/>
+              </w:rPr>
+            </w:pPr>
+            <w:r>
+              <w:rPr>
+                <w:sz w:val="20"/>
+                <w:szCs w:val="20"/>
+                <w:lang w:val="en-US"/>
+              </w:rPr>
+              <w:t>{1,4,5,6,7,8}</w:t>
+            </w:r>
+          </w:p>
+        </w:tc>
+        <w:tc>
+          <w:tcPr>
+            <w:tcW w:w="1276" w:type="dxa"/>
+          </w:tcPr>
+          <w:p>
+            <w:pPr>
+              <w:rPr>
+                <w:sz w:val="20"/>
+                <w:szCs w:val="20"/>
+                <w:lang w:val="en-US"/>
+              </w:rPr>
+            </w:pPr>
+            <w:r>
+              <w:rPr>
+                <w:sz w:val="20"/>
+                <w:szCs w:val="20"/>
+                <w:lang w:val="en-US"/>
+              </w:rPr>
+              <w:t>{1,4,5,6}</w:t>
+            </w:r>
+            <w:r>
+              <w:rPr>
+                <w:sz w:val="20"/>
+                <w:szCs w:val="20"/>
+                <w:vertAlign w:val="subscript"/>
+                <w:lang w:val="en-US"/>
+              </w:rPr>
+              <w:t>6</w:t>
+            </w:r>
+          </w:p>
+        </w:tc>
+        <w:tc>
+          <w:tcPr>
+            <w:tcW w:w="992" w:type="dxa"/>
+          </w:tcPr>
+          <w:p>
+            <w:pPr>
+              <w:rPr>
+                <w:sz w:val="20"/>
+                <w:szCs w:val="20"/>
+                <w:lang w:val="en-US"/>
+              </w:rPr>
+            </w:pPr>
+            <w:r>
+              <w:rPr>
+                <w:sz w:val="20"/>
+                <w:szCs w:val="20"/>
+                <w:lang w:val="en-US"/>
+              </w:rPr>
+              <w:t>{1,4,5}</w:t>
+            </w:r>
+            <w:r>
+              <w:rPr>
+                <w:sz w:val="20"/>
+                <w:szCs w:val="20"/>
+                <w:vertAlign w:val="subscript"/>
+                <w:lang w:val="en-US"/>
+              </w:rPr>
+              <w:t>6</w:t>
+            </w:r>
+          </w:p>
+        </w:tc>
+        <w:tc>
+          <w:tcPr>
+            <w:tcW w:w="851" w:type="dxa"/>
+            <w:tcBorders>
+              <w:right w:val="single" w:sz="4" w:space="0" w:color="auto"/>
+            </w:tcBorders>
+          </w:tcPr>
+          <w:p>
+            <w:pPr>
+              <w:rPr>
+                <w:sz w:val="20"/>
+                <w:szCs w:val="20"/>
+                <w:lang w:val="en-US"/>
+              </w:rPr>
+            </w:pPr>
+            <w:r>
+              <w:rPr>
+                <w:sz w:val="20"/>
+                <w:szCs w:val="20"/>
+                <w:lang w:val="en-US"/>
+              </w:rPr>
+              <w:t>{4,5}</w:t>
+            </w:r>
+          </w:p>
+        </w:tc>
+        <w:tc>
+          <w:tcPr>
+            <w:tcW w:w="850" w:type="dxa"/>
+            <w:tcBorders>
+              <w:left w:val="single" w:sz="4" w:space="0" w:color="auto"/>
+              <w:right w:val="single" w:sz="4" w:space="0" w:color="auto"/>
+            </w:tcBorders>
+          </w:tcPr>
+          <w:p>
+            <w:pPr>
+              <w:rPr>
+                <w:sz w:val="20"/>
+                <w:szCs w:val="20"/>
+                <w:lang w:val="en-US"/>
+              </w:rPr>
+            </w:pPr>
+            <w:r>
+              <w:rPr>
+                <w:sz w:val="20"/>
+                <w:szCs w:val="20"/>
+                <w:lang w:val="en-US"/>
+              </w:rPr>
+              <w:t>{4,5}</w:t>
+            </w:r>
+          </w:p>
+        </w:tc>
+        <w:tc>
+          <w:tcPr>
+            <w:tcW w:w="851" w:type="dxa"/>
+            <w:tcBorders>
+              <w:left w:val="single" w:sz="4" w:space="0" w:color="auto"/>
+              <w:right w:val="triple" w:sz="4" w:space="0" w:color="auto"/>
+            </w:tcBorders>
+          </w:tcPr>
+          <w:p>
+            <w:pPr>
+              <w:rPr>
+                <w:sz w:val="20"/>
+                <w:szCs w:val="20"/>
+                <w:lang w:val="en-US"/>
+              </w:rPr>
+            </w:pPr>
+            <w:r>
+              <w:rPr>
+                <w:sz w:val="20"/>
+                <w:szCs w:val="20"/>
+                <w:lang w:val="en-US"/>
+              </w:rPr>
+              <w:t>-</w:t>
+            </w:r>
+          </w:p>
+        </w:tc>
+        <w:tc>
+          <w:tcPr>
+            <w:tcW w:w="708" w:type="dxa"/>
+            <w:tcBorders>
+              <w:left w:val="triple" w:sz="4" w:space="0" w:color="auto"/>
+              <w:right w:val="double" w:sz="4" w:space="0" w:color="auto"/>
+            </w:tcBorders>
+          </w:tcPr>
+          <w:p>
+            <w:pPr>
+              <w:rPr>
+                <w:sz w:val="20"/>
+                <w:szCs w:val="20"/>
+                <w:lang w:val="en-US"/>
+              </w:rPr>
+            </w:pPr>
+            <w:r>
+              <w:rPr>
+                <w:sz w:val="20"/>
+                <w:szCs w:val="20"/>
+                <w:lang w:val="en-US"/>
+              </w:rPr>
+              <w:t>{7,8}</w:t>
+            </w:r>
+            <w:r>
+              <w:rPr>
+                <w:sz w:val="20"/>
+                <w:szCs w:val="20"/>
+                <w:vertAlign w:val="subscript"/>
+                <w:lang w:val="en-US"/>
+              </w:rPr>
+              <w:t>6</w:t>
+            </w:r>
+          </w:p>
+        </w:tc>
+        <w:tc>
+          <w:tcPr>
+            <w:tcW w:w="709" w:type="dxa"/>
+            <w:tcBorders>
+              <w:left w:val="double" w:sz="4" w:space="0" w:color="auto"/>
+            </w:tcBorders>
+          </w:tcPr>
+          <w:p>
+            <w:pPr>
+              <w:rPr>
+                <w:sz w:val="20"/>
+                <w:szCs w:val="20"/>
+                <w:lang w:val="en-US"/>
+              </w:rPr>
+            </w:pPr>
+            <w:r>
+              <w:rPr>
+                <w:sz w:val="20"/>
+                <w:szCs w:val="20"/>
+                <w:lang w:val="en-US"/>
+              </w:rPr>
+              <w:t>{7,8}</w:t>
+            </w:r>
+            <w:r>
+              <w:rPr>
+                <w:sz w:val="20"/>
+                <w:szCs w:val="20"/>
+                <w:vertAlign w:val="subscript"/>
+                <w:lang w:val="en-US"/>
+              </w:rPr>
+              <w:t>6</w:t>
+            </w:r>
+          </w:p>
+        </w:tc>
+      </w:tr>
+      <w:tr>
+        <w:tc>
+          <w:tcPr>
+            <w:tcW w:w="1696" w:type="dxa"/>
+          </w:tcPr>
+          <w:p>
+            <w:pPr>
+              <w:rPr>
+                <w:sz w:val="20"/>
+                <w:szCs w:val="20"/>
+                <w:lang w:val="en-US"/>
+              </w:rPr>
+            </w:pPr>
+            <w:r>
+              <w:rPr>
+                <w:sz w:val="20"/>
+                <w:szCs w:val="20"/>
+                <w:lang w:val="en-US"/>
+              </w:rPr>
+              <w:t>[(Temp, 99..100)]</w:t>
+            </w:r>
+          </w:p>
+        </w:tc>
+        <w:tc>
+          <w:tcPr>
+            <w:tcW w:w="1276" w:type="dxa"/>
+          </w:tcPr>
+          <w:p>
+            <w:pPr>
+              <w:rPr>
+                <w:sz w:val="20"/>
+                <w:szCs w:val="20"/>
+                <w:lang w:val="en-US"/>
+              </w:rPr>
+            </w:pPr>
+            <w:r>
+              <w:rPr>
+                <w:sz w:val="20"/>
+                <w:szCs w:val="20"/>
+                <w:lang w:val="en-US"/>
+              </w:rPr>
+              <w:t>{2,8}</w:t>
+            </w:r>
+          </w:p>
+        </w:tc>
+        <w:tc>
+          <w:tcPr>
+            <w:tcW w:w="1276" w:type="dxa"/>
+          </w:tcPr>
+          <w:p>
+            <w:pPr>
+              <w:rPr>
+                <w:sz w:val="20"/>
+                <w:szCs w:val="20"/>
+                <w:lang w:val="en-US"/>
+              </w:rPr>
+            </w:pPr>
+            <w:r>
+              <w:rPr>
+                <w:sz w:val="20"/>
+                <w:szCs w:val="20"/>
+                <w:lang w:val="en-US"/>
+              </w:rPr>
+              <w:t>{2}</w:t>
+            </w:r>
+          </w:p>
+        </w:tc>
+        <w:tc>
+          <w:tcPr>
+            <w:tcW w:w="992" w:type="dxa"/>
+          </w:tcPr>
+          <w:p>
+            <w:pPr>
+              <w:rPr>
+                <w:sz w:val="20"/>
+                <w:szCs w:val="20"/>
+                <w:lang w:val="en-US"/>
+              </w:rPr>
+            </w:pPr>
+            <w:r>
+              <w:rPr>
+                <w:noProof/>
+                <w:sz w:val="20"/>
+                <w:szCs w:val="20"/>
+                <w:lang w:val="en-US"/>
+              </w:rPr>
+              <mc:AlternateContent>
+                <mc:Choice Requires="wps">
+                  <w:drawing>
+                    <wp:anchor distT="0" distB="0" distL="114300" distR="114300" simplePos="0" relativeHeight="251745280" behindDoc="0" locked="0" layoutInCell="1" allowOverlap="1" wp14:anchorId="0537B2BD" wp14:editId="44D0B083">
+                      <wp:simplePos x="0" y="0"/>
+                      <wp:positionH relativeFrom="column">
+                        <wp:posOffset>-51435</wp:posOffset>
+                      </wp:positionH>
+                      <wp:positionV relativeFrom="paragraph">
+                        <wp:posOffset>137583</wp:posOffset>
+                      </wp:positionV>
+                      <wp:extent cx="516255" cy="194310"/>
+                      <wp:effectExtent l="0" t="0" r="17145" b="8890"/>
+                      <wp:wrapNone/>
+                      <wp:docPr id="22" name="Oval 22"/>
+                      <wp:cNvGraphicFramePr/>
+                      <a:graphic xmlns:a="http://schemas.openxmlformats.org/drawingml/2006/main">
+                        <a:graphicData uri="http://schemas.microsoft.com/office/word/2010/wordprocessingShape">
+                          <wps:wsp>
+                            <wps:cNvSpPr/>
+                            <wps:spPr>
+                              <a:xfrm>
+                                <a:off x="0" y="0"/>
+                                <a:ext cx="516255" cy="194310"/>
+                              </a:xfrm>
+                              <a:prstGeom prst="ellipse">
+                                <a:avLst/>
+                              </a:prstGeom>
+                              <a:noFill/>
+                              <a:ln>
+                                <a:solidFill>
+                                  <a:srgbClr val="FF0000"/>
+                                </a:solidFill>
+                              </a:ln>
+                            </wps:spPr>
+                            <wps:style>
+                              <a:lnRef idx="2">
+                                <a:schemeClr val="accent1">
+                                  <a:shade val="50000"/>
+                                </a:schemeClr>
+                              </a:lnRef>
+                              <a:fillRef idx="1">
+                                <a:schemeClr val="accent1"/>
+                              </a:fillRef>
+                              <a:effectRef idx="0">
+                                <a:schemeClr val="accent1"/>
+                              </a:effectRef>
+                              <a:fontRef idx="minor">
+                                <a:schemeClr val="lt1"/>
+                              </a:fontRef>
+                            </wps:style>
+                            <wps:bodyPr rot="0" spcFirstLastPara="0" vertOverflow="overflow" horzOverflow="overflow" vert="horz" wrap="square" lIns="91440" tIns="45720" rIns="91440" bIns="45720" numCol="1" spcCol="0" rtlCol="0" fromWordArt="0" anchor="ctr" anchorCtr="0" forceAA="0" compatLnSpc="1">
+                              <a:prstTxWarp prst="textNoShape">
+                                <a:avLst/>
+                              </a:prstTxWarp>
+                              <a:noAutofit/>
+                            </wps:bodyPr>
+                          </wps:wsp>
+                        </a:graphicData>
+                      </a:graphic>
+                      <wp14:sizeRelH relativeFrom="margin">
+                        <wp14:pctWidth>0</wp14:pctWidth>
+                      </wp14:sizeRelH>
+                      <wp14:sizeRelV relativeFrom="margin">
+                        <wp14:pctHeight>0</wp14:pctHeight>
+                      </wp14:sizeRelV>
+                    </wp:anchor>
+                  </w:drawing>
+                </mc:Choice>
+                <mc:Fallback>
+                  <w:pict>
+                    <v:oval w14:anchorId="479C5A52" id="Oval 22" o:spid="_x0000_s1026" style="position:absolute;margin-left:-4.05pt;margin-top:10.85pt;width:40.65pt;height:15.3pt;z-index:251745280;visibility:visible;mso-wrap-style:square;mso-width-percent:0;mso-height-percent:0;mso-wrap-distance-left:9pt;mso-wrap-distance-top:0;mso-wrap-distance-right:9pt;mso-wrap-distance-bottom:0;mso-position-horizontal:absolute;mso-position-horizontal-relative:text;mso-position-vertical:absolute;mso-position-vertical-relative:text;mso-width-percent:0;mso-height-percent:0;mso-width-relative:margin;mso-height-relative:margin;v-text-anchor:middle" o:gfxdata="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" filled="f" strokecolor="red" strokeweight="1pt">
+                      <v:stroke joinstyle="miter"/>
+                    </v:oval>
+                  </w:pict>
+                </mc:Fallback>
+              </mc:AlternateContent>
+            </w:r>
+            <w:r>
+              <w:rPr>
+                <w:sz w:val="20"/>
+                <w:szCs w:val="20"/>
+                <w:lang w:val="en-US"/>
+              </w:rPr>
+              <w:t>{2}</w:t>
+            </w:r>
+          </w:p>
+        </w:tc>
+        <w:tc>
+          <w:tcPr>
+            <w:tcW w:w="851" w:type="dxa"/>
+            <w:tcBorders>
+              <w:right w:val="single" w:sz="4" w:space="0" w:color="auto"/>
+            </w:tcBorders>
+          </w:tcPr>
+          <w:p>
+            <w:pPr>
+              <w:rPr>
+                <w:sz w:val="20"/>
+                <w:szCs w:val="20"/>
+                <w:lang w:val="en-US"/>
+              </w:rPr>
+            </w:pPr>
+            <w:r>
+              <w:rPr>
+                <w:sz w:val="20"/>
+                <w:szCs w:val="20"/>
+                <w:lang w:val="en-US"/>
+              </w:rPr>
+              <w:t>{2}</w:t>
+            </w:r>
+          </w:p>
+        </w:tc>
+        <w:tc>
+          <w:tcPr>
+            <w:tcW w:w="850" w:type="dxa"/>
+            <w:tcBorders>
+              <w:left w:val="single" w:sz="4" w:space="0" w:color="auto"/>
+              <w:right w:val="single" w:sz="4" w:space="0" w:color="auto"/>
+            </w:tcBorders>
+          </w:tcPr>
+          <w:p>
+            <w:pPr>
+              <w:rPr>
+                <w:sz w:val="20"/>
+                <w:szCs w:val="20"/>
+                <w:lang w:val="en-US"/>
+              </w:rPr>
+            </w:pPr>
+            <w:r>
+              <w:rPr>
+                <w:sz w:val="20"/>
+                <w:szCs w:val="20"/>
+                <w:lang w:val="en-US"/>
+              </w:rPr>
+              <w:t>{2}</w:t>
+            </w:r>
+          </w:p>
+        </w:tc>
+        <w:tc>
+          <w:tcPr>
+            <w:tcW w:w="851" w:type="dxa"/>
+            <w:tcBorders>
+              <w:left w:val="single" w:sz="4" w:space="0" w:color="auto"/>
+              <w:right w:val="triple" w:sz="4" w:space="0" w:color="auto"/>
+            </w:tcBorders>
+          </w:tcPr>
+          <w:p>
+            <w:pPr>
+              <w:rPr>
+                <w:sz w:val="20"/>
+                <w:szCs w:val="20"/>
+                <w:lang w:val="en-US"/>
+              </w:rPr>
+            </w:pPr>
+            <w:r>
+              <w:rPr>
+                <w:sz w:val="20"/>
+                <w:szCs w:val="20"/>
+                <w:lang w:val="en-US"/>
+              </w:rPr>
+              <w:t>-</w:t>
+            </w:r>
+          </w:p>
+        </w:tc>
+        <w:tc>
+          <w:tcPr>
+            <w:tcW w:w="708" w:type="dxa"/>
+            <w:tcBorders>
+              <w:left w:val="triple" w:sz="4" w:space="0" w:color="auto"/>
+              <w:right w:val="double" w:sz="4" w:space="0" w:color="auto"/>
+            </w:tcBorders>
+          </w:tcPr>
+          <w:p>
+            <w:pPr>
+              <w:rPr>
+                <w:sz w:val="20"/>
+                <w:szCs w:val="20"/>
+                <w:lang w:val="en-US"/>
+              </w:rPr>
+            </w:pPr>
+            <w:r>
+              <w:rPr>
+                <w:sz w:val="20"/>
+                <w:szCs w:val="20"/>
+                <w:lang w:val="en-US"/>
+              </w:rPr>
+              <w:t>{8}</w:t>
+            </w:r>
+          </w:p>
+        </w:tc>
+        <w:tc>
+          <w:tcPr>
+            <w:tcW w:w="709" w:type="dxa"/>
+            <w:tcBorders>
+              <w:left w:val="double" w:sz="4" w:space="0" w:color="auto"/>
+            </w:tcBorders>
+          </w:tcPr>
+          <w:p>
+            <w:pPr>
+              <w:rPr>
+                <w:sz w:val="20"/>
+                <w:szCs w:val="20"/>
+                <w:lang w:val="en-US"/>
+              </w:rPr>
+            </w:pPr>
+            <w:r>
+              <w:rPr>
+                <w:sz w:val="20"/>
+                <w:szCs w:val="20"/>
+                <w:lang w:val="en-US"/>
+              </w:rPr>
+              <w:t>{8}</w:t>
+            </w:r>
+          </w:p>
+        </w:tc>
+      </w:tr>
+      <w:tr>
+        <w:tc>
+          <w:tcPr>
+            <w:tcW w:w="1696" w:type="dxa"/>
+          </w:tcPr>
+          <w:p>
+            <w:pPr>
+              <w:rPr>
+                <w:sz w:val="20"/>
+                <w:szCs w:val="20"/>
+                <w:lang w:val="en-US"/>
+              </w:rPr>
+            </w:pPr>
+            <w:r>
+              <w:rPr>
+                <w:sz w:val="20"/>
+                <w:szCs w:val="20"/>
+                <w:lang w:val="en-US"/>
+              </w:rPr>
+              <w:t>[(Headache, yes)]</w:t>
+            </w:r>
+          </w:p>
+        </w:tc>
+        <w:tc>
+          <w:tcPr>
+            <w:tcW w:w="1276" w:type="dxa"/>
+          </w:tcPr>
+          <w:p>
+            <w:pPr>
+              <w:rPr>
+                <w:sz w:val="20"/>
+                <w:szCs w:val="20"/>
+                <w:lang w:val="en-US"/>
+              </w:rPr>
+            </w:pPr>
+            <w:r>
+              <w:rPr>
+                <w:sz w:val="20"/>
+                <w:szCs w:val="20"/>
+                <w:lang w:val="en-US"/>
+              </w:rPr>
+              <w:t>{2,4,5,6,8}</w:t>
+            </w:r>
+          </w:p>
+        </w:tc>
+        <w:tc>
+          <w:tcPr>
+            <w:tcW w:w="1276" w:type="dxa"/>
+          </w:tcPr>
+          <w:p>
+            <w:pPr>
+              <w:rPr>
+                <w:sz w:val="20"/>
+                <w:szCs w:val="20"/>
+                <w:lang w:val="en-US"/>
+              </w:rPr>
+            </w:pPr>
+            <w:r>
+              <w:rPr>
+                <w:sz w:val="20"/>
+                <w:szCs w:val="20"/>
+                <w:lang w:val="en-US"/>
+              </w:rPr>
+              <w:t>{2,4,5,6}</w:t>
+            </w:r>
+            <w:r>
+              <w:rPr>
+                <w:sz w:val="20"/>
+                <w:szCs w:val="20"/>
+                <w:vertAlign w:val="subscript"/>
+                <w:lang w:val="en-US"/>
+              </w:rPr>
+              <w:t>5</w:t>
+            </w:r>
+          </w:p>
+        </w:tc>
+        <w:tc>
+          <w:tcPr>
+            <w:tcW w:w="992" w:type="dxa"/>
+          </w:tcPr>
+          <w:p>
+            <w:pPr>
+              <w:rPr>
+                <w:sz w:val="20"/>
+                <w:szCs w:val="20"/>
+                <w:lang w:val="en-US"/>
+              </w:rPr>
+            </w:pPr>
+            <w:r>
+              <w:rPr>
+                <w:sz w:val="20"/>
+                <w:szCs w:val="20"/>
+                <w:lang w:val="en-US"/>
+              </w:rPr>
+              <w:t>{2,4,5}</w:t>
+            </w:r>
+            <w:r>
+              <w:rPr>
+                <w:sz w:val="20"/>
+                <w:szCs w:val="20"/>
+                <w:vertAlign w:val="subscript"/>
+                <w:lang w:val="en-US"/>
+              </w:rPr>
+              <w:t>5</w:t>
+            </w:r>
+          </w:p>
+        </w:tc>
+        <w:tc>
+          <w:tcPr>
+            <w:tcW w:w="851" w:type="dxa"/>
+            <w:tcBorders>
+              <w:right w:val="single" w:sz="4" w:space="0" w:color="auto"/>
+            </w:tcBorders>
+          </w:tcPr>
+          <w:p>
+            <w:pPr>
+              <w:rPr>
+                <w:sz w:val="20"/>
+                <w:szCs w:val="20"/>
+                <w:lang w:val="en-US"/>
+              </w:rPr>
+            </w:pPr>
+            <w:r>
+              <w:rPr>
+                <w:sz w:val="20"/>
+                <w:szCs w:val="20"/>
+                <w:lang w:val="en-US"/>
+              </w:rPr>
+              <w:t>-</w:t>
+            </w:r>
+          </w:p>
+        </w:tc>
+        <w:tc>
+          <w:tcPr>
+            <w:tcW w:w="850" w:type="dxa"/>
+            <w:tcBorders>
+              <w:left w:val="single" w:sz="4" w:space="0" w:color="auto"/>
+              <w:right w:val="single" w:sz="4" w:space="0" w:color="auto"/>
+            </w:tcBorders>
+          </w:tcPr>
+          <w:p>
+            <w:pPr>
+              <w:rPr>
+                <w:sz w:val="20"/>
+                <w:szCs w:val="20"/>
+                <w:lang w:val="en-US"/>
+              </w:rPr>
+            </w:pPr>
+            <w:r>
+              <w:rPr>
+                <w:sz w:val="20"/>
+                <w:szCs w:val="20"/>
+                <w:lang w:val="en-US"/>
+              </w:rPr>
+              <w:t>-</w:t>
+            </w:r>
+          </w:p>
+        </w:tc>
+        <w:tc>
+          <w:tcPr>
+            <w:tcW w:w="851" w:type="dxa"/>
+            <w:tcBorders>
+              <w:left w:val="single" w:sz="4" w:space="0" w:color="auto"/>
+              <w:right w:val="triple" w:sz="4" w:space="0" w:color="auto"/>
+            </w:tcBorders>
+          </w:tcPr>
+          <w:p>
+            <w:pPr>
+              <w:rPr>
+                <w:sz w:val="20"/>
+                <w:szCs w:val="20"/>
+                <w:lang w:val="en-US"/>
+              </w:rPr>
+            </w:pPr>
+            <w:r>
+              <w:rPr>
+                <w:sz w:val="20"/>
+                <w:szCs w:val="20"/>
+                <w:lang w:val="en-US"/>
+              </w:rPr>
+              <w:t>-</w:t>
+            </w:r>
+          </w:p>
+        </w:tc>
+        <w:tc>
+          <w:tcPr>
+            <w:tcW w:w="708" w:type="dxa"/>
+            <w:tcBorders>
+              <w:left w:val="triple" w:sz="4" w:space="0" w:color="auto"/>
+              <w:right w:val="double" w:sz="4" w:space="0" w:color="auto"/>
+            </w:tcBorders>
+          </w:tcPr>
+          <w:p>
+            <w:pPr>
+              <w:rPr>
+                <w:sz w:val="20"/>
+                <w:szCs w:val="20"/>
+                <w:lang w:val="en-US"/>
+              </w:rPr>
+            </w:pPr>
+            <w:r>
+              <w:rPr>
+                <w:sz w:val="20"/>
+                <w:szCs w:val="20"/>
+                <w:lang w:val="en-US"/>
+              </w:rPr>
+              <w:t>{8}</w:t>
+            </w:r>
+          </w:p>
+        </w:tc>
+        <w:tc>
+          <w:tcPr>
+            <w:tcW w:w="709" w:type="dxa"/>
+            <w:tcBorders>
+              <w:left w:val="double" w:sz="4" w:space="0" w:color="auto"/>
+            </w:tcBorders>
+          </w:tcPr>
+          <w:p>
+            <w:pPr>
+              <w:rPr>
+                <w:sz w:val="20"/>
+                <w:szCs w:val="20"/>
+                <w:lang w:val="en-US"/>
+              </w:rPr>
+            </w:pPr>
+            <w:r>
+              <w:rPr>
+                <w:sz w:val="20"/>
+                <w:szCs w:val="20"/>
+                <w:lang w:val="en-US"/>
+              </w:rPr>
+              <w:t>{8}</w:t>
+            </w:r>
+          </w:p>
+        </w:tc>
+      </w:tr>
+      <w:tr>
+        <w:tc>
+          <w:tcPr>
+            <w:tcW w:w="1696" w:type="dxa"/>
+          </w:tcPr>
+          <w:p>
+            <w:pPr>
+              <w:rPr>
+                <w:sz w:val="20"/>
+                <w:szCs w:val="20"/>
+                <w:lang w:val="en-US"/>
+              </w:rPr>
+            </w:pPr>
+            <w:r>
+              <w:rPr>
+                <w:sz w:val="20"/>
+                <w:szCs w:val="20"/>
+                <w:lang w:val="en-US"/>
+              </w:rPr>
+              <w:t>[(Headache, no)]</w:t>
+            </w:r>
+          </w:p>
+        </w:tc>
+        <w:tc>
+          <w:tcPr>
+            <w:tcW w:w="1276" w:type="dxa"/>
+          </w:tcPr>
+          <w:p>
+            <w:pPr>
+              <w:rPr>
+                <w:sz w:val="20"/>
+                <w:szCs w:val="20"/>
+                <w:lang w:val="en-US"/>
+              </w:rPr>
+            </w:pPr>
+            <w:r>
+              <w:rPr>
+                <w:sz w:val="20"/>
+                <w:szCs w:val="20"/>
+                <w:lang w:val="en-US"/>
+              </w:rPr>
+              <w:t>{3,7}</w:t>
+            </w:r>
+          </w:p>
+        </w:tc>
+        <w:tc>
+          <w:tcPr>
+            <w:tcW w:w="1276" w:type="dxa"/>
+          </w:tcPr>
+          <w:p>
+            <w:pPr>
+              <w:rPr>
+                <w:sz w:val="20"/>
+                <w:szCs w:val="20"/>
+                <w:lang w:val="en-US"/>
+              </w:rPr>
+            </w:pPr>
+            <w:r>
+              <w:rPr>
+                <w:sz w:val="20"/>
+                <w:szCs w:val="20"/>
+                <w:lang w:val="en-US"/>
+              </w:rPr>
+              <w:t>{3}</w:t>
+            </w:r>
+          </w:p>
+        </w:tc>
+        <w:tc>
+          <w:tcPr>
+            <w:tcW w:w="992" w:type="dxa"/>
+          </w:tcPr>
+          <w:p>
+            <w:pPr>
+              <w:rPr>
+                <w:sz w:val="20"/>
+                <w:szCs w:val="20"/>
+                <w:lang w:val="en-US"/>
+              </w:rPr>
+            </w:pPr>
+            <w:r>
+              <w:rPr>
+                <w:noProof/>
+                <w:sz w:val="20"/>
+                <w:szCs w:val="20"/>
+                <w:lang w:val="en-US"/>
+              </w:rPr>
+              <mc:AlternateContent>
+                <mc:Choice Requires="wps">
+                  <w:drawing>
+                    <wp:anchor distT="0" distB="0" distL="114300" distR="114300" simplePos="0" relativeHeight="251746304" behindDoc="0" locked="0" layoutInCell="1" allowOverlap="1" wp14:anchorId="15105FBE" wp14:editId="3035C0CF">
+                      <wp:simplePos x="0" y="0"/>
+                      <wp:positionH relativeFrom="column">
+                        <wp:posOffset>558165</wp:posOffset>
+                      </wp:positionH>
+                      <wp:positionV relativeFrom="paragraph">
+                        <wp:posOffset>153670</wp:posOffset>
+                      </wp:positionV>
+                      <wp:extent cx="516255" cy="186055"/>
+                      <wp:effectExtent l="0" t="0" r="17145" b="17145"/>
+                      <wp:wrapNone/>
+                      <wp:docPr id="23" name="Oval 23"/>
+                      <wp:cNvGraphicFramePr/>
+                      <a:graphic xmlns:a="http://schemas.openxmlformats.org/drawingml/2006/main">
+                        <a:graphicData uri="http://schemas.microsoft.com/office/word/2010/wordprocessingShape">
+                          <wps:wsp>
+                            <wps:cNvSpPr/>
+                            <wps:spPr>
+                              <a:xfrm>
+                                <a:off x="0" y="0"/>
+                                <a:ext cx="516255" cy="186055"/>
+                              </a:xfrm>
+                              <a:prstGeom prst="ellipse">
+                                <a:avLst/>
+                              </a:prstGeom>
+                              <a:noFill/>
+                              <a:ln>
+                                <a:solidFill>
+                                  <a:srgbClr val="FF0000"/>
+                                </a:solidFill>
+                              </a:ln>
+                            </wps:spPr>
+                            <wps:style>
+                              <a:lnRef idx="2">
+                                <a:schemeClr val="accent1">
+                                  <a:shade val="50000"/>
+                                </a:schemeClr>
+                              </a:lnRef>
+                              <a:fillRef idx="1">
+                                <a:schemeClr val="accent1"/>
+                              </a:fillRef>
+                              <a:effectRef idx="0">
+                                <a:schemeClr val="accent1"/>
+                              </a:effectRef>
+                              <a:fontRef idx="minor">
+                                <a:schemeClr val="lt1"/>
+                              </a:fontRef>
+                            </wps:style>
+                            <wps:bodyPr rot="0" spcFirstLastPara="0" vertOverflow="overflow" horzOverflow="overflow" vert="horz" wrap="square" lIns="91440" tIns="45720" rIns="91440" bIns="45720" numCol="1" spcCol="0" rtlCol="0" fromWordArt="0" anchor="ctr" anchorCtr="0" forceAA="0" compatLnSpc="1">
+                              <a:prstTxWarp prst="textNoShape">
+                                <a:avLst/>
+                              </a:prstTxWarp>
+                              <a:noAutofit/>
+                            </wps:bodyPr>
+                          </wps:wsp>
+                        </a:graphicData>
+                      </a:graphic>
+                      <wp14:sizeRelH relativeFrom="margin">
+                        <wp14:pctWidth>0</wp14:pctWidth>
+                      </wp14:sizeRelH>
+                      <wp14:sizeRelV relativeFrom="margin">
+                        <wp14:pctHeight>0</wp14:pctHeight>
+                      </wp14:sizeRelV>
+                    </wp:anchor>
+                  </w:drawing>
+                </mc:Choice>
+                <mc:Fallback>
+                  <w:pict>
+                    <v:oval w14:anchorId="231D43D2" id="Oval 23" o:spid="_x0000_s1026" style="position:absolute;margin-left:43.95pt;margin-top:12.1pt;width:40.65pt;height:14.65pt;z-index:251746304;visibility:visible;mso-wrap-style:square;mso-width-percent:0;mso-height-percent:0;mso-wrap-distance-left:9pt;mso-wrap-distance-top:0;mso-wrap-distance-right:9pt;mso-wrap-distance-bottom:0;mso-position-horizontal:absolute;mso-position-horizontal-relative:text;mso-position-vertical:absolute;mso-position-vertical-relative:text;mso-width-percent:0;mso-height-percent:0;mso-width-relative:margin;mso-height-relative:margin;v-text-anchor:middle" o:gfxdata="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" filled="f" strokecolor="red" strokeweight="1pt">
+                      <v:stroke joinstyle="miter"/>
+                    </v:oval>
+                  </w:pict>
+                </mc:Fallback>
+              </mc:AlternateContent>
+            </w:r>
+            <w:r>
+              <w:rPr>
+                <w:sz w:val="20"/>
+                <w:szCs w:val="20"/>
+                <w:lang w:val="en-US"/>
+              </w:rPr>
+              <w:t>-</w:t>
+            </w:r>
+          </w:p>
+        </w:tc>
+        <w:tc>
+          <w:tcPr>
+            <w:tcW w:w="851" w:type="dxa"/>
+            <w:tcBorders>
+              <w:right w:val="single" w:sz="4" w:space="0" w:color="auto"/>
+            </w:tcBorders>
+          </w:tcPr>
+          <w:p>
+            <w:pPr>
+              <w:rPr>
+                <w:sz w:val="20"/>
+                <w:szCs w:val="20"/>
+                <w:lang w:val="en-US"/>
+              </w:rPr>
+            </w:pPr>
+            <w:r>
+              <w:rPr>
+                <w:sz w:val="20"/>
+                <w:szCs w:val="20"/>
+                <w:lang w:val="en-US"/>
+              </w:rPr>
+              <w:t>-</w:t>
+            </w:r>
+          </w:p>
+        </w:tc>
+        <w:tc>
+          <w:tcPr>
+            <w:tcW w:w="850" w:type="dxa"/>
+            <w:tcBorders>
+              <w:left w:val="single" w:sz="4" w:space="0" w:color="auto"/>
+              <w:right w:val="single" w:sz="4" w:space="0" w:color="auto"/>
+            </w:tcBorders>
+          </w:tcPr>
+          <w:p>
+            <w:pPr>
+              <w:rPr>
+                <w:sz w:val="20"/>
+                <w:szCs w:val="20"/>
+                <w:lang w:val="en-US"/>
+              </w:rPr>
+            </w:pPr>
+            <w:r>
+              <w:rPr>
+                <w:sz w:val="20"/>
+                <w:szCs w:val="20"/>
+                <w:lang w:val="en-US"/>
+              </w:rPr>
+              <w:t>-</w:t>
+            </w:r>
+          </w:p>
+        </w:tc>
+        <w:tc>
+          <w:tcPr>
+            <w:tcW w:w="851" w:type="dxa"/>
+            <w:tcBorders>
+              <w:left w:val="single" w:sz="4" w:space="0" w:color="auto"/>
+              <w:right w:val="triple" w:sz="4" w:space="0" w:color="auto"/>
+            </w:tcBorders>
+          </w:tcPr>
+          <w:p>
+            <w:pPr>
+              <w:rPr>
+                <w:sz w:val="20"/>
+                <w:szCs w:val="20"/>
+                <w:lang w:val="en-US"/>
+              </w:rPr>
+            </w:pPr>
+            <w:r>
+              <w:rPr>
+                <w:sz w:val="20"/>
+                <w:szCs w:val="20"/>
+                <w:lang w:val="en-US"/>
+              </w:rPr>
+              <w:t>-</w:t>
+            </w:r>
+          </w:p>
+        </w:tc>
+        <w:tc>
+          <w:tcPr>
+            <w:tcW w:w="708" w:type="dxa"/>
+            <w:tcBorders>
+              <w:left w:val="triple" w:sz="4" w:space="0" w:color="auto"/>
+              <w:right w:val="double" w:sz="4" w:space="0" w:color="auto"/>
+            </w:tcBorders>
+          </w:tcPr>
+          <w:p>
+            <w:pPr>
+              <w:rPr>
+                <w:sz w:val="20"/>
+                <w:szCs w:val="20"/>
+                <w:lang w:val="en-US"/>
+              </w:rPr>
+            </w:pPr>
+            <w:r>
+              <w:rPr>
+                <w:sz w:val="20"/>
+                <w:szCs w:val="20"/>
+                <w:lang w:val="en-US"/>
+              </w:rPr>
+              <w:t>{7}</w:t>
+            </w:r>
+          </w:p>
+        </w:tc>
+        <w:tc>
+          <w:tcPr>
+            <w:tcW w:w="709" w:type="dxa"/>
+            <w:tcBorders>
+              <w:left w:val="double" w:sz="4" w:space="0" w:color="auto"/>
+            </w:tcBorders>
+          </w:tcPr>
+          <w:p>
+            <w:pPr>
+              <w:rPr>
+                <w:sz w:val="20"/>
+                <w:szCs w:val="20"/>
+                <w:lang w:val="en-US"/>
+              </w:rPr>
+            </w:pPr>
+            <w:r>
+              <w:rPr>
+                <w:sz w:val="20"/>
+                <w:szCs w:val="20"/>
+                <w:lang w:val="en-US"/>
+              </w:rPr>
+              <w:t>{7}</w:t>
+            </w:r>
+          </w:p>
+        </w:tc>
+      </w:tr>
+      <w:tr>
+        <w:tc>
+          <w:tcPr>
+            <w:tcW w:w="1696" w:type="dxa"/>
+          </w:tcPr>
+          <w:p>
+            <w:pPr>
+              <w:rPr>
+                <w:sz w:val="20"/>
+                <w:szCs w:val="20"/>
+                <w:lang w:val="en-US"/>
+              </w:rPr>
+            </w:pPr>
+            <w:r>
+              <w:rPr>
+                <w:sz w:val="20"/>
+                <w:szCs w:val="20"/>
+                <w:lang w:val="en-US"/>
+              </w:rPr>
+              <w:t>[(Nausea, yes)]</w:t>
+            </w:r>
+          </w:p>
+        </w:tc>
+        <w:tc>
+          <w:tcPr>
+            <w:tcW w:w="1276" w:type="dxa"/>
+          </w:tcPr>
+          <w:p>
+            <w:pPr>
+              <w:rPr>
+                <w:sz w:val="20"/>
+                <w:szCs w:val="20"/>
+                <w:lang w:val="en-US"/>
+              </w:rPr>
+            </w:pPr>
+            <w:r>
+              <w:rPr>
+                <w:sz w:val="20"/>
+                <w:szCs w:val="20"/>
+                <w:lang w:val="en-US"/>
+              </w:rPr>
+              <w:t>{2,4,5,7,8}</w:t>
+            </w:r>
+          </w:p>
+        </w:tc>
+        <w:tc>
+          <w:tcPr>
+            <w:tcW w:w="1276" w:type="dxa"/>
+          </w:tcPr>
+          <w:p>
+            <w:pPr>
+              <w:rPr>
+                <w:sz w:val="20"/>
+                <w:szCs w:val="20"/>
+                <w:lang w:val="en-US"/>
+              </w:rPr>
+            </w:pPr>
+            <w:r>
+              <w:rPr>
+                <w:sz w:val="20"/>
+                <w:szCs w:val="20"/>
+                <w:lang w:val="en-US"/>
+              </w:rPr>
+              <w:t>{2,4,5}</w:t>
+            </w:r>
+          </w:p>
+        </w:tc>
+        <w:tc>
+          <w:tcPr>
+            <w:tcW w:w="992" w:type="dxa"/>
+          </w:tcPr>
+          <w:p>
+            <w:pPr>
+              <w:rPr>
+                <w:sz w:val="20"/>
+                <w:szCs w:val="20"/>
+                <w:lang w:val="en-US"/>
+              </w:rPr>
+            </w:pPr>
+            <w:r>
+              <w:rPr>
+                <w:sz w:val="20"/>
+                <w:szCs w:val="20"/>
+                <w:lang w:val="en-US"/>
+              </w:rPr>
+              <w:t>{2,4,5}</w:t>
+            </w:r>
+            <w:r>
+              <w:rPr>
+                <w:sz w:val="20"/>
+                <w:szCs w:val="20"/>
+                <w:vertAlign w:val="subscript"/>
+                <w:lang w:val="en-US"/>
+              </w:rPr>
+              <w:t>5</w:t>
+            </w:r>
+          </w:p>
+        </w:tc>
+        <w:tc>
+          <w:tcPr>
+            <w:tcW w:w="851" w:type="dxa"/>
+            <w:tcBorders>
+              <w:right w:val="single" w:sz="4" w:space="0" w:color="auto"/>
+            </w:tcBorders>
+          </w:tcPr>
+          <w:p>
+            <w:pPr>
+              <w:rPr>
+                <w:sz w:val="20"/>
+                <w:szCs w:val="20"/>
+                <w:lang w:val="en-US"/>
+              </w:rPr>
+            </w:pPr>
+            <w:r>
+              <w:rPr>
+                <w:sz w:val="20"/>
+                <w:szCs w:val="20"/>
+                <w:lang w:val="en-US"/>
+              </w:rPr>
+              <w:t>{2,4,5}</w:t>
+            </w:r>
+            <w:r>
+              <w:rPr>
+                <w:sz w:val="20"/>
+                <w:szCs w:val="20"/>
+                <w:vertAlign w:val="subscript"/>
+                <w:lang w:val="en-US"/>
+              </w:rPr>
+              <w:t>5</w:t>
+            </w:r>
+          </w:p>
+        </w:tc>
+        <w:tc>
+          <w:tcPr>
+            <w:tcW w:w="850" w:type="dxa"/>
+            <w:tcBorders>
+              <w:left w:val="single" w:sz="4" w:space="0" w:color="auto"/>
+              <w:right w:val="single" w:sz="4" w:space="0" w:color="auto"/>
+            </w:tcBorders>
+          </w:tcPr>
+          <w:p>
+            <w:pPr>
+              <w:rPr>
+                <w:sz w:val="20"/>
+                <w:szCs w:val="20"/>
+                <w:lang w:val="en-US"/>
+              </w:rPr>
+            </w:pPr>
+            <w:r>
+              <w:rPr>
+                <w:sz w:val="20"/>
+                <w:szCs w:val="20"/>
+                <w:lang w:val="en-US"/>
+              </w:rPr>
+              <w:t>-</w:t>
+            </w:r>
+          </w:p>
+        </w:tc>
+        <w:tc>
+          <w:tcPr>
+            <w:tcW w:w="851" w:type="dxa"/>
+            <w:tcBorders>
+              <w:left w:val="single" w:sz="4" w:space="0" w:color="auto"/>
+              <w:right w:val="triple" w:sz="4" w:space="0" w:color="auto"/>
+            </w:tcBorders>
+          </w:tcPr>
+          <w:p>
+            <w:pPr>
+              <w:rPr>
+                <w:noProof/>
+                <w:sz w:val="20"/>
+                <w:szCs w:val="20"/>
+                <w:lang w:val="en-US"/>
+              </w:rPr>
+            </w:pPr>
+            <w:r>
+              <w:rPr>
+                <w:noProof/>
+                <w:sz w:val="20"/>
+                <w:szCs w:val="20"/>
+                <w:lang w:val="en-US"/>
+              </w:rPr>
+              <w:t>-</w:t>
+            </w:r>
+          </w:p>
+        </w:tc>
+        <w:tc>
+          <w:tcPr>
+            <w:tcW w:w="708" w:type="dxa"/>
+            <w:tcBorders>
+              <w:left w:val="triple" w:sz="4" w:space="0" w:color="auto"/>
+              <w:right w:val="double" w:sz="4" w:space="0" w:color="auto"/>
+            </w:tcBorders>
+          </w:tcPr>
+          <w:p>
+            <w:pPr>
+              <w:rPr>
+                <w:noProof/>
+                <w:sz w:val="20"/>
+                <w:szCs w:val="20"/>
+                <w:lang w:val="en-US"/>
+              </w:rPr>
+            </w:pPr>
+            <w:r>
+              <w:rPr>
+                <w:noProof/>
+                <w:sz w:val="20"/>
+                <w:szCs w:val="20"/>
+                <w:lang w:val="en-US"/>
+              </w:rPr>
+              <w:t>{7,8}</w:t>
+            </w:r>
+            <w:r>
+              <w:rPr>
+                <w:noProof/>
+                <w:sz w:val="20"/>
+                <w:szCs w:val="20"/>
+                <w:vertAlign w:val="subscript"/>
+                <w:lang w:val="en-US"/>
+              </w:rPr>
+              <w:t>5</w:t>
+            </w:r>
+          </w:p>
+        </w:tc>
+        <w:tc>
+          <w:tcPr>
+            <w:tcW w:w="709" w:type="dxa"/>
+            <w:tcBorders>
+              <w:left w:val="double" w:sz="4" w:space="0" w:color="auto"/>
+            </w:tcBorders>
+          </w:tcPr>
+          <w:p>
+            <w:pPr>
+              <w:rPr>
+                <w:noProof/>
+                <w:sz w:val="20"/>
+                <w:szCs w:val="20"/>
+                <w:lang w:val="en-US"/>
+              </w:rPr>
+            </w:pPr>
+            <w:r>
+              <w:rPr>
+                <w:noProof/>
+                <w:sz w:val="20"/>
+                <w:szCs w:val="20"/>
+                <w:lang w:val="en-US"/>
+              </w:rPr>
+              <mc:AlternateContent>
+                <mc:Choice Requires="wps">
+                  <w:drawing>
+                    <wp:anchor distT="0" distB="0" distL="114300" distR="114300" simplePos="0" relativeHeight="251748352" behindDoc="0" locked="0" layoutInCell="1" allowOverlap="1" wp14:anchorId="1932954D" wp14:editId="4496651E">
+                      <wp:simplePos x="0" y="0"/>
+                      <wp:positionH relativeFrom="column">
+                        <wp:posOffset>-62652</wp:posOffset>
+                      </wp:positionH>
+                      <wp:positionV relativeFrom="paragraph">
+                        <wp:posOffset>1693</wp:posOffset>
+                      </wp:positionV>
+                      <wp:extent cx="440266" cy="177589"/>
+                      <wp:effectExtent l="0" t="0" r="17145" b="13335"/>
+                      <wp:wrapNone/>
+                      <wp:docPr id="24" name="Oval 24"/>
+                      <wp:cNvGraphicFramePr/>
+                      <a:graphic xmlns:a="http://schemas.openxmlformats.org/drawingml/2006/main">
+                        <a:graphicData uri="http://schemas.microsoft.com/office/word/2010/wordprocessingShape">
+                          <wps:wsp>
+                            <wps:cNvSpPr/>
+                            <wps:spPr>
+                              <a:xfrm>
+                                <a:off x="0" y="0"/>
+                                <a:ext cx="440266" cy="177589"/>
+                              </a:xfrm>
+                              <a:prstGeom prst="ellipse">
+                                <a:avLst/>
+                              </a:prstGeom>
+                              <a:noFill/>
+                              <a:ln>
+                                <a:solidFill>
+                                  <a:srgbClr val="FF0000"/>
+                                </a:solidFill>
+                              </a:ln>
+                            </wps:spPr>
+                            <wps:style>
+                              <a:lnRef idx="2">
+                                <a:schemeClr val="accent1">
+                                  <a:shade val="50000"/>
+                                </a:schemeClr>
+                              </a:lnRef>
+                              <a:fillRef idx="1">
+                                <a:schemeClr val="accent1"/>
+                              </a:fillRef>
+                              <a:effectRef idx="0">
+                                <a:schemeClr val="accent1"/>
+                              </a:effectRef>
+                              <a:fontRef idx="minor">
+                                <a:schemeClr val="lt1"/>
+                              </a:fontRef>
+                            </wps:style>
+                            <wps:bodyPr rot="0" spcFirstLastPara="0" vertOverflow="overflow" horzOverflow="overflow" vert="horz" wrap="square" lIns="91440" tIns="45720" rIns="91440" bIns="45720" numCol="1" spcCol="0" rtlCol="0" fromWordArt="0" anchor="ctr" anchorCtr="0" forceAA="0" compatLnSpc="1">
+                              <a:prstTxWarp prst="textNoShape">
+                                <a:avLst/>
+                              </a:prstTxWarp>
+                              <a:noAutofit/>
+                            </wps:bodyPr>
+                          </wps:wsp>
+                        </a:graphicData>
+                      </a:graphic>
+                      <wp14:sizeRelH relativeFrom="margin">
+                        <wp14:pctWidth>0</wp14:pctWidth>
+                      </wp14:sizeRelH>
+                      <wp14:sizeRelV relativeFrom="margin">
+                        <wp14:pctHeight>0</wp14:pctHeight>
+                      </wp14:sizeRelV>
+                    </wp:anchor>
+                  </w:drawing>
+                </mc:Choice>
+                <mc:Fallback>
+                  <w:pict>
+                    <v:oval w14:anchorId="41D8DB3F" id="Oval 24" o:spid="_x0000_s1026" style="position:absolute;margin-left:-4.95pt;margin-top:.15pt;width:34.65pt;height:14pt;z-index:251748352;visibility:visible;mso-wrap-style:square;mso-width-percent:0;mso-height-percent:0;mso-wrap-distance-left:9pt;mso-wrap-distance-top:0;mso-wrap-distance-right:9pt;mso-wrap-distance-bottom:0;mso-position-horizontal:absolute;mso-position-horizontal-relative:text;mso-position-vertical:absolute;mso-position-vertical-relative:text;mso-width-percent:0;mso-height-percent:0;mso-width-relative:margin;mso-height-relative:margin;v-text-anchor:middle" o:gfxdata="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" filled="f" strokecolor="red" strokeweight="1pt">
+                      <v:stroke joinstyle="miter"/>
+                    </v:oval>
+                  </w:pict>
+                </mc:Fallback>
+              </mc:AlternateContent>
+            </w:r>
+            <w:r>
+              <w:rPr>
+                <w:noProof/>
+                <w:sz w:val="20"/>
+                <w:szCs w:val="20"/>
+                <w:lang w:val="en-US"/>
+              </w:rPr>
+              <w:t>{7,8}</w:t>
+            </w:r>
+            <w:r>
+              <w:rPr>
+                <w:noProof/>
+                <w:sz w:val="20"/>
+                <w:szCs w:val="20"/>
+                <w:vertAlign w:val="subscript"/>
+                <w:lang w:val="en-US"/>
+              </w:rPr>
+              <w:t>5</w:t>
+            </w:r>
+          </w:p>
+        </w:tc>
+      </w:tr>
+      <w:tr>
+        <w:tc>
+          <w:tcPr>
+            <w:tcW w:w="1696" w:type="dxa"/>
+          </w:tcPr>
+          <w:p>
+            <w:pPr>
+              <w:rPr>
+                <w:sz w:val="20"/>
+                <w:szCs w:val="20"/>
+                <w:lang w:val="en-US"/>
+              </w:rPr>
+            </w:pPr>
+            <w:r>
+              <w:rPr>
+                <w:sz w:val="20"/>
+                <w:szCs w:val="20"/>
+                <w:lang w:val="en-US"/>
+              </w:rPr>
+              <w:t>[(Nausea, no)]</w:t>
+            </w:r>
+          </w:p>
+        </w:tc>
+        <w:tc>
+          <w:tcPr>
+            <w:tcW w:w="1276" w:type="dxa"/>
+          </w:tcPr>
+          <w:p>
+            <w:pPr>
+              <w:rPr>
+                <w:sz w:val="20"/>
+                <w:szCs w:val="20"/>
+                <w:lang w:val="en-US"/>
+              </w:rPr>
+            </w:pPr>
+            <w:r>
+              <w:rPr>
+                <w:sz w:val="20"/>
+                <w:szCs w:val="20"/>
+                <w:lang w:val="en-US"/>
+              </w:rPr>
+              <w:t>{1,3,6,8}</w:t>
+            </w:r>
+          </w:p>
+        </w:tc>
+        <w:tc>
+          <w:tcPr>
+            <w:tcW w:w="1276" w:type="dxa"/>
+          </w:tcPr>
+          <w:p>
+            <w:pPr>
+              <w:rPr>
+                <w:sz w:val="20"/>
+                <w:szCs w:val="20"/>
+                <w:lang w:val="en-US"/>
+              </w:rPr>
+            </w:pPr>
+            <w:r>
+              <w:rPr>
+                <w:sz w:val="20"/>
+                <w:szCs w:val="20"/>
+                <w:lang w:val="en-US"/>
+              </w:rPr>
+              <w:t>{1,3,6}</w:t>
+            </w:r>
+          </w:p>
+        </w:tc>
+        <w:tc>
+          <w:tcPr>
+            <w:tcW w:w="992" w:type="dxa"/>
+          </w:tcPr>
+          <w:p>
+            <w:pPr>
+              <w:rPr>
+                <w:sz w:val="20"/>
+                <w:szCs w:val="20"/>
+                <w:lang w:val="en-US"/>
+              </w:rPr>
+            </w:pPr>
+            <w:r>
+              <w:rPr>
+                <w:sz w:val="20"/>
+                <w:szCs w:val="20"/>
+                <w:lang w:val="en-US"/>
+              </w:rPr>
+              <w:t>{1}</w:t>
+            </w:r>
+          </w:p>
+        </w:tc>
+        <w:tc>
+          <w:tcPr>
+            <w:tcW w:w="851" w:type="dxa"/>
+            <w:tcBorders>
+              <w:right w:val="single" w:sz="4" w:space="0" w:color="auto"/>
+            </w:tcBorders>
+          </w:tcPr>
+          <w:p>
+            <w:pPr>
+              <w:rPr>
+                <w:sz w:val="20"/>
+                <w:szCs w:val="20"/>
+                <w:lang w:val="en-US"/>
+              </w:rPr>
+            </w:pPr>
+            <w:r>
+              <w:rPr>
+                <w:sz w:val="20"/>
+                <w:szCs w:val="20"/>
+                <w:lang w:val="en-US"/>
+              </w:rPr>
+              <w:t>-</w:t>
+            </w:r>
+          </w:p>
+        </w:tc>
+        <w:tc>
+          <w:tcPr>
+            <w:tcW w:w="850" w:type="dxa"/>
+            <w:tcBorders>
+              <w:left w:val="single" w:sz="4" w:space="0" w:color="auto"/>
+              <w:right w:val="single" w:sz="4" w:space="0" w:color="auto"/>
+            </w:tcBorders>
+          </w:tcPr>
+          <w:p>
+            <w:pPr>
+              <w:rPr>
+                <w:sz w:val="20"/>
+                <w:szCs w:val="20"/>
+                <w:lang w:val="en-US"/>
+              </w:rPr>
+            </w:pPr>
+            <w:r>
+              <w:rPr>
+                <w:sz w:val="20"/>
+                <w:szCs w:val="20"/>
+                <w:lang w:val="en-US"/>
+              </w:rPr>
+              <w:t>-</w:t>
+            </w:r>
+          </w:p>
+        </w:tc>
+        <w:tc>
+          <w:tcPr>
+            <w:tcW w:w="851" w:type="dxa"/>
+            <w:tcBorders>
+              <w:left w:val="single" w:sz="4" w:space="0" w:color="auto"/>
+              <w:right w:val="triple" w:sz="4" w:space="0" w:color="auto"/>
+            </w:tcBorders>
+          </w:tcPr>
+          <w:p>
+            <w:pPr>
+              <w:rPr>
+                <w:sz w:val="20"/>
+                <w:szCs w:val="20"/>
+                <w:lang w:val="en-US"/>
+              </w:rPr>
+            </w:pPr>
+            <w:r>
+              <w:rPr>
+                <w:sz w:val="20"/>
+                <w:szCs w:val="20"/>
+                <w:lang w:val="en-US"/>
+              </w:rPr>
+              <w:t>-</w:t>
+            </w:r>
+          </w:p>
+        </w:tc>
+        <w:tc>
+          <w:tcPr>
+            <w:tcW w:w="708" w:type="dxa"/>
+            <w:tcBorders>
+              <w:left w:val="triple" w:sz="4" w:space="0" w:color="auto"/>
+              <w:right w:val="double" w:sz="4" w:space="0" w:color="auto"/>
+            </w:tcBorders>
+          </w:tcPr>
+          <w:p>
+            <w:pPr>
+              <w:rPr>
+                <w:sz w:val="20"/>
+                <w:szCs w:val="20"/>
+                <w:lang w:val="en-US"/>
+              </w:rPr>
+            </w:pPr>
+            <w:r>
+              <w:rPr>
+                <w:sz w:val="20"/>
+                <w:szCs w:val="20"/>
+                <w:lang w:val="en-US"/>
+              </w:rPr>
+              <w:t>{8}</w:t>
+            </w:r>
+          </w:p>
+        </w:tc>
+        <w:tc>
+          <w:tcPr>
+            <w:tcW w:w="709" w:type="dxa"/>
+            <w:tcBorders>
+              <w:left w:val="double" w:sz="4" w:space="0" w:color="auto"/>
+            </w:tcBorders>
+          </w:tcPr>
+          <w:p>
+            <w:pPr>
+              <w:rPr>
+                <w:sz w:val="20"/>
+                <w:szCs w:val="20"/>
+                <w:lang w:val="en-US"/>
+              </w:rPr>
+            </w:pPr>
+            <w:r>
+              <w:rPr>
+                <w:sz w:val="20"/>
+                <w:szCs w:val="20"/>
+                <w:lang w:val="en-US"/>
+              </w:rPr>
+              <w:t>{8}</w:t>
+            </w:r>
+          </w:p>
+        </w:tc>
+      </w:tr>
+    </w:tbl>
+    <w:p>
+      <w:pPr>
+        <w:rPr>
+          <w:lang w:val="en-US"/>
+        </w:rPr>
+      </w:pPr>
+    </w:p>
+    <w:p>
+      <w:pPr>
+        <w:rPr>
+          <w:lang w:val="en-US"/>
+        </w:rPr>
+      </w:pPr>
+    </w:p>
+    <w:p>
+      <w:pPr>
+        <w:rPr>
+          <w:lang w:val="en-US"/>
+        </w:rPr>
+      </w:pPr>
+    </w:p>
+    <w:p>
+      <w:pPr>
+        <w:rPr>
+          <w:rFonts w:ascii="Calibri" w:hAnsi="Calibri" w:cs="Calibri"/>
+          <w:sz w:val="22"/>
+          <w:szCs w:val="22"/>
+          <w:lang w:val="en-US"/>
+        </w:rPr>
+      </w:pPr>
+      <w:r>
+        <w:rPr>
+          <w:lang w:val="en-US"/>
+        </w:rPr>
+        <w:t xml:space="preserve">For concept (Flu, yes), D = {1,2,4,5,8} </w:t>
+      </w:r>
+      <w:r>
+        <w:rPr>
+          <w:rFonts w:ascii="Calibri" w:hAnsi="Calibri" w:cs="Calibri"/>
+          <w:sz w:val="22"/>
+          <w:szCs w:val="22"/>
+          <w:lang w:val="en-US"/>
+        </w:rPr>
+        <w:t>∩</w:t>
+      </w:r>
+      <w:r>
+        <w:rPr>
+          <w:rFonts w:ascii="Calibri" w:hAnsi="Calibri" w:cs="Calibri"/>
+          <w:sz w:val="22"/>
+          <w:szCs w:val="22"/>
+          <w:lang w:val="en-US"/>
+        </w:rPr>
+        <w:t xml:space="preserve"> {2,4,5,6,8} </w:t>
+      </w:r>
+      <w:r>
+        <w:rPr>
+          <w:rFonts w:ascii="Calibri" w:hAnsi="Calibri" w:cs="Calibri"/>
+          <w:sz w:val="22"/>
+          <w:szCs w:val="22"/>
+          <w:lang w:val="en-US"/>
+        </w:rPr>
+        <w:t>∩</w:t>
+      </w:r>
+      <w:r>
+        <w:rPr>
+          <w:rFonts w:ascii="Calibri" w:hAnsi="Calibri" w:cs="Calibri"/>
+          <w:sz w:val="22"/>
+          <w:szCs w:val="22"/>
+          <w:lang w:val="en-US"/>
+        </w:rPr>
+        <w:t xml:space="preserve"> {2,4,5,7,8} = {2,4,5,8}</w:t>
+      </w:r>
+    </w:p>
+    <w:p>
+      <w:pPr>
+        <w:rPr>
+          <w:rFonts w:ascii="Calibri" w:hAnsi="Calibri" w:cs="Calibri"/>
+          <w:sz w:val="22"/>
+          <w:szCs w:val="22"/>
+          <w:lang w:val="en-US"/>
+        </w:rPr>
+      </w:pPr>
+      <w:r>
+        <w:rPr>
+          <w:rFonts w:ascii="Calibri" w:hAnsi="Calibri" w:cs="Calibri"/>
+          <w:noProof/>
+          <w:sz w:val="22"/>
+          <w:szCs w:val="22"/>
+          <w:lang w:val="en-US"/>
+        </w:rPr>
+        <mc:AlternateContent>
+          <mc:Choice Requires="wps">
+            <w:drawing>
+              <wp:anchor distT="0" distB="0" distL="114300" distR="114300" simplePos="0" relativeHeight="251720704" behindDoc="0" locked="0" layoutInCell="1" allowOverlap="1">
+                <wp:simplePos x="0" y="0"/>
+                <wp:positionH relativeFrom="column">
+                  <wp:posOffset>8467</wp:posOffset>
+                </wp:positionH>
+                <wp:positionV relativeFrom="paragraph">
+                  <wp:posOffset>22437</wp:posOffset>
+                </wp:positionV>
+                <wp:extent cx="889000" cy="279400"/>
+                <wp:effectExtent l="0" t="0" r="12700" b="12700"/>
+                <wp:wrapNone/>
+                <wp:docPr id="17" name="Straight Connector 17"/>
+                <wp:cNvGraphicFramePr/>
+                <a:graphic xmlns:a="http://schemas.openxmlformats.org/drawingml/2006/main">
+                  <a:graphicData uri="http://schemas.microsoft.com/office/word/2010/wordprocessingShape">
+                    <wps:wsp>
+                      <wps:cNvCnPr/>
+                      <wps:spPr>
+                        <a:xfrm flipV="1">
+                          <a:off x="0" y="0"/>
+                          <a:ext cx="889000" cy="279400"/>
+                        </a:xfrm>
+                        <a:prstGeom prst="line">
+                          <a:avLst/>
+                        </a:prstGeom>
+                        <a:ln>
+                          <a:solidFill>
+                            <a:srgbClr val="FF0000"/>
+                          </a:solidFill>
+                        </a:ln>
+                      </wps:spPr>
+                      <wps:style>
+                        <a:lnRef idx="1">
+                          <a:schemeClr val="accent1"/>
+                        </a:lnRef>
+                        <a:fillRef idx="0">
+                          <a:schemeClr val="accent1"/>
+                        </a:fillRef>
+                        <a:effectRef idx="0">
+                          <a:schemeClr val="accent1"/>
+                        </a:effectRef>
+                        <a:fontRef idx="minor">
+                          <a:schemeClr val="tx1"/>
+                        </a:fontRef>
+                      </wps:style>
+                      <wps:bodyPr/>
+                    </wps:wsp>
+                  </a:graphicData>
+                </a:graphic>
+              </wp:anchor>
+            </w:drawing>
+          </mc:Choice>
+          <mc:Fallback>
+            <w:pict>
+              <v:line w14:anchorId="61CF8B48" id="Straight Connector 17" o:spid="_x0000_s1026" style="position:absolute;flip:y;z-index:251720704;visibility:visible;mso-wrap-style:square;mso-wrap-distance-left:9pt;mso-wrap-distance-top:0;mso-wrap-distance-right:9pt;mso-wrap-distance-bottom:0;mso-position-horizontal:absolute;mso-position-horizontal-relative:text;mso-position-vertical:absolute;mso-position-vertical-relative:text" from=".65pt,1.75pt" to="70.65pt,23.75pt" o:gfxdata="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" strokecolor="red" strokeweight=".5pt">
+                <v:stroke joinstyle="miter"/>
+              </v:line>
+            </w:pict>
+          </mc:Fallback>
+        </mc:AlternateContent>
+      </w:r>
+      <w:r>
+        <w:rPr>
+          <w:rFonts w:ascii="Calibri" w:hAnsi="Calibri" w:cs="Calibri"/>
+          <w:sz w:val="22"/>
+          <w:szCs w:val="22"/>
+          <w:lang w:val="en-US"/>
+        </w:rPr>
+        <w:t xml:space="preserve">(Temp, 97..100) &amp; (Headache, yes) &amp; (Nausea, yes) </w:t>
+      </w:r>
+      <w:r>
+        <w:rPr>
+          <w:rFonts w:ascii="Calibri" w:hAnsi="Calibri" w:cs="Calibri"/>
+          <w:sz w:val="22"/>
+          <w:szCs w:val="22"/>
+          <w:lang w:val="en-US"/>
+        </w:rPr>
+        <w:sym w:font="Wingdings" w:char="F0E0"/>
+      </w:r>
+      <w:r>
+        <w:rPr>
+          <w:rFonts w:ascii="Calibri" w:hAnsi="Calibri" w:cs="Calibri"/>
+          <w:sz w:val="22"/>
+          <w:szCs w:val="22"/>
+          <w:lang w:val="en-US"/>
+        </w:rPr>
+        <w:t xml:space="preserve"> (Flu, yes)</w:t>
+      </w:r>
+    </w:p>
+    <w:p>
+      <w:pPr>
+        <w:rPr>
+          <w:rFonts w:ascii="Calibri" w:hAnsi="Calibri" w:cs="Calibri"/>
+          <w:sz w:val="22"/>
+          <w:szCs w:val="22"/>
+          <w:lang w:val="en-US"/>
+        </w:rPr>
+      </w:pPr>
+      <w:r>
+        <w:rPr>
+          <w:rFonts w:ascii="Calibri" w:hAnsi="Calibri" w:cs="Calibri"/>
+          <w:sz w:val="22"/>
+          <w:szCs w:val="22"/>
+          <w:lang w:val="en-US"/>
+        </w:rPr>
+        <w:t xml:space="preserve">    {1,2,4,5,8}               {2,4,5,6,8}             {2,4,5,7,8}           {2,4,5,8}</w:t>
+      </w:r>
+    </w:p>
+    <w:p>
+      <w:pPr>
+        <w:rPr>
+          <w:rFonts w:ascii="Calibri" w:hAnsi="Calibri" w:cs="Calibri"/>
+          <w:sz w:val="22"/>
+          <w:szCs w:val="22"/>
+          <w:lang w:val="en-US"/>
+        </w:rPr>
+      </w:pPr>
+      <w:r>
+        <w:rPr>
+          <w:rFonts w:ascii="Calibri" w:hAnsi="Calibri" w:cs="Calibri"/>
+          <w:sz w:val="22"/>
+          <w:szCs w:val="22"/>
+          <w:lang w:val="en-US"/>
+        </w:rPr>
+        <w:t>the 1</w:t>
+      </w:r>
+      <w:r>
+        <w:rPr>
+          <w:rFonts w:ascii="Calibri" w:hAnsi="Calibri" w:cs="Calibri"/>
+          <w:sz w:val="22"/>
+          <w:szCs w:val="22"/>
+          <w:vertAlign w:val="superscript"/>
+          <w:lang w:val="en-US"/>
+        </w:rPr>
+        <w:t>st</w:t>
+      </w:r>
+      <w:r>
+        <w:rPr>
+          <w:rFonts w:ascii="Calibri" w:hAnsi="Calibri" w:cs="Calibri"/>
+          <w:sz w:val="22"/>
+          <w:szCs w:val="22"/>
+          <w:lang w:val="en-US"/>
+        </w:rPr>
+        <w:t xml:space="preserve"> condition can be dropped, so 1</w:t>
+      </w:r>
+      <w:r>
+        <w:rPr>
+          <w:rFonts w:ascii="Calibri" w:hAnsi="Calibri" w:cs="Calibri"/>
+          <w:sz w:val="22"/>
+          <w:szCs w:val="22"/>
+          <w:vertAlign w:val="superscript"/>
+          <w:lang w:val="en-US"/>
+        </w:rPr>
+        <w:t>st</w:t>
+      </w:r>
+      <w:r>
+        <w:rPr>
+          <w:rFonts w:ascii="Calibri" w:hAnsi="Calibri" w:cs="Calibri"/>
+          <w:sz w:val="22"/>
+          <w:szCs w:val="22"/>
+          <w:lang w:val="en-US"/>
+        </w:rPr>
+        <w:t xml:space="preserve"> possible rule:</w:t>
+      </w:r>
+    </w:p>
+    <w:p>
+      <w:pPr>
+        <w:rPr>
+          <w:lang w:val="en-US"/>
+        </w:rPr>
+      </w:pPr>
+      <w:r>
+        <w:rPr>
+          <w:rFonts w:ascii="Calibri" w:hAnsi="Calibri" w:cs="Calibri"/>
+          <w:sz w:val="22"/>
+          <w:szCs w:val="22"/>
+          <w:lang w:val="en-US"/>
+        </w:rPr>
+        <w:t xml:space="preserve">(Headache, yes) &amp; (Nausea, yes) </w:t>
+      </w:r>
+      <w:r>
+        <w:rPr>
+          <w:rFonts w:ascii="Calibri" w:hAnsi="Calibri" w:cs="Calibri"/>
+          <w:sz w:val="22"/>
+          <w:szCs w:val="22"/>
+          <w:lang w:val="en-US"/>
+        </w:rPr>
+        <w:sym w:font="Wingdings" w:char="F0E0"/>
+      </w:r>
+      <w:r>
+        <w:rPr>
+          <w:rFonts w:ascii="Calibri" w:hAnsi="Calibri" w:cs="Calibri"/>
+          <w:sz w:val="22"/>
+          <w:szCs w:val="22"/>
+          <w:lang w:val="en-US"/>
+        </w:rPr>
+        <w:t xml:space="preserve"> (Flu, yes)</w:t>
+      </w:r>
     </w:p>
     <w:sectPr>
       <w:pgSz w:w="11900" w:h="16840"/>

--- a/data_mining/839/hw2.docx
+++ b/data_mining/839/hw2.docx
@@ -3085,7 +3085,7 @@
                 </mc:Choice>
                 <mc:Fallback>
                   <w:pict>
-                    <v:oval w14:anchorId="4D4027C0" id="Oval 2" o:spid="_x0000_s1026" style="position:absolute;margin-left:70.5pt;margin-top:-.2pt;width:60.65pt;height:16pt;z-index:251678720;visibility:visible;mso-wrap-style:square;mso-width-percent:0;mso-height-percent:0;mso-wrap-distance-left:9pt;mso-wrap-distance-top:0;mso-wrap-distance-right:9pt;mso-wrap-distance-bottom:0;mso-position-horizontal:absolute;mso-position-horizontal-relative:text;mso-position-vertical:absolute;mso-position-vertical-relative:text;mso-width-percent:0;mso-height-percent:0;mso-width-relative:margin;mso-height-relative:margin;v-text-anchor:middle" o:gfxdata="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" filled="f" strokecolor="red" strokeweight="1pt">
+                    <v:oval w14:anchorId="2323BEF6" id="Oval 2" o:spid="_x0000_s1026" style="position:absolute;margin-left:70.5pt;margin-top:-.2pt;width:60.65pt;height:16pt;z-index:251678720;visibility:visible;mso-wrap-style:square;mso-width-percent:0;mso-height-percent:0;mso-wrap-distance-left:9pt;mso-wrap-distance-top:0;mso-wrap-distance-right:9pt;mso-wrap-distance-bottom:0;mso-position-horizontal:absolute;mso-position-horizontal-relative:text;mso-position-vertical:absolute;mso-position-vertical-relative:text;mso-width-percent:0;mso-height-percent:0;mso-width-relative:margin;mso-height-relative:margin;v-text-anchor:middle" o:gfxdata="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" filled="f" strokecolor="red" strokeweight="1pt">
                       <v:stroke joinstyle="miter"/>
                     </v:oval>
                   </w:pict>
@@ -3165,7 +3165,7 @@
                 </mc:Choice>
                 <mc:Fallback>
                   <w:pict>
-                    <v:oval w14:anchorId="535C93FB" id="Oval 1" o:spid="_x0000_s1026" style="position:absolute;margin-left:-6.6pt;margin-top:13.8pt;width:77.3pt;height:18pt;z-index:251679744;visibility:visible;mso-wrap-style:square;mso-width-percent:0;mso-wrap-distance-left:9pt;mso-wrap-distance-top:0;mso-wrap-distance-right:9pt;mso-wrap-distance-bottom:0;mso-position-horizontal:absolute;mso-position-horizontal-relative:text;mso-position-vertical:absolute;mso-position-vertical-relative:text;mso-width-percent:0;mso-width-relative:margin;v-text-anchor:middle" o:gfxdata="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" filled="f" strokecolor="red" strokeweight="1pt">
+                    <v:oval w14:anchorId="3EF0CEC7" id="Oval 1" o:spid="_x0000_s1026" style="position:absolute;margin-left:-6.6pt;margin-top:13.8pt;width:77.3pt;height:18pt;z-index:251679744;visibility:visible;mso-wrap-style:square;mso-width-percent:0;mso-wrap-distance-left:9pt;mso-wrap-distance-top:0;mso-wrap-distance-right:9pt;mso-wrap-distance-bottom:0;mso-position-horizontal:absolute;mso-position-horizontal-relative:text;mso-position-vertical:absolute;mso-position-vertical-relative:text;mso-width-percent:0;mso-width-relative:margin;v-text-anchor:middle" o:gfxdata="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" filled="f" strokecolor="red" strokeweight="1pt">
                       <v:stroke joinstyle="miter"/>
                     </v:oval>
                   </w:pict>
@@ -3639,7 +3639,7 @@
                 </mc:Choice>
                 <mc:Fallback>
                   <w:pict>
-                    <v:oval w14:anchorId="09B82849" id="Oval 4" o:spid="_x0000_s1026" style="position:absolute;margin-left:-5.75pt;margin-top:.35pt;width:29.35pt;height:14.65pt;z-index:251680768;visibility:visible;mso-wrap-style:square;mso-width-percent:0;mso-height-percent:0;mso-wrap-distance-left:9pt;mso-wrap-distance-top:0;mso-wrap-distance-right:9pt;mso-wrap-distance-bottom:0;mso-position-horizontal:absolute;mso-position-horizontal-relative:text;mso-position-vertical:absolute;mso-position-vertical-relative:text;mso-width-percent:0;mso-height-percent:0;mso-width-relative:margin;mso-height-relative:margin;v-text-anchor:middle" o:gfxdata="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" filled="f" strokecolor="red" strokeweight="1pt">
+                    <v:oval w14:anchorId="5E280112" id="Oval 4" o:spid="_x0000_s1026" style="position:absolute;margin-left:-5.75pt;margin-top:.35pt;width:29.35pt;height:14.65pt;z-index:251680768;visibility:visible;mso-wrap-style:square;mso-width-percent:0;mso-height-percent:0;mso-wrap-distance-left:9pt;mso-wrap-distance-top:0;mso-wrap-distance-right:9pt;mso-wrap-distance-bottom:0;mso-position-horizontal:absolute;mso-position-horizontal-relative:text;mso-position-vertical:absolute;mso-position-vertical-relative:text;mso-width-percent:0;mso-height-percent:0;mso-width-relative:margin;mso-height-relative:margin;v-text-anchor:middle" o:gfxdata="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" filled="f" strokecolor="red" strokeweight="1pt">
                       <v:stroke joinstyle="miter"/>
                     </v:oval>
                   </w:pict>
@@ -5460,7 +5460,7 @@
                 </mc:Choice>
                 <mc:Fallback>
                   <w:pict>
-                    <v:oval w14:anchorId="68D579AA" id="Oval 5" o:spid="_x0000_s1026" style="position:absolute;margin-left:-6.25pt;margin-top:13.65pt;width:50pt;height:11.35pt;z-index:251737088;visibility:visible;mso-wrap-style:square;mso-width-percent:0;mso-height-percent:0;mso-wrap-distance-left:9pt;mso-wrap-distance-top:0;mso-wrap-distance-right:9pt;mso-wrap-distance-bottom:0;mso-position-horizontal:absolute;mso-position-horizontal-relative:text;mso-position-vertical:absolute;mso-position-vertical-relative:text;mso-width-percent:0;mso-height-percent:0;mso-width-relative:margin;mso-height-relative:margin;v-text-anchor:middle" o:gfxdata="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" filled="f" strokecolor="red" strokeweight="1pt">
+                    <v:oval w14:anchorId="2E27B6B4" id="Oval 5" o:spid="_x0000_s1026" style="position:absolute;margin-left:-6.25pt;margin-top:13.65pt;width:50pt;height:11.35pt;z-index:251737088;visibility:visible;mso-wrap-style:square;mso-width-percent:0;mso-height-percent:0;mso-wrap-distance-left:9pt;mso-wrap-distance-top:0;mso-wrap-distance-right:9pt;mso-wrap-distance-bottom:0;mso-position-horizontal:absolute;mso-position-horizontal-relative:text;mso-position-vertical:absolute;mso-position-vertical-relative:text;mso-width-percent:0;mso-height-percent:0;mso-width-relative:margin;mso-height-relative:margin;v-text-anchor:middle" o:gfxdata="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" filled="f" strokecolor="red" strokeweight="1pt">
                       <v:stroke joinstyle="miter"/>
                     </v:oval>
                   </w:pict>
@@ -5672,7 +5672,7 @@
                 </mc:Choice>
                 <mc:Fallback>
                   <w:pict>
-                    <v:oval w14:anchorId="77B30F09" id="Oval 9" o:spid="_x0000_s1026" style="position:absolute;margin-left:-4.8pt;margin-top:-1pt;width:32pt;height:14.65pt;z-index:251740160;visibility:visible;mso-wrap-style:square;mso-width-percent:0;mso-height-percent:0;mso-wrap-distance-left:9pt;mso-wrap-distance-top:0;mso-wrap-distance-right:9pt;mso-wrap-distance-bottom:0;mso-position-horizontal:absolute;mso-position-horizontal-relative:text;mso-position-vertical:absolute;mso-position-vertical-relative:text;mso-width-percent:0;mso-height-percent:0;mso-width-relative:margin;mso-height-relative:margin;v-text-anchor:middle" o:gfxdata="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" filled="f" strokecolor="red" strokeweight="1pt">
+                    <v:oval w14:anchorId="2AEAA1FB" id="Oval 9" o:spid="_x0000_s1026" style="position:absolute;margin-left:-4.8pt;margin-top:-1pt;width:32pt;height:14.65pt;z-index:251740160;visibility:visible;mso-wrap-style:square;mso-width-percent:0;mso-height-percent:0;mso-wrap-distance-left:9pt;mso-wrap-distance-top:0;mso-wrap-distance-right:9pt;mso-wrap-distance-bottom:0;mso-position-horizontal:absolute;mso-position-horizontal-relative:text;mso-position-vertical:absolute;mso-position-vertical-relative:text;mso-width-percent:0;mso-height-percent:0;mso-width-relative:margin;mso-height-relative:margin;v-text-anchor:middle" o:gfxdata="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" filled="f" strokecolor="red" strokeweight="1pt">
                       <v:stroke joinstyle="miter"/>
                     </v:oval>
                   </w:pict>
@@ -5941,7 +5941,7 @@
                 </mc:Choice>
                 <mc:Fallback>
                   <w:pict>
-                    <v:oval w14:anchorId="6D49C13D" id="Oval 18" o:spid="_x0000_s1026" style="position:absolute;margin-left:-4.25pt;margin-top:12.3pt;width:32pt;height:14.65pt;z-index:251742208;visibility:visible;mso-wrap-style:square;mso-width-percent:0;mso-height-percent:0;mso-wrap-distance-left:9pt;mso-wrap-distance-top:0;mso-wrap-distance-right:9pt;mso-wrap-distance-bottom:0;mso-position-horizontal:absolute;mso-position-horizontal-relative:text;mso-position-vertical:absolute;mso-position-vertical-relative:text;mso-width-percent:0;mso-height-percent:0;mso-width-relative:margin;mso-height-relative:margin;v-text-anchor:middle" o:gfxdata="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" filled="f" strokecolor="red" strokeweight="1pt">
+                    <v:oval w14:anchorId="6E980A32" id="Oval 18" o:spid="_x0000_s1026" style="position:absolute;margin-left:-4.25pt;margin-top:12.3pt;width:32pt;height:14.65pt;z-index:251742208;visibility:visible;mso-wrap-style:square;mso-width-percent:0;mso-height-percent:0;mso-wrap-distance-left:9pt;mso-wrap-distance-top:0;mso-wrap-distance-right:9pt;mso-wrap-distance-bottom:0;mso-position-horizontal:absolute;mso-position-horizontal-relative:text;mso-position-vertical:absolute;mso-position-vertical-relative:text;mso-width-percent:0;mso-height-percent:0;mso-width-relative:margin;mso-height-relative:margin;v-text-anchor:middle" o:gfxdata="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" filled="f" strokecolor="red" strokeweight="1pt">
                       <v:stroke joinstyle="miter"/>
                     </v:oval>
                   </w:pict>
@@ -6447,7 +6447,7 @@
                 </mc:Choice>
                 <mc:Fallback>
                   <w:pict>
-                    <v:oval w14:anchorId="72C9A111" id="Oval 7" o:spid="_x0000_s1026" style="position:absolute;margin-left:-4.05pt;margin-top:10.85pt;width:40.65pt;height:15.3pt;z-index:251738112;visibility:visible;mso-wrap-style:square;mso-width-percent:0;mso-height-percent:0;mso-wrap-distance-left:9pt;mso-wrap-distance-top:0;mso-wrap-distance-right:9pt;mso-wrap-distance-bottom:0;mso-position-horizontal:absolute;mso-position-horizontal-relative:text;mso-position-vertical:absolute;mso-position-vertical-relative:text;mso-width-percent:0;mso-height-percent:0;mso-width-relative:margin;mso-height-relative:margin;v-text-anchor:middle" o:gfxdata="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" filled="f" strokecolor="red" strokeweight="1pt">
+                    <v:oval w14:anchorId="7339811E" id="Oval 7" o:spid="_x0000_s1026" style="position:absolute;margin-left:-4.05pt;margin-top:10.85pt;width:40.65pt;height:15.3pt;z-index:251738112;visibility:visible;mso-wrap-style:square;mso-width-percent:0;mso-height-percent:0;mso-wrap-distance-left:9pt;mso-wrap-distance-top:0;mso-wrap-distance-right:9pt;mso-wrap-distance-bottom:0;mso-position-horizontal:absolute;mso-position-horizontal-relative:text;mso-position-vertical:absolute;mso-position-vertical-relative:text;mso-width-percent:0;mso-height-percent:0;mso-width-relative:margin;mso-height-relative:margin;v-text-anchor:middle" o:gfxdata="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" filled="f" strokecolor="red" strokeweight="1pt">
                       <v:stroke joinstyle="miter"/>
                     </v:oval>
                   </w:pict>
@@ -6986,7 +6986,7 @@
                 </mc:Choice>
                 <mc:Fallback>
                   <w:pict>
-                    <v:oval w14:anchorId="4D85F426" id="Oval 8" o:spid="_x0000_s1026" style="position:absolute;margin-left:43.95pt;margin-top:12.1pt;width:40.65pt;height:14.65pt;z-index:251739136;visibility:visible;mso-wrap-style:square;mso-width-percent:0;mso-height-percent:0;mso-wrap-distance-left:9pt;mso-wrap-distance-top:0;mso-wrap-distance-right:9pt;mso-wrap-distance-bottom:0;mso-position-horizontal:absolute;mso-position-horizontal-relative:text;mso-position-vertical:absolute;mso-position-vertical-relative:text;mso-width-percent:0;mso-height-percent:0;mso-width-relative:margin;mso-height-relative:margin;v-text-anchor:middle" o:gfxdata="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" filled="f" strokecolor="red" strokeweight="1pt">
+                    <v:oval w14:anchorId="04C23A12" id="Oval 8" o:spid="_x0000_s1026" style="position:absolute;margin-left:43.95pt;margin-top:12.1pt;width:40.65pt;height:14.65pt;z-index:251739136;visibility:visible;mso-wrap-style:square;mso-width-percent:0;mso-height-percent:0;mso-wrap-distance-left:9pt;mso-wrap-distance-top:0;mso-wrap-distance-right:9pt;mso-wrap-distance-bottom:0;mso-position-horizontal:absolute;mso-position-horizontal-relative:text;mso-position-vertical:absolute;mso-position-vertical-relative:text;mso-width-percent:0;mso-height-percent:0;mso-width-relative:margin;mso-height-relative:margin;v-text-anchor:middle" o:gfxdata="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" filled="f" strokecolor="red" strokeweight="1pt">
                       <v:stroke joinstyle="miter"/>
                     </v:oval>
                   </w:pict>
@@ -7450,7 +7450,7 @@
                 </mc:Choice>
                 <mc:Fallback>
                   <w:pict>
-                    <v:oval w14:anchorId="14757A32" id="Oval 11" o:spid="_x0000_s1026" style="position:absolute;margin-left:-4.95pt;margin-top:.15pt;width:34.65pt;height:14pt;z-index:251741184;visibility:visible;mso-wrap-style:square;mso-width-percent:0;mso-height-percent:0;mso-wrap-distance-left:9pt;mso-wrap-distance-top:0;mso-wrap-distance-right:9pt;mso-wrap-distance-bottom:0;mso-position-horizontal:absolute;mso-position-horizontal-relative:text;mso-position-vertical:absolute;mso-position-vertical-relative:text;mso-width-percent:0;mso-height-percent:0;mso-width-relative:margin;mso-height-relative:margin;v-text-anchor:middle" o:gfxdata="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" filled="f" strokecolor="red" strokeweight="1pt">
+                    <v:oval w14:anchorId="7E90EF6F" id="Oval 11" o:spid="_x0000_s1026" style="position:absolute;margin-left:-4.95pt;margin-top:.15pt;width:34.65pt;height:14pt;z-index:251741184;visibility:visible;mso-wrap-style:square;mso-width-percent:0;mso-height-percent:0;mso-wrap-distance-left:9pt;mso-wrap-distance-top:0;mso-wrap-distance-right:9pt;mso-wrap-distance-bottom:0;mso-position-horizontal:absolute;mso-position-horizontal-relative:text;mso-position-vertical:absolute;mso-position-vertical-relative:text;mso-width-percent:0;mso-height-percent:0;mso-width-relative:margin;mso-height-relative:margin;v-text-anchor:middle" o:gfxdata="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" filled="f" strokecolor="red" strokeweight="1pt">
                       <v:stroke joinstyle="miter"/>
                     </v:oval>
                   </w:pict>
@@ -8451,7 +8451,7 @@
     <w:tbl>
       <w:tblPr>
         <w:tblStyle w:val="TableGrid"/>
-        <w:tblW w:w="9209" w:type="dxa"/>
+        <w:tblW w:w="9351" w:type="dxa"/>
         <w:tblLayout w:type="fixed"/>
         <w:tblLook w:val="04A0" w:firstRow="1" w:lastRow="0" w:firstColumn="1" w:lastColumn="0" w:noHBand="0" w:noVBand="1"/>
       </w:tblPr>
@@ -8460,10 +8460,10 @@
         <w:gridCol w:w="1276"/>
         <w:gridCol w:w="1276"/>
         <w:gridCol w:w="992"/>
+        <w:gridCol w:w="992"/>
         <w:gridCol w:w="851"/>
         <w:gridCol w:w="850"/>
-        <w:gridCol w:w="851"/>
-        <w:gridCol w:w="708"/>
+        <w:gridCol w:w="709"/>
         <w:gridCol w:w="709"/>
       </w:tblGrid>
       <w:tr>
@@ -8506,7 +8506,7 @@
             </w:pPr>
             <w:r>
               <w:rPr>
-                <w:rFonts w:ascii="Cambria Math" w:hAnsi="Cambria Math" w:cs="Calibri"/>
+                <w:rFonts w:ascii="Cambria Math" w:hAnsi="Cambria Math" w:cs="Cambria Math"/>
                 <w:sz w:val="20"/>
                 <w:szCs w:val="20"/>
                 <w:lang w:val="en-US"/>
@@ -8530,18 +8530,33 @@
             </w:pPr>
             <w:r>
               <w:rPr>
-                <w:rFonts w:ascii="Cambria Math" w:hAnsi="Cambria Math" w:cs="Calibri"/>
-                <w:sz w:val="22"/>
-                <w:szCs w:val="22"/>
-                <w:lang w:val="en-US"/>
-              </w:rPr>
-              <w:t>∅</w:t>
-            </w:r>
-          </w:p>
-        </w:tc>
-        <w:tc>
-          <w:tcPr>
-            <w:tcW w:w="851" w:type="dxa"/>
+                <w:sz w:val="20"/>
+                <w:szCs w:val="20"/>
+                <w:lang w:val="en-US"/>
+              </w:rPr>
+              <w:t>{</w:t>
+            </w:r>
+            <w:r>
+              <w:rPr>
+                <w:sz w:val="20"/>
+                <w:szCs w:val="20"/>
+                <w:lang w:val="en-US"/>
+              </w:rPr>
+              <w:t>2,4,5,8</w:t>
+            </w:r>
+            <w:r>
+              <w:rPr>
+                <w:sz w:val="20"/>
+                <w:szCs w:val="20"/>
+                <w:lang w:val="en-US"/>
+              </w:rPr>
+              <w:t>}</w:t>
+            </w:r>
+          </w:p>
+        </w:tc>
+        <w:tc>
+          <w:tcPr>
+            <w:tcW w:w="992" w:type="dxa"/>
             <w:tcBorders>
               <w:right w:val="single" w:sz="4" w:space="0" w:color="auto"/>
             </w:tcBorders>
@@ -8557,18 +8572,33 @@
             </w:pPr>
             <w:r>
               <w:rPr>
-                <w:rFonts w:ascii="Cambria Math" w:hAnsi="Cambria Math" w:cs="Calibri"/>
-                <w:sz w:val="22"/>
-                <w:szCs w:val="22"/>
-                <w:lang w:val="en-US"/>
-              </w:rPr>
-              <w:t>∅</w:t>
-            </w:r>
-          </w:p>
-        </w:tc>
-        <w:tc>
-          <w:tcPr>
-            <w:tcW w:w="850" w:type="dxa"/>
+                <w:sz w:val="20"/>
+                <w:szCs w:val="20"/>
+                <w:lang w:val="en-US"/>
+              </w:rPr>
+              <w:t>{</w:t>
+            </w:r>
+            <w:r>
+              <w:rPr>
+                <w:sz w:val="20"/>
+                <w:szCs w:val="20"/>
+                <w:lang w:val="en-US"/>
+              </w:rPr>
+              <w:t>2,4,5,8</w:t>
+            </w:r>
+            <w:r>
+              <w:rPr>
+                <w:sz w:val="20"/>
+                <w:szCs w:val="20"/>
+                <w:lang w:val="en-US"/>
+              </w:rPr>
+              <w:t>}</w:t>
+            </w:r>
+          </w:p>
+        </w:tc>
+        <w:tc>
+          <w:tcPr>
+            <w:tcW w:w="851" w:type="dxa"/>
             <w:tcBorders>
               <w:left w:val="single" w:sz="4" w:space="0" w:color="auto"/>
               <w:right w:val="single" w:sz="4" w:space="0" w:color="auto"/>
@@ -8585,18 +8615,33 @@
             </w:pPr>
             <w:r>
               <w:rPr>
-                <w:rFonts w:ascii="Cambria Math" w:hAnsi="Cambria Math" w:cs="Calibri"/>
-                <w:sz w:val="22"/>
-                <w:szCs w:val="22"/>
-                <w:lang w:val="en-US"/>
-              </w:rPr>
-              <w:t>∅</w:t>
-            </w:r>
-          </w:p>
-        </w:tc>
-        <w:tc>
-          <w:tcPr>
-            <w:tcW w:w="851" w:type="dxa"/>
+                <w:sz w:val="20"/>
+                <w:szCs w:val="20"/>
+                <w:lang w:val="en-US"/>
+              </w:rPr>
+              <w:t>{</w:t>
+            </w:r>
+            <w:r>
+              <w:rPr>
+                <w:sz w:val="20"/>
+                <w:szCs w:val="20"/>
+                <w:lang w:val="en-US"/>
+              </w:rPr>
+              <w:t>4,5,8</w:t>
+            </w:r>
+            <w:r>
+              <w:rPr>
+                <w:sz w:val="20"/>
+                <w:szCs w:val="20"/>
+                <w:lang w:val="en-US"/>
+              </w:rPr>
+              <w:t>}</w:t>
+            </w:r>
+          </w:p>
+        </w:tc>
+        <w:tc>
+          <w:tcPr>
+            <w:tcW w:w="850" w:type="dxa"/>
             <w:tcBorders>
               <w:left w:val="single" w:sz="4" w:space="0" w:color="auto"/>
               <w:right w:val="triple" w:sz="4" w:space="0" w:color="auto"/>
@@ -8617,29 +8662,13 @@
                 <w:szCs w:val="20"/>
                 <w:lang w:val="en-US"/>
               </w:rPr>
-              <w:t>{4,5</w:t>
-            </w:r>
-            <w:r>
-              <w:rPr>
-                <w:sz w:val="20"/>
-                <w:szCs w:val="20"/>
-                <w:lang w:val="en-US"/>
-              </w:rPr>
-              <w:t>,8</w:t>
-            </w:r>
-            <w:r>
-              <w:rPr>
-                <w:sz w:val="20"/>
-                <w:szCs w:val="20"/>
-                <w:lang w:val="en-US"/>
-              </w:rPr>
-              <w:t>}</w:t>
-            </w:r>
-          </w:p>
-        </w:tc>
-        <w:tc>
-          <w:tcPr>
-            <w:tcW w:w="708" w:type="dxa"/>
+              <w:t>{4,5,8}</w:t>
+            </w:r>
+          </w:p>
+        </w:tc>
+        <w:tc>
+          <w:tcPr>
+            <w:tcW w:w="709" w:type="dxa"/>
             <w:tcBorders>
               <w:left w:val="triple" w:sz="4" w:space="0" w:color="auto"/>
               <w:right w:val="double" w:sz="4" w:space="0" w:color="auto"/>
@@ -8654,6 +8683,15 @@
                 <w:lang w:val="en-US"/>
               </w:rPr>
             </w:pPr>
+            <w:r>
+              <w:rPr>
+                <w:rFonts w:ascii="Cambria Math" w:hAnsi="Cambria Math" w:cs="Cambria Math"/>
+                <w:sz w:val="20"/>
+                <w:szCs w:val="20"/>
+                <w:lang w:val="en-US"/>
+              </w:rPr>
+              <w:t>∅</w:t>
+            </w:r>
           </w:p>
         </w:tc>
         <w:tc>
@@ -8672,6 +8710,14 @@
                 <w:lang w:val="en-US"/>
               </w:rPr>
             </w:pPr>
+            <w:r>
+              <w:rPr>
+                <w:sz w:val="20"/>
+                <w:szCs w:val="20"/>
+                <w:lang w:val="en-US"/>
+              </w:rPr>
+              <w:t>{7,8}</w:t>
+            </w:r>
           </w:p>
         </w:tc>
       </w:tr>
@@ -8766,7 +8812,7 @@
         </w:tc>
         <w:tc>
           <w:tcPr>
-            <w:tcW w:w="851" w:type="dxa"/>
+            <w:tcW w:w="992" w:type="dxa"/>
             <w:tcBorders>
               <w:right w:val="single" w:sz="4" w:space="0" w:color="auto"/>
             </w:tcBorders>
@@ -8791,7 +8837,7 @@
         </w:tc>
         <w:tc>
           <w:tcPr>
-            <w:tcW w:w="850" w:type="dxa"/>
+            <w:tcW w:w="851" w:type="dxa"/>
             <w:tcBorders>
               <w:left w:val="single" w:sz="4" w:space="0" w:color="auto"/>
               <w:right w:val="single" w:sz="4" w:space="0" w:color="auto"/>
@@ -8817,7 +8863,7 @@
         </w:tc>
         <w:tc>
           <w:tcPr>
-            <w:tcW w:w="851" w:type="dxa"/>
+            <w:tcW w:w="850" w:type="dxa"/>
             <w:tcBorders>
               <w:left w:val="single" w:sz="4" w:space="0" w:color="auto"/>
               <w:right w:val="triple" w:sz="4" w:space="0" w:color="auto"/>
@@ -8825,6 +8871,7 @@
           </w:tcPr>
           <w:p>
             <w:pPr>
+              <w:jc w:val="center"/>
               <w:rPr>
                 <w:sz w:val="20"/>
                 <w:szCs w:val="20"/>
@@ -8843,7 +8890,7 @@
         </w:tc>
         <w:tc>
           <w:tcPr>
-            <w:tcW w:w="708" w:type="dxa"/>
+            <w:tcW w:w="709" w:type="dxa"/>
             <w:tcBorders>
               <w:left w:val="triple" w:sz="4" w:space="0" w:color="auto"/>
               <w:right w:val="double" w:sz="4" w:space="0" w:color="auto"/>
@@ -8960,7 +9007,7 @@
               <mc:AlternateContent>
                 <mc:Choice Requires="wps">
                   <w:drawing>
-                    <wp:anchor distT="0" distB="0" distL="114300" distR="114300" simplePos="0" relativeHeight="251744256" behindDoc="0" locked="0" layoutInCell="1" allowOverlap="1" wp14:anchorId="2D5896D3" wp14:editId="3A9EF19F">
+                    <wp:anchor distT="0" distB="0" distL="114300" distR="114300" simplePos="0" relativeHeight="251751424" behindDoc="0" locked="0" layoutInCell="1" allowOverlap="1" wp14:anchorId="00609EEC" wp14:editId="15BD7138">
                       <wp:simplePos x="0" y="0"/>
                       <wp:positionH relativeFrom="column">
                         <wp:posOffset>-79374</wp:posOffset>
@@ -9028,7 +9075,7 @@
                 </mc:Choice>
                 <mc:Fallback>
                   <w:pict>
-                    <v:oval w14:anchorId="3A7D04E2" id="Oval 19" o:spid="_x0000_s1026" style="position:absolute;margin-left:-6.25pt;margin-top:13.65pt;width:50pt;height:11.35pt;z-index:251744256;visibility:visible;mso-wrap-style:square;mso-width-percent:0;mso-height-percent:0;mso-wrap-distance-left:9pt;mso-wrap-distance-top:0;mso-wrap-distance-right:9pt;mso-wrap-distance-bottom:0;mso-position-horizontal:absolute;mso-position-horizontal-relative:text;mso-position-vertical:absolute;mso-position-vertical-relative:text;mso-width-percent:0;mso-height-percent:0;mso-width-relative:margin;mso-height-relative:margin;v-text-anchor:middle" o:gfxdata="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" filled="f" strokecolor="red" strokeweight="1pt">
+                    <v:oval w14:anchorId="7D26C6EB" id="Oval 19" o:spid="_x0000_s1026" style="position:absolute;margin-left:-6.25pt;margin-top:13.65pt;width:50pt;height:11.35pt;z-index:251751424;visibility:visible;mso-wrap-style:square;mso-width-percent:0;mso-height-percent:0;mso-wrap-distance-left:9pt;mso-wrap-distance-top:0;mso-wrap-distance-right:9pt;mso-wrap-distance-bottom:0;mso-position-horizontal:absolute;mso-position-horizontal-relative:text;mso-position-vertical:absolute;mso-position-vertical-relative:text;mso-width-percent:0;mso-height-percent:0;mso-width-relative:margin;mso-height-relative:margin;v-text-anchor:middle" o:gfxdata="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" filled="f" strokecolor="red" strokeweight="1pt">
                       <v:stroke joinstyle="miter"/>
                     </v:oval>
                   </w:pict>
@@ -9069,7 +9116,7 @@
         </w:tc>
         <w:tc>
           <w:tcPr>
-            <w:tcW w:w="851" w:type="dxa"/>
+            <w:tcW w:w="992" w:type="dxa"/>
             <w:tcBorders>
               <w:right w:val="single" w:sz="4" w:space="0" w:color="auto"/>
             </w:tcBorders>
@@ -9094,7 +9141,7 @@
         </w:tc>
         <w:tc>
           <w:tcPr>
-            <w:tcW w:w="850" w:type="dxa"/>
+            <w:tcW w:w="851" w:type="dxa"/>
             <w:tcBorders>
               <w:left w:val="single" w:sz="4" w:space="0" w:color="auto"/>
               <w:right w:val="single" w:sz="4" w:space="0" w:color="auto"/>
@@ -9120,7 +9167,7 @@
         </w:tc>
         <w:tc>
           <w:tcPr>
-            <w:tcW w:w="851" w:type="dxa"/>
+            <w:tcW w:w="850" w:type="dxa"/>
             <w:tcBorders>
               <w:left w:val="single" w:sz="4" w:space="0" w:color="auto"/>
               <w:right w:val="triple" w:sz="4" w:space="0" w:color="auto"/>
@@ -9148,7 +9195,7 @@
         </w:tc>
         <w:tc>
           <w:tcPr>
-            <w:tcW w:w="708" w:type="dxa"/>
+            <w:tcW w:w="709" w:type="dxa"/>
             <w:tcBorders>
               <w:left w:val="triple" w:sz="4" w:space="0" w:color="auto"/>
               <w:right w:val="double" w:sz="4" w:space="0" w:color="auto"/>
@@ -9172,7 +9219,7 @@
               <mc:AlternateContent>
                 <mc:Choice Requires="wps">
                   <w:drawing>
-                    <wp:anchor distT="0" distB="0" distL="114300" distR="114300" simplePos="0" relativeHeight="251747328" behindDoc="0" locked="0" layoutInCell="1" allowOverlap="1" wp14:anchorId="7EA839D9" wp14:editId="16C038EA">
+                    <wp:anchor distT="0" distB="0" distL="114300" distR="114300" simplePos="0" relativeHeight="251754496" behindDoc="0" locked="0" layoutInCell="1" allowOverlap="1" wp14:anchorId="1FAD2EA4" wp14:editId="51E2FB63">
                       <wp:simplePos x="0" y="0"/>
                       <wp:positionH relativeFrom="column">
                         <wp:posOffset>-61171</wp:posOffset>
@@ -9240,7 +9287,7 @@
                 </mc:Choice>
                 <mc:Fallback>
                   <w:pict>
-                    <v:oval w14:anchorId="3B1EC0E8" id="Oval 20" o:spid="_x0000_s1026" style="position:absolute;margin-left:-4.8pt;margin-top:-1pt;width:32pt;height:14.65pt;z-index:251747328;visibility:visible;mso-wrap-style:square;mso-width-percent:0;mso-height-percent:0;mso-wrap-distance-left:9pt;mso-wrap-distance-top:0;mso-wrap-distance-right:9pt;mso-wrap-distance-bottom:0;mso-position-horizontal:absolute;mso-position-horizontal-relative:text;mso-position-vertical:absolute;mso-position-vertical-relative:text;mso-width-percent:0;mso-height-percent:0;mso-width-relative:margin;mso-height-relative:margin;v-text-anchor:middle" o:gfxdata="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" filled="f" strokecolor="red" strokeweight="1pt">
+                    <v:oval w14:anchorId="187104BC" id="Oval 20" o:spid="_x0000_s1026" style="position:absolute;margin-left:-4.8pt;margin-top:-1pt;width:32pt;height:14.65pt;z-index:251754496;visibility:visible;mso-wrap-style:square;mso-width-percent:0;mso-height-percent:0;mso-wrap-distance-left:9pt;mso-wrap-distance-top:0;mso-wrap-distance-right:9pt;mso-wrap-distance-bottom:0;mso-position-horizontal:absolute;mso-position-horizontal-relative:text;mso-position-vertical:absolute;mso-position-vertical-relative:text;mso-width-percent:0;mso-height-percent:0;mso-width-relative:margin;mso-height-relative:margin;v-text-anchor:middle" o:gfxdata="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" filled="f" strokecolor="red" strokeweight="1pt">
                       <v:stroke joinstyle="miter"/>
                     </v:oval>
                   </w:pict>
@@ -9392,7 +9439,7 @@
         </w:tc>
         <w:tc>
           <w:tcPr>
-            <w:tcW w:w="851" w:type="dxa"/>
+            <w:tcW w:w="992" w:type="dxa"/>
             <w:tcBorders>
               <w:right w:val="single" w:sz="4" w:space="0" w:color="auto"/>
             </w:tcBorders>
@@ -9417,7 +9464,7 @@
         </w:tc>
         <w:tc>
           <w:tcPr>
-            <w:tcW w:w="850" w:type="dxa"/>
+            <w:tcW w:w="851" w:type="dxa"/>
             <w:tcBorders>
               <w:left w:val="single" w:sz="4" w:space="0" w:color="auto"/>
               <w:right w:val="single" w:sz="4" w:space="0" w:color="auto"/>
@@ -9441,7 +9488,7 @@
               <mc:AlternateContent>
                 <mc:Choice Requires="wps">
                   <w:drawing>
-                    <wp:anchor distT="0" distB="0" distL="114300" distR="114300" simplePos="0" relativeHeight="251749376" behindDoc="0" locked="0" layoutInCell="1" allowOverlap="1" wp14:anchorId="67541EE1" wp14:editId="21318E95">
+                    <wp:anchor distT="0" distB="0" distL="114300" distR="114300" simplePos="0" relativeHeight="251756544" behindDoc="0" locked="0" layoutInCell="1" allowOverlap="1" wp14:anchorId="0BD2DEA8" wp14:editId="33B496C4">
                       <wp:simplePos x="0" y="0"/>
                       <wp:positionH relativeFrom="column">
                         <wp:posOffset>-53763</wp:posOffset>
@@ -9509,7 +9556,7 @@
                 </mc:Choice>
                 <mc:Fallback>
                   <w:pict>
-                    <v:oval w14:anchorId="0C74A015" id="Oval 21" o:spid="_x0000_s1026" style="position:absolute;margin-left:-4.25pt;margin-top:12.3pt;width:32pt;height:14.65pt;z-index:251749376;visibility:visible;mso-wrap-style:square;mso-width-percent:0;mso-height-percent:0;mso-wrap-distance-left:9pt;mso-wrap-distance-top:0;mso-wrap-distance-right:9pt;mso-wrap-distance-bottom:0;mso-position-horizontal:absolute;mso-position-horizontal-relative:text;mso-position-vertical:absolute;mso-position-vertical-relative:text;mso-width-percent:0;mso-height-percent:0;mso-width-relative:margin;mso-height-relative:margin;v-text-anchor:middle" o:gfxdata="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" filled="f" strokecolor="red" strokeweight="1pt">
+                    <v:oval w14:anchorId="5AD67410" id="Oval 21" o:spid="_x0000_s1026" style="position:absolute;margin-left:-4.25pt;margin-top:12.3pt;width:32pt;height:14.65pt;z-index:251756544;visibility:visible;mso-wrap-style:square;mso-width-percent:0;mso-height-percent:0;mso-wrap-distance-left:9pt;mso-wrap-distance-top:0;mso-wrap-distance-right:9pt;mso-wrap-distance-bottom:0;mso-position-horizontal:absolute;mso-position-horizontal-relative:text;mso-position-vertical:absolute;mso-position-vertical-relative:text;mso-width-percent:0;mso-height-percent:0;mso-width-relative:margin;mso-height-relative:margin;v-text-anchor:middle" o:gfxdata="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" filled="f" strokecolor="red" strokeweight="1pt">
                       <v:stroke joinstyle="miter"/>
                     </v:oval>
                   </w:pict>
@@ -9528,7 +9575,7 @@
         </w:tc>
         <w:tc>
           <w:tcPr>
-            <w:tcW w:w="851" w:type="dxa"/>
+            <w:tcW w:w="850" w:type="dxa"/>
             <w:tcBorders>
               <w:left w:val="single" w:sz="4" w:space="0" w:color="auto"/>
               <w:right w:val="triple" w:sz="4" w:space="0" w:color="auto"/>
@@ -9554,7 +9601,7 @@
         </w:tc>
         <w:tc>
           <w:tcPr>
-            <w:tcW w:w="708" w:type="dxa"/>
+            <w:tcW w:w="709" w:type="dxa"/>
             <w:tcBorders>
               <w:left w:val="triple" w:sz="4" w:space="0" w:color="auto"/>
               <w:right w:val="double" w:sz="4" w:space="0" w:color="auto"/>
@@ -9713,7 +9760,7 @@
         </w:tc>
         <w:tc>
           <w:tcPr>
-            <w:tcW w:w="851" w:type="dxa"/>
+            <w:tcW w:w="992" w:type="dxa"/>
             <w:tcBorders>
               <w:right w:val="single" w:sz="4" w:space="0" w:color="auto"/>
             </w:tcBorders>
@@ -9738,7 +9785,7 @@
         </w:tc>
         <w:tc>
           <w:tcPr>
-            <w:tcW w:w="850" w:type="dxa"/>
+            <w:tcW w:w="851" w:type="dxa"/>
             <w:tcBorders>
               <w:left w:val="single" w:sz="4" w:space="0" w:color="auto"/>
               <w:right w:val="single" w:sz="4" w:space="0" w:color="auto"/>
@@ -9764,7 +9811,7 @@
         </w:tc>
         <w:tc>
           <w:tcPr>
-            <w:tcW w:w="851" w:type="dxa"/>
+            <w:tcW w:w="850" w:type="dxa"/>
             <w:tcBorders>
               <w:left w:val="single" w:sz="4" w:space="0" w:color="auto"/>
               <w:right w:val="triple" w:sz="4" w:space="0" w:color="auto"/>
@@ -9790,7 +9837,7 @@
         </w:tc>
         <w:tc>
           <w:tcPr>
-            <w:tcW w:w="708" w:type="dxa"/>
+            <w:tcW w:w="709" w:type="dxa"/>
             <w:tcBorders>
               <w:left w:val="triple" w:sz="4" w:space="0" w:color="auto"/>
               <w:right w:val="double" w:sz="4" w:space="0" w:color="auto"/>
@@ -9947,7 +9994,7 @@
               <mc:AlternateContent>
                 <mc:Choice Requires="wps">
                   <w:drawing>
-                    <wp:anchor distT="0" distB="0" distL="114300" distR="114300" simplePos="0" relativeHeight="251745280" behindDoc="0" locked="0" layoutInCell="1" allowOverlap="1" wp14:anchorId="0537B2BD" wp14:editId="44D0B083">
+                    <wp:anchor distT="0" distB="0" distL="114300" distR="114300" simplePos="0" relativeHeight="251752448" behindDoc="0" locked="0" layoutInCell="1" allowOverlap="1" wp14:anchorId="3208BED6" wp14:editId="148DE539">
                       <wp:simplePos x="0" y="0"/>
                       <wp:positionH relativeFrom="column">
                         <wp:posOffset>-51435</wp:posOffset>
@@ -10015,7 +10062,7 @@
                 </mc:Choice>
                 <mc:Fallback>
                   <w:pict>
-                    <v:oval w14:anchorId="479C5A52" id="Oval 22" o:spid="_x0000_s1026" style="position:absolute;margin-left:-4.05pt;margin-top:10.85pt;width:40.65pt;height:15.3pt;z-index:251745280;visibility:visible;mso-wrap-style:square;mso-width-percent:0;mso-height-percent:0;mso-wrap-distance-left:9pt;mso-wrap-distance-top:0;mso-wrap-distance-right:9pt;mso-wrap-distance-bottom:0;mso-position-horizontal:absolute;mso-position-horizontal-relative:text;mso-position-vertical:absolute;mso-position-vertical-relative:text;mso-width-percent:0;mso-height-percent:0;mso-width-relative:margin;mso-height-relative:margin;v-text-anchor:middle" o:gfxdata="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" filled="f" strokecolor="red" strokeweight="1pt">
+                    <v:oval w14:anchorId="4928027F" id="Oval 22" o:spid="_x0000_s1026" style="position:absolute;margin-left:-4.05pt;margin-top:10.85pt;width:40.65pt;height:15.3pt;z-index:251752448;visibility:visible;mso-wrap-style:square;mso-width-percent:0;mso-height-percent:0;mso-wrap-distance-left:9pt;mso-wrap-distance-top:0;mso-wrap-distance-right:9pt;mso-wrap-distance-bottom:0;mso-position-horizontal:absolute;mso-position-horizontal-relative:text;mso-position-vertical:absolute;mso-position-vertical-relative:text;mso-width-percent:0;mso-height-percent:0;mso-width-relative:margin;mso-height-relative:margin;v-text-anchor:middle" o:gfxdata="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" filled="f" strokecolor="red" strokeweight="1pt">
                       <v:stroke joinstyle="miter"/>
                     </v:oval>
                   </w:pict>
@@ -10034,7 +10081,7 @@
         </w:tc>
         <w:tc>
           <w:tcPr>
-            <w:tcW w:w="851" w:type="dxa"/>
+            <w:tcW w:w="992" w:type="dxa"/>
             <w:tcBorders>
               <w:right w:val="single" w:sz="4" w:space="0" w:color="auto"/>
             </w:tcBorders>
@@ -10059,7 +10106,7 @@
         </w:tc>
         <w:tc>
           <w:tcPr>
-            <w:tcW w:w="850" w:type="dxa"/>
+            <w:tcW w:w="851" w:type="dxa"/>
             <w:tcBorders>
               <w:left w:val="single" w:sz="4" w:space="0" w:color="auto"/>
               <w:right w:val="single" w:sz="4" w:space="0" w:color="auto"/>
@@ -10085,7 +10132,7 @@
         </w:tc>
         <w:tc>
           <w:tcPr>
-            <w:tcW w:w="851" w:type="dxa"/>
+            <w:tcW w:w="850" w:type="dxa"/>
             <w:tcBorders>
               <w:left w:val="single" w:sz="4" w:space="0" w:color="auto"/>
               <w:right w:val="triple" w:sz="4" w:space="0" w:color="auto"/>
@@ -10111,7 +10158,7 @@
         </w:tc>
         <w:tc>
           <w:tcPr>
-            <w:tcW w:w="708" w:type="dxa"/>
+            <w:tcW w:w="709" w:type="dxa"/>
             <w:tcBorders>
               <w:left w:val="triple" w:sz="4" w:space="0" w:color="auto"/>
               <w:right w:val="double" w:sz="4" w:space="0" w:color="auto"/>
@@ -10270,7 +10317,7 @@
         </w:tc>
         <w:tc>
           <w:tcPr>
-            <w:tcW w:w="851" w:type="dxa"/>
+            <w:tcW w:w="992" w:type="dxa"/>
             <w:tcBorders>
               <w:right w:val="single" w:sz="4" w:space="0" w:color="auto"/>
             </w:tcBorders>
@@ -10295,7 +10342,7 @@
         </w:tc>
         <w:tc>
           <w:tcPr>
-            <w:tcW w:w="850" w:type="dxa"/>
+            <w:tcW w:w="851" w:type="dxa"/>
             <w:tcBorders>
               <w:left w:val="single" w:sz="4" w:space="0" w:color="auto"/>
               <w:right w:val="single" w:sz="4" w:space="0" w:color="auto"/>
@@ -10321,7 +10368,7 @@
         </w:tc>
         <w:tc>
           <w:tcPr>
-            <w:tcW w:w="851" w:type="dxa"/>
+            <w:tcW w:w="850" w:type="dxa"/>
             <w:tcBorders>
               <w:left w:val="single" w:sz="4" w:space="0" w:color="auto"/>
               <w:right w:val="triple" w:sz="4" w:space="0" w:color="auto"/>
@@ -10347,7 +10394,7 @@
         </w:tc>
         <w:tc>
           <w:tcPr>
-            <w:tcW w:w="708" w:type="dxa"/>
+            <w:tcW w:w="709" w:type="dxa"/>
             <w:tcBorders>
               <w:left w:val="triple" w:sz="4" w:space="0" w:color="auto"/>
               <w:right w:val="double" w:sz="4" w:space="0" w:color="auto"/>
@@ -10486,7 +10533,7 @@
               <mc:AlternateContent>
                 <mc:Choice Requires="wps">
                   <w:drawing>
-                    <wp:anchor distT="0" distB="0" distL="114300" distR="114300" simplePos="0" relativeHeight="251746304" behindDoc="0" locked="0" layoutInCell="1" allowOverlap="1" wp14:anchorId="15105FBE" wp14:editId="3035C0CF">
+                    <wp:anchor distT="0" distB="0" distL="114300" distR="114300" simplePos="0" relativeHeight="251753472" behindDoc="0" locked="0" layoutInCell="1" allowOverlap="1" wp14:anchorId="229F6824" wp14:editId="586AFBE7">
                       <wp:simplePos x="0" y="0"/>
                       <wp:positionH relativeFrom="column">
                         <wp:posOffset>558165</wp:posOffset>
@@ -10554,7 +10601,7 @@
                 </mc:Choice>
                 <mc:Fallback>
                   <w:pict>
-                    <v:oval w14:anchorId="231D43D2" id="Oval 23" o:spid="_x0000_s1026" style="position:absolute;margin-left:43.95pt;margin-top:12.1pt;width:40.65pt;height:14.65pt;z-index:251746304;visibility:visible;mso-wrap-style:square;mso-width-percent:0;mso-height-percent:0;mso-wrap-distance-left:9pt;mso-wrap-distance-top:0;mso-wrap-distance-right:9pt;mso-wrap-distance-bottom:0;mso-position-horizontal:absolute;mso-position-horizontal-relative:text;mso-position-vertical:absolute;mso-position-vertical-relative:text;mso-width-percent:0;mso-height-percent:0;mso-width-relative:margin;mso-height-relative:margin;v-text-anchor:middle" o:gfxdata="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" filled="f" strokecolor="red" strokeweight="1pt">
+                    <v:oval w14:anchorId="453AD85B" id="Oval 23" o:spid="_x0000_s1026" style="position:absolute;margin-left:43.95pt;margin-top:12.1pt;width:40.65pt;height:14.65pt;z-index:251753472;visibility:visible;mso-wrap-style:square;mso-width-percent:0;mso-height-percent:0;mso-wrap-distance-left:9pt;mso-wrap-distance-top:0;mso-wrap-distance-right:9pt;mso-wrap-distance-bottom:0;mso-position-horizontal:absolute;mso-position-horizontal-relative:text;mso-position-vertical:absolute;mso-position-vertical-relative:text;mso-width-percent:0;mso-height-percent:0;mso-width-relative:margin;mso-height-relative:margin;v-text-anchor:middle" o:gfxdata="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" filled="f" strokecolor="red" strokeweight="1pt">
                       <v:stroke joinstyle="miter"/>
                     </v:oval>
                   </w:pict>
@@ -10573,7 +10620,7 @@
         </w:tc>
         <w:tc>
           <w:tcPr>
-            <w:tcW w:w="851" w:type="dxa"/>
+            <w:tcW w:w="992" w:type="dxa"/>
             <w:tcBorders>
               <w:right w:val="single" w:sz="4" w:space="0" w:color="auto"/>
             </w:tcBorders>
@@ -10598,7 +10645,7 @@
         </w:tc>
         <w:tc>
           <w:tcPr>
-            <w:tcW w:w="850" w:type="dxa"/>
+            <w:tcW w:w="851" w:type="dxa"/>
             <w:tcBorders>
               <w:left w:val="single" w:sz="4" w:space="0" w:color="auto"/>
               <w:right w:val="single" w:sz="4" w:space="0" w:color="auto"/>
@@ -10624,7 +10671,7 @@
         </w:tc>
         <w:tc>
           <w:tcPr>
-            <w:tcW w:w="851" w:type="dxa"/>
+            <w:tcW w:w="850" w:type="dxa"/>
             <w:tcBorders>
               <w:left w:val="single" w:sz="4" w:space="0" w:color="auto"/>
               <w:right w:val="triple" w:sz="4" w:space="0" w:color="auto"/>
@@ -10650,7 +10697,7 @@
         </w:tc>
         <w:tc>
           <w:tcPr>
-            <w:tcW w:w="708" w:type="dxa"/>
+            <w:tcW w:w="709" w:type="dxa"/>
             <w:tcBorders>
               <w:left w:val="triple" w:sz="4" w:space="0" w:color="auto"/>
               <w:right w:val="double" w:sz="4" w:space="0" w:color="auto"/>
@@ -10800,7 +10847,7 @@
         </w:tc>
         <w:tc>
           <w:tcPr>
-            <w:tcW w:w="851" w:type="dxa"/>
+            <w:tcW w:w="992" w:type="dxa"/>
             <w:tcBorders>
               <w:right w:val="single" w:sz="4" w:space="0" w:color="auto"/>
             </w:tcBorders>
@@ -10834,7 +10881,7 @@
         </w:tc>
         <w:tc>
           <w:tcPr>
-            <w:tcW w:w="850" w:type="dxa"/>
+            <w:tcW w:w="851" w:type="dxa"/>
             <w:tcBorders>
               <w:left w:val="single" w:sz="4" w:space="0" w:color="auto"/>
               <w:right w:val="single" w:sz="4" w:space="0" w:color="auto"/>
@@ -10860,7 +10907,7 @@
         </w:tc>
         <w:tc>
           <w:tcPr>
-            <w:tcW w:w="851" w:type="dxa"/>
+            <w:tcW w:w="850" w:type="dxa"/>
             <w:tcBorders>
               <w:left w:val="single" w:sz="4" w:space="0" w:color="auto"/>
               <w:right w:val="triple" w:sz="4" w:space="0" w:color="auto"/>
@@ -10888,7 +10935,7 @@
         </w:tc>
         <w:tc>
           <w:tcPr>
-            <w:tcW w:w="708" w:type="dxa"/>
+            <w:tcW w:w="709" w:type="dxa"/>
             <w:tcBorders>
               <w:left w:val="triple" w:sz="4" w:space="0" w:color="auto"/>
               <w:right w:val="double" w:sz="4" w:space="0" w:color="auto"/>
@@ -10950,7 +10997,7 @@
               <mc:AlternateContent>
                 <mc:Choice Requires="wps">
                   <w:drawing>
-                    <wp:anchor distT="0" distB="0" distL="114300" distR="114300" simplePos="0" relativeHeight="251748352" behindDoc="0" locked="0" layoutInCell="1" allowOverlap="1" wp14:anchorId="1932954D" wp14:editId="4496651E">
+                    <wp:anchor distT="0" distB="0" distL="114300" distR="114300" simplePos="0" relativeHeight="251755520" behindDoc="0" locked="0" layoutInCell="1" allowOverlap="1" wp14:anchorId="1B4EAA0E" wp14:editId="33DEAC76">
                       <wp:simplePos x="0" y="0"/>
                       <wp:positionH relativeFrom="column">
                         <wp:posOffset>-62652</wp:posOffset>
@@ -11018,7 +11065,7 @@
                 </mc:Choice>
                 <mc:Fallback>
                   <w:pict>
-                    <v:oval w14:anchorId="41D8DB3F" id="Oval 24" o:spid="_x0000_s1026" style="position:absolute;margin-left:-4.95pt;margin-top:.15pt;width:34.65pt;height:14pt;z-index:251748352;visibility:visible;mso-wrap-style:square;mso-width-percent:0;mso-height-percent:0;mso-wrap-distance-left:9pt;mso-wrap-distance-top:0;mso-wrap-distance-right:9pt;mso-wrap-distance-bottom:0;mso-position-horizontal:absolute;mso-position-horizontal-relative:text;mso-position-vertical:absolute;mso-position-vertical-relative:text;mso-width-percent:0;mso-height-percent:0;mso-width-relative:margin;mso-height-relative:margin;v-text-anchor:middle" o:gfxdata="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" filled="f" strokecolor="red" strokeweight="1pt">
+                    <v:oval w14:anchorId="69D6F59B" id="Oval 24" o:spid="_x0000_s1026" style="position:absolute;margin-left:-4.95pt;margin-top:.15pt;width:34.65pt;height:14pt;z-index:251755520;visibility:visible;mso-wrap-style:square;mso-width-percent:0;mso-height-percent:0;mso-wrap-distance-left:9pt;mso-wrap-distance-top:0;mso-wrap-distance-right:9pt;mso-wrap-distance-bottom:0;mso-position-horizontal:absolute;mso-position-horizontal-relative:text;mso-position-vertical:absolute;mso-position-vertical-relative:text;mso-width-percent:0;mso-height-percent:0;mso-width-relative:margin;mso-height-relative:margin;v-text-anchor:middle" o:gfxdata="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" filled="f" strokecolor="red" strokeweight="1pt">
                       <v:stroke joinstyle="miter"/>
                     </v:oval>
                   </w:pict>
@@ -11138,7 +11185,7 @@
         </w:tc>
         <w:tc>
           <w:tcPr>
-            <w:tcW w:w="851" w:type="dxa"/>
+            <w:tcW w:w="992" w:type="dxa"/>
             <w:tcBorders>
               <w:right w:val="single" w:sz="4" w:space="0" w:color="auto"/>
             </w:tcBorders>
@@ -11163,7 +11210,7 @@
         </w:tc>
         <w:tc>
           <w:tcPr>
-            <w:tcW w:w="850" w:type="dxa"/>
+            <w:tcW w:w="851" w:type="dxa"/>
             <w:tcBorders>
               <w:left w:val="single" w:sz="4" w:space="0" w:color="auto"/>
               <w:right w:val="single" w:sz="4" w:space="0" w:color="auto"/>
@@ -11189,7 +11236,7 @@
         </w:tc>
         <w:tc>
           <w:tcPr>
-            <w:tcW w:w="851" w:type="dxa"/>
+            <w:tcW w:w="850" w:type="dxa"/>
             <w:tcBorders>
               <w:left w:val="single" w:sz="4" w:space="0" w:color="auto"/>
               <w:right w:val="triple" w:sz="4" w:space="0" w:color="auto"/>
@@ -11215,7 +11262,7 @@
         </w:tc>
         <w:tc>
           <w:tcPr>
-            <w:tcW w:w="708" w:type="dxa"/>
+            <w:tcW w:w="709" w:type="dxa"/>
             <w:tcBorders>
               <w:left w:val="triple" w:sz="4" w:space="0" w:color="auto"/>
               <w:right w:val="double" w:sz="4" w:space="0" w:color="auto"/>
@@ -11276,26 +11323,12 @@
     <w:p>
       <w:pPr>
         <w:rPr>
+          <w:rFonts w:ascii="Calibri" w:hAnsi="Calibri" w:cs="Calibri"/>
+          <w:sz w:val="22"/>
+          <w:szCs w:val="22"/>
           <w:lang w:val="en-US"/>
         </w:rPr>
       </w:pPr>
-    </w:p>
-    <w:p>
-      <w:pPr>
-        <w:rPr>
-          <w:lang w:val="en-US"/>
-        </w:rPr>
-      </w:pPr>
-    </w:p>
-    <w:p>
-      <w:pPr>
-        <w:rPr>
-          <w:rFonts w:ascii="Calibri" w:hAnsi="Calibri" w:cs="Calibri"/>
-          <w:sz w:val="22"/>
-          <w:szCs w:val="22"/>
-          <w:lang w:val="en-US"/>
-        </w:rPr>
-      </w:pPr>
       <w:r>
         <w:rPr>
           <w:lang w:val="en-US"/>
@@ -11336,7 +11369,61 @@
           <w:szCs w:val="22"/>
           <w:lang w:val="en-US"/>
         </w:rPr>
-        <w:t xml:space="preserve"> {2,4,5,7,8} = {2,4,5,8}</w:t>
+        <w:t xml:space="preserve"> {2,4,5,7,8} </w:t>
+      </w:r>
+      <w:r>
+        <w:rPr>
+          <w:rFonts w:ascii="Calibri" w:hAnsi="Calibri" w:cs="Calibri"/>
+          <w:sz w:val="22"/>
+          <w:szCs w:val="22"/>
+          <w:lang w:val="en-US"/>
+        </w:rPr>
+        <w:t>∩</w:t>
+      </w:r>
+      <w:r>
+        <w:rPr>
+          <w:rFonts w:ascii="Calibri" w:hAnsi="Calibri" w:cs="Calibri"/>
+          <w:sz w:val="22"/>
+          <w:szCs w:val="22"/>
+          <w:lang w:val="en-US"/>
+        </w:rPr>
+        <w:t xml:space="preserve"> </w:t>
+      </w:r>
+      <w:r>
+        <w:rPr>
+          <w:rFonts w:ascii="Calibri" w:hAnsi="Calibri" w:cs="Calibri"/>
+          <w:sz w:val="22"/>
+          <w:szCs w:val="22"/>
+          <w:lang w:val="en-US"/>
+        </w:rPr>
+        <w:t>{1,4,5,6,7,8}</w:t>
+      </w:r>
+      <w:r>
+        <w:rPr>
+          <w:rFonts w:ascii="Calibri" w:hAnsi="Calibri" w:cs="Calibri"/>
+          <w:sz w:val="22"/>
+          <w:szCs w:val="22"/>
+          <w:lang w:val="en-US"/>
+        </w:rPr>
+        <w:t>= {4,5</w:t>
+      </w:r>
+      <w:r>
+        <w:rPr>
+          <w:rFonts w:ascii="Calibri" w:hAnsi="Calibri" w:cs="Calibri"/>
+          <w:sz w:val="22"/>
+          <w:szCs w:val="22"/>
+          <w:lang w:val="en-US"/>
+        </w:rPr>
+        <w:t>,8</w:t>
+      </w:r>
+      <w:r>
+        <w:rPr>
+          <w:rFonts w:ascii="Calibri" w:hAnsi="Calibri" w:cs="Calibri"/>
+          <w:sz w:val="22"/>
+          <w:szCs w:val="22"/>
+          <w:lang w:val="en-US"/>
+        </w:rPr>
+        <w:t>}</w:t>
       </w:r>
     </w:p>
     <w:p>
@@ -11413,7 +11500,7 @@
           </mc:Choice>
           <mc:Fallback>
             <w:pict>
-              <v:line w14:anchorId="61CF8B48" id="Straight Connector 17" o:spid="_x0000_s1026" style="position:absolute;flip:y;z-index:251720704;visibility:visible;mso-wrap-style:square;mso-wrap-distance-left:9pt;mso-wrap-distance-top:0;mso-wrap-distance-right:9pt;mso-wrap-distance-bottom:0;mso-position-horizontal:absolute;mso-position-horizontal-relative:text;mso-position-vertical:absolute;mso-position-vertical-relative:text" from=".65pt,1.75pt" to="70.65pt,23.75pt" o:gfxdata="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" strokecolor="red" strokeweight=".5pt">
+              <v:line w14:anchorId="60FD1A5B" id="Straight Connector 17" o:spid="_x0000_s1026" style="position:absolute;flip:y;z-index:251720704;visibility:visible;mso-wrap-style:square;mso-wrap-distance-left:9pt;mso-wrap-distance-top:0;mso-wrap-distance-right:9pt;mso-wrap-distance-bottom:0;mso-position-horizontal:absolute;mso-position-horizontal-relative:text;mso-position-vertical:absolute;mso-position-vertical-relative:text" from=".65pt,1.75pt" to="70.65pt,23.75pt" o:gfxdata="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" strokecolor="red" strokeweight=".5pt">
                 <v:stroke joinstyle="miter"/>
               </v:line>
             </w:pict>
@@ -11427,7 +11514,25 @@
           <w:szCs w:val="22"/>
           <w:lang w:val="en-US"/>
         </w:rPr>
-        <w:t xml:space="preserve">(Temp, 97..100) &amp; (Headache, yes) &amp; (Nausea, yes) </w:t>
+        <w:t>(Temp, 97..100) &amp; (Headache, yes) &amp; (Nausea, yes)</w:t>
+      </w:r>
+      <w:r>
+        <w:rPr>
+          <w:rFonts w:ascii="Calibri" w:hAnsi="Calibri" w:cs="Calibri"/>
+          <w:sz w:val="22"/>
+          <w:szCs w:val="22"/>
+          <w:lang w:val="en-US"/>
+        </w:rPr>
+        <w:t xml:space="preserve"> &amp; (Temp, 96..99)</w:t>
+      </w:r>
+      <w:r>
+        <w:rPr>
+          <w:rFonts w:ascii="Calibri" w:hAnsi="Calibri" w:cs="Calibri"/>
+          <w:sz w:val="22"/>
+          <w:szCs w:val="22"/>
+          <w:lang w:val="en-US"/>
+        </w:rPr>
+        <w:t xml:space="preserve"> </w:t>
       </w:r>
       <w:r>
         <w:rPr>
@@ -11464,7 +11569,25 @@
           <w:szCs w:val="22"/>
           <w:lang w:val="en-US"/>
         </w:rPr>
-        <w:t xml:space="preserve">    {1,2,4,5,8}               {2,4,5,6,8}             {2,4,5,7,8}           {2,4,5,8}</w:t>
+        <w:t xml:space="preserve">    {1,2,4,5,8}               {2,4,5,6,8}             {2,4,5,7,8}           </w:t>
+      </w:r>
+      <w:r>
+        <w:rPr>
+          <w:rFonts w:ascii="Calibri" w:hAnsi="Calibri" w:cs="Calibri"/>
+          <w:sz w:val="22"/>
+          <w:szCs w:val="22"/>
+          <w:lang w:val="en-US"/>
+        </w:rPr>
+        <w:t xml:space="preserve">{1,4,5,6,7,8}          </w:t>
+      </w:r>
+      <w:r>
+        <w:rPr>
+          <w:rFonts w:ascii="Calibri" w:hAnsi="Calibri" w:cs="Calibri"/>
+          <w:sz w:val="22"/>
+          <w:szCs w:val="22"/>
+          <w:lang w:val="en-US"/>
+        </w:rPr>
+        <w:t>{4,5,8}</w:t>
       </w:r>
     </w:p>
     <w:p>
@@ -11502,31 +11625,34 @@
           <w:szCs w:val="22"/>
           <w:lang w:val="en-US"/>
         </w:rPr>
-        <w:t xml:space="preserve"> condition can be dropped, so 1</w:t>
-      </w:r>
-      <w:r>
-        <w:rPr>
-          <w:rFonts w:ascii="Calibri" w:hAnsi="Calibri" w:cs="Calibri"/>
-          <w:sz w:val="22"/>
-          <w:szCs w:val="22"/>
-          <w:vertAlign w:val="superscript"/>
-          <w:lang w:val="en-US"/>
-        </w:rPr>
-        <w:t>st</w:t>
-      </w:r>
-      <w:r>
-        <w:rPr>
-          <w:rFonts w:ascii="Calibri" w:hAnsi="Calibri" w:cs="Calibri"/>
-          <w:sz w:val="22"/>
-          <w:szCs w:val="22"/>
-          <w:lang w:val="en-US"/>
-        </w:rPr>
-        <w:t xml:space="preserve"> possible rule:</w:t>
+        <w:t xml:space="preserve"> condition can be dropped, so</w:t>
+      </w:r>
+      <w:r>
+        <w:rPr>
+          <w:rFonts w:ascii="Calibri" w:hAnsi="Calibri" w:cs="Calibri"/>
+          <w:sz w:val="22"/>
+          <w:szCs w:val="22"/>
+          <w:lang w:val="en-US"/>
+        </w:rPr>
+        <w:t xml:space="preserve"> get </w:t>
+      </w:r>
+      <w:r>
+        <w:rPr>
+          <w:rFonts w:ascii="Calibri" w:hAnsi="Calibri" w:cs="Calibri"/>
+          <w:sz w:val="22"/>
+          <w:szCs w:val="22"/>
+          <w:lang w:val="en-US"/>
+        </w:rPr>
+        <w:t>possible rule:</w:t>
       </w:r>
     </w:p>
     <w:p>
       <w:pPr>
         <w:rPr>
+          <w:rFonts w:ascii="Calibri" w:hAnsi="Calibri" w:cs="Calibri"/>
+          <w:noProof/>
+          <w:sz w:val="22"/>
+          <w:szCs w:val="22"/>
           <w:lang w:val="en-US"/>
         </w:rPr>
       </w:pPr>
@@ -11537,7 +11663,25 @@
           <w:szCs w:val="22"/>
           <w:lang w:val="en-US"/>
         </w:rPr>
-        <w:t xml:space="preserve">(Headache, yes) &amp; (Nausea, yes) </w:t>
+        <w:t>(Headache, yes) &amp; (Nausea, yes)</w:t>
+      </w:r>
+      <w:r>
+        <w:rPr>
+          <w:rFonts w:ascii="Calibri" w:hAnsi="Calibri" w:cs="Calibri"/>
+          <w:sz w:val="22"/>
+          <w:szCs w:val="22"/>
+          <w:lang w:val="en-US"/>
+        </w:rPr>
+        <w:t xml:space="preserve"> &amp; (Temp, 96..99)</w:t>
+      </w:r>
+      <w:r>
+        <w:rPr>
+          <w:rFonts w:ascii="Calibri" w:hAnsi="Calibri" w:cs="Calibri"/>
+          <w:sz w:val="22"/>
+          <w:szCs w:val="22"/>
+          <w:lang w:val="en-US"/>
+        </w:rPr>
+        <w:t xml:space="preserve"> </w:t>
       </w:r>
       <w:r>
         <w:rPr>
@@ -11556,6 +11700,85 @@
           <w:lang w:val="en-US"/>
         </w:rPr>
         <w:t xml:space="preserve"> (Flu, yes)</w:t>
+      </w:r>
+      <w:r>
+        <w:rPr>
+          <w:rFonts w:ascii="Calibri" w:hAnsi="Calibri" w:cs="Calibri"/>
+          <w:noProof/>
+          <w:sz w:val="22"/>
+          <w:szCs w:val="22"/>
+          <w:lang w:val="en-US"/>
+        </w:rPr>
+        <w:t xml:space="preserve"> </w:t>
+      </w:r>
+    </w:p>
+    <w:p>
+      <w:pPr>
+        <w:rPr>
+          <w:rFonts w:ascii="Calibri" w:hAnsi="Calibri" w:cs="Calibri"/>
+          <w:noProof/>
+          <w:sz w:val="22"/>
+          <w:szCs w:val="22"/>
+          <w:lang w:val="en-US"/>
+        </w:rPr>
+      </w:pPr>
+    </w:p>
+    <w:p>
+      <w:pPr>
+        <w:rPr>
+          <w:rFonts w:ascii="Calibri" w:hAnsi="Calibri" w:cs="Calibri"/>
+          <w:noProof/>
+          <w:sz w:val="22"/>
+          <w:szCs w:val="22"/>
+          <w:lang w:val="pt-BR"/>
+        </w:rPr>
+      </w:pPr>
+      <w:r>
+        <w:rPr>
+          <w:rFonts w:ascii="Calibri" w:hAnsi="Calibri" w:cs="Calibri"/>
+          <w:noProof/>
+          <w:sz w:val="22"/>
+          <w:szCs w:val="22"/>
+          <w:lang w:val="pt-BR"/>
+        </w:rPr>
+        <w:t>For concept (Flu, no), D = {7,8}</w:t>
+      </w:r>
+    </w:p>
+    <w:p>
+      <w:pPr>
+        <w:rPr>
+          <w:lang w:val="es-ES"/>
+        </w:rPr>
+      </w:pPr>
+      <w:r>
+        <w:rPr>
+          <w:rFonts w:ascii="Calibri" w:hAnsi="Calibri" w:cs="Calibri"/>
+          <w:noProof/>
+          <w:sz w:val="22"/>
+          <w:szCs w:val="22"/>
+          <w:lang w:val="es-ES"/>
+        </w:rPr>
+        <w:t xml:space="preserve">(Temp, 96..97) &amp; (Nausea, yes) </w:t>
+      </w:r>
+      <w:r>
+        <w:rPr>
+          <w:rFonts w:ascii="Calibri" w:hAnsi="Calibri" w:cs="Calibri"/>
+          <w:noProof/>
+          <w:sz w:val="22"/>
+          <w:szCs w:val="22"/>
+          <w:lang w:val="pt-BR"/>
+        </w:rPr>
+        <w:sym w:font="Wingdings" w:char="F0E0"/>
+      </w:r>
+      <w:r>
+        <w:rPr>
+          <w:rFonts w:ascii="Calibri" w:hAnsi="Calibri" w:cs="Calibri"/>
+          <w:noProof/>
+          <w:sz w:val="22"/>
+          <w:szCs w:val="22"/>
+          <w:lang w:val="es-ES"/>
+        </w:rPr>
+        <w:t xml:space="preserve"> (Flu, no)</w:t>
       </w:r>
     </w:p>
     <w:sectPr>
